--- a/discoverer-neo/docs/user-guide/manual/Discoverer-Neo-ADMIN-Guide-Quick-en.docx
+++ b/discoverer-neo/docs/user-guide/manual/Discoverer-Neo-ADMIN-Guide-Quick-en.docx
@@ -54,7 +54,7 @@
           <w:sz w:val="22"/>
           <w:szCs w:val="22"/>
         </w:rPr>
-        <w:t>Version 2.0.0</w:t>
+        <w:t>Version 2.0.1</w:t>
       </w:r>
     </w:p>
     <w:p>
@@ -74,7 +74,7 @@
     <w:sdt>
       <w:sdtPr>
         <w:alias w:val="Contents"/>
-        <w:id w:val="-856654710"/>
+        <w:id w:val="996533360"/>
       </w:sdtPr>
       <w:sdtEndPr/>
       <w:sdtContent>
@@ -102,7 +102,7 @@
           <w:r>
             <w:fldChar w:fldCharType="separate"/>
           </w:r>
-          <w:hyperlink w:anchor="_Toc241668374" w:history="1">
+          <w:hyperlink w:anchor="_Toc241670905" w:history="1">
             <w:r>
               <w:rPr>
                 <w:rStyle w:val="Hiperligao"/>
@@ -126,7 +126,7 @@
               <w:rPr>
                 <w:noProof/>
               </w:rPr>
-              <w:instrText xml:space="preserve"> PAGEREF _Toc241668374 \h </w:instrText>
+              <w:instrText xml:space="preserve"> PAGEREF _Toc241670905 \h </w:instrText>
             </w:r>
             <w:r>
               <w:rPr>
@@ -168,7 +168,7 @@
               <w14:ligatures w14:val="standardContextual"/>
             </w:rPr>
           </w:pPr>
-          <w:hyperlink w:anchor="_Toc241668375" w:history="1">
+          <w:hyperlink w:anchor="_Toc241670906" w:history="1">
             <w:r>
               <w:rPr>
                 <w:rStyle w:val="Hiperligao"/>
@@ -192,7 +192,7 @@
               <w:rPr>
                 <w:noProof/>
               </w:rPr>
-              <w:instrText xml:space="preserve"> PAGEREF _Toc241668375 \h </w:instrText>
+              <w:instrText xml:space="preserve"> PAGEREF _Toc241670906 \h </w:instrText>
             </w:r>
             <w:r>
               <w:rPr>
@@ -234,7 +234,7 @@
               <w14:ligatures w14:val="standardContextual"/>
             </w:rPr>
           </w:pPr>
-          <w:hyperlink w:anchor="_Toc241668376" w:history="1">
+          <w:hyperlink w:anchor="_Toc241670907" w:history="1">
             <w:r>
               <w:rPr>
                 <w:rStyle w:val="Hiperligao"/>
@@ -258,7 +258,7 @@
               <w:rPr>
                 <w:noProof/>
               </w:rPr>
-              <w:instrText xml:space="preserve"> PAGEREF _Toc241668376 \h </w:instrText>
+              <w:instrText xml:space="preserve"> PAGEREF _Toc241670907 \h </w:instrText>
             </w:r>
             <w:r>
               <w:rPr>
@@ -300,7 +300,7 @@
               <w14:ligatures w14:val="standardContextual"/>
             </w:rPr>
           </w:pPr>
-          <w:hyperlink w:anchor="_Toc241668377" w:history="1">
+          <w:hyperlink w:anchor="_Toc241670908" w:history="1">
             <w:r>
               <w:rPr>
                 <w:rStyle w:val="Hiperligao"/>
@@ -324,7 +324,7 @@
               <w:rPr>
                 <w:noProof/>
               </w:rPr>
-              <w:instrText xml:space="preserve"> PAGEREF _Toc241668377 \h </w:instrText>
+              <w:instrText xml:space="preserve"> PAGEREF _Toc241670908 \h </w:instrText>
             </w:r>
             <w:r>
               <w:rPr>
@@ -366,7 +366,7 @@
               <w14:ligatures w14:val="standardContextual"/>
             </w:rPr>
           </w:pPr>
-          <w:hyperlink w:anchor="_Toc241668378" w:history="1">
+          <w:hyperlink w:anchor="_Toc241670909" w:history="1">
             <w:r>
               <w:rPr>
                 <w:rStyle w:val="Hiperligao"/>
@@ -390,7 +390,7 @@
               <w:rPr>
                 <w:noProof/>
               </w:rPr>
-              <w:instrText xml:space="preserve"> PAGEREF _Toc241668378 \h </w:instrText>
+              <w:instrText xml:space="preserve"> PAGEREF _Toc241670909 \h </w:instrText>
             </w:r>
             <w:r>
               <w:rPr>
@@ -432,7 +432,7 @@
               <w14:ligatures w14:val="standardContextual"/>
             </w:rPr>
           </w:pPr>
-          <w:hyperlink w:anchor="_Toc241668379" w:history="1">
+          <w:hyperlink w:anchor="_Toc241670910" w:history="1">
             <w:r>
               <w:rPr>
                 <w:rStyle w:val="Hiperligao"/>
@@ -456,7 +456,7 @@
               <w:rPr>
                 <w:noProof/>
               </w:rPr>
-              <w:instrText xml:space="preserve"> PAGEREF _Toc241668379 \h </w:instrText>
+              <w:instrText xml:space="preserve"> PAGEREF _Toc241670910 \h </w:instrText>
             </w:r>
             <w:r>
               <w:rPr>
@@ -498,7 +498,7 @@
               <w14:ligatures w14:val="standardContextual"/>
             </w:rPr>
           </w:pPr>
-          <w:hyperlink w:anchor="_Toc241668380" w:history="1">
+          <w:hyperlink w:anchor="_Toc241670911" w:history="1">
             <w:r>
               <w:rPr>
                 <w:rStyle w:val="Hiperligao"/>
@@ -522,7 +522,7 @@
               <w:rPr>
                 <w:noProof/>
               </w:rPr>
-              <w:instrText xml:space="preserve"> PAGEREF _Toc241668380 \h </w:instrText>
+              <w:instrText xml:space="preserve"> PAGEREF _Toc241670911 \h </w:instrText>
             </w:r>
             <w:r>
               <w:rPr>
@@ -564,7 +564,7 @@
               <w14:ligatures w14:val="standardContextual"/>
             </w:rPr>
           </w:pPr>
-          <w:hyperlink w:anchor="_Toc241668381" w:history="1">
+          <w:hyperlink w:anchor="_Toc241670912" w:history="1">
             <w:r>
               <w:rPr>
                 <w:rStyle w:val="Hiperligao"/>
@@ -588,7 +588,7 @@
               <w:rPr>
                 <w:noProof/>
               </w:rPr>
-              <w:instrText xml:space="preserve"> PAGEREF _Toc241668381 \h </w:instrText>
+              <w:instrText xml:space="preserve"> PAGEREF _Toc241670912 \h </w:instrText>
             </w:r>
             <w:r>
               <w:rPr>
@@ -630,7 +630,7 @@
               <w14:ligatures w14:val="standardContextual"/>
             </w:rPr>
           </w:pPr>
-          <w:hyperlink w:anchor="_Toc241668382" w:history="1">
+          <w:hyperlink w:anchor="_Toc241670913" w:history="1">
             <w:r>
               <w:rPr>
                 <w:rStyle w:val="Hiperligao"/>
@@ -654,7 +654,7 @@
               <w:rPr>
                 <w:noProof/>
               </w:rPr>
-              <w:instrText xml:space="preserve"> PAGEREF _Toc241668382 \h </w:instrText>
+              <w:instrText xml:space="preserve"> PAGEREF _Toc241670913 \h </w:instrText>
             </w:r>
             <w:r>
               <w:rPr>
@@ -696,7 +696,7 @@
               <w14:ligatures w14:val="standardContextual"/>
             </w:rPr>
           </w:pPr>
-          <w:hyperlink w:anchor="_Toc241668383" w:history="1">
+          <w:hyperlink w:anchor="_Toc241670914" w:history="1">
             <w:r>
               <w:rPr>
                 <w:rStyle w:val="Hiperligao"/>
@@ -720,7 +720,7 @@
               <w:rPr>
                 <w:noProof/>
               </w:rPr>
-              <w:instrText xml:space="preserve"> PAGEREF _Toc241668383 \h </w:instrText>
+              <w:instrText xml:space="preserve"> PAGEREF _Toc241670914 \h </w:instrText>
             </w:r>
             <w:r>
               <w:rPr>
@@ -768,7 +768,7 @@
       <w:pPr>
         <w:pStyle w:val="Ttulo1"/>
       </w:pPr>
-      <w:bookmarkStart w:id="0" w:name="_Toc241668374"/>
+      <w:bookmarkStart w:id="0" w:name="_Toc241670905"/>
       <w:r>
         <w:lastRenderedPageBreak/>
         <w:t>Your role in one page</w:t>
@@ -825,7 +825,7 @@
           <w:left w:w="10" w:type="dxa"/>
           <w:right w:w="10" w:type="dxa"/>
         </w:tblCellMar>
-        <w:tblLook w:val="0000" w:firstRow="0" w:lastRow="0" w:firstColumn="0" w:lastColumn="0" w:noHBand="0" w:noVBand="0"/>
+        <w:tblLook w:val="04A0" w:firstRow="1" w:lastRow="0" w:firstColumn="1" w:lastColumn="0" w:noHBand="0" w:noVBand="1"/>
       </w:tblPr>
       <w:tblGrid>
         <w:gridCol w:w="4513"/>
@@ -1415,7 +1415,7 @@
           <w:noProof/>
         </w:rPr>
         <w:drawing>
-          <wp:inline distT="0" distB="0" distL="0" distR="0" wp14:anchorId="40A30A2F" wp14:editId="49CA7CA6">
+          <wp:inline distT="0" distB="0" distL="0" distR="0" wp14:anchorId="3DB52359" wp14:editId="6919F10F">
             <wp:extent cx="5715000" cy="3571875"/>
             <wp:effectExtent l="0" t="0" r="0" b="0"/>
             <wp:docPr id="157" name="01-login.png" descr="The sign-in page with Email, Password, Remember me and the Sign in button." title="The sign-in page with Email, Password, Remember me and the Sign in button."/>
@@ -1468,7 +1468,7 @@
         <w:pStyle w:val="Ttulo1"/>
         <w:pageBreakBefore/>
       </w:pPr>
-      <w:bookmarkStart w:id="1" w:name="_Toc241668375"/>
+      <w:bookmarkStart w:id="1" w:name="_Toc241670906"/>
       <w:r>
         <w:lastRenderedPageBreak/>
         <w:t>Dashboard and Maps</w:t>
@@ -1511,7 +1511,7 @@
           <w:noProof/>
         </w:rPr>
         <w:drawing>
-          <wp:inline distT="0" distB="0" distL="0" distR="0" wp14:anchorId="781CC265" wp14:editId="025A9195">
+          <wp:inline distT="0" distB="0" distL="0" distR="0" wp14:anchorId="2341C396" wp14:editId="2CF923FD">
             <wp:extent cx="5715000" cy="3429000"/>
             <wp:effectExtent l="0" t="0" r="0" b="0"/>
             <wp:docPr id="158" name="02-maps-all.png" descr="The Maps list, All tab, with every row icon and the Workbooks section above." title="The Maps list, All tab, with every row icon and the Workbooks section above."/>
@@ -1694,7 +1694,7 @@
           <w:left w:w="10" w:type="dxa"/>
           <w:right w:w="10" w:type="dxa"/>
         </w:tblCellMar>
-        <w:tblLook w:val="0000" w:firstRow="0" w:lastRow="0" w:firstColumn="0" w:lastColumn="0" w:noHBand="0" w:noVBand="0"/>
+        <w:tblLook w:val="04A0" w:firstRow="1" w:lastRow="0" w:firstColumn="1" w:lastColumn="0" w:noHBand="0" w:noVBand="1"/>
       </w:tblPr>
       <w:tblGrid>
         <w:gridCol w:w="4513"/>
@@ -2040,7 +2040,7 @@
         <w:pStyle w:val="Ttulo1"/>
         <w:pageBreakBefore/>
       </w:pPr>
-      <w:bookmarkStart w:id="2" w:name="_Toc241668376"/>
+      <w:bookmarkStart w:id="2" w:name="_Toc241670907"/>
       <w:r>
         <w:lastRenderedPageBreak/>
         <w:t>Map builder and viewer</w:t>
@@ -2063,7 +2063,7 @@
           <w:noProof/>
         </w:rPr>
         <w:drawing>
-          <wp:inline distT="0" distB="0" distL="0" distR="0" wp14:anchorId="678FC264" wp14:editId="11215831">
+          <wp:inline distT="0" distB="0" distL="0" distR="0" wp14:anchorId="6CE67A39" wp14:editId="60EBCA53">
             <wp:extent cx="5715000" cy="3571875"/>
             <wp:effectExtent l="0" t="0" r="0" b="0"/>
             <wp:docPr id="159" name="03-viewer-results.png" descr="Run results with the SQL and Plan buttons beside the Excel, CSV and PDF buttons." title="Run results with the SQL and Plan buttons beside the Excel, CSV and PDF buttons."/>
@@ -2339,7 +2339,7 @@
           <w:left w:w="10" w:type="dxa"/>
           <w:right w:w="10" w:type="dxa"/>
         </w:tblCellMar>
-        <w:tblLook w:val="0000" w:firstRow="0" w:lastRow="0" w:firstColumn="0" w:lastColumn="0" w:noHBand="0" w:noVBand="0"/>
+        <w:tblLook w:val="04A0" w:firstRow="1" w:lastRow="0" w:firstColumn="1" w:lastColumn="0" w:noHBand="0" w:noVBand="1"/>
       </w:tblPr>
       <w:tblGrid>
         <w:gridCol w:w="4513"/>
@@ -2695,7 +2695,7 @@
         <w:pStyle w:val="Ttulo1"/>
         <w:pageBreakBefore/>
       </w:pPr>
-      <w:bookmarkStart w:id="3" w:name="_Toc241668377"/>
+      <w:bookmarkStart w:id="3" w:name="_Toc241670908"/>
       <w:r>
         <w:lastRenderedPageBreak/>
         <w:t>Runs, Exports and Schedules</w:t>
@@ -2748,7 +2748,7 @@
           <w:noProof/>
         </w:rPr>
         <w:drawing>
-          <wp:inline distT="0" distB="0" distL="0" distR="0" wp14:anchorId="4740FC75" wp14:editId="2321F83C">
+          <wp:inline distT="0" distB="0" distL="0" distR="0" wp14:anchorId="50BDC877" wp14:editId="1BC04FCE">
             <wp:extent cx="5715000" cy="3571875"/>
             <wp:effectExtent l="0" t="0" r="0" b="0"/>
             <wp:docPr id="160" name="04-runs-every-user.png" descr="The Runs page with every user's runs shown." title="The Runs page with every user's runs shown."/>
@@ -3021,7 +3021,7 @@
           <w:left w:w="10" w:type="dxa"/>
           <w:right w:w="10" w:type="dxa"/>
         </w:tblCellMar>
-        <w:tblLook w:val="0000" w:firstRow="0" w:lastRow="0" w:firstColumn="0" w:lastColumn="0" w:noHBand="0" w:noVBand="0"/>
+        <w:tblLook w:val="04A0" w:firstRow="1" w:lastRow="0" w:firstColumn="1" w:lastColumn="0" w:noHBand="0" w:noVBand="1"/>
       </w:tblPr>
       <w:tblGrid>
         <w:gridCol w:w="4513"/>
@@ -3358,7 +3358,7 @@
         <w:pStyle w:val="Ttulo1"/>
         <w:pageBreakBefore/>
       </w:pPr>
-      <w:bookmarkStart w:id="4" w:name="_Toc241668378"/>
+      <w:bookmarkStart w:id="4" w:name="_Toc241670909"/>
       <w:r>
         <w:lastRenderedPageBreak/>
         <w:t>Business Areas and Grants</w:t>
@@ -3391,7 +3391,7 @@
           <w:noProof/>
         </w:rPr>
         <w:drawing>
-          <wp:inline distT="0" distB="0" distL="0" distR="0" wp14:anchorId="693CE691" wp14:editId="60664189">
+          <wp:inline distT="0" distB="0" distL="0" distR="0" wp14:anchorId="3BC24BC2" wp14:editId="27E1149D">
             <wp:extent cx="5715000" cy="3571875"/>
             <wp:effectExtent l="0" t="0" r="0" b="0"/>
             <wp:docPr id="161" name="09-business-areas-grants-permission.png" descr="The Manage grants dialog with the Permission list open." title="The Manage grants dialog with the Permission list open."/>
@@ -3591,7 +3591,7 @@
           <w:left w:w="10" w:type="dxa"/>
           <w:right w:w="10" w:type="dxa"/>
         </w:tblCellMar>
-        <w:tblLook w:val="0000" w:firstRow="0" w:lastRow="0" w:firstColumn="0" w:lastColumn="0" w:noHBand="0" w:noVBand="0"/>
+        <w:tblLook w:val="04A0" w:firstRow="1" w:lastRow="0" w:firstColumn="1" w:lastColumn="0" w:noHBand="0" w:noVBand="1"/>
       </w:tblPr>
       <w:tblGrid>
         <w:gridCol w:w="4513"/>
@@ -3986,7 +3986,7 @@
         <w:pStyle w:val="Ttulo1"/>
         <w:pageBreakBefore/>
       </w:pPr>
-      <w:bookmarkStart w:id="5" w:name="_Toc241668379"/>
+      <w:bookmarkStart w:id="5" w:name="_Toc241670910"/>
       <w:r>
         <w:lastRenderedPageBreak/>
         <w:t>Folders, Items, Joins, Hierarchies</w:t>
@@ -4049,7 +4049,7 @@
           <w:noProof/>
         </w:rPr>
         <w:drawing>
-          <wp:inline distT="0" distB="0" distL="0" distR="0" wp14:anchorId="4DECFE15" wp14:editId="17DC5940">
+          <wp:inline distT="0" distB="0" distL="0" distR="0" wp14:anchorId="00E09B4A" wp14:editId="43B2079A">
             <wp:extent cx="2495550" cy="5905500"/>
             <wp:effectExtent l="0" t="0" r="0" b="0"/>
             <wp:docPr id="162" name="14-folders-discovered.png" descr="The New Folder dialog after Discover Tables, listing the tables found." title="The New Folder dialog after Discover Tables, listing the tables found."/>
@@ -4335,7 +4335,7 @@
           <w:left w:w="10" w:type="dxa"/>
           <w:right w:w="10" w:type="dxa"/>
         </w:tblCellMar>
-        <w:tblLook w:val="0000" w:firstRow="0" w:lastRow="0" w:firstColumn="0" w:lastColumn="0" w:noHBand="0" w:noVBand="0"/>
+        <w:tblLook w:val="04A0" w:firstRow="1" w:lastRow="0" w:firstColumn="1" w:lastColumn="0" w:noHBand="0" w:noVBand="1"/>
       </w:tblPr>
       <w:tblGrid>
         <w:gridCol w:w="4513"/>
@@ -4619,7 +4619,7 @@
         <w:pStyle w:val="Ttulo1"/>
         <w:pageBreakBefore/>
       </w:pPr>
-      <w:bookmarkStart w:id="6" w:name="_Toc241668380"/>
+      <w:bookmarkStart w:id="6" w:name="_Toc241670911"/>
       <w:r>
         <w:lastRenderedPageBreak/>
         <w:t>Custom Functions and Data Sources</w:t>
@@ -4662,7 +4662,7 @@
           <w:noProof/>
         </w:rPr>
         <w:drawing>
-          <wp:inline distT="0" distB="0" distL="0" distR="0" wp14:anchorId="7B58BC1F" wp14:editId="1635E33B">
+          <wp:inline distT="0" distB="0" distL="0" distR="0" wp14:anchorId="1FDA6EBF" wp14:editId="19D7657D">
             <wp:extent cx="5715000" cy="3571875"/>
             <wp:effectExtent l="0" t="0" r="0" b="0"/>
             <wp:docPr id="163" name="30-data-sources.png" descr="The Data Sources page with a table of connections and five row icons." title="The Data Sources page with a table of connections and five row icons."/>
@@ -4922,7 +4922,7 @@
           <w:left w:w="10" w:type="dxa"/>
           <w:right w:w="10" w:type="dxa"/>
         </w:tblCellMar>
-        <w:tblLook w:val="0000" w:firstRow="0" w:lastRow="0" w:firstColumn="0" w:lastColumn="0" w:noHBand="0" w:noVBand="0"/>
+        <w:tblLook w:val="04A0" w:firstRow="1" w:lastRow="0" w:firstColumn="1" w:lastColumn="0" w:noHBand="0" w:noVBand="1"/>
       </w:tblPr>
       <w:tblGrid>
         <w:gridCol w:w="4513"/>
@@ -5222,7 +5222,7 @@
         <w:pStyle w:val="Ttulo1"/>
         <w:pageBreakBefore/>
       </w:pPr>
-      <w:bookmarkStart w:id="7" w:name="_Toc241668381"/>
+      <w:bookmarkStart w:id="7" w:name="_Toc241670912"/>
       <w:r>
         <w:lastRenderedPageBreak/>
         <w:t>Users</w:t>
@@ -5245,7 +5245,7 @@
           <w:noProof/>
         </w:rPr>
         <w:drawing>
-          <wp:inline distT="0" distB="0" distL="0" distR="0" wp14:anchorId="2C5B0C8D" wp14:editId="3BFD46F4">
+          <wp:inline distT="0" distB="0" distL="0" distR="0" wp14:anchorId="775D268D" wp14:editId="4B9CEDA0">
             <wp:extent cx="5715000" cy="3571875"/>
             <wp:effectExtent l="0" t="0" r="0" b="0"/>
             <wp:docPr id="164" name="35-users.png" descr="The Users page with the Credentials file and New User buttons and row icons." title="The Users page with the Credentials file and New User buttons and row icons."/>
@@ -5475,7 +5475,7 @@
           <w:left w:w="10" w:type="dxa"/>
           <w:right w:w="10" w:type="dxa"/>
         </w:tblCellMar>
-        <w:tblLook w:val="0000" w:firstRow="0" w:lastRow="0" w:firstColumn="0" w:lastColumn="0" w:noHBand="0" w:noVBand="0"/>
+        <w:tblLook w:val="04A0" w:firstRow="1" w:lastRow="0" w:firstColumn="1" w:lastColumn="0" w:noHBand="0" w:noVBand="1"/>
       </w:tblPr>
       <w:tblGrid>
         <w:gridCol w:w="4513"/>
@@ -5941,7 +5941,7 @@
         <w:pStyle w:val="Ttulo1"/>
         <w:pageBreakBefore/>
       </w:pPr>
-      <w:bookmarkStart w:id="8" w:name="_Toc241668382"/>
+      <w:bookmarkStart w:id="8" w:name="_Toc241670913"/>
       <w:r>
         <w:lastRenderedPageBreak/>
         <w:t>Security Policies and Audit Log</w:t>
@@ -5984,7 +5984,7 @@
           <w:noProof/>
         </w:rPr>
         <w:drawing>
-          <wp:inline distT="0" distB="0" distL="0" distR="0" wp14:anchorId="7E97CE49" wp14:editId="20D1C9F2">
+          <wp:inline distT="0" distB="0" distL="0" distR="0" wp14:anchorId="5E54FD72" wp14:editId="7D8BF4F2">
             <wp:extent cx="3324225" cy="4638675"/>
             <wp:effectExtent l="0" t="0" r="0" b="0"/>
             <wp:docPr id="165" name="44-security-new-dialog.png" descr="The New Policy dialog with a name, description and one rule." title="The New Policy dialog with a name, description and one rule."/>
@@ -6348,7 +6348,7 @@
         <w:pStyle w:val="Ttulo1"/>
         <w:pageBreakBefore/>
       </w:pPr>
-      <w:bookmarkStart w:id="9" w:name="_Toc241668383"/>
+      <w:bookmarkStart w:id="9" w:name="_Toc241670914"/>
       <w:r>
         <w:lastRenderedPageBreak/>
         <w:t>Migration</w:t>
@@ -6378,7 +6378,7 @@
           <w:noProof/>
         </w:rPr>
         <w:drawing>
-          <wp:inline distT="0" distB="0" distL="0" distR="0" wp14:anchorId="2B3D1378" wp14:editId="6120B22A">
+          <wp:inline distT="0" distB="0" distL="0" distR="0" wp14:anchorId="7D40F5C0" wp14:editId="4020C11C">
             <wp:extent cx="5715000" cy="3571875"/>
             <wp:effectExtent l="0" t="0" r="0" b="0"/>
             <wp:docPr id="166" name="50-migration.png" descr="The Migration page with the Source card, its buttons and help text." title="The Migration page with the Source card, its buttons and help text."/>
@@ -6634,7 +6634,7 @@
           <w:left w:w="10" w:type="dxa"/>
           <w:right w:w="10" w:type="dxa"/>
         </w:tblCellMar>
-        <w:tblLook w:val="0000" w:firstRow="0" w:lastRow="0" w:firstColumn="0" w:lastColumn="0" w:noHBand="0" w:noVBand="0"/>
+        <w:tblLook w:val="04A0" w:firstRow="1" w:lastRow="0" w:firstColumn="1" w:lastColumn="0" w:noHBand="0" w:noVBand="1"/>
       </w:tblPr>
       <w:tblGrid>
         <w:gridCol w:w="4513"/>
@@ -7071,7 +7071,7 @@
         <w:sz w:val="16"/>
         <w:szCs w:val="16"/>
       </w:rPr>
-      <w:t>Discoverer Neo 2.0.0 · Quick guide · ADMIN</w:t>
+      <w:t>Discoverer Neo 2.0.1 · Quick guide · ADMIN</w:t>
     </w:r>
   </w:p>
 </w:hdr>
@@ -7080,10 +7080,10 @@
 <file path=word/numbering.xml><?xml version="1.0" encoding="utf-8"?>
 <w:numbering xmlns:wpc="http://schemas.microsoft.com/office/word/2010/wordprocessingCanvas" xmlns:cx="http://schemas.microsoft.com/office/drawing/2014/chartex" xmlns:cx1="http://schemas.microsoft.com/office/drawing/2015/9/8/chartex" xmlns:cx2="http://schemas.microsoft.com/office/drawing/2015/10/21/chartex" xmlns:cx3="http://schemas.microsoft.com/office/drawing/2016/5/9/chartex" xmlns:cx4="http://schemas.microsoft.com/office/drawing/2016/5/10/chartex" xmlns:cx5="http://schemas.microsoft.com/office/drawing/2016/5/11/chartex" xmlns:cx6="http://schemas.microsoft.com/office/drawing/2016/5/12/chartex" xmlns:cx7="http://schemas.microsoft.com/office/drawing/2016/5/13/chartex" xmlns:cx8="http://schemas.microsoft.com/office/drawing/2016/5/14/chartex" xmlns:mc="http://schemas.openxmlformats.org/markup-compatibility/2006" xmlns:aink="http://schemas.microsoft.com/office/drawing/2016/ink" xmlns:am3d="http://schemas.microsoft.com/office/drawing/2017/model3d" xmlns:o="urn:schemas-microsoft-com:office:office" xmlns:oel="http://schemas.microsoft.com/office/2019/extlst" xmlns:r="http://schemas.openxmlformats.org/officeDocument/2006/relationships" xmlns:m="http://schemas.openxmlformats.org/officeDocument/2006/math" xmlns:v="urn:schemas-microsoft-com:vml" xmlns:wp14="http://schemas.microsoft.com/office/word/2010/wordprocessingDrawing" xmlns:wp="http://schemas.openxmlformats.org/drawingml/2006/wordprocessingDrawing" xmlns:w10="urn:schemas-microsoft-com:office:word" xmlns:w="http://schemas.openxmlformats.org/wordprocessingml/2006/main" xmlns:w14="http://schemas.microsoft.com/office/word/2010/wordml" xmlns:w15="http://schemas.microsoft.com/office/word/2012/wordml" xmlns:w16cex="http://schemas.microsoft.com/office/word/2018/wordml/cex" xmlns:w16cid="http://schemas.microsoft.com/office/word/2016/wordml/cid" xmlns:w16="http://schemas.microsoft.com/office/word/2018/wordml" xmlns:w16sdtdh="http://schemas.microsoft.com/office/word/2020/wordml/sdtdatahash" xmlns:w16se="http://schemas.microsoft.com/office/word/2015/wordml/symex" xmlns:wpg="http://schemas.microsoft.com/office/word/2010/wordprocessingGroup" xmlns:wpi="http://schemas.microsoft.com/office/word/2010/wordprocessingInk" xmlns:wne="http://schemas.microsoft.com/office/word/2006/wordml" xmlns:wps="http://schemas.microsoft.com/office/word/2010/wordprocessingShape" mc:Ignorable="w14 w15 w16se w16cid w16 w16cex w16sdtdh wp14">
   <w:abstractNum w:abstractNumId="0" w15:restartNumberingAfterBreak="0">
-    <w:nsid w:val="125D2149"/>
+    <w:nsid w:val="0E632B5E"/>
     <w:multiLevelType w:val="hybridMultilevel"/>
-    <w:tmpl w:val="261204E2"/>
-    <w:lvl w:ilvl="0" w:tplc="BAEEBF8C">
+    <w:tmpl w:val="E15ADC48"/>
+    <w:lvl w:ilvl="0" w:tplc="724E7AC8">
       <w:start w:val="1"/>
       <w:numFmt w:val="decimal"/>
       <w:lvlText w:val="%1."/>
@@ -7092,7 +7092,7 @@
         <w:ind w:left="360" w:hanging="300"/>
       </w:pPr>
     </w:lvl>
-    <w:lvl w:ilvl="1" w:tplc="0688DBF2" w:tentative="1">
+    <w:lvl w:ilvl="1" w:tplc="CFFEE784" w:tentative="1">
       <w:start w:val="1"/>
       <w:numFmt w:val="lowerLetter"/>
       <w:lvlText w:val="%2."/>
@@ -7101,47 +7101,365 @@
         <w:ind w:left="720" w:hanging="300"/>
       </w:pPr>
     </w:lvl>
-    <w:lvl w:ilvl="2" w:tplc="69CEA390">
+    <w:lvl w:ilvl="2" w:tplc="4650D58E">
       <w:numFmt w:val="decimal"/>
       <w:lvlText w:val=""/>
       <w:lvlJc w:val="left"/>
     </w:lvl>
-    <w:lvl w:ilvl="3" w:tplc="7BD87596">
+    <w:lvl w:ilvl="3" w:tplc="3350150A">
       <w:numFmt w:val="decimal"/>
       <w:lvlText w:val=""/>
       <w:lvlJc w:val="left"/>
     </w:lvl>
-    <w:lvl w:ilvl="4" w:tplc="948EB9B6">
+    <w:lvl w:ilvl="4" w:tplc="6710512C">
       <w:numFmt w:val="decimal"/>
       <w:lvlText w:val=""/>
       <w:lvlJc w:val="left"/>
     </w:lvl>
-    <w:lvl w:ilvl="5" w:tplc="192E5AA0">
+    <w:lvl w:ilvl="5" w:tplc="73A29112">
       <w:numFmt w:val="decimal"/>
       <w:lvlText w:val=""/>
       <w:lvlJc w:val="left"/>
     </w:lvl>
-    <w:lvl w:ilvl="6" w:tplc="3EACAEFE">
+    <w:lvl w:ilvl="6" w:tplc="E244FAB8">
       <w:numFmt w:val="decimal"/>
       <w:lvlText w:val=""/>
       <w:lvlJc w:val="left"/>
     </w:lvl>
-    <w:lvl w:ilvl="7" w:tplc="CBDEAE24">
+    <w:lvl w:ilvl="7" w:tplc="2F402318">
       <w:numFmt w:val="decimal"/>
       <w:lvlText w:val=""/>
       <w:lvlJc w:val="left"/>
     </w:lvl>
-    <w:lvl w:ilvl="8" w:tplc="13B67578">
+    <w:lvl w:ilvl="8" w:tplc="C2A0E8E6">
       <w:numFmt w:val="decimal"/>
       <w:lvlText w:val=""/>
       <w:lvlJc w:val="left"/>
     </w:lvl>
   </w:abstractNum>
   <w:abstractNum w:abstractNumId="1" w15:restartNumberingAfterBreak="0">
-    <w:nsid w:val="1D7D709F"/>
+    <w:nsid w:val="16E5795B"/>
     <w:multiLevelType w:val="hybridMultilevel"/>
-    <w:tmpl w:val="986AC572"/>
-    <w:lvl w:ilvl="0" w:tplc="2E7228A0" w:tentative="1">
+    <w:tmpl w:val="DC449C2C"/>
+    <w:lvl w:ilvl="0" w:tplc="D41A80AE" w:tentative="1">
+      <w:start w:val="1"/>
+      <w:numFmt w:val="bullet"/>
+      <w:lvlText w:val="●"/>
+      <w:lvlJc w:val="left"/>
+      <w:pPr>
+        <w:ind w:left="720" w:hanging="360"/>
+      </w:pPr>
+    </w:lvl>
+    <w:lvl w:ilvl="1" w:tplc="F06A99CE" w:tentative="1">
+      <w:start w:val="1"/>
+      <w:numFmt w:val="bullet"/>
+      <w:lvlText w:val="○"/>
+      <w:lvlJc w:val="left"/>
+      <w:pPr>
+        <w:ind w:left="1440" w:hanging="360"/>
+      </w:pPr>
+    </w:lvl>
+    <w:lvl w:ilvl="2" w:tplc="F142FC8A" w:tentative="1">
+      <w:start w:val="1"/>
+      <w:numFmt w:val="bullet"/>
+      <w:lvlText w:val="■"/>
+      <w:lvlJc w:val="left"/>
+      <w:pPr>
+        <w:ind w:left="2160" w:hanging="360"/>
+      </w:pPr>
+    </w:lvl>
+    <w:lvl w:ilvl="3" w:tplc="E95E58DE" w:tentative="1">
+      <w:start w:val="1"/>
+      <w:numFmt w:val="bullet"/>
+      <w:lvlText w:val="●"/>
+      <w:lvlJc w:val="left"/>
+      <w:pPr>
+        <w:ind w:left="2880" w:hanging="360"/>
+      </w:pPr>
+    </w:lvl>
+    <w:lvl w:ilvl="4" w:tplc="AA5AC078" w:tentative="1">
+      <w:start w:val="1"/>
+      <w:numFmt w:val="bullet"/>
+      <w:lvlText w:val="○"/>
+      <w:lvlJc w:val="left"/>
+      <w:pPr>
+        <w:ind w:left="3600" w:hanging="360"/>
+      </w:pPr>
+    </w:lvl>
+    <w:lvl w:ilvl="5" w:tplc="3E8E2B70" w:tentative="1">
+      <w:start w:val="1"/>
+      <w:numFmt w:val="bullet"/>
+      <w:lvlText w:val="■"/>
+      <w:lvlJc w:val="left"/>
+      <w:pPr>
+        <w:ind w:left="4320" w:hanging="360"/>
+      </w:pPr>
+    </w:lvl>
+    <w:lvl w:ilvl="6" w:tplc="F43898EA" w:tentative="1">
+      <w:start w:val="1"/>
+      <w:numFmt w:val="bullet"/>
+      <w:lvlText w:val="●"/>
+      <w:lvlJc w:val="left"/>
+      <w:pPr>
+        <w:ind w:left="5040" w:hanging="360"/>
+      </w:pPr>
+    </w:lvl>
+    <w:lvl w:ilvl="7" w:tplc="E9DAEAE6" w:tentative="1">
+      <w:start w:val="1"/>
+      <w:numFmt w:val="bullet"/>
+      <w:lvlText w:val="●"/>
+      <w:lvlJc w:val="left"/>
+      <w:pPr>
+        <w:ind w:left="5760" w:hanging="360"/>
+      </w:pPr>
+    </w:lvl>
+    <w:lvl w:ilvl="8" w:tplc="022E0D9C" w:tentative="1">
+      <w:start w:val="1"/>
+      <w:numFmt w:val="bullet"/>
+      <w:lvlText w:val="●"/>
+      <w:lvlJc w:val="left"/>
+      <w:pPr>
+        <w:ind w:left="6480" w:hanging="360"/>
+      </w:pPr>
+    </w:lvl>
+  </w:abstractNum>
+  <w:abstractNum w:abstractNumId="2" w15:restartNumberingAfterBreak="0">
+    <w:nsid w:val="19975998"/>
+    <w:multiLevelType w:val="hybridMultilevel"/>
+    <w:tmpl w:val="C73A6F78"/>
+    <w:lvl w:ilvl="0" w:tplc="F1D044E2">
+      <w:start w:val="1"/>
+      <w:numFmt w:val="decimal"/>
+      <w:lvlText w:val="%1."/>
+      <w:lvlJc w:val="left"/>
+      <w:pPr>
+        <w:ind w:left="360" w:hanging="300"/>
+      </w:pPr>
+    </w:lvl>
+    <w:lvl w:ilvl="1" w:tplc="10D4062C" w:tentative="1">
+      <w:start w:val="1"/>
+      <w:numFmt w:val="lowerLetter"/>
+      <w:lvlText w:val="%2."/>
+      <w:lvlJc w:val="left"/>
+      <w:pPr>
+        <w:ind w:left="720" w:hanging="300"/>
+      </w:pPr>
+    </w:lvl>
+    <w:lvl w:ilvl="2" w:tplc="1D3858AC">
+      <w:numFmt w:val="decimal"/>
+      <w:lvlText w:val=""/>
+      <w:lvlJc w:val="left"/>
+    </w:lvl>
+    <w:lvl w:ilvl="3" w:tplc="5220069A">
+      <w:numFmt w:val="decimal"/>
+      <w:lvlText w:val=""/>
+      <w:lvlJc w:val="left"/>
+    </w:lvl>
+    <w:lvl w:ilvl="4" w:tplc="7D883182">
+      <w:numFmt w:val="decimal"/>
+      <w:lvlText w:val=""/>
+      <w:lvlJc w:val="left"/>
+    </w:lvl>
+    <w:lvl w:ilvl="5" w:tplc="B6DA4B22">
+      <w:numFmt w:val="decimal"/>
+      <w:lvlText w:val=""/>
+      <w:lvlJc w:val="left"/>
+    </w:lvl>
+    <w:lvl w:ilvl="6" w:tplc="BA0027EE">
+      <w:numFmt w:val="decimal"/>
+      <w:lvlText w:val=""/>
+      <w:lvlJc w:val="left"/>
+    </w:lvl>
+    <w:lvl w:ilvl="7" w:tplc="4B60110A">
+      <w:numFmt w:val="decimal"/>
+      <w:lvlText w:val=""/>
+      <w:lvlJc w:val="left"/>
+    </w:lvl>
+    <w:lvl w:ilvl="8" w:tplc="EE327B98">
+      <w:numFmt w:val="decimal"/>
+      <w:lvlText w:val=""/>
+      <w:lvlJc w:val="left"/>
+    </w:lvl>
+  </w:abstractNum>
+  <w:abstractNum w:abstractNumId="3" w15:restartNumberingAfterBreak="0">
+    <w:nsid w:val="25711AE9"/>
+    <w:multiLevelType w:val="hybridMultilevel"/>
+    <w:tmpl w:val="0F4C457E"/>
+    <w:lvl w:ilvl="0" w:tplc="7ED88274">
+      <w:start w:val="1"/>
+      <w:numFmt w:val="decimal"/>
+      <w:lvlText w:val="%1."/>
+      <w:lvlJc w:val="left"/>
+      <w:pPr>
+        <w:ind w:left="360" w:hanging="300"/>
+      </w:pPr>
+    </w:lvl>
+    <w:lvl w:ilvl="1" w:tplc="3AD0CE22" w:tentative="1">
+      <w:start w:val="1"/>
+      <w:numFmt w:val="lowerLetter"/>
+      <w:lvlText w:val="%2."/>
+      <w:lvlJc w:val="left"/>
+      <w:pPr>
+        <w:ind w:left="720" w:hanging="300"/>
+      </w:pPr>
+    </w:lvl>
+    <w:lvl w:ilvl="2" w:tplc="8E584EEC">
+      <w:numFmt w:val="decimal"/>
+      <w:lvlText w:val=""/>
+      <w:lvlJc w:val="left"/>
+    </w:lvl>
+    <w:lvl w:ilvl="3" w:tplc="18840356">
+      <w:numFmt w:val="decimal"/>
+      <w:lvlText w:val=""/>
+      <w:lvlJc w:val="left"/>
+    </w:lvl>
+    <w:lvl w:ilvl="4" w:tplc="6DE44B10">
+      <w:numFmt w:val="decimal"/>
+      <w:lvlText w:val=""/>
+      <w:lvlJc w:val="left"/>
+    </w:lvl>
+    <w:lvl w:ilvl="5" w:tplc="1FB2649A">
+      <w:numFmt w:val="decimal"/>
+      <w:lvlText w:val=""/>
+      <w:lvlJc w:val="left"/>
+    </w:lvl>
+    <w:lvl w:ilvl="6" w:tplc="BD9CC3E8">
+      <w:numFmt w:val="decimal"/>
+      <w:lvlText w:val=""/>
+      <w:lvlJc w:val="left"/>
+    </w:lvl>
+    <w:lvl w:ilvl="7" w:tplc="30D8279A">
+      <w:numFmt w:val="decimal"/>
+      <w:lvlText w:val=""/>
+      <w:lvlJc w:val="left"/>
+    </w:lvl>
+    <w:lvl w:ilvl="8" w:tplc="8938C2DE">
+      <w:numFmt w:val="decimal"/>
+      <w:lvlText w:val=""/>
+      <w:lvlJc w:val="left"/>
+    </w:lvl>
+  </w:abstractNum>
+  <w:abstractNum w:abstractNumId="4" w15:restartNumberingAfterBreak="0">
+    <w:nsid w:val="2CA44730"/>
+    <w:multiLevelType w:val="hybridMultilevel"/>
+    <w:tmpl w:val="86F26BB0"/>
+    <w:lvl w:ilvl="0" w:tplc="C262B05E">
+      <w:start w:val="1"/>
+      <w:numFmt w:val="decimal"/>
+      <w:lvlText w:val="%1."/>
+      <w:lvlJc w:val="left"/>
+      <w:pPr>
+        <w:ind w:left="360" w:hanging="300"/>
+      </w:pPr>
+    </w:lvl>
+    <w:lvl w:ilvl="1" w:tplc="7B20EDD8" w:tentative="1">
+      <w:start w:val="1"/>
+      <w:numFmt w:val="lowerLetter"/>
+      <w:lvlText w:val="%2."/>
+      <w:lvlJc w:val="left"/>
+      <w:pPr>
+        <w:ind w:left="720" w:hanging="300"/>
+      </w:pPr>
+    </w:lvl>
+    <w:lvl w:ilvl="2" w:tplc="24AE94B4">
+      <w:numFmt w:val="decimal"/>
+      <w:lvlText w:val=""/>
+      <w:lvlJc w:val="left"/>
+    </w:lvl>
+    <w:lvl w:ilvl="3" w:tplc="2A82454A">
+      <w:numFmt w:val="decimal"/>
+      <w:lvlText w:val=""/>
+      <w:lvlJc w:val="left"/>
+    </w:lvl>
+    <w:lvl w:ilvl="4" w:tplc="A5B6D36E">
+      <w:numFmt w:val="decimal"/>
+      <w:lvlText w:val=""/>
+      <w:lvlJc w:val="left"/>
+    </w:lvl>
+    <w:lvl w:ilvl="5" w:tplc="BEBE3212">
+      <w:numFmt w:val="decimal"/>
+      <w:lvlText w:val=""/>
+      <w:lvlJc w:val="left"/>
+    </w:lvl>
+    <w:lvl w:ilvl="6" w:tplc="66E02BC4">
+      <w:numFmt w:val="decimal"/>
+      <w:lvlText w:val=""/>
+      <w:lvlJc w:val="left"/>
+    </w:lvl>
+    <w:lvl w:ilvl="7" w:tplc="76AE4DC8">
+      <w:numFmt w:val="decimal"/>
+      <w:lvlText w:val=""/>
+      <w:lvlJc w:val="left"/>
+    </w:lvl>
+    <w:lvl w:ilvl="8" w:tplc="40045D82">
+      <w:numFmt w:val="decimal"/>
+      <w:lvlText w:val=""/>
+      <w:lvlJc w:val="left"/>
+    </w:lvl>
+  </w:abstractNum>
+  <w:abstractNum w:abstractNumId="5" w15:restartNumberingAfterBreak="0">
+    <w:nsid w:val="66AA5201"/>
+    <w:multiLevelType w:val="hybridMultilevel"/>
+    <w:tmpl w:val="52C49BD6"/>
+    <w:lvl w:ilvl="0" w:tplc="E6A035A0">
+      <w:start w:val="1"/>
+      <w:numFmt w:val="decimal"/>
+      <w:lvlText w:val="%1."/>
+      <w:lvlJc w:val="left"/>
+      <w:pPr>
+        <w:ind w:left="360" w:hanging="300"/>
+      </w:pPr>
+    </w:lvl>
+    <w:lvl w:ilvl="1" w:tplc="92CE6974" w:tentative="1">
+      <w:start w:val="1"/>
+      <w:numFmt w:val="lowerLetter"/>
+      <w:lvlText w:val="%2."/>
+      <w:lvlJc w:val="left"/>
+      <w:pPr>
+        <w:ind w:left="720" w:hanging="300"/>
+      </w:pPr>
+    </w:lvl>
+    <w:lvl w:ilvl="2" w:tplc="EBEEBDB2">
+      <w:numFmt w:val="decimal"/>
+      <w:lvlText w:val=""/>
+      <w:lvlJc w:val="left"/>
+    </w:lvl>
+    <w:lvl w:ilvl="3" w:tplc="D6BEC208">
+      <w:numFmt w:val="decimal"/>
+      <w:lvlText w:val=""/>
+      <w:lvlJc w:val="left"/>
+    </w:lvl>
+    <w:lvl w:ilvl="4" w:tplc="225C6892">
+      <w:numFmt w:val="decimal"/>
+      <w:lvlText w:val=""/>
+      <w:lvlJc w:val="left"/>
+    </w:lvl>
+    <w:lvl w:ilvl="5" w:tplc="3988946C">
+      <w:numFmt w:val="decimal"/>
+      <w:lvlText w:val=""/>
+      <w:lvlJc w:val="left"/>
+    </w:lvl>
+    <w:lvl w:ilvl="6" w:tplc="7476302A">
+      <w:numFmt w:val="decimal"/>
+      <w:lvlText w:val=""/>
+      <w:lvlJc w:val="left"/>
+    </w:lvl>
+    <w:lvl w:ilvl="7" w:tplc="42B0BD48">
+      <w:numFmt w:val="decimal"/>
+      <w:lvlText w:val=""/>
+      <w:lvlJc w:val="left"/>
+    </w:lvl>
+    <w:lvl w:ilvl="8" w:tplc="07EADB48">
+      <w:numFmt w:val="decimal"/>
+      <w:lvlText w:val=""/>
+      <w:lvlJc w:val="left"/>
+    </w:lvl>
+  </w:abstractNum>
+  <w:abstractNum w:abstractNumId="6" w15:restartNumberingAfterBreak="0">
+    <w:nsid w:val="69D13D4D"/>
+    <w:multiLevelType w:val="hybridMultilevel"/>
+    <w:tmpl w:val="FCBA26E4"/>
+    <w:lvl w:ilvl="0" w:tplc="590A6A24" w:tentative="1">
       <w:start w:val="1"/>
       <w:numFmt w:val="bullet"/>
       <w:lvlText w:val="•"/>
@@ -7150,7 +7468,7 @@
         <w:ind w:left="360" w:hanging="260"/>
       </w:pPr>
     </w:lvl>
-    <w:lvl w:ilvl="1" w:tplc="F90E3CC6" w:tentative="1">
+    <w:lvl w:ilvl="1" w:tplc="71B49AF8" w:tentative="1">
       <w:start w:val="1"/>
       <w:numFmt w:val="bullet"/>
       <w:lvlText w:val="–"/>
@@ -7159,47 +7477,47 @@
         <w:ind w:left="720" w:hanging="260"/>
       </w:pPr>
     </w:lvl>
-    <w:lvl w:ilvl="2" w:tplc="F822E982">
+    <w:lvl w:ilvl="2" w:tplc="C0FCF5CE">
       <w:numFmt w:val="decimal"/>
       <w:lvlText w:val=""/>
       <w:lvlJc w:val="left"/>
     </w:lvl>
-    <w:lvl w:ilvl="3" w:tplc="D10068B6">
+    <w:lvl w:ilvl="3" w:tplc="6FB04D24">
       <w:numFmt w:val="decimal"/>
       <w:lvlText w:val=""/>
       <w:lvlJc w:val="left"/>
     </w:lvl>
-    <w:lvl w:ilvl="4" w:tplc="8E8892FC">
+    <w:lvl w:ilvl="4" w:tplc="EAA4179E">
       <w:numFmt w:val="decimal"/>
       <w:lvlText w:val=""/>
       <w:lvlJc w:val="left"/>
     </w:lvl>
-    <w:lvl w:ilvl="5" w:tplc="666CCE72">
+    <w:lvl w:ilvl="5" w:tplc="60364EBA">
       <w:numFmt w:val="decimal"/>
       <w:lvlText w:val=""/>
       <w:lvlJc w:val="left"/>
     </w:lvl>
-    <w:lvl w:ilvl="6" w:tplc="7C0069FC">
+    <w:lvl w:ilvl="6" w:tplc="B49662A4">
       <w:numFmt w:val="decimal"/>
       <w:lvlText w:val=""/>
       <w:lvlJc w:val="left"/>
     </w:lvl>
-    <w:lvl w:ilvl="7" w:tplc="8732235E">
+    <w:lvl w:ilvl="7" w:tplc="94FE5220">
       <w:numFmt w:val="decimal"/>
       <w:lvlText w:val=""/>
       <w:lvlJc w:val="left"/>
     </w:lvl>
-    <w:lvl w:ilvl="8" w:tplc="4D68FFB0">
+    <w:lvl w:ilvl="8" w:tplc="06845BF4">
       <w:numFmt w:val="decimal"/>
       <w:lvlText w:val=""/>
       <w:lvlJc w:val="left"/>
     </w:lvl>
   </w:abstractNum>
-  <w:abstractNum w:abstractNumId="2" w15:restartNumberingAfterBreak="0">
-    <w:nsid w:val="259A4BEB"/>
+  <w:abstractNum w:abstractNumId="7" w15:restartNumberingAfterBreak="0">
+    <w:nsid w:val="69F76F97"/>
     <w:multiLevelType w:val="hybridMultilevel"/>
-    <w:tmpl w:val="7C1CCB9A"/>
-    <w:lvl w:ilvl="0" w:tplc="6340006C">
+    <w:tmpl w:val="A776DB0E"/>
+    <w:lvl w:ilvl="0" w:tplc="6380ADE8">
       <w:start w:val="1"/>
       <w:numFmt w:val="decimal"/>
       <w:lvlText w:val="%1."/>
@@ -7208,7 +7526,7 @@
         <w:ind w:left="360" w:hanging="300"/>
       </w:pPr>
     </w:lvl>
-    <w:lvl w:ilvl="1" w:tplc="8586DBE4" w:tentative="1">
+    <w:lvl w:ilvl="1" w:tplc="20502188" w:tentative="1">
       <w:start w:val="1"/>
       <w:numFmt w:val="lowerLetter"/>
       <w:lvlText w:val="%2."/>
@@ -7217,47 +7535,47 @@
         <w:ind w:left="720" w:hanging="300"/>
       </w:pPr>
     </w:lvl>
-    <w:lvl w:ilvl="2" w:tplc="553081F8">
+    <w:lvl w:ilvl="2" w:tplc="E8D01D4C">
       <w:numFmt w:val="decimal"/>
       <w:lvlText w:val=""/>
       <w:lvlJc w:val="left"/>
     </w:lvl>
-    <w:lvl w:ilvl="3" w:tplc="729423D0">
+    <w:lvl w:ilvl="3" w:tplc="56323ED8">
       <w:numFmt w:val="decimal"/>
       <w:lvlText w:val=""/>
       <w:lvlJc w:val="left"/>
     </w:lvl>
-    <w:lvl w:ilvl="4" w:tplc="6B647742">
+    <w:lvl w:ilvl="4" w:tplc="6D8030B6">
       <w:numFmt w:val="decimal"/>
       <w:lvlText w:val=""/>
       <w:lvlJc w:val="left"/>
     </w:lvl>
-    <w:lvl w:ilvl="5" w:tplc="859E7962">
+    <w:lvl w:ilvl="5" w:tplc="01266F88">
       <w:numFmt w:val="decimal"/>
       <w:lvlText w:val=""/>
       <w:lvlJc w:val="left"/>
     </w:lvl>
-    <w:lvl w:ilvl="6" w:tplc="2D8228F8">
+    <w:lvl w:ilvl="6" w:tplc="212AC95E">
       <w:numFmt w:val="decimal"/>
       <w:lvlText w:val=""/>
       <w:lvlJc w:val="left"/>
     </w:lvl>
-    <w:lvl w:ilvl="7" w:tplc="0C92BB52">
+    <w:lvl w:ilvl="7" w:tplc="D05C13A8">
       <w:numFmt w:val="decimal"/>
       <w:lvlText w:val=""/>
       <w:lvlJc w:val="left"/>
     </w:lvl>
-    <w:lvl w:ilvl="8" w:tplc="B2641F74">
+    <w:lvl w:ilvl="8" w:tplc="75FCBD32">
       <w:numFmt w:val="decimal"/>
       <w:lvlText w:val=""/>
       <w:lvlJc w:val="left"/>
     </w:lvl>
   </w:abstractNum>
-  <w:abstractNum w:abstractNumId="3" w15:restartNumberingAfterBreak="0">
-    <w:nsid w:val="31D61835"/>
+  <w:abstractNum w:abstractNumId="8" w15:restartNumberingAfterBreak="0">
+    <w:nsid w:val="71964B03"/>
     <w:multiLevelType w:val="hybridMultilevel"/>
-    <w:tmpl w:val="BDB8CD80"/>
-    <w:lvl w:ilvl="0" w:tplc="62DC057A">
+    <w:tmpl w:val="0910E57A"/>
+    <w:lvl w:ilvl="0" w:tplc="2DBC14C8">
       <w:start w:val="1"/>
       <w:numFmt w:val="decimal"/>
       <w:lvlText w:val="%1."/>
@@ -7266,7 +7584,7 @@
         <w:ind w:left="360" w:hanging="300"/>
       </w:pPr>
     </w:lvl>
-    <w:lvl w:ilvl="1" w:tplc="5D1A0AFA" w:tentative="1">
+    <w:lvl w:ilvl="1" w:tplc="82E058C4" w:tentative="1">
       <w:start w:val="1"/>
       <w:numFmt w:val="lowerLetter"/>
       <w:lvlText w:val="%2."/>
@@ -7275,47 +7593,47 @@
         <w:ind w:left="720" w:hanging="300"/>
       </w:pPr>
     </w:lvl>
-    <w:lvl w:ilvl="2" w:tplc="779E7DB8">
+    <w:lvl w:ilvl="2" w:tplc="B72ED8F2">
       <w:numFmt w:val="decimal"/>
       <w:lvlText w:val=""/>
       <w:lvlJc w:val="left"/>
     </w:lvl>
-    <w:lvl w:ilvl="3" w:tplc="891C6498">
+    <w:lvl w:ilvl="3" w:tplc="49AE012E">
       <w:numFmt w:val="decimal"/>
       <w:lvlText w:val=""/>
       <w:lvlJc w:val="left"/>
     </w:lvl>
-    <w:lvl w:ilvl="4" w:tplc="7C8EDF68">
+    <w:lvl w:ilvl="4" w:tplc="87347092">
       <w:numFmt w:val="decimal"/>
       <w:lvlText w:val=""/>
       <w:lvlJc w:val="left"/>
     </w:lvl>
-    <w:lvl w:ilvl="5" w:tplc="140A1B38">
+    <w:lvl w:ilvl="5" w:tplc="01CA0866">
       <w:numFmt w:val="decimal"/>
       <w:lvlText w:val=""/>
       <w:lvlJc w:val="left"/>
     </w:lvl>
-    <w:lvl w:ilvl="6" w:tplc="B436F03C">
+    <w:lvl w:ilvl="6" w:tplc="9FC8264A">
       <w:numFmt w:val="decimal"/>
       <w:lvlText w:val=""/>
       <w:lvlJc w:val="left"/>
     </w:lvl>
-    <w:lvl w:ilvl="7" w:tplc="DB48167C">
+    <w:lvl w:ilvl="7" w:tplc="3E6C3698">
       <w:numFmt w:val="decimal"/>
       <w:lvlText w:val=""/>
       <w:lvlJc w:val="left"/>
     </w:lvl>
-    <w:lvl w:ilvl="8" w:tplc="F0603A58">
+    <w:lvl w:ilvl="8" w:tplc="D91470D4">
       <w:numFmt w:val="decimal"/>
       <w:lvlText w:val=""/>
       <w:lvlJc w:val="left"/>
     </w:lvl>
   </w:abstractNum>
-  <w:abstractNum w:abstractNumId="4" w15:restartNumberingAfterBreak="0">
-    <w:nsid w:val="3E620162"/>
+  <w:abstractNum w:abstractNumId="9" w15:restartNumberingAfterBreak="0">
+    <w:nsid w:val="71E11FC9"/>
     <w:multiLevelType w:val="hybridMultilevel"/>
-    <w:tmpl w:val="6E2E7A6C"/>
-    <w:lvl w:ilvl="0" w:tplc="0268CFD8">
+    <w:tmpl w:val="1C30A600"/>
+    <w:lvl w:ilvl="0" w:tplc="C23CEC46">
       <w:start w:val="1"/>
       <w:numFmt w:val="decimal"/>
       <w:lvlText w:val="%1."/>
@@ -7324,7 +7642,7 @@
         <w:ind w:left="360" w:hanging="300"/>
       </w:pPr>
     </w:lvl>
-    <w:lvl w:ilvl="1" w:tplc="2FE82B8A" w:tentative="1">
+    <w:lvl w:ilvl="1" w:tplc="EBB88F52" w:tentative="1">
       <w:start w:val="1"/>
       <w:numFmt w:val="lowerLetter"/>
       <w:lvlText w:val="%2."/>
@@ -7333,47 +7651,47 @@
         <w:ind w:left="720" w:hanging="300"/>
       </w:pPr>
     </w:lvl>
-    <w:lvl w:ilvl="2" w:tplc="AE545348">
+    <w:lvl w:ilvl="2" w:tplc="B554ED64">
       <w:numFmt w:val="decimal"/>
       <w:lvlText w:val=""/>
       <w:lvlJc w:val="left"/>
     </w:lvl>
-    <w:lvl w:ilvl="3" w:tplc="53FC7D16">
+    <w:lvl w:ilvl="3" w:tplc="C5B8CDCC">
       <w:numFmt w:val="decimal"/>
       <w:lvlText w:val=""/>
       <w:lvlJc w:val="left"/>
     </w:lvl>
-    <w:lvl w:ilvl="4" w:tplc="5186E46E">
+    <w:lvl w:ilvl="4" w:tplc="C7A218D8">
       <w:numFmt w:val="decimal"/>
       <w:lvlText w:val=""/>
       <w:lvlJc w:val="left"/>
     </w:lvl>
-    <w:lvl w:ilvl="5" w:tplc="CF9E5B28">
+    <w:lvl w:ilvl="5" w:tplc="5B5A276E">
       <w:numFmt w:val="decimal"/>
       <w:lvlText w:val=""/>
       <w:lvlJc w:val="left"/>
     </w:lvl>
-    <w:lvl w:ilvl="6" w:tplc="6600A748">
+    <w:lvl w:ilvl="6" w:tplc="F9525518">
       <w:numFmt w:val="decimal"/>
       <w:lvlText w:val=""/>
       <w:lvlJc w:val="left"/>
     </w:lvl>
-    <w:lvl w:ilvl="7" w:tplc="ECB6C86E">
+    <w:lvl w:ilvl="7" w:tplc="F4C01EE8">
       <w:numFmt w:val="decimal"/>
       <w:lvlText w:val=""/>
       <w:lvlJc w:val="left"/>
     </w:lvl>
-    <w:lvl w:ilvl="8" w:tplc="9BA6B15C">
+    <w:lvl w:ilvl="8" w:tplc="F73C7DC6">
       <w:numFmt w:val="decimal"/>
       <w:lvlText w:val=""/>
       <w:lvlJc w:val="left"/>
     </w:lvl>
   </w:abstractNum>
-  <w:abstractNum w:abstractNumId="5" w15:restartNumberingAfterBreak="0">
-    <w:nsid w:val="653617FF"/>
+  <w:abstractNum w:abstractNumId="10" w15:restartNumberingAfterBreak="0">
+    <w:nsid w:val="77833ABE"/>
     <w:multiLevelType w:val="hybridMultilevel"/>
-    <w:tmpl w:val="93406E16"/>
-    <w:lvl w:ilvl="0" w:tplc="CF9AD654">
+    <w:tmpl w:val="B5FACE2C"/>
+    <w:lvl w:ilvl="0" w:tplc="F9A0F5DE">
       <w:start w:val="1"/>
       <w:numFmt w:val="decimal"/>
       <w:lvlText w:val="%1."/>
@@ -7382,7 +7700,7 @@
         <w:ind w:left="360" w:hanging="300"/>
       </w:pPr>
     </w:lvl>
-    <w:lvl w:ilvl="1" w:tplc="FC366094" w:tentative="1">
+    <w:lvl w:ilvl="1" w:tplc="F87C5304" w:tentative="1">
       <w:start w:val="1"/>
       <w:numFmt w:val="lowerLetter"/>
       <w:lvlText w:val="%2."/>
@@ -7391,416 +7709,98 @@
         <w:ind w:left="720" w:hanging="300"/>
       </w:pPr>
     </w:lvl>
-    <w:lvl w:ilvl="2" w:tplc="98D25EE6">
+    <w:lvl w:ilvl="2" w:tplc="11D2FFA8">
       <w:numFmt w:val="decimal"/>
       <w:lvlText w:val=""/>
       <w:lvlJc w:val="left"/>
     </w:lvl>
-    <w:lvl w:ilvl="3" w:tplc="1AEAEB84">
+    <w:lvl w:ilvl="3" w:tplc="7ED40A30">
       <w:numFmt w:val="decimal"/>
       <w:lvlText w:val=""/>
       <w:lvlJc w:val="left"/>
     </w:lvl>
-    <w:lvl w:ilvl="4" w:tplc="A4106AE2">
+    <w:lvl w:ilvl="4" w:tplc="21EA70A0">
       <w:numFmt w:val="decimal"/>
       <w:lvlText w:val=""/>
       <w:lvlJc w:val="left"/>
     </w:lvl>
-    <w:lvl w:ilvl="5" w:tplc="CD1066B2">
+    <w:lvl w:ilvl="5" w:tplc="23D05B7E">
       <w:numFmt w:val="decimal"/>
       <w:lvlText w:val=""/>
       <w:lvlJc w:val="left"/>
     </w:lvl>
-    <w:lvl w:ilvl="6" w:tplc="3A5650D8">
+    <w:lvl w:ilvl="6" w:tplc="58AAD442">
       <w:numFmt w:val="decimal"/>
       <w:lvlText w:val=""/>
       <w:lvlJc w:val="left"/>
     </w:lvl>
-    <w:lvl w:ilvl="7" w:tplc="ED2AF696">
+    <w:lvl w:ilvl="7" w:tplc="A218E716">
       <w:numFmt w:val="decimal"/>
       <w:lvlText w:val=""/>
       <w:lvlJc w:val="left"/>
     </w:lvl>
-    <w:lvl w:ilvl="8" w:tplc="6BC6057C">
+    <w:lvl w:ilvl="8" w:tplc="B75E3B0A">
       <w:numFmt w:val="decimal"/>
       <w:lvlText w:val=""/>
       <w:lvlJc w:val="left"/>
     </w:lvl>
   </w:abstractNum>
-  <w:abstractNum w:abstractNumId="6" w15:restartNumberingAfterBreak="0">
-    <w:nsid w:val="66F63B6F"/>
-    <w:multiLevelType w:val="hybridMultilevel"/>
-    <w:tmpl w:val="A5621E16"/>
-    <w:lvl w:ilvl="0" w:tplc="95A8DDC8">
-      <w:start w:val="1"/>
-      <w:numFmt w:val="decimal"/>
-      <w:lvlText w:val="%1."/>
-      <w:lvlJc w:val="left"/>
-      <w:pPr>
-        <w:ind w:left="360" w:hanging="300"/>
-      </w:pPr>
-    </w:lvl>
-    <w:lvl w:ilvl="1" w:tplc="D512BA36" w:tentative="1">
-      <w:start w:val="1"/>
-      <w:numFmt w:val="lowerLetter"/>
-      <w:lvlText w:val="%2."/>
-      <w:lvlJc w:val="left"/>
-      <w:pPr>
-        <w:ind w:left="720" w:hanging="300"/>
-      </w:pPr>
-    </w:lvl>
-    <w:lvl w:ilvl="2" w:tplc="3948C704">
-      <w:numFmt w:val="decimal"/>
-      <w:lvlText w:val=""/>
-      <w:lvlJc w:val="left"/>
-    </w:lvl>
-    <w:lvl w:ilvl="3" w:tplc="8FC624B4">
-      <w:numFmt w:val="decimal"/>
-      <w:lvlText w:val=""/>
-      <w:lvlJc w:val="left"/>
-    </w:lvl>
-    <w:lvl w:ilvl="4" w:tplc="859A0866">
-      <w:numFmt w:val="decimal"/>
-      <w:lvlText w:val=""/>
-      <w:lvlJc w:val="left"/>
-    </w:lvl>
-    <w:lvl w:ilvl="5" w:tplc="86445A5A">
-      <w:numFmt w:val="decimal"/>
-      <w:lvlText w:val=""/>
-      <w:lvlJc w:val="left"/>
-    </w:lvl>
-    <w:lvl w:ilvl="6" w:tplc="8BEA333E">
-      <w:numFmt w:val="decimal"/>
-      <w:lvlText w:val=""/>
-      <w:lvlJc w:val="left"/>
-    </w:lvl>
-    <w:lvl w:ilvl="7" w:tplc="18D40376">
-      <w:numFmt w:val="decimal"/>
-      <w:lvlText w:val=""/>
-      <w:lvlJc w:val="left"/>
-    </w:lvl>
-    <w:lvl w:ilvl="8" w:tplc="FEF0DF78">
-      <w:numFmt w:val="decimal"/>
-      <w:lvlText w:val=""/>
-      <w:lvlJc w:val="left"/>
-    </w:lvl>
-  </w:abstractNum>
-  <w:abstractNum w:abstractNumId="7" w15:restartNumberingAfterBreak="0">
-    <w:nsid w:val="6A836443"/>
-    <w:multiLevelType w:val="hybridMultilevel"/>
-    <w:tmpl w:val="3322FA38"/>
-    <w:lvl w:ilvl="0" w:tplc="CD48C7EC" w:tentative="1">
-      <w:start w:val="1"/>
-      <w:numFmt w:val="bullet"/>
-      <w:lvlText w:val="●"/>
-      <w:lvlJc w:val="left"/>
-      <w:pPr>
-        <w:ind w:left="720" w:hanging="360"/>
-      </w:pPr>
-    </w:lvl>
-    <w:lvl w:ilvl="1" w:tplc="48D21DE0" w:tentative="1">
-      <w:start w:val="1"/>
-      <w:numFmt w:val="bullet"/>
-      <w:lvlText w:val="○"/>
-      <w:lvlJc w:val="left"/>
-      <w:pPr>
-        <w:ind w:left="1440" w:hanging="360"/>
-      </w:pPr>
-    </w:lvl>
-    <w:lvl w:ilvl="2" w:tplc="78EC9314" w:tentative="1">
-      <w:start w:val="1"/>
-      <w:numFmt w:val="bullet"/>
-      <w:lvlText w:val="■"/>
-      <w:lvlJc w:val="left"/>
-      <w:pPr>
-        <w:ind w:left="2160" w:hanging="360"/>
-      </w:pPr>
-    </w:lvl>
-    <w:lvl w:ilvl="3" w:tplc="E44A7E54" w:tentative="1">
-      <w:start w:val="1"/>
-      <w:numFmt w:val="bullet"/>
-      <w:lvlText w:val="●"/>
-      <w:lvlJc w:val="left"/>
-      <w:pPr>
-        <w:ind w:left="2880" w:hanging="360"/>
-      </w:pPr>
-    </w:lvl>
-    <w:lvl w:ilvl="4" w:tplc="D5C0A2BA" w:tentative="1">
-      <w:start w:val="1"/>
-      <w:numFmt w:val="bullet"/>
-      <w:lvlText w:val="○"/>
-      <w:lvlJc w:val="left"/>
-      <w:pPr>
-        <w:ind w:left="3600" w:hanging="360"/>
-      </w:pPr>
-    </w:lvl>
-    <w:lvl w:ilvl="5" w:tplc="413CFF0A" w:tentative="1">
-      <w:start w:val="1"/>
-      <w:numFmt w:val="bullet"/>
-      <w:lvlText w:val="■"/>
-      <w:lvlJc w:val="left"/>
-      <w:pPr>
-        <w:ind w:left="4320" w:hanging="360"/>
-      </w:pPr>
-    </w:lvl>
-    <w:lvl w:ilvl="6" w:tplc="B38A5BC2" w:tentative="1">
-      <w:start w:val="1"/>
-      <w:numFmt w:val="bullet"/>
-      <w:lvlText w:val="●"/>
-      <w:lvlJc w:val="left"/>
-      <w:pPr>
-        <w:ind w:left="5040" w:hanging="360"/>
-      </w:pPr>
-    </w:lvl>
-    <w:lvl w:ilvl="7" w:tplc="84B48A12" w:tentative="1">
-      <w:start w:val="1"/>
-      <w:numFmt w:val="bullet"/>
-      <w:lvlText w:val="●"/>
-      <w:lvlJc w:val="left"/>
-      <w:pPr>
-        <w:ind w:left="5760" w:hanging="360"/>
-      </w:pPr>
-    </w:lvl>
-    <w:lvl w:ilvl="8" w:tplc="4A6A3C90" w:tentative="1">
-      <w:start w:val="1"/>
-      <w:numFmt w:val="bullet"/>
-      <w:lvlText w:val="●"/>
-      <w:lvlJc w:val="left"/>
-      <w:pPr>
-        <w:ind w:left="6480" w:hanging="360"/>
-      </w:pPr>
-    </w:lvl>
-  </w:abstractNum>
-  <w:abstractNum w:abstractNumId="8" w15:restartNumberingAfterBreak="0">
-    <w:nsid w:val="6C471DDD"/>
-    <w:multiLevelType w:val="hybridMultilevel"/>
-    <w:tmpl w:val="C2EC8D8A"/>
-    <w:lvl w:ilvl="0" w:tplc="9106170C">
-      <w:start w:val="1"/>
-      <w:numFmt w:val="decimal"/>
-      <w:lvlText w:val="%1."/>
-      <w:lvlJc w:val="left"/>
-      <w:pPr>
-        <w:ind w:left="360" w:hanging="300"/>
-      </w:pPr>
-    </w:lvl>
-    <w:lvl w:ilvl="1" w:tplc="67F6B3B8" w:tentative="1">
-      <w:start w:val="1"/>
-      <w:numFmt w:val="lowerLetter"/>
-      <w:lvlText w:val="%2."/>
-      <w:lvlJc w:val="left"/>
-      <w:pPr>
-        <w:ind w:left="720" w:hanging="300"/>
-      </w:pPr>
-    </w:lvl>
-    <w:lvl w:ilvl="2" w:tplc="509CF05E">
-      <w:numFmt w:val="decimal"/>
-      <w:lvlText w:val=""/>
-      <w:lvlJc w:val="left"/>
-    </w:lvl>
-    <w:lvl w:ilvl="3" w:tplc="DF3EC784">
-      <w:numFmt w:val="decimal"/>
-      <w:lvlText w:val=""/>
-      <w:lvlJc w:val="left"/>
-    </w:lvl>
-    <w:lvl w:ilvl="4" w:tplc="BC103E58">
-      <w:numFmt w:val="decimal"/>
-      <w:lvlText w:val=""/>
-      <w:lvlJc w:val="left"/>
-    </w:lvl>
-    <w:lvl w:ilvl="5" w:tplc="28CA3818">
-      <w:numFmt w:val="decimal"/>
-      <w:lvlText w:val=""/>
-      <w:lvlJc w:val="left"/>
-    </w:lvl>
-    <w:lvl w:ilvl="6" w:tplc="39841040">
-      <w:numFmt w:val="decimal"/>
-      <w:lvlText w:val=""/>
-      <w:lvlJc w:val="left"/>
-    </w:lvl>
-    <w:lvl w:ilvl="7" w:tplc="AD6CAFBA">
-      <w:numFmt w:val="decimal"/>
-      <w:lvlText w:val=""/>
-      <w:lvlJc w:val="left"/>
-    </w:lvl>
-    <w:lvl w:ilvl="8" w:tplc="171E2F3E">
-      <w:numFmt w:val="decimal"/>
-      <w:lvlText w:val=""/>
-      <w:lvlJc w:val="left"/>
-    </w:lvl>
-  </w:abstractNum>
-  <w:abstractNum w:abstractNumId="9" w15:restartNumberingAfterBreak="0">
-    <w:nsid w:val="6D076D61"/>
-    <w:multiLevelType w:val="hybridMultilevel"/>
-    <w:tmpl w:val="FC2849BC"/>
-    <w:lvl w:ilvl="0" w:tplc="1AD85086">
-      <w:start w:val="1"/>
-      <w:numFmt w:val="decimal"/>
-      <w:lvlText w:val="%1."/>
-      <w:lvlJc w:val="left"/>
-      <w:pPr>
-        <w:ind w:left="360" w:hanging="300"/>
-      </w:pPr>
-    </w:lvl>
-    <w:lvl w:ilvl="1" w:tplc="95DA598C" w:tentative="1">
-      <w:start w:val="1"/>
-      <w:numFmt w:val="lowerLetter"/>
-      <w:lvlText w:val="%2."/>
-      <w:lvlJc w:val="left"/>
-      <w:pPr>
-        <w:ind w:left="720" w:hanging="300"/>
-      </w:pPr>
-    </w:lvl>
-    <w:lvl w:ilvl="2" w:tplc="B7C8191A">
-      <w:numFmt w:val="decimal"/>
-      <w:lvlText w:val=""/>
-      <w:lvlJc w:val="left"/>
-    </w:lvl>
-    <w:lvl w:ilvl="3" w:tplc="51FEE16A">
-      <w:numFmt w:val="decimal"/>
-      <w:lvlText w:val=""/>
-      <w:lvlJc w:val="left"/>
-    </w:lvl>
-    <w:lvl w:ilvl="4" w:tplc="3C804DF8">
-      <w:numFmt w:val="decimal"/>
-      <w:lvlText w:val=""/>
-      <w:lvlJc w:val="left"/>
-    </w:lvl>
-    <w:lvl w:ilvl="5" w:tplc="AD225DC8">
-      <w:numFmt w:val="decimal"/>
-      <w:lvlText w:val=""/>
-      <w:lvlJc w:val="left"/>
-    </w:lvl>
-    <w:lvl w:ilvl="6" w:tplc="3E7CAD3A">
-      <w:numFmt w:val="decimal"/>
-      <w:lvlText w:val=""/>
-      <w:lvlJc w:val="left"/>
-    </w:lvl>
-    <w:lvl w:ilvl="7" w:tplc="31C6F9F0">
-      <w:numFmt w:val="decimal"/>
-      <w:lvlText w:val=""/>
-      <w:lvlJc w:val="left"/>
-    </w:lvl>
-    <w:lvl w:ilvl="8" w:tplc="0A3ABD74">
-      <w:numFmt w:val="decimal"/>
-      <w:lvlText w:val=""/>
-      <w:lvlJc w:val="left"/>
-    </w:lvl>
-  </w:abstractNum>
-  <w:abstractNum w:abstractNumId="10" w15:restartNumberingAfterBreak="0">
-    <w:nsid w:val="75FC1407"/>
-    <w:multiLevelType w:val="hybridMultilevel"/>
-    <w:tmpl w:val="ED347E64"/>
-    <w:lvl w:ilvl="0" w:tplc="1EC010B0">
-      <w:start w:val="1"/>
-      <w:numFmt w:val="decimal"/>
-      <w:lvlText w:val="%1."/>
-      <w:lvlJc w:val="left"/>
-      <w:pPr>
-        <w:ind w:left="360" w:hanging="300"/>
-      </w:pPr>
-    </w:lvl>
-    <w:lvl w:ilvl="1" w:tplc="B6C09314" w:tentative="1">
-      <w:start w:val="1"/>
-      <w:numFmt w:val="lowerLetter"/>
-      <w:lvlText w:val="%2."/>
-      <w:lvlJc w:val="left"/>
-      <w:pPr>
-        <w:ind w:left="720" w:hanging="300"/>
-      </w:pPr>
-    </w:lvl>
-    <w:lvl w:ilvl="2" w:tplc="DFBA9B54">
-      <w:numFmt w:val="decimal"/>
-      <w:lvlText w:val=""/>
-      <w:lvlJc w:val="left"/>
-    </w:lvl>
-    <w:lvl w:ilvl="3" w:tplc="733AE58C">
-      <w:numFmt w:val="decimal"/>
-      <w:lvlText w:val=""/>
-      <w:lvlJc w:val="left"/>
-    </w:lvl>
-    <w:lvl w:ilvl="4" w:tplc="D94CCAA6">
-      <w:numFmt w:val="decimal"/>
-      <w:lvlText w:val=""/>
-      <w:lvlJc w:val="left"/>
-    </w:lvl>
-    <w:lvl w:ilvl="5" w:tplc="D5B8B046">
-      <w:numFmt w:val="decimal"/>
-      <w:lvlText w:val=""/>
-      <w:lvlJc w:val="left"/>
-    </w:lvl>
-    <w:lvl w:ilvl="6" w:tplc="1AAA71FA">
-      <w:numFmt w:val="decimal"/>
-      <w:lvlText w:val=""/>
-      <w:lvlJc w:val="left"/>
-    </w:lvl>
-    <w:lvl w:ilvl="7" w:tplc="0EECBC88">
-      <w:numFmt w:val="decimal"/>
-      <w:lvlText w:val=""/>
-      <w:lvlJc w:val="left"/>
-    </w:lvl>
-    <w:lvl w:ilvl="8" w:tplc="38E88CAE">
-      <w:numFmt w:val="decimal"/>
-      <w:lvlText w:val=""/>
-      <w:lvlJc w:val="left"/>
-    </w:lvl>
-  </w:abstractNum>
-  <w:num w:numId="1" w16cid:durableId="1186090082">
-    <w:abstractNumId w:val="7"/>
+  <w:num w:numId="1" w16cid:durableId="611323224">
+    <w:abstractNumId w:val="1"/>
     <w:lvlOverride w:ilvl="0">
       <w:startOverride w:val="1"/>
     </w:lvlOverride>
   </w:num>
-  <w:num w:numId="2" w16cid:durableId="106125818">
-    <w:abstractNumId w:val="6"/>
+  <w:num w:numId="2" w16cid:durableId="2140411485">
+    <w:abstractNumId w:val="10"/>
     <w:lvlOverride w:ilvl="0">
       <w:startOverride w:val="1"/>
     </w:lvlOverride>
   </w:num>
-  <w:num w:numId="3" w16cid:durableId="1238827484">
+  <w:num w:numId="3" w16cid:durableId="439378652">
     <w:abstractNumId w:val="4"/>
     <w:lvlOverride w:ilvl="0">
       <w:startOverride w:val="1"/>
     </w:lvlOverride>
   </w:num>
-  <w:num w:numId="4" w16cid:durableId="1922130558">
+  <w:num w:numId="4" w16cid:durableId="1988512198">
+    <w:abstractNumId w:val="5"/>
+    <w:lvlOverride w:ilvl="0">
+      <w:startOverride w:val="1"/>
+    </w:lvlOverride>
+  </w:num>
+  <w:num w:numId="5" w16cid:durableId="542521648">
+    <w:abstractNumId w:val="8"/>
+    <w:lvlOverride w:ilvl="0">
+      <w:startOverride w:val="1"/>
+    </w:lvlOverride>
+  </w:num>
+  <w:num w:numId="6" w16cid:durableId="2031293182">
+    <w:abstractNumId w:val="3"/>
+    <w:lvlOverride w:ilvl="0">
+      <w:startOverride w:val="1"/>
+    </w:lvlOverride>
+  </w:num>
+  <w:num w:numId="7" w16cid:durableId="1224288977">
+    <w:abstractNumId w:val="2"/>
+    <w:lvlOverride w:ilvl="0">
+      <w:startOverride w:val="1"/>
+    </w:lvlOverride>
+  </w:num>
+  <w:num w:numId="8" w16cid:durableId="1399090150">
     <w:abstractNumId w:val="9"/>
     <w:lvlOverride w:ilvl="0">
       <w:startOverride w:val="1"/>
     </w:lvlOverride>
   </w:num>
-  <w:num w:numId="5" w16cid:durableId="1861384447">
-    <w:abstractNumId w:val="10"/>
-    <w:lvlOverride w:ilvl="0">
-      <w:startOverride w:val="1"/>
-    </w:lvlOverride>
-  </w:num>
-  <w:num w:numId="6" w16cid:durableId="736905483">
+  <w:num w:numId="9" w16cid:durableId="757868023">
     <w:abstractNumId w:val="0"/>
     <w:lvlOverride w:ilvl="0">
       <w:startOverride w:val="1"/>
     </w:lvlOverride>
   </w:num>
-  <w:num w:numId="7" w16cid:durableId="1120876464">
-    <w:abstractNumId w:val="8"/>
-    <w:lvlOverride w:ilvl="0">
-      <w:startOverride w:val="1"/>
-    </w:lvlOverride>
-  </w:num>
-  <w:num w:numId="8" w16cid:durableId="1092354640">
-    <w:abstractNumId w:val="2"/>
-    <w:lvlOverride w:ilvl="0">
-      <w:startOverride w:val="1"/>
-    </w:lvlOverride>
-  </w:num>
-  <w:num w:numId="9" w16cid:durableId="1856073758">
-    <w:abstractNumId w:val="5"/>
-    <w:lvlOverride w:ilvl="0">
-      <w:startOverride w:val="1"/>
-    </w:lvlOverride>
-  </w:num>
-  <w:num w:numId="10" w16cid:durableId="694386204">
-    <w:abstractNumId w:val="3"/>
+  <w:num w:numId="10" w16cid:durableId="518129760">
+    <w:abstractNumId w:val="7"/>
     <w:lvlOverride w:ilvl="0">
       <w:startOverride w:val="1"/>
     </w:lvlOverride>
@@ -8481,7 +8481,7 @@
     <w:autoRedefine/>
     <w:uiPriority w:val="39"/>
     <w:unhideWhenUsed/>
-    <w:rsid w:val="00E7231F"/>
+    <w:rsid w:val="00FE1BE9"/>
     <w:pPr>
       <w:spacing w:after="100"/>
     </w:pPr>

--- a/discoverer-neo/docs/user-guide/manual/Discoverer-Neo-ADMIN-Guide-Quick-en.docx
+++ b/discoverer-neo/docs/user-guide/manual/Discoverer-Neo-ADMIN-Guide-Quick-en.docx
@@ -74,7 +74,7 @@
     <w:sdt>
       <w:sdtPr>
         <w:alias w:val="Contents"/>
-        <w:id w:val="996533360"/>
+        <w:id w:val="970866828"/>
       </w:sdtPr>
       <w:sdtEndPr/>
       <w:sdtContent>
@@ -102,7 +102,7 @@
           <w:r>
             <w:fldChar w:fldCharType="separate"/>
           </w:r>
-          <w:hyperlink w:anchor="_Toc241670905" w:history="1">
+          <w:hyperlink w:anchor="_Toc241692446" w:history="1">
             <w:r>
               <w:rPr>
                 <w:rStyle w:val="Hiperligao"/>
@@ -126,7 +126,7 @@
               <w:rPr>
                 <w:noProof/>
               </w:rPr>
-              <w:instrText xml:space="preserve"> PAGEREF _Toc241670905 \h </w:instrText>
+              <w:instrText xml:space="preserve"> PAGEREF _Toc241692446 \h </w:instrText>
             </w:r>
             <w:r>
               <w:rPr>
@@ -168,7 +168,7 @@
               <w14:ligatures w14:val="standardContextual"/>
             </w:rPr>
           </w:pPr>
-          <w:hyperlink w:anchor="_Toc241670906" w:history="1">
+          <w:hyperlink w:anchor="_Toc241692447" w:history="1">
             <w:r>
               <w:rPr>
                 <w:rStyle w:val="Hiperligao"/>
@@ -192,7 +192,7 @@
               <w:rPr>
                 <w:noProof/>
               </w:rPr>
-              <w:instrText xml:space="preserve"> PAGEREF _Toc241670906 \h </w:instrText>
+              <w:instrText xml:space="preserve"> PAGEREF _Toc241692447 \h </w:instrText>
             </w:r>
             <w:r>
               <w:rPr>
@@ -234,7 +234,7 @@
               <w14:ligatures w14:val="standardContextual"/>
             </w:rPr>
           </w:pPr>
-          <w:hyperlink w:anchor="_Toc241670907" w:history="1">
+          <w:hyperlink w:anchor="_Toc241692448" w:history="1">
             <w:r>
               <w:rPr>
                 <w:rStyle w:val="Hiperligao"/>
@@ -258,7 +258,7 @@
               <w:rPr>
                 <w:noProof/>
               </w:rPr>
-              <w:instrText xml:space="preserve"> PAGEREF _Toc241670907 \h </w:instrText>
+              <w:instrText xml:space="preserve"> PAGEREF _Toc241692448 \h </w:instrText>
             </w:r>
             <w:r>
               <w:rPr>
@@ -300,7 +300,7 @@
               <w14:ligatures w14:val="standardContextual"/>
             </w:rPr>
           </w:pPr>
-          <w:hyperlink w:anchor="_Toc241670908" w:history="1">
+          <w:hyperlink w:anchor="_Toc241692449" w:history="1">
             <w:r>
               <w:rPr>
                 <w:rStyle w:val="Hiperligao"/>
@@ -324,7 +324,7 @@
               <w:rPr>
                 <w:noProof/>
               </w:rPr>
-              <w:instrText xml:space="preserve"> PAGEREF _Toc241670908 \h </w:instrText>
+              <w:instrText xml:space="preserve"> PAGEREF _Toc241692449 \h </w:instrText>
             </w:r>
             <w:r>
               <w:rPr>
@@ -366,7 +366,7 @@
               <w14:ligatures w14:val="standardContextual"/>
             </w:rPr>
           </w:pPr>
-          <w:hyperlink w:anchor="_Toc241670909" w:history="1">
+          <w:hyperlink w:anchor="_Toc241692450" w:history="1">
             <w:r>
               <w:rPr>
                 <w:rStyle w:val="Hiperligao"/>
@@ -390,7 +390,7 @@
               <w:rPr>
                 <w:noProof/>
               </w:rPr>
-              <w:instrText xml:space="preserve"> PAGEREF _Toc241670909 \h </w:instrText>
+              <w:instrText xml:space="preserve"> PAGEREF _Toc241692450 \h </w:instrText>
             </w:r>
             <w:r>
               <w:rPr>
@@ -432,7 +432,7 @@
               <w14:ligatures w14:val="standardContextual"/>
             </w:rPr>
           </w:pPr>
-          <w:hyperlink w:anchor="_Toc241670910" w:history="1">
+          <w:hyperlink w:anchor="_Toc241692451" w:history="1">
             <w:r>
               <w:rPr>
                 <w:rStyle w:val="Hiperligao"/>
@@ -456,7 +456,7 @@
               <w:rPr>
                 <w:noProof/>
               </w:rPr>
-              <w:instrText xml:space="preserve"> PAGEREF _Toc241670910 \h </w:instrText>
+              <w:instrText xml:space="preserve"> PAGEREF _Toc241692451 \h </w:instrText>
             </w:r>
             <w:r>
               <w:rPr>
@@ -498,7 +498,7 @@
               <w14:ligatures w14:val="standardContextual"/>
             </w:rPr>
           </w:pPr>
-          <w:hyperlink w:anchor="_Toc241670911" w:history="1">
+          <w:hyperlink w:anchor="_Toc241692452" w:history="1">
             <w:r>
               <w:rPr>
                 <w:rStyle w:val="Hiperligao"/>
@@ -522,7 +522,7 @@
               <w:rPr>
                 <w:noProof/>
               </w:rPr>
-              <w:instrText xml:space="preserve"> PAGEREF _Toc241670911 \h </w:instrText>
+              <w:instrText xml:space="preserve"> PAGEREF _Toc241692452 \h </w:instrText>
             </w:r>
             <w:r>
               <w:rPr>
@@ -564,7 +564,7 @@
               <w14:ligatures w14:val="standardContextual"/>
             </w:rPr>
           </w:pPr>
-          <w:hyperlink w:anchor="_Toc241670912" w:history="1">
+          <w:hyperlink w:anchor="_Toc241692453" w:history="1">
             <w:r>
               <w:rPr>
                 <w:rStyle w:val="Hiperligao"/>
@@ -588,7 +588,7 @@
               <w:rPr>
                 <w:noProof/>
               </w:rPr>
-              <w:instrText xml:space="preserve"> PAGEREF _Toc241670912 \h </w:instrText>
+              <w:instrText xml:space="preserve"> PAGEREF _Toc241692453 \h </w:instrText>
             </w:r>
             <w:r>
               <w:rPr>
@@ -630,7 +630,7 @@
               <w14:ligatures w14:val="standardContextual"/>
             </w:rPr>
           </w:pPr>
-          <w:hyperlink w:anchor="_Toc241670913" w:history="1">
+          <w:hyperlink w:anchor="_Toc241692454" w:history="1">
             <w:r>
               <w:rPr>
                 <w:rStyle w:val="Hiperligao"/>
@@ -654,7 +654,7 @@
               <w:rPr>
                 <w:noProof/>
               </w:rPr>
-              <w:instrText xml:space="preserve"> PAGEREF _Toc241670913 \h </w:instrText>
+              <w:instrText xml:space="preserve"> PAGEREF _Toc241692454 \h </w:instrText>
             </w:r>
             <w:r>
               <w:rPr>
@@ -696,7 +696,7 @@
               <w14:ligatures w14:val="standardContextual"/>
             </w:rPr>
           </w:pPr>
-          <w:hyperlink w:anchor="_Toc241670914" w:history="1">
+          <w:hyperlink w:anchor="_Toc241692455" w:history="1">
             <w:r>
               <w:rPr>
                 <w:rStyle w:val="Hiperligao"/>
@@ -720,7 +720,7 @@
               <w:rPr>
                 <w:noProof/>
               </w:rPr>
-              <w:instrText xml:space="preserve"> PAGEREF _Toc241670914 \h </w:instrText>
+              <w:instrText xml:space="preserve"> PAGEREF _Toc241692455 \h </w:instrText>
             </w:r>
             <w:r>
               <w:rPr>
@@ -768,7 +768,7 @@
       <w:pPr>
         <w:pStyle w:val="Ttulo1"/>
       </w:pPr>
-      <w:bookmarkStart w:id="0" w:name="_Toc241670905"/>
+      <w:bookmarkStart w:id="0" w:name="_Toc241692446"/>
       <w:r>
         <w:lastRenderedPageBreak/>
         <w:t>Your role in one page</w:t>
@@ -825,7 +825,7 @@
           <w:left w:w="10" w:type="dxa"/>
           <w:right w:w="10" w:type="dxa"/>
         </w:tblCellMar>
-        <w:tblLook w:val="04A0" w:firstRow="1" w:lastRow="0" w:firstColumn="1" w:lastColumn="0" w:noHBand="0" w:noVBand="1"/>
+        <w:tblLook w:val="0000" w:firstRow="0" w:lastRow="0" w:firstColumn="0" w:lastColumn="0" w:noHBand="0" w:noVBand="0"/>
       </w:tblPr>
       <w:tblGrid>
         <w:gridCol w:w="4513"/>
@@ -1415,7 +1415,7 @@
           <w:noProof/>
         </w:rPr>
         <w:drawing>
-          <wp:inline distT="0" distB="0" distL="0" distR="0" wp14:anchorId="3DB52359" wp14:editId="6919F10F">
+          <wp:inline distT="0" distB="0" distL="0" distR="0" wp14:anchorId="7852C0F3" wp14:editId="19C116ED">
             <wp:extent cx="5715000" cy="3571875"/>
             <wp:effectExtent l="0" t="0" r="0" b="0"/>
             <wp:docPr id="157" name="01-login.png" descr="The sign-in page with Email, Password, Remember me and the Sign in button." title="The sign-in page with Email, Password, Remember me and the Sign in button."/>
@@ -1468,7 +1468,7 @@
         <w:pStyle w:val="Ttulo1"/>
         <w:pageBreakBefore/>
       </w:pPr>
-      <w:bookmarkStart w:id="1" w:name="_Toc241670906"/>
+      <w:bookmarkStart w:id="1" w:name="_Toc241692447"/>
       <w:r>
         <w:lastRenderedPageBreak/>
         <w:t>Dashboard and Maps</w:t>
@@ -1511,7 +1511,7 @@
           <w:noProof/>
         </w:rPr>
         <w:drawing>
-          <wp:inline distT="0" distB="0" distL="0" distR="0" wp14:anchorId="2341C396" wp14:editId="2CF923FD">
+          <wp:inline distT="0" distB="0" distL="0" distR="0" wp14:anchorId="1F994443" wp14:editId="55DC80BA">
             <wp:extent cx="5715000" cy="3429000"/>
             <wp:effectExtent l="0" t="0" r="0" b="0"/>
             <wp:docPr id="158" name="02-maps-all.png" descr="The Maps list, All tab, with every row icon and the Workbooks section above." title="The Maps list, All tab, with every row icon and the Workbooks section above."/>
@@ -1694,7 +1694,7 @@
           <w:left w:w="10" w:type="dxa"/>
           <w:right w:w="10" w:type="dxa"/>
         </w:tblCellMar>
-        <w:tblLook w:val="04A0" w:firstRow="1" w:lastRow="0" w:firstColumn="1" w:lastColumn="0" w:noHBand="0" w:noVBand="1"/>
+        <w:tblLook w:val="0000" w:firstRow="0" w:lastRow="0" w:firstColumn="0" w:lastColumn="0" w:noHBand="0" w:noVBand="0"/>
       </w:tblPr>
       <w:tblGrid>
         <w:gridCol w:w="4513"/>
@@ -2040,7 +2040,7 @@
         <w:pStyle w:val="Ttulo1"/>
         <w:pageBreakBefore/>
       </w:pPr>
-      <w:bookmarkStart w:id="2" w:name="_Toc241670907"/>
+      <w:bookmarkStart w:id="2" w:name="_Toc241692448"/>
       <w:r>
         <w:lastRenderedPageBreak/>
         <w:t>Map builder and viewer</w:t>
@@ -2063,7 +2063,7 @@
           <w:noProof/>
         </w:rPr>
         <w:drawing>
-          <wp:inline distT="0" distB="0" distL="0" distR="0" wp14:anchorId="6CE67A39" wp14:editId="60EBCA53">
+          <wp:inline distT="0" distB="0" distL="0" distR="0" wp14:anchorId="074336DE" wp14:editId="389C8737">
             <wp:extent cx="5715000" cy="3571875"/>
             <wp:effectExtent l="0" t="0" r="0" b="0"/>
             <wp:docPr id="159" name="03-viewer-results.png" descr="Run results with the SQL and Plan buttons beside the Excel, CSV and PDF buttons." title="Run results with the SQL and Plan buttons beside the Excel, CSV and PDF buttons."/>
@@ -2339,7 +2339,7 @@
           <w:left w:w="10" w:type="dxa"/>
           <w:right w:w="10" w:type="dxa"/>
         </w:tblCellMar>
-        <w:tblLook w:val="04A0" w:firstRow="1" w:lastRow="0" w:firstColumn="1" w:lastColumn="0" w:noHBand="0" w:noVBand="1"/>
+        <w:tblLook w:val="0000" w:firstRow="0" w:lastRow="0" w:firstColumn="0" w:lastColumn="0" w:noHBand="0" w:noVBand="0"/>
       </w:tblPr>
       <w:tblGrid>
         <w:gridCol w:w="4513"/>
@@ -2695,7 +2695,7 @@
         <w:pStyle w:val="Ttulo1"/>
         <w:pageBreakBefore/>
       </w:pPr>
-      <w:bookmarkStart w:id="3" w:name="_Toc241670908"/>
+      <w:bookmarkStart w:id="3" w:name="_Toc241692449"/>
       <w:r>
         <w:lastRenderedPageBreak/>
         <w:t>Runs, Exports and Schedules</w:t>
@@ -2748,7 +2748,7 @@
           <w:noProof/>
         </w:rPr>
         <w:drawing>
-          <wp:inline distT="0" distB="0" distL="0" distR="0" wp14:anchorId="50BDC877" wp14:editId="1BC04FCE">
+          <wp:inline distT="0" distB="0" distL="0" distR="0" wp14:anchorId="67FC1508" wp14:editId="4CBFBBC2">
             <wp:extent cx="5715000" cy="3571875"/>
             <wp:effectExtent l="0" t="0" r="0" b="0"/>
             <wp:docPr id="160" name="04-runs-every-user.png" descr="The Runs page with every user's runs shown." title="The Runs page with every user's runs shown."/>
@@ -3021,7 +3021,7 @@
           <w:left w:w="10" w:type="dxa"/>
           <w:right w:w="10" w:type="dxa"/>
         </w:tblCellMar>
-        <w:tblLook w:val="04A0" w:firstRow="1" w:lastRow="0" w:firstColumn="1" w:lastColumn="0" w:noHBand="0" w:noVBand="1"/>
+        <w:tblLook w:val="0000" w:firstRow="0" w:lastRow="0" w:firstColumn="0" w:lastColumn="0" w:noHBand="0" w:noVBand="0"/>
       </w:tblPr>
       <w:tblGrid>
         <w:gridCol w:w="4513"/>
@@ -3358,7 +3358,7 @@
         <w:pStyle w:val="Ttulo1"/>
         <w:pageBreakBefore/>
       </w:pPr>
-      <w:bookmarkStart w:id="4" w:name="_Toc241670909"/>
+      <w:bookmarkStart w:id="4" w:name="_Toc241692450"/>
       <w:r>
         <w:lastRenderedPageBreak/>
         <w:t>Business Areas and Grants</w:t>
@@ -3391,7 +3391,7 @@
           <w:noProof/>
         </w:rPr>
         <w:drawing>
-          <wp:inline distT="0" distB="0" distL="0" distR="0" wp14:anchorId="3BC24BC2" wp14:editId="27E1149D">
+          <wp:inline distT="0" distB="0" distL="0" distR="0" wp14:anchorId="7292D1DF" wp14:editId="058A5466">
             <wp:extent cx="5715000" cy="3571875"/>
             <wp:effectExtent l="0" t="0" r="0" b="0"/>
             <wp:docPr id="161" name="09-business-areas-grants-permission.png" descr="The Manage grants dialog with the Permission list open." title="The Manage grants dialog with the Permission list open."/>
@@ -3591,7 +3591,7 @@
           <w:left w:w="10" w:type="dxa"/>
           <w:right w:w="10" w:type="dxa"/>
         </w:tblCellMar>
-        <w:tblLook w:val="04A0" w:firstRow="1" w:lastRow="0" w:firstColumn="1" w:lastColumn="0" w:noHBand="0" w:noVBand="1"/>
+        <w:tblLook w:val="0000" w:firstRow="0" w:lastRow="0" w:firstColumn="0" w:lastColumn="0" w:noHBand="0" w:noVBand="0"/>
       </w:tblPr>
       <w:tblGrid>
         <w:gridCol w:w="4513"/>
@@ -3983,10 +3983,20 @@
     </w:tbl>
     <w:p>
       <w:pPr>
+        <w:spacing w:after="60"/>
+      </w:pPr>
+    </w:p>
+    <w:p>
+      <w:r>
+        <w:t>A Manager never changes the model. For a Manager, CREATE and above only let them create maps.</w:t>
+      </w:r>
+    </w:p>
+    <w:p>
+      <w:pPr>
         <w:pStyle w:val="Ttulo1"/>
         <w:pageBreakBefore/>
       </w:pPr>
-      <w:bookmarkStart w:id="5" w:name="_Toc241670910"/>
+      <w:bookmarkStart w:id="5" w:name="_Toc241692451"/>
       <w:r>
         <w:lastRenderedPageBreak/>
         <w:t>Folders, Items, Joins, Hierarchies</w:t>
@@ -4049,7 +4059,7 @@
           <w:noProof/>
         </w:rPr>
         <w:drawing>
-          <wp:inline distT="0" distB="0" distL="0" distR="0" wp14:anchorId="00E09B4A" wp14:editId="43B2079A">
+          <wp:inline distT="0" distB="0" distL="0" distR="0" wp14:anchorId="26D46E40" wp14:editId="3E9652A2">
             <wp:extent cx="2495550" cy="5905500"/>
             <wp:effectExtent l="0" t="0" r="0" b="0"/>
             <wp:docPr id="162" name="14-folders-discovered.png" descr="The New Folder dialog after Discover Tables, listing the tables found." title="The New Folder dialog after Discover Tables, listing the tables found."/>
@@ -4335,7 +4345,7 @@
           <w:left w:w="10" w:type="dxa"/>
           <w:right w:w="10" w:type="dxa"/>
         </w:tblCellMar>
-        <w:tblLook w:val="04A0" w:firstRow="1" w:lastRow="0" w:firstColumn="1" w:lastColumn="0" w:noHBand="0" w:noVBand="1"/>
+        <w:tblLook w:val="0000" w:firstRow="0" w:lastRow="0" w:firstColumn="0" w:lastColumn="0" w:noHBand="0" w:noVBand="0"/>
       </w:tblPr>
       <w:tblGrid>
         <w:gridCol w:w="4513"/>
@@ -4619,7 +4629,7 @@
         <w:pStyle w:val="Ttulo1"/>
         <w:pageBreakBefore/>
       </w:pPr>
-      <w:bookmarkStart w:id="6" w:name="_Toc241670911"/>
+      <w:bookmarkStart w:id="6" w:name="_Toc241692452"/>
       <w:r>
         <w:lastRenderedPageBreak/>
         <w:t>Custom Functions and Data Sources</w:t>
@@ -4662,7 +4672,7 @@
           <w:noProof/>
         </w:rPr>
         <w:drawing>
-          <wp:inline distT="0" distB="0" distL="0" distR="0" wp14:anchorId="1FDA6EBF" wp14:editId="19D7657D">
+          <wp:inline distT="0" distB="0" distL="0" distR="0" wp14:anchorId="27ECF256" wp14:editId="48198CC8">
             <wp:extent cx="5715000" cy="3571875"/>
             <wp:effectExtent l="0" t="0" r="0" b="0"/>
             <wp:docPr id="163" name="30-data-sources.png" descr="The Data Sources page with a table of connections and five row icons." title="The Data Sources page with a table of connections and five row icons."/>
@@ -4922,7 +4932,7 @@
           <w:left w:w="10" w:type="dxa"/>
           <w:right w:w="10" w:type="dxa"/>
         </w:tblCellMar>
-        <w:tblLook w:val="04A0" w:firstRow="1" w:lastRow="0" w:firstColumn="1" w:lastColumn="0" w:noHBand="0" w:noVBand="1"/>
+        <w:tblLook w:val="0000" w:firstRow="0" w:lastRow="0" w:firstColumn="0" w:lastColumn="0" w:noHBand="0" w:noVBand="0"/>
       </w:tblPr>
       <w:tblGrid>
         <w:gridCol w:w="4513"/>
@@ -5222,7 +5232,7 @@
         <w:pStyle w:val="Ttulo1"/>
         <w:pageBreakBefore/>
       </w:pPr>
-      <w:bookmarkStart w:id="7" w:name="_Toc241670912"/>
+      <w:bookmarkStart w:id="7" w:name="_Toc241692453"/>
       <w:r>
         <w:lastRenderedPageBreak/>
         <w:t>Users</w:t>
@@ -5245,7 +5255,7 @@
           <w:noProof/>
         </w:rPr>
         <w:drawing>
-          <wp:inline distT="0" distB="0" distL="0" distR="0" wp14:anchorId="775D268D" wp14:editId="4B9CEDA0">
+          <wp:inline distT="0" distB="0" distL="0" distR="0" wp14:anchorId="173AAFB2" wp14:editId="41730DBD">
             <wp:extent cx="5715000" cy="3571875"/>
             <wp:effectExtent l="0" t="0" r="0" b="0"/>
             <wp:docPr id="164" name="35-users.png" descr="The Users page with the Credentials file and New User buttons and row icons." title="The Users page with the Credentials file and New User buttons and row icons."/>
@@ -5475,7 +5485,7 @@
           <w:left w:w="10" w:type="dxa"/>
           <w:right w:w="10" w:type="dxa"/>
         </w:tblCellMar>
-        <w:tblLook w:val="04A0" w:firstRow="1" w:lastRow="0" w:firstColumn="1" w:lastColumn="0" w:noHBand="0" w:noVBand="1"/>
+        <w:tblLook w:val="0000" w:firstRow="0" w:lastRow="0" w:firstColumn="0" w:lastColumn="0" w:noHBand="0" w:noVBand="0"/>
       </w:tblPr>
       <w:tblGrid>
         <w:gridCol w:w="4513"/>
@@ -5674,7 +5684,7 @@
               <w:spacing w:after="0"/>
             </w:pPr>
             <w:r>
-              <w:t>Sees, runs, exports, schedules and shares every map. Models data only where granted.</w:t>
+              <w:t>Sees, runs, exports, schedules and shares every map. Never changes the data model.</w:t>
             </w:r>
           </w:p>
         </w:tc>
@@ -5941,7 +5951,7 @@
         <w:pStyle w:val="Ttulo1"/>
         <w:pageBreakBefore/>
       </w:pPr>
-      <w:bookmarkStart w:id="8" w:name="_Toc241670913"/>
+      <w:bookmarkStart w:id="8" w:name="_Toc241692454"/>
       <w:r>
         <w:lastRenderedPageBreak/>
         <w:t>Security Policies and Audit Log</w:t>
@@ -5984,7 +5994,7 @@
           <w:noProof/>
         </w:rPr>
         <w:drawing>
-          <wp:inline distT="0" distB="0" distL="0" distR="0" wp14:anchorId="5E54FD72" wp14:editId="7D8BF4F2">
+          <wp:inline distT="0" distB="0" distL="0" distR="0" wp14:anchorId="75E2EFD6" wp14:editId="1E17DF54">
             <wp:extent cx="3324225" cy="4638675"/>
             <wp:effectExtent l="0" t="0" r="0" b="0"/>
             <wp:docPr id="165" name="44-security-new-dialog.png" descr="The New Policy dialog with a name, description and one rule." title="The New Policy dialog with a name, description and one rule."/>
@@ -6348,7 +6358,7 @@
         <w:pStyle w:val="Ttulo1"/>
         <w:pageBreakBefore/>
       </w:pPr>
-      <w:bookmarkStart w:id="9" w:name="_Toc241670914"/>
+      <w:bookmarkStart w:id="9" w:name="_Toc241692455"/>
       <w:r>
         <w:lastRenderedPageBreak/>
         <w:t>Migration</w:t>
@@ -6378,7 +6388,7 @@
           <w:noProof/>
         </w:rPr>
         <w:drawing>
-          <wp:inline distT="0" distB="0" distL="0" distR="0" wp14:anchorId="7D40F5C0" wp14:editId="4020C11C">
+          <wp:inline distT="0" distB="0" distL="0" distR="0" wp14:anchorId="14DF534A" wp14:editId="568AF315">
             <wp:extent cx="5715000" cy="3571875"/>
             <wp:effectExtent l="0" t="0" r="0" b="0"/>
             <wp:docPr id="166" name="50-migration.png" descr="The Migration page with the Source card, its buttons and help text." title="The Migration page with the Source card, its buttons and help text."/>
@@ -6634,7 +6644,7 @@
           <w:left w:w="10" w:type="dxa"/>
           <w:right w:w="10" w:type="dxa"/>
         </w:tblCellMar>
-        <w:tblLook w:val="04A0" w:firstRow="1" w:lastRow="0" w:firstColumn="1" w:lastColumn="0" w:noHBand="0" w:noVBand="1"/>
+        <w:tblLook w:val="0000" w:firstRow="0" w:lastRow="0" w:firstColumn="0" w:lastColumn="0" w:noHBand="0" w:noVBand="0"/>
       </w:tblPr>
       <w:tblGrid>
         <w:gridCol w:w="4513"/>
@@ -7080,10 +7090,10 @@
 <file path=word/numbering.xml><?xml version="1.0" encoding="utf-8"?>
 <w:numbering xmlns:wpc="http://schemas.microsoft.com/office/word/2010/wordprocessingCanvas" xmlns:cx="http://schemas.microsoft.com/office/drawing/2014/chartex" xmlns:cx1="http://schemas.microsoft.com/office/drawing/2015/9/8/chartex" xmlns:cx2="http://schemas.microsoft.com/office/drawing/2015/10/21/chartex" xmlns:cx3="http://schemas.microsoft.com/office/drawing/2016/5/9/chartex" xmlns:cx4="http://schemas.microsoft.com/office/drawing/2016/5/10/chartex" xmlns:cx5="http://schemas.microsoft.com/office/drawing/2016/5/11/chartex" xmlns:cx6="http://schemas.microsoft.com/office/drawing/2016/5/12/chartex" xmlns:cx7="http://schemas.microsoft.com/office/drawing/2016/5/13/chartex" xmlns:cx8="http://schemas.microsoft.com/office/drawing/2016/5/14/chartex" xmlns:mc="http://schemas.openxmlformats.org/markup-compatibility/2006" xmlns:aink="http://schemas.microsoft.com/office/drawing/2016/ink" xmlns:am3d="http://schemas.microsoft.com/office/drawing/2017/model3d" xmlns:o="urn:schemas-microsoft-com:office:office" xmlns:oel="http://schemas.microsoft.com/office/2019/extlst" xmlns:r="http://schemas.openxmlformats.org/officeDocument/2006/relationships" xmlns:m="http://schemas.openxmlformats.org/officeDocument/2006/math" xmlns:v="urn:schemas-microsoft-com:vml" xmlns:wp14="http://schemas.microsoft.com/office/word/2010/wordprocessingDrawing" xmlns:wp="http://schemas.openxmlformats.org/drawingml/2006/wordprocessingDrawing" xmlns:w10="urn:schemas-microsoft-com:office:word" xmlns:w="http://schemas.openxmlformats.org/wordprocessingml/2006/main" xmlns:w14="http://schemas.microsoft.com/office/word/2010/wordml" xmlns:w15="http://schemas.microsoft.com/office/word/2012/wordml" xmlns:w16cex="http://schemas.microsoft.com/office/word/2018/wordml/cex" xmlns:w16cid="http://schemas.microsoft.com/office/word/2016/wordml/cid" xmlns:w16="http://schemas.microsoft.com/office/word/2018/wordml" xmlns:w16sdtdh="http://schemas.microsoft.com/office/word/2020/wordml/sdtdatahash" xmlns:w16se="http://schemas.microsoft.com/office/word/2015/wordml/symex" xmlns:wpg="http://schemas.microsoft.com/office/word/2010/wordprocessingGroup" xmlns:wpi="http://schemas.microsoft.com/office/word/2010/wordprocessingInk" xmlns:wne="http://schemas.microsoft.com/office/word/2006/wordml" xmlns:wps="http://schemas.microsoft.com/office/word/2010/wordprocessingShape" mc:Ignorable="w14 w15 w16se w16cid w16 w16cex w16sdtdh wp14">
   <w:abstractNum w:abstractNumId="0" w15:restartNumberingAfterBreak="0">
-    <w:nsid w:val="0E632B5E"/>
+    <w:nsid w:val="02F364BF"/>
     <w:multiLevelType w:val="hybridMultilevel"/>
-    <w:tmpl w:val="E15ADC48"/>
-    <w:lvl w:ilvl="0" w:tplc="724E7AC8">
+    <w:tmpl w:val="81D64DB2"/>
+    <w:lvl w:ilvl="0" w:tplc="1E9A69F4">
       <w:start w:val="1"/>
       <w:numFmt w:val="decimal"/>
       <w:lvlText w:val="%1."/>
@@ -7092,7 +7102,7 @@
         <w:ind w:left="360" w:hanging="300"/>
       </w:pPr>
     </w:lvl>
-    <w:lvl w:ilvl="1" w:tplc="CFFEE784" w:tentative="1">
+    <w:lvl w:ilvl="1" w:tplc="0BFC1A0A" w:tentative="1">
       <w:start w:val="1"/>
       <w:numFmt w:val="lowerLetter"/>
       <w:lvlText w:val="%2."/>
@@ -7101,47 +7111,47 @@
         <w:ind w:left="720" w:hanging="300"/>
       </w:pPr>
     </w:lvl>
-    <w:lvl w:ilvl="2" w:tplc="4650D58E">
+    <w:lvl w:ilvl="2" w:tplc="48A658C0">
       <w:numFmt w:val="decimal"/>
       <w:lvlText w:val=""/>
       <w:lvlJc w:val="left"/>
     </w:lvl>
-    <w:lvl w:ilvl="3" w:tplc="3350150A">
+    <w:lvl w:ilvl="3" w:tplc="390AC10C">
       <w:numFmt w:val="decimal"/>
       <w:lvlText w:val=""/>
       <w:lvlJc w:val="left"/>
     </w:lvl>
-    <w:lvl w:ilvl="4" w:tplc="6710512C">
+    <w:lvl w:ilvl="4" w:tplc="930A7078">
       <w:numFmt w:val="decimal"/>
       <w:lvlText w:val=""/>
       <w:lvlJc w:val="left"/>
     </w:lvl>
-    <w:lvl w:ilvl="5" w:tplc="73A29112">
+    <w:lvl w:ilvl="5" w:tplc="499A036A">
       <w:numFmt w:val="decimal"/>
       <w:lvlText w:val=""/>
       <w:lvlJc w:val="left"/>
     </w:lvl>
-    <w:lvl w:ilvl="6" w:tplc="E244FAB8">
+    <w:lvl w:ilvl="6" w:tplc="51E8AA18">
       <w:numFmt w:val="decimal"/>
       <w:lvlText w:val=""/>
       <w:lvlJc w:val="left"/>
     </w:lvl>
-    <w:lvl w:ilvl="7" w:tplc="2F402318">
+    <w:lvl w:ilvl="7" w:tplc="03542EA0">
       <w:numFmt w:val="decimal"/>
       <w:lvlText w:val=""/>
       <w:lvlJc w:val="left"/>
     </w:lvl>
-    <w:lvl w:ilvl="8" w:tplc="C2A0E8E6">
+    <w:lvl w:ilvl="8" w:tplc="2A487FB2">
       <w:numFmt w:val="decimal"/>
       <w:lvlText w:val=""/>
       <w:lvlJc w:val="left"/>
     </w:lvl>
   </w:abstractNum>
   <w:abstractNum w:abstractNumId="1" w15:restartNumberingAfterBreak="0">
-    <w:nsid w:val="16E5795B"/>
+    <w:nsid w:val="0660354F"/>
     <w:multiLevelType w:val="hybridMultilevel"/>
-    <w:tmpl w:val="DC449C2C"/>
-    <w:lvl w:ilvl="0" w:tplc="D41A80AE" w:tentative="1">
+    <w:tmpl w:val="BD7E10DC"/>
+    <w:lvl w:ilvl="0" w:tplc="3BA6AABA" w:tentative="1">
       <w:start w:val="1"/>
       <w:numFmt w:val="bullet"/>
       <w:lvlText w:val="●"/>
@@ -7150,7 +7160,7 @@
         <w:ind w:left="720" w:hanging="360"/>
       </w:pPr>
     </w:lvl>
-    <w:lvl w:ilvl="1" w:tplc="F06A99CE" w:tentative="1">
+    <w:lvl w:ilvl="1" w:tplc="10FE629C" w:tentative="1">
       <w:start w:val="1"/>
       <w:numFmt w:val="bullet"/>
       <w:lvlText w:val="○"/>
@@ -7159,7 +7169,7 @@
         <w:ind w:left="1440" w:hanging="360"/>
       </w:pPr>
     </w:lvl>
-    <w:lvl w:ilvl="2" w:tplc="F142FC8A" w:tentative="1">
+    <w:lvl w:ilvl="2" w:tplc="62468612" w:tentative="1">
       <w:start w:val="1"/>
       <w:numFmt w:val="bullet"/>
       <w:lvlText w:val="■"/>
@@ -7168,7 +7178,7 @@
         <w:ind w:left="2160" w:hanging="360"/>
       </w:pPr>
     </w:lvl>
-    <w:lvl w:ilvl="3" w:tplc="E95E58DE" w:tentative="1">
+    <w:lvl w:ilvl="3" w:tplc="C19276CE" w:tentative="1">
       <w:start w:val="1"/>
       <w:numFmt w:val="bullet"/>
       <w:lvlText w:val="●"/>
@@ -7177,7 +7187,7 @@
         <w:ind w:left="2880" w:hanging="360"/>
       </w:pPr>
     </w:lvl>
-    <w:lvl w:ilvl="4" w:tplc="AA5AC078" w:tentative="1">
+    <w:lvl w:ilvl="4" w:tplc="24565A1C" w:tentative="1">
       <w:start w:val="1"/>
       <w:numFmt w:val="bullet"/>
       <w:lvlText w:val="○"/>
@@ -7186,7 +7196,7 @@
         <w:ind w:left="3600" w:hanging="360"/>
       </w:pPr>
     </w:lvl>
-    <w:lvl w:ilvl="5" w:tplc="3E8E2B70" w:tentative="1">
+    <w:lvl w:ilvl="5" w:tplc="54C22082" w:tentative="1">
       <w:start w:val="1"/>
       <w:numFmt w:val="bullet"/>
       <w:lvlText w:val="■"/>
@@ -7195,7 +7205,7 @@
         <w:ind w:left="4320" w:hanging="360"/>
       </w:pPr>
     </w:lvl>
-    <w:lvl w:ilvl="6" w:tplc="F43898EA" w:tentative="1">
+    <w:lvl w:ilvl="6" w:tplc="6840F3AA" w:tentative="1">
       <w:start w:val="1"/>
       <w:numFmt w:val="bullet"/>
       <w:lvlText w:val="●"/>
@@ -7204,7 +7214,7 @@
         <w:ind w:left="5040" w:hanging="360"/>
       </w:pPr>
     </w:lvl>
-    <w:lvl w:ilvl="7" w:tplc="E9DAEAE6" w:tentative="1">
+    <w:lvl w:ilvl="7" w:tplc="6D747C62" w:tentative="1">
       <w:start w:val="1"/>
       <w:numFmt w:val="bullet"/>
       <w:lvlText w:val="●"/>
@@ -7213,7 +7223,7 @@
         <w:ind w:left="5760" w:hanging="360"/>
       </w:pPr>
     </w:lvl>
-    <w:lvl w:ilvl="8" w:tplc="022E0D9C" w:tentative="1">
+    <w:lvl w:ilvl="8" w:tplc="4CE2F836" w:tentative="1">
       <w:start w:val="1"/>
       <w:numFmt w:val="bullet"/>
       <w:lvlText w:val="●"/>
@@ -7224,10 +7234,10 @@
     </w:lvl>
   </w:abstractNum>
   <w:abstractNum w:abstractNumId="2" w15:restartNumberingAfterBreak="0">
-    <w:nsid w:val="19975998"/>
+    <w:nsid w:val="109E25EB"/>
     <w:multiLevelType w:val="hybridMultilevel"/>
-    <w:tmpl w:val="C73A6F78"/>
-    <w:lvl w:ilvl="0" w:tplc="F1D044E2">
+    <w:tmpl w:val="CC381226"/>
+    <w:lvl w:ilvl="0" w:tplc="8222B988">
       <w:start w:val="1"/>
       <w:numFmt w:val="decimal"/>
       <w:lvlText w:val="%1."/>
@@ -7236,7 +7246,7 @@
         <w:ind w:left="360" w:hanging="300"/>
       </w:pPr>
     </w:lvl>
-    <w:lvl w:ilvl="1" w:tplc="10D4062C" w:tentative="1">
+    <w:lvl w:ilvl="1" w:tplc="0EFC25E2" w:tentative="1">
       <w:start w:val="1"/>
       <w:numFmt w:val="lowerLetter"/>
       <w:lvlText w:val="%2."/>
@@ -7245,47 +7255,47 @@
         <w:ind w:left="720" w:hanging="300"/>
       </w:pPr>
     </w:lvl>
-    <w:lvl w:ilvl="2" w:tplc="1D3858AC">
+    <w:lvl w:ilvl="2" w:tplc="B4A6C62E">
       <w:numFmt w:val="decimal"/>
       <w:lvlText w:val=""/>
       <w:lvlJc w:val="left"/>
     </w:lvl>
-    <w:lvl w:ilvl="3" w:tplc="5220069A">
+    <w:lvl w:ilvl="3" w:tplc="8A5C5302">
       <w:numFmt w:val="decimal"/>
       <w:lvlText w:val=""/>
       <w:lvlJc w:val="left"/>
     </w:lvl>
-    <w:lvl w:ilvl="4" w:tplc="7D883182">
+    <w:lvl w:ilvl="4" w:tplc="D3A87120">
       <w:numFmt w:val="decimal"/>
       <w:lvlText w:val=""/>
       <w:lvlJc w:val="left"/>
     </w:lvl>
-    <w:lvl w:ilvl="5" w:tplc="B6DA4B22">
+    <w:lvl w:ilvl="5" w:tplc="3A3A2FDE">
       <w:numFmt w:val="decimal"/>
       <w:lvlText w:val=""/>
       <w:lvlJc w:val="left"/>
     </w:lvl>
-    <w:lvl w:ilvl="6" w:tplc="BA0027EE">
+    <w:lvl w:ilvl="6" w:tplc="DD909998">
       <w:numFmt w:val="decimal"/>
       <w:lvlText w:val=""/>
       <w:lvlJc w:val="left"/>
     </w:lvl>
-    <w:lvl w:ilvl="7" w:tplc="4B60110A">
+    <w:lvl w:ilvl="7" w:tplc="0B3E967E">
       <w:numFmt w:val="decimal"/>
       <w:lvlText w:val=""/>
       <w:lvlJc w:val="left"/>
     </w:lvl>
-    <w:lvl w:ilvl="8" w:tplc="EE327B98">
+    <w:lvl w:ilvl="8" w:tplc="C730305E">
       <w:numFmt w:val="decimal"/>
       <w:lvlText w:val=""/>
       <w:lvlJc w:val="left"/>
     </w:lvl>
   </w:abstractNum>
   <w:abstractNum w:abstractNumId="3" w15:restartNumberingAfterBreak="0">
-    <w:nsid w:val="25711AE9"/>
+    <w:nsid w:val="10F952F5"/>
     <w:multiLevelType w:val="hybridMultilevel"/>
-    <w:tmpl w:val="0F4C457E"/>
-    <w:lvl w:ilvl="0" w:tplc="7ED88274">
+    <w:tmpl w:val="70B6744E"/>
+    <w:lvl w:ilvl="0" w:tplc="331C10F6">
       <w:start w:val="1"/>
       <w:numFmt w:val="decimal"/>
       <w:lvlText w:val="%1."/>
@@ -7294,7 +7304,7 @@
         <w:ind w:left="360" w:hanging="300"/>
       </w:pPr>
     </w:lvl>
-    <w:lvl w:ilvl="1" w:tplc="3AD0CE22" w:tentative="1">
+    <w:lvl w:ilvl="1" w:tplc="05DE7990" w:tentative="1">
       <w:start w:val="1"/>
       <w:numFmt w:val="lowerLetter"/>
       <w:lvlText w:val="%2."/>
@@ -7303,47 +7313,47 @@
         <w:ind w:left="720" w:hanging="300"/>
       </w:pPr>
     </w:lvl>
-    <w:lvl w:ilvl="2" w:tplc="8E584EEC">
+    <w:lvl w:ilvl="2" w:tplc="0472FEAE">
       <w:numFmt w:val="decimal"/>
       <w:lvlText w:val=""/>
       <w:lvlJc w:val="left"/>
     </w:lvl>
-    <w:lvl w:ilvl="3" w:tplc="18840356">
+    <w:lvl w:ilvl="3" w:tplc="DCF42B1E">
       <w:numFmt w:val="decimal"/>
       <w:lvlText w:val=""/>
       <w:lvlJc w:val="left"/>
     </w:lvl>
-    <w:lvl w:ilvl="4" w:tplc="6DE44B10">
+    <w:lvl w:ilvl="4" w:tplc="7E727320">
       <w:numFmt w:val="decimal"/>
       <w:lvlText w:val=""/>
       <w:lvlJc w:val="left"/>
     </w:lvl>
-    <w:lvl w:ilvl="5" w:tplc="1FB2649A">
+    <w:lvl w:ilvl="5" w:tplc="2F1A5C86">
       <w:numFmt w:val="decimal"/>
       <w:lvlText w:val=""/>
       <w:lvlJc w:val="left"/>
     </w:lvl>
-    <w:lvl w:ilvl="6" w:tplc="BD9CC3E8">
+    <w:lvl w:ilvl="6" w:tplc="0DEC89D4">
       <w:numFmt w:val="decimal"/>
       <w:lvlText w:val=""/>
       <w:lvlJc w:val="left"/>
     </w:lvl>
-    <w:lvl w:ilvl="7" w:tplc="30D8279A">
+    <w:lvl w:ilvl="7" w:tplc="1F2A1166">
       <w:numFmt w:val="decimal"/>
       <w:lvlText w:val=""/>
       <w:lvlJc w:val="left"/>
     </w:lvl>
-    <w:lvl w:ilvl="8" w:tplc="8938C2DE">
+    <w:lvl w:ilvl="8" w:tplc="F2CABA90">
       <w:numFmt w:val="decimal"/>
       <w:lvlText w:val=""/>
       <w:lvlJc w:val="left"/>
     </w:lvl>
   </w:abstractNum>
   <w:abstractNum w:abstractNumId="4" w15:restartNumberingAfterBreak="0">
-    <w:nsid w:val="2CA44730"/>
+    <w:nsid w:val="15896AD4"/>
     <w:multiLevelType w:val="hybridMultilevel"/>
-    <w:tmpl w:val="86F26BB0"/>
-    <w:lvl w:ilvl="0" w:tplc="C262B05E">
+    <w:tmpl w:val="22EE82C2"/>
+    <w:lvl w:ilvl="0" w:tplc="B3684CFC">
       <w:start w:val="1"/>
       <w:numFmt w:val="decimal"/>
       <w:lvlText w:val="%1."/>
@@ -7352,7 +7362,7 @@
         <w:ind w:left="360" w:hanging="300"/>
       </w:pPr>
     </w:lvl>
-    <w:lvl w:ilvl="1" w:tplc="7B20EDD8" w:tentative="1">
+    <w:lvl w:ilvl="1" w:tplc="E3EC592E" w:tentative="1">
       <w:start w:val="1"/>
       <w:numFmt w:val="lowerLetter"/>
       <w:lvlText w:val="%2."/>
@@ -7361,47 +7371,47 @@
         <w:ind w:left="720" w:hanging="300"/>
       </w:pPr>
     </w:lvl>
-    <w:lvl w:ilvl="2" w:tplc="24AE94B4">
+    <w:lvl w:ilvl="2" w:tplc="9482C28C">
       <w:numFmt w:val="decimal"/>
       <w:lvlText w:val=""/>
       <w:lvlJc w:val="left"/>
     </w:lvl>
-    <w:lvl w:ilvl="3" w:tplc="2A82454A">
+    <w:lvl w:ilvl="3" w:tplc="EE245D0A">
       <w:numFmt w:val="decimal"/>
       <w:lvlText w:val=""/>
       <w:lvlJc w:val="left"/>
     </w:lvl>
-    <w:lvl w:ilvl="4" w:tplc="A5B6D36E">
+    <w:lvl w:ilvl="4" w:tplc="BDD6495A">
       <w:numFmt w:val="decimal"/>
       <w:lvlText w:val=""/>
       <w:lvlJc w:val="left"/>
     </w:lvl>
-    <w:lvl w:ilvl="5" w:tplc="BEBE3212">
+    <w:lvl w:ilvl="5" w:tplc="98462658">
       <w:numFmt w:val="decimal"/>
       <w:lvlText w:val=""/>
       <w:lvlJc w:val="left"/>
     </w:lvl>
-    <w:lvl w:ilvl="6" w:tplc="66E02BC4">
+    <w:lvl w:ilvl="6" w:tplc="453A363E">
       <w:numFmt w:val="decimal"/>
       <w:lvlText w:val=""/>
       <w:lvlJc w:val="left"/>
     </w:lvl>
-    <w:lvl w:ilvl="7" w:tplc="76AE4DC8">
+    <w:lvl w:ilvl="7" w:tplc="6608A4F0">
       <w:numFmt w:val="decimal"/>
       <w:lvlText w:val=""/>
       <w:lvlJc w:val="left"/>
     </w:lvl>
-    <w:lvl w:ilvl="8" w:tplc="40045D82">
+    <w:lvl w:ilvl="8" w:tplc="F9782140">
       <w:numFmt w:val="decimal"/>
       <w:lvlText w:val=""/>
       <w:lvlJc w:val="left"/>
     </w:lvl>
   </w:abstractNum>
   <w:abstractNum w:abstractNumId="5" w15:restartNumberingAfterBreak="0">
-    <w:nsid w:val="66AA5201"/>
+    <w:nsid w:val="45896E92"/>
     <w:multiLevelType w:val="hybridMultilevel"/>
-    <w:tmpl w:val="52C49BD6"/>
-    <w:lvl w:ilvl="0" w:tplc="E6A035A0">
+    <w:tmpl w:val="71927792"/>
+    <w:lvl w:ilvl="0" w:tplc="BF4EBCBE">
       <w:start w:val="1"/>
       <w:numFmt w:val="decimal"/>
       <w:lvlText w:val="%1."/>
@@ -7410,7 +7420,7 @@
         <w:ind w:left="360" w:hanging="300"/>
       </w:pPr>
     </w:lvl>
-    <w:lvl w:ilvl="1" w:tplc="92CE6974" w:tentative="1">
+    <w:lvl w:ilvl="1" w:tplc="72E8AD84" w:tentative="1">
       <w:start w:val="1"/>
       <w:numFmt w:val="lowerLetter"/>
       <w:lvlText w:val="%2."/>
@@ -7419,47 +7429,221 @@
         <w:ind w:left="720" w:hanging="300"/>
       </w:pPr>
     </w:lvl>
-    <w:lvl w:ilvl="2" w:tplc="EBEEBDB2">
+    <w:lvl w:ilvl="2" w:tplc="544AF79A">
       <w:numFmt w:val="decimal"/>
       <w:lvlText w:val=""/>
       <w:lvlJc w:val="left"/>
     </w:lvl>
-    <w:lvl w:ilvl="3" w:tplc="D6BEC208">
+    <w:lvl w:ilvl="3" w:tplc="7188F72A">
       <w:numFmt w:val="decimal"/>
       <w:lvlText w:val=""/>
       <w:lvlJc w:val="left"/>
     </w:lvl>
-    <w:lvl w:ilvl="4" w:tplc="225C6892">
+    <w:lvl w:ilvl="4" w:tplc="BF62C61E">
       <w:numFmt w:val="decimal"/>
       <w:lvlText w:val=""/>
       <w:lvlJc w:val="left"/>
     </w:lvl>
-    <w:lvl w:ilvl="5" w:tplc="3988946C">
+    <w:lvl w:ilvl="5" w:tplc="293A0126">
       <w:numFmt w:val="decimal"/>
       <w:lvlText w:val=""/>
       <w:lvlJc w:val="left"/>
     </w:lvl>
-    <w:lvl w:ilvl="6" w:tplc="7476302A">
+    <w:lvl w:ilvl="6" w:tplc="55D40316">
       <w:numFmt w:val="decimal"/>
       <w:lvlText w:val=""/>
       <w:lvlJc w:val="left"/>
     </w:lvl>
-    <w:lvl w:ilvl="7" w:tplc="42B0BD48">
+    <w:lvl w:ilvl="7" w:tplc="A12CA804">
       <w:numFmt w:val="decimal"/>
       <w:lvlText w:val=""/>
       <w:lvlJc w:val="left"/>
     </w:lvl>
-    <w:lvl w:ilvl="8" w:tplc="07EADB48">
+    <w:lvl w:ilvl="8" w:tplc="137251DE">
       <w:numFmt w:val="decimal"/>
       <w:lvlText w:val=""/>
       <w:lvlJc w:val="left"/>
     </w:lvl>
   </w:abstractNum>
   <w:abstractNum w:abstractNumId="6" w15:restartNumberingAfterBreak="0">
-    <w:nsid w:val="69D13D4D"/>
+    <w:nsid w:val="60531B27"/>
     <w:multiLevelType w:val="hybridMultilevel"/>
-    <w:tmpl w:val="FCBA26E4"/>
-    <w:lvl w:ilvl="0" w:tplc="590A6A24" w:tentative="1">
+    <w:tmpl w:val="9E7CA8C6"/>
+    <w:lvl w:ilvl="0" w:tplc="1FFEC952">
+      <w:start w:val="1"/>
+      <w:numFmt w:val="decimal"/>
+      <w:lvlText w:val="%1."/>
+      <w:lvlJc w:val="left"/>
+      <w:pPr>
+        <w:ind w:left="360" w:hanging="300"/>
+      </w:pPr>
+    </w:lvl>
+    <w:lvl w:ilvl="1" w:tplc="09324534" w:tentative="1">
+      <w:start w:val="1"/>
+      <w:numFmt w:val="lowerLetter"/>
+      <w:lvlText w:val="%2."/>
+      <w:lvlJc w:val="left"/>
+      <w:pPr>
+        <w:ind w:left="720" w:hanging="300"/>
+      </w:pPr>
+    </w:lvl>
+    <w:lvl w:ilvl="2" w:tplc="58DEA9E6">
+      <w:numFmt w:val="decimal"/>
+      <w:lvlText w:val=""/>
+      <w:lvlJc w:val="left"/>
+    </w:lvl>
+    <w:lvl w:ilvl="3" w:tplc="90ACA122">
+      <w:numFmt w:val="decimal"/>
+      <w:lvlText w:val=""/>
+      <w:lvlJc w:val="left"/>
+    </w:lvl>
+    <w:lvl w:ilvl="4" w:tplc="FDCE7B46">
+      <w:numFmt w:val="decimal"/>
+      <w:lvlText w:val=""/>
+      <w:lvlJc w:val="left"/>
+    </w:lvl>
+    <w:lvl w:ilvl="5" w:tplc="9C56025A">
+      <w:numFmt w:val="decimal"/>
+      <w:lvlText w:val=""/>
+      <w:lvlJc w:val="left"/>
+    </w:lvl>
+    <w:lvl w:ilvl="6" w:tplc="748CB614">
+      <w:numFmt w:val="decimal"/>
+      <w:lvlText w:val=""/>
+      <w:lvlJc w:val="left"/>
+    </w:lvl>
+    <w:lvl w:ilvl="7" w:tplc="C5BAFBFE">
+      <w:numFmt w:val="decimal"/>
+      <w:lvlText w:val=""/>
+      <w:lvlJc w:val="left"/>
+    </w:lvl>
+    <w:lvl w:ilvl="8" w:tplc="E488DFEA">
+      <w:numFmt w:val="decimal"/>
+      <w:lvlText w:val=""/>
+      <w:lvlJc w:val="left"/>
+    </w:lvl>
+  </w:abstractNum>
+  <w:abstractNum w:abstractNumId="7" w15:restartNumberingAfterBreak="0">
+    <w:nsid w:val="61373E46"/>
+    <w:multiLevelType w:val="hybridMultilevel"/>
+    <w:tmpl w:val="98C0AE26"/>
+    <w:lvl w:ilvl="0" w:tplc="6BFAE24A">
+      <w:start w:val="1"/>
+      <w:numFmt w:val="decimal"/>
+      <w:lvlText w:val="%1."/>
+      <w:lvlJc w:val="left"/>
+      <w:pPr>
+        <w:ind w:left="360" w:hanging="300"/>
+      </w:pPr>
+    </w:lvl>
+    <w:lvl w:ilvl="1" w:tplc="D43453D4" w:tentative="1">
+      <w:start w:val="1"/>
+      <w:numFmt w:val="lowerLetter"/>
+      <w:lvlText w:val="%2."/>
+      <w:lvlJc w:val="left"/>
+      <w:pPr>
+        <w:ind w:left="720" w:hanging="300"/>
+      </w:pPr>
+    </w:lvl>
+    <w:lvl w:ilvl="2" w:tplc="5F7A382E">
+      <w:numFmt w:val="decimal"/>
+      <w:lvlText w:val=""/>
+      <w:lvlJc w:val="left"/>
+    </w:lvl>
+    <w:lvl w:ilvl="3" w:tplc="9C24B506">
+      <w:numFmt w:val="decimal"/>
+      <w:lvlText w:val=""/>
+      <w:lvlJc w:val="left"/>
+    </w:lvl>
+    <w:lvl w:ilvl="4" w:tplc="507AB6DE">
+      <w:numFmt w:val="decimal"/>
+      <w:lvlText w:val=""/>
+      <w:lvlJc w:val="left"/>
+    </w:lvl>
+    <w:lvl w:ilvl="5" w:tplc="0DE679D0">
+      <w:numFmt w:val="decimal"/>
+      <w:lvlText w:val=""/>
+      <w:lvlJc w:val="left"/>
+    </w:lvl>
+    <w:lvl w:ilvl="6" w:tplc="B71AD422">
+      <w:numFmt w:val="decimal"/>
+      <w:lvlText w:val=""/>
+      <w:lvlJc w:val="left"/>
+    </w:lvl>
+    <w:lvl w:ilvl="7" w:tplc="D24647AA">
+      <w:numFmt w:val="decimal"/>
+      <w:lvlText w:val=""/>
+      <w:lvlJc w:val="left"/>
+    </w:lvl>
+    <w:lvl w:ilvl="8" w:tplc="B90EE3A0">
+      <w:numFmt w:val="decimal"/>
+      <w:lvlText w:val=""/>
+      <w:lvlJc w:val="left"/>
+    </w:lvl>
+  </w:abstractNum>
+  <w:abstractNum w:abstractNumId="8" w15:restartNumberingAfterBreak="0">
+    <w:nsid w:val="6BA1579C"/>
+    <w:multiLevelType w:val="hybridMultilevel"/>
+    <w:tmpl w:val="A7388B7C"/>
+    <w:lvl w:ilvl="0" w:tplc="7FB6FDF2">
+      <w:start w:val="1"/>
+      <w:numFmt w:val="decimal"/>
+      <w:lvlText w:val="%1."/>
+      <w:lvlJc w:val="left"/>
+      <w:pPr>
+        <w:ind w:left="360" w:hanging="300"/>
+      </w:pPr>
+    </w:lvl>
+    <w:lvl w:ilvl="1" w:tplc="DA88318A" w:tentative="1">
+      <w:start w:val="1"/>
+      <w:numFmt w:val="lowerLetter"/>
+      <w:lvlText w:val="%2."/>
+      <w:lvlJc w:val="left"/>
+      <w:pPr>
+        <w:ind w:left="720" w:hanging="300"/>
+      </w:pPr>
+    </w:lvl>
+    <w:lvl w:ilvl="2" w:tplc="C42448B4">
+      <w:numFmt w:val="decimal"/>
+      <w:lvlText w:val=""/>
+      <w:lvlJc w:val="left"/>
+    </w:lvl>
+    <w:lvl w:ilvl="3" w:tplc="B51C9E3C">
+      <w:numFmt w:val="decimal"/>
+      <w:lvlText w:val=""/>
+      <w:lvlJc w:val="left"/>
+    </w:lvl>
+    <w:lvl w:ilvl="4" w:tplc="03C05E16">
+      <w:numFmt w:val="decimal"/>
+      <w:lvlText w:val=""/>
+      <w:lvlJc w:val="left"/>
+    </w:lvl>
+    <w:lvl w:ilvl="5" w:tplc="0112779C">
+      <w:numFmt w:val="decimal"/>
+      <w:lvlText w:val=""/>
+      <w:lvlJc w:val="left"/>
+    </w:lvl>
+    <w:lvl w:ilvl="6" w:tplc="08DAFBC0">
+      <w:numFmt w:val="decimal"/>
+      <w:lvlText w:val=""/>
+      <w:lvlJc w:val="left"/>
+    </w:lvl>
+    <w:lvl w:ilvl="7" w:tplc="A7F25A68">
+      <w:numFmt w:val="decimal"/>
+      <w:lvlText w:val=""/>
+      <w:lvlJc w:val="left"/>
+    </w:lvl>
+    <w:lvl w:ilvl="8" w:tplc="DFB22F72">
+      <w:numFmt w:val="decimal"/>
+      <w:lvlText w:val=""/>
+      <w:lvlJc w:val="left"/>
+    </w:lvl>
+  </w:abstractNum>
+  <w:abstractNum w:abstractNumId="9" w15:restartNumberingAfterBreak="0">
+    <w:nsid w:val="6CC753D1"/>
+    <w:multiLevelType w:val="hybridMultilevel"/>
+    <w:tmpl w:val="8102D1FA"/>
+    <w:lvl w:ilvl="0" w:tplc="E0D4D7CA" w:tentative="1">
       <w:start w:val="1"/>
       <w:numFmt w:val="bullet"/>
       <w:lvlText w:val="•"/>
@@ -7468,7 +7652,7 @@
         <w:ind w:left="360" w:hanging="260"/>
       </w:pPr>
     </w:lvl>
-    <w:lvl w:ilvl="1" w:tplc="71B49AF8" w:tentative="1">
+    <w:lvl w:ilvl="1" w:tplc="DD6C1E3E" w:tentative="1">
       <w:start w:val="1"/>
       <w:numFmt w:val="bullet"/>
       <w:lvlText w:val="–"/>
@@ -7477,47 +7661,47 @@
         <w:ind w:left="720" w:hanging="260"/>
       </w:pPr>
     </w:lvl>
-    <w:lvl w:ilvl="2" w:tplc="C0FCF5CE">
+    <w:lvl w:ilvl="2" w:tplc="B7CEE69E">
       <w:numFmt w:val="decimal"/>
       <w:lvlText w:val=""/>
       <w:lvlJc w:val="left"/>
     </w:lvl>
-    <w:lvl w:ilvl="3" w:tplc="6FB04D24">
+    <w:lvl w:ilvl="3" w:tplc="FF142F6E">
       <w:numFmt w:val="decimal"/>
       <w:lvlText w:val=""/>
       <w:lvlJc w:val="left"/>
     </w:lvl>
-    <w:lvl w:ilvl="4" w:tplc="EAA4179E">
+    <w:lvl w:ilvl="4" w:tplc="0B7286F6">
       <w:numFmt w:val="decimal"/>
       <w:lvlText w:val=""/>
       <w:lvlJc w:val="left"/>
     </w:lvl>
-    <w:lvl w:ilvl="5" w:tplc="60364EBA">
+    <w:lvl w:ilvl="5" w:tplc="3568280A">
       <w:numFmt w:val="decimal"/>
       <w:lvlText w:val=""/>
       <w:lvlJc w:val="left"/>
     </w:lvl>
-    <w:lvl w:ilvl="6" w:tplc="B49662A4">
+    <w:lvl w:ilvl="6" w:tplc="75D85BD4">
       <w:numFmt w:val="decimal"/>
       <w:lvlText w:val=""/>
       <w:lvlJc w:val="left"/>
     </w:lvl>
-    <w:lvl w:ilvl="7" w:tplc="94FE5220">
+    <w:lvl w:ilvl="7" w:tplc="64F2F9A4">
       <w:numFmt w:val="decimal"/>
       <w:lvlText w:val=""/>
       <w:lvlJc w:val="left"/>
     </w:lvl>
-    <w:lvl w:ilvl="8" w:tplc="06845BF4">
+    <w:lvl w:ilvl="8" w:tplc="9B7EC252">
       <w:numFmt w:val="decimal"/>
       <w:lvlText w:val=""/>
       <w:lvlJc w:val="left"/>
     </w:lvl>
   </w:abstractNum>
-  <w:abstractNum w:abstractNumId="7" w15:restartNumberingAfterBreak="0">
-    <w:nsid w:val="69F76F97"/>
+  <w:abstractNum w:abstractNumId="10" w15:restartNumberingAfterBreak="0">
+    <w:nsid w:val="76503B05"/>
     <w:multiLevelType w:val="hybridMultilevel"/>
-    <w:tmpl w:val="A776DB0E"/>
-    <w:lvl w:ilvl="0" w:tplc="6380ADE8">
+    <w:tmpl w:val="B9A0A4CA"/>
+    <w:lvl w:ilvl="0" w:tplc="8AA8E67C">
       <w:start w:val="1"/>
       <w:numFmt w:val="decimal"/>
       <w:lvlText w:val="%1."/>
@@ -7526,7 +7710,7 @@
         <w:ind w:left="360" w:hanging="300"/>
       </w:pPr>
     </w:lvl>
-    <w:lvl w:ilvl="1" w:tplc="20502188" w:tentative="1">
+    <w:lvl w:ilvl="1" w:tplc="D63E8EE0" w:tentative="1">
       <w:start w:val="1"/>
       <w:numFmt w:val="lowerLetter"/>
       <w:lvlText w:val="%2."/>
@@ -7535,272 +7719,98 @@
         <w:ind w:left="720" w:hanging="300"/>
       </w:pPr>
     </w:lvl>
-    <w:lvl w:ilvl="2" w:tplc="E8D01D4C">
+    <w:lvl w:ilvl="2" w:tplc="B74A4802">
       <w:numFmt w:val="decimal"/>
       <w:lvlText w:val=""/>
       <w:lvlJc w:val="left"/>
     </w:lvl>
-    <w:lvl w:ilvl="3" w:tplc="56323ED8">
+    <w:lvl w:ilvl="3" w:tplc="DFD0BDB2">
       <w:numFmt w:val="decimal"/>
       <w:lvlText w:val=""/>
       <w:lvlJc w:val="left"/>
     </w:lvl>
-    <w:lvl w:ilvl="4" w:tplc="6D8030B6">
+    <w:lvl w:ilvl="4" w:tplc="0B18020E">
       <w:numFmt w:val="decimal"/>
       <w:lvlText w:val=""/>
       <w:lvlJc w:val="left"/>
     </w:lvl>
-    <w:lvl w:ilvl="5" w:tplc="01266F88">
+    <w:lvl w:ilvl="5" w:tplc="3C4A45C0">
       <w:numFmt w:val="decimal"/>
       <w:lvlText w:val=""/>
       <w:lvlJc w:val="left"/>
     </w:lvl>
-    <w:lvl w:ilvl="6" w:tplc="212AC95E">
+    <w:lvl w:ilvl="6" w:tplc="62CEE07E">
       <w:numFmt w:val="decimal"/>
       <w:lvlText w:val=""/>
       <w:lvlJc w:val="left"/>
     </w:lvl>
-    <w:lvl w:ilvl="7" w:tplc="D05C13A8">
+    <w:lvl w:ilvl="7" w:tplc="E40A19DE">
       <w:numFmt w:val="decimal"/>
       <w:lvlText w:val=""/>
       <w:lvlJc w:val="left"/>
     </w:lvl>
-    <w:lvl w:ilvl="8" w:tplc="75FCBD32">
+    <w:lvl w:ilvl="8" w:tplc="B846DD24">
       <w:numFmt w:val="decimal"/>
       <w:lvlText w:val=""/>
       <w:lvlJc w:val="left"/>
     </w:lvl>
   </w:abstractNum>
-  <w:abstractNum w:abstractNumId="8" w15:restartNumberingAfterBreak="0">
-    <w:nsid w:val="71964B03"/>
-    <w:multiLevelType w:val="hybridMultilevel"/>
-    <w:tmpl w:val="0910E57A"/>
-    <w:lvl w:ilvl="0" w:tplc="2DBC14C8">
-      <w:start w:val="1"/>
-      <w:numFmt w:val="decimal"/>
-      <w:lvlText w:val="%1."/>
-      <w:lvlJc w:val="left"/>
-      <w:pPr>
-        <w:ind w:left="360" w:hanging="300"/>
-      </w:pPr>
-    </w:lvl>
-    <w:lvl w:ilvl="1" w:tplc="82E058C4" w:tentative="1">
-      <w:start w:val="1"/>
-      <w:numFmt w:val="lowerLetter"/>
-      <w:lvlText w:val="%2."/>
-      <w:lvlJc w:val="left"/>
-      <w:pPr>
-        <w:ind w:left="720" w:hanging="300"/>
-      </w:pPr>
-    </w:lvl>
-    <w:lvl w:ilvl="2" w:tplc="B72ED8F2">
-      <w:numFmt w:val="decimal"/>
-      <w:lvlText w:val=""/>
-      <w:lvlJc w:val="left"/>
-    </w:lvl>
-    <w:lvl w:ilvl="3" w:tplc="49AE012E">
-      <w:numFmt w:val="decimal"/>
-      <w:lvlText w:val=""/>
-      <w:lvlJc w:val="left"/>
-    </w:lvl>
-    <w:lvl w:ilvl="4" w:tplc="87347092">
-      <w:numFmt w:val="decimal"/>
-      <w:lvlText w:val=""/>
-      <w:lvlJc w:val="left"/>
-    </w:lvl>
-    <w:lvl w:ilvl="5" w:tplc="01CA0866">
-      <w:numFmt w:val="decimal"/>
-      <w:lvlText w:val=""/>
-      <w:lvlJc w:val="left"/>
-    </w:lvl>
-    <w:lvl w:ilvl="6" w:tplc="9FC8264A">
-      <w:numFmt w:val="decimal"/>
-      <w:lvlText w:val=""/>
-      <w:lvlJc w:val="left"/>
-    </w:lvl>
-    <w:lvl w:ilvl="7" w:tplc="3E6C3698">
-      <w:numFmt w:val="decimal"/>
-      <w:lvlText w:val=""/>
-      <w:lvlJc w:val="left"/>
-    </w:lvl>
-    <w:lvl w:ilvl="8" w:tplc="D91470D4">
-      <w:numFmt w:val="decimal"/>
-      <w:lvlText w:val=""/>
-      <w:lvlJc w:val="left"/>
-    </w:lvl>
-  </w:abstractNum>
-  <w:abstractNum w:abstractNumId="9" w15:restartNumberingAfterBreak="0">
-    <w:nsid w:val="71E11FC9"/>
-    <w:multiLevelType w:val="hybridMultilevel"/>
-    <w:tmpl w:val="1C30A600"/>
-    <w:lvl w:ilvl="0" w:tplc="C23CEC46">
-      <w:start w:val="1"/>
-      <w:numFmt w:val="decimal"/>
-      <w:lvlText w:val="%1."/>
-      <w:lvlJc w:val="left"/>
-      <w:pPr>
-        <w:ind w:left="360" w:hanging="300"/>
-      </w:pPr>
-    </w:lvl>
-    <w:lvl w:ilvl="1" w:tplc="EBB88F52" w:tentative="1">
-      <w:start w:val="1"/>
-      <w:numFmt w:val="lowerLetter"/>
-      <w:lvlText w:val="%2."/>
-      <w:lvlJc w:val="left"/>
-      <w:pPr>
-        <w:ind w:left="720" w:hanging="300"/>
-      </w:pPr>
-    </w:lvl>
-    <w:lvl w:ilvl="2" w:tplc="B554ED64">
-      <w:numFmt w:val="decimal"/>
-      <w:lvlText w:val=""/>
-      <w:lvlJc w:val="left"/>
-    </w:lvl>
-    <w:lvl w:ilvl="3" w:tplc="C5B8CDCC">
-      <w:numFmt w:val="decimal"/>
-      <w:lvlText w:val=""/>
-      <w:lvlJc w:val="left"/>
-    </w:lvl>
-    <w:lvl w:ilvl="4" w:tplc="C7A218D8">
-      <w:numFmt w:val="decimal"/>
-      <w:lvlText w:val=""/>
-      <w:lvlJc w:val="left"/>
-    </w:lvl>
-    <w:lvl w:ilvl="5" w:tplc="5B5A276E">
-      <w:numFmt w:val="decimal"/>
-      <w:lvlText w:val=""/>
-      <w:lvlJc w:val="left"/>
-    </w:lvl>
-    <w:lvl w:ilvl="6" w:tplc="F9525518">
-      <w:numFmt w:val="decimal"/>
-      <w:lvlText w:val=""/>
-      <w:lvlJc w:val="left"/>
-    </w:lvl>
-    <w:lvl w:ilvl="7" w:tplc="F4C01EE8">
-      <w:numFmt w:val="decimal"/>
-      <w:lvlText w:val=""/>
-      <w:lvlJc w:val="left"/>
-    </w:lvl>
-    <w:lvl w:ilvl="8" w:tplc="F73C7DC6">
-      <w:numFmt w:val="decimal"/>
-      <w:lvlText w:val=""/>
-      <w:lvlJc w:val="left"/>
-    </w:lvl>
-  </w:abstractNum>
-  <w:abstractNum w:abstractNumId="10" w15:restartNumberingAfterBreak="0">
-    <w:nsid w:val="77833ABE"/>
-    <w:multiLevelType w:val="hybridMultilevel"/>
-    <w:tmpl w:val="B5FACE2C"/>
-    <w:lvl w:ilvl="0" w:tplc="F9A0F5DE">
-      <w:start w:val="1"/>
-      <w:numFmt w:val="decimal"/>
-      <w:lvlText w:val="%1."/>
-      <w:lvlJc w:val="left"/>
-      <w:pPr>
-        <w:ind w:left="360" w:hanging="300"/>
-      </w:pPr>
-    </w:lvl>
-    <w:lvl w:ilvl="1" w:tplc="F87C5304" w:tentative="1">
-      <w:start w:val="1"/>
-      <w:numFmt w:val="lowerLetter"/>
-      <w:lvlText w:val="%2."/>
-      <w:lvlJc w:val="left"/>
-      <w:pPr>
-        <w:ind w:left="720" w:hanging="300"/>
-      </w:pPr>
-    </w:lvl>
-    <w:lvl w:ilvl="2" w:tplc="11D2FFA8">
-      <w:numFmt w:val="decimal"/>
-      <w:lvlText w:val=""/>
-      <w:lvlJc w:val="left"/>
-    </w:lvl>
-    <w:lvl w:ilvl="3" w:tplc="7ED40A30">
-      <w:numFmt w:val="decimal"/>
-      <w:lvlText w:val=""/>
-      <w:lvlJc w:val="left"/>
-    </w:lvl>
-    <w:lvl w:ilvl="4" w:tplc="21EA70A0">
-      <w:numFmt w:val="decimal"/>
-      <w:lvlText w:val=""/>
-      <w:lvlJc w:val="left"/>
-    </w:lvl>
-    <w:lvl w:ilvl="5" w:tplc="23D05B7E">
-      <w:numFmt w:val="decimal"/>
-      <w:lvlText w:val=""/>
-      <w:lvlJc w:val="left"/>
-    </w:lvl>
-    <w:lvl w:ilvl="6" w:tplc="58AAD442">
-      <w:numFmt w:val="decimal"/>
-      <w:lvlText w:val=""/>
-      <w:lvlJc w:val="left"/>
-    </w:lvl>
-    <w:lvl w:ilvl="7" w:tplc="A218E716">
-      <w:numFmt w:val="decimal"/>
-      <w:lvlText w:val=""/>
-      <w:lvlJc w:val="left"/>
-    </w:lvl>
-    <w:lvl w:ilvl="8" w:tplc="B75E3B0A">
-      <w:numFmt w:val="decimal"/>
-      <w:lvlText w:val=""/>
-      <w:lvlJc w:val="left"/>
-    </w:lvl>
-  </w:abstractNum>
-  <w:num w:numId="1" w16cid:durableId="611323224">
+  <w:num w:numId="1" w16cid:durableId="905071855">
     <w:abstractNumId w:val="1"/>
     <w:lvlOverride w:ilvl="0">
       <w:startOverride w:val="1"/>
     </w:lvlOverride>
   </w:num>
-  <w:num w:numId="2" w16cid:durableId="2140411485">
+  <w:num w:numId="2" w16cid:durableId="613634173">
+    <w:abstractNumId w:val="3"/>
+    <w:lvlOverride w:ilvl="0">
+      <w:startOverride w:val="1"/>
+    </w:lvlOverride>
+  </w:num>
+  <w:num w:numId="3" w16cid:durableId="2000645576">
+    <w:abstractNumId w:val="2"/>
+    <w:lvlOverride w:ilvl="0">
+      <w:startOverride w:val="1"/>
+    </w:lvlOverride>
+  </w:num>
+  <w:num w:numId="4" w16cid:durableId="1034040342">
+    <w:abstractNumId w:val="6"/>
+    <w:lvlOverride w:ilvl="0">
+      <w:startOverride w:val="1"/>
+    </w:lvlOverride>
+  </w:num>
+  <w:num w:numId="5" w16cid:durableId="297151079">
+    <w:abstractNumId w:val="4"/>
+    <w:lvlOverride w:ilvl="0">
+      <w:startOverride w:val="1"/>
+    </w:lvlOverride>
+  </w:num>
+  <w:num w:numId="6" w16cid:durableId="2135170822">
+    <w:abstractNumId w:val="7"/>
+    <w:lvlOverride w:ilvl="0">
+      <w:startOverride w:val="1"/>
+    </w:lvlOverride>
+  </w:num>
+  <w:num w:numId="7" w16cid:durableId="1632518170">
+    <w:abstractNumId w:val="8"/>
+    <w:lvlOverride w:ilvl="0">
+      <w:startOverride w:val="1"/>
+    </w:lvlOverride>
+  </w:num>
+  <w:num w:numId="8" w16cid:durableId="1165363662">
+    <w:abstractNumId w:val="5"/>
+    <w:lvlOverride w:ilvl="0">
+      <w:startOverride w:val="1"/>
+    </w:lvlOverride>
+  </w:num>
+  <w:num w:numId="9" w16cid:durableId="2069910320">
     <w:abstractNumId w:val="10"/>
     <w:lvlOverride w:ilvl="0">
       <w:startOverride w:val="1"/>
     </w:lvlOverride>
   </w:num>
-  <w:num w:numId="3" w16cid:durableId="439378652">
-    <w:abstractNumId w:val="4"/>
-    <w:lvlOverride w:ilvl="0">
-      <w:startOverride w:val="1"/>
-    </w:lvlOverride>
-  </w:num>
-  <w:num w:numId="4" w16cid:durableId="1988512198">
-    <w:abstractNumId w:val="5"/>
-    <w:lvlOverride w:ilvl="0">
-      <w:startOverride w:val="1"/>
-    </w:lvlOverride>
-  </w:num>
-  <w:num w:numId="5" w16cid:durableId="542521648">
-    <w:abstractNumId w:val="8"/>
-    <w:lvlOverride w:ilvl="0">
-      <w:startOverride w:val="1"/>
-    </w:lvlOverride>
-  </w:num>
-  <w:num w:numId="6" w16cid:durableId="2031293182">
-    <w:abstractNumId w:val="3"/>
-    <w:lvlOverride w:ilvl="0">
-      <w:startOverride w:val="1"/>
-    </w:lvlOverride>
-  </w:num>
-  <w:num w:numId="7" w16cid:durableId="1224288977">
-    <w:abstractNumId w:val="2"/>
-    <w:lvlOverride w:ilvl="0">
-      <w:startOverride w:val="1"/>
-    </w:lvlOverride>
-  </w:num>
-  <w:num w:numId="8" w16cid:durableId="1399090150">
-    <w:abstractNumId w:val="9"/>
-    <w:lvlOverride w:ilvl="0">
-      <w:startOverride w:val="1"/>
-    </w:lvlOverride>
-  </w:num>
-  <w:num w:numId="9" w16cid:durableId="757868023">
+  <w:num w:numId="10" w16cid:durableId="1568342758">
     <w:abstractNumId w:val="0"/>
-    <w:lvlOverride w:ilvl="0">
-      <w:startOverride w:val="1"/>
-    </w:lvlOverride>
-  </w:num>
-  <w:num w:numId="10" w16cid:durableId="518129760">
-    <w:abstractNumId w:val="7"/>
     <w:lvlOverride w:ilvl="0">
       <w:startOverride w:val="1"/>
     </w:lvlOverride>
@@ -8481,7 +8491,7 @@
     <w:autoRedefine/>
     <w:uiPriority w:val="39"/>
     <w:unhideWhenUsed/>
-    <w:rsid w:val="00FE1BE9"/>
+    <w:rsid w:val="00A97A70"/>
     <w:pPr>
       <w:spacing w:after="100"/>
     </w:pPr>

--- a/discoverer-neo/docs/user-guide/manual/Discoverer-Neo-ADMIN-Guide-Quick-en.docx
+++ b/discoverer-neo/docs/user-guide/manual/Discoverer-Neo-ADMIN-Guide-Quick-en.docx
@@ -54,7 +54,7 @@
           <w:sz w:val="22"/>
           <w:szCs w:val="22"/>
         </w:rPr>
-        <w:t>Version 2.0.1</w:t>
+        <w:t>Version 2.1.0</w:t>
       </w:r>
     </w:p>
     <w:p>
@@ -74,7 +74,7 @@
     <w:sdt>
       <w:sdtPr>
         <w:alias w:val="Contents"/>
-        <w:id w:val="970866828"/>
+        <w:id w:val="-513620829"/>
       </w:sdtPr>
       <w:sdtEndPr/>
       <w:sdtContent>
@@ -102,7 +102,7 @@
           <w:r>
             <w:fldChar w:fldCharType="separate"/>
           </w:r>
-          <w:hyperlink w:anchor="_Toc241692446" w:history="1">
+          <w:hyperlink w:anchor="_Toc241696334" w:history="1">
             <w:r>
               <w:rPr>
                 <w:rStyle w:val="Hiperligao"/>
@@ -126,7 +126,7 @@
               <w:rPr>
                 <w:noProof/>
               </w:rPr>
-              <w:instrText xml:space="preserve"> PAGEREF _Toc241692446 \h </w:instrText>
+              <w:instrText xml:space="preserve"> PAGEREF _Toc241696334 \h </w:instrText>
             </w:r>
             <w:r>
               <w:rPr>
@@ -168,7 +168,7 @@
               <w14:ligatures w14:val="standardContextual"/>
             </w:rPr>
           </w:pPr>
-          <w:hyperlink w:anchor="_Toc241692447" w:history="1">
+          <w:hyperlink w:anchor="_Toc241696335" w:history="1">
             <w:r>
               <w:rPr>
                 <w:rStyle w:val="Hiperligao"/>
@@ -192,7 +192,7 @@
               <w:rPr>
                 <w:noProof/>
               </w:rPr>
-              <w:instrText xml:space="preserve"> PAGEREF _Toc241692447 \h </w:instrText>
+              <w:instrText xml:space="preserve"> PAGEREF _Toc241696335 \h </w:instrText>
             </w:r>
             <w:r>
               <w:rPr>
@@ -234,7 +234,7 @@
               <w14:ligatures w14:val="standardContextual"/>
             </w:rPr>
           </w:pPr>
-          <w:hyperlink w:anchor="_Toc241692448" w:history="1">
+          <w:hyperlink w:anchor="_Toc241696336" w:history="1">
             <w:r>
               <w:rPr>
                 <w:rStyle w:val="Hiperligao"/>
@@ -258,7 +258,7 @@
               <w:rPr>
                 <w:noProof/>
               </w:rPr>
-              <w:instrText xml:space="preserve"> PAGEREF _Toc241692448 \h </w:instrText>
+              <w:instrText xml:space="preserve"> PAGEREF _Toc241696336 \h </w:instrText>
             </w:r>
             <w:r>
               <w:rPr>
@@ -300,7 +300,7 @@
               <w14:ligatures w14:val="standardContextual"/>
             </w:rPr>
           </w:pPr>
-          <w:hyperlink w:anchor="_Toc241692449" w:history="1">
+          <w:hyperlink w:anchor="_Toc241696337" w:history="1">
             <w:r>
               <w:rPr>
                 <w:rStyle w:val="Hiperligao"/>
@@ -324,7 +324,7 @@
               <w:rPr>
                 <w:noProof/>
               </w:rPr>
-              <w:instrText xml:space="preserve"> PAGEREF _Toc241692449 \h </w:instrText>
+              <w:instrText xml:space="preserve"> PAGEREF _Toc241696337 \h </w:instrText>
             </w:r>
             <w:r>
               <w:rPr>
@@ -366,7 +366,7 @@
               <w14:ligatures w14:val="standardContextual"/>
             </w:rPr>
           </w:pPr>
-          <w:hyperlink w:anchor="_Toc241692450" w:history="1">
+          <w:hyperlink w:anchor="_Toc241696338" w:history="1">
             <w:r>
               <w:rPr>
                 <w:rStyle w:val="Hiperligao"/>
@@ -390,7 +390,7 @@
               <w:rPr>
                 <w:noProof/>
               </w:rPr>
-              <w:instrText xml:space="preserve"> PAGEREF _Toc241692450 \h </w:instrText>
+              <w:instrText xml:space="preserve"> PAGEREF _Toc241696338 \h </w:instrText>
             </w:r>
             <w:r>
               <w:rPr>
@@ -432,7 +432,7 @@
               <w14:ligatures w14:val="standardContextual"/>
             </w:rPr>
           </w:pPr>
-          <w:hyperlink w:anchor="_Toc241692451" w:history="1">
+          <w:hyperlink w:anchor="_Toc241696339" w:history="1">
             <w:r>
               <w:rPr>
                 <w:rStyle w:val="Hiperligao"/>
@@ -456,7 +456,7 @@
               <w:rPr>
                 <w:noProof/>
               </w:rPr>
-              <w:instrText xml:space="preserve"> PAGEREF _Toc241692451 \h </w:instrText>
+              <w:instrText xml:space="preserve"> PAGEREF _Toc241696339 \h </w:instrText>
             </w:r>
             <w:r>
               <w:rPr>
@@ -498,7 +498,7 @@
               <w14:ligatures w14:val="standardContextual"/>
             </w:rPr>
           </w:pPr>
-          <w:hyperlink w:anchor="_Toc241692452" w:history="1">
+          <w:hyperlink w:anchor="_Toc241696340" w:history="1">
             <w:r>
               <w:rPr>
                 <w:rStyle w:val="Hiperligao"/>
@@ -522,7 +522,7 @@
               <w:rPr>
                 <w:noProof/>
               </w:rPr>
-              <w:instrText xml:space="preserve"> PAGEREF _Toc241692452 \h </w:instrText>
+              <w:instrText xml:space="preserve"> PAGEREF _Toc241696340 \h </w:instrText>
             </w:r>
             <w:r>
               <w:rPr>
@@ -564,7 +564,7 @@
               <w14:ligatures w14:val="standardContextual"/>
             </w:rPr>
           </w:pPr>
-          <w:hyperlink w:anchor="_Toc241692453" w:history="1">
+          <w:hyperlink w:anchor="_Toc241696341" w:history="1">
             <w:r>
               <w:rPr>
                 <w:rStyle w:val="Hiperligao"/>
@@ -588,7 +588,7 @@
               <w:rPr>
                 <w:noProof/>
               </w:rPr>
-              <w:instrText xml:space="preserve"> PAGEREF _Toc241692453 \h </w:instrText>
+              <w:instrText xml:space="preserve"> PAGEREF _Toc241696341 \h </w:instrText>
             </w:r>
             <w:r>
               <w:rPr>
@@ -630,7 +630,7 @@
               <w14:ligatures w14:val="standardContextual"/>
             </w:rPr>
           </w:pPr>
-          <w:hyperlink w:anchor="_Toc241692454" w:history="1">
+          <w:hyperlink w:anchor="_Toc241696342" w:history="1">
             <w:r>
               <w:rPr>
                 <w:rStyle w:val="Hiperligao"/>
@@ -654,7 +654,7 @@
               <w:rPr>
                 <w:noProof/>
               </w:rPr>
-              <w:instrText xml:space="preserve"> PAGEREF _Toc241692454 \h </w:instrText>
+              <w:instrText xml:space="preserve"> PAGEREF _Toc241696342 \h </w:instrText>
             </w:r>
             <w:r>
               <w:rPr>
@@ -696,7 +696,7 @@
               <w14:ligatures w14:val="standardContextual"/>
             </w:rPr>
           </w:pPr>
-          <w:hyperlink w:anchor="_Toc241692455" w:history="1">
+          <w:hyperlink w:anchor="_Toc241696343" w:history="1">
             <w:r>
               <w:rPr>
                 <w:rStyle w:val="Hiperligao"/>
@@ -720,7 +720,7 @@
               <w:rPr>
                 <w:noProof/>
               </w:rPr>
-              <w:instrText xml:space="preserve"> PAGEREF _Toc241692455 \h </w:instrText>
+              <w:instrText xml:space="preserve"> PAGEREF _Toc241696343 \h </w:instrText>
             </w:r>
             <w:r>
               <w:rPr>
@@ -768,7 +768,7 @@
       <w:pPr>
         <w:pStyle w:val="Ttulo1"/>
       </w:pPr>
-      <w:bookmarkStart w:id="0" w:name="_Toc241692446"/>
+      <w:bookmarkStart w:id="0" w:name="_Toc241696334"/>
       <w:r>
         <w:lastRenderedPageBreak/>
         <w:t>Your role in one page</w:t>
@@ -1415,7 +1415,7 @@
           <w:noProof/>
         </w:rPr>
         <w:drawing>
-          <wp:inline distT="0" distB="0" distL="0" distR="0" wp14:anchorId="7852C0F3" wp14:editId="19C116ED">
+          <wp:inline distT="0" distB="0" distL="0" distR="0" wp14:anchorId="0CBAE06F" wp14:editId="7840BF50">
             <wp:extent cx="5715000" cy="3571875"/>
             <wp:effectExtent l="0" t="0" r="0" b="0"/>
             <wp:docPr id="157" name="01-login.png" descr="The sign-in page with Email, Password, Remember me and the Sign in button." title="The sign-in page with Email, Password, Remember me and the Sign in button."/>
@@ -1468,7 +1468,7 @@
         <w:pStyle w:val="Ttulo1"/>
         <w:pageBreakBefore/>
       </w:pPr>
-      <w:bookmarkStart w:id="1" w:name="_Toc241692447"/>
+      <w:bookmarkStart w:id="1" w:name="_Toc241696335"/>
       <w:r>
         <w:lastRenderedPageBreak/>
         <w:t>Dashboard and Maps</w:t>
@@ -1511,7 +1511,7 @@
           <w:noProof/>
         </w:rPr>
         <w:drawing>
-          <wp:inline distT="0" distB="0" distL="0" distR="0" wp14:anchorId="1F994443" wp14:editId="55DC80BA">
+          <wp:inline distT="0" distB="0" distL="0" distR="0" wp14:anchorId="66F85AB8" wp14:editId="60BD2C05">
             <wp:extent cx="5715000" cy="3429000"/>
             <wp:effectExtent l="0" t="0" r="0" b="0"/>
             <wp:docPr id="158" name="02-maps-all.png" descr="The Maps list, All tab, with every row icon and the Workbooks section above." title="The Maps list, All tab, with every row icon and the Workbooks section above."/>
@@ -2040,7 +2040,7 @@
         <w:pStyle w:val="Ttulo1"/>
         <w:pageBreakBefore/>
       </w:pPr>
-      <w:bookmarkStart w:id="2" w:name="_Toc241692448"/>
+      <w:bookmarkStart w:id="2" w:name="_Toc241696336"/>
       <w:r>
         <w:lastRenderedPageBreak/>
         <w:t>Map builder and viewer</w:t>
@@ -2063,7 +2063,7 @@
           <w:noProof/>
         </w:rPr>
         <w:drawing>
-          <wp:inline distT="0" distB="0" distL="0" distR="0" wp14:anchorId="074336DE" wp14:editId="389C8737">
+          <wp:inline distT="0" distB="0" distL="0" distR="0" wp14:anchorId="544E9A3A" wp14:editId="667F77D0">
             <wp:extent cx="5715000" cy="3571875"/>
             <wp:effectExtent l="0" t="0" r="0" b="0"/>
             <wp:docPr id="159" name="03-viewer-results.png" descr="Run results with the SQL and Plan buttons beside the Excel, CSV and PDF buttons." title="Run results with the SQL and Plan buttons beside the Excel, CSV and PDF buttons."/>
@@ -2695,7 +2695,7 @@
         <w:pStyle w:val="Ttulo1"/>
         <w:pageBreakBefore/>
       </w:pPr>
-      <w:bookmarkStart w:id="3" w:name="_Toc241692449"/>
+      <w:bookmarkStart w:id="3" w:name="_Toc241696337"/>
       <w:r>
         <w:lastRenderedPageBreak/>
         <w:t>Runs, Exports and Schedules</w:t>
@@ -2748,7 +2748,7 @@
           <w:noProof/>
         </w:rPr>
         <w:drawing>
-          <wp:inline distT="0" distB="0" distL="0" distR="0" wp14:anchorId="67FC1508" wp14:editId="4CBFBBC2">
+          <wp:inline distT="0" distB="0" distL="0" distR="0" wp14:anchorId="4324511C" wp14:editId="63488440">
             <wp:extent cx="5715000" cy="3571875"/>
             <wp:effectExtent l="0" t="0" r="0" b="0"/>
             <wp:docPr id="160" name="04-runs-every-user.png" descr="The Runs page with every user's runs shown." title="The Runs page with every user's runs shown."/>
@@ -3358,7 +3358,7 @@
         <w:pStyle w:val="Ttulo1"/>
         <w:pageBreakBefore/>
       </w:pPr>
-      <w:bookmarkStart w:id="4" w:name="_Toc241692450"/>
+      <w:bookmarkStart w:id="4" w:name="_Toc241696338"/>
       <w:r>
         <w:lastRenderedPageBreak/>
         <w:t>Business Areas and Grants</w:t>
@@ -3391,7 +3391,7 @@
           <w:noProof/>
         </w:rPr>
         <w:drawing>
-          <wp:inline distT="0" distB="0" distL="0" distR="0" wp14:anchorId="7292D1DF" wp14:editId="058A5466">
+          <wp:inline distT="0" distB="0" distL="0" distR="0" wp14:anchorId="7006665C" wp14:editId="4091D2D4">
             <wp:extent cx="5715000" cy="3571875"/>
             <wp:effectExtent l="0" t="0" r="0" b="0"/>
             <wp:docPr id="161" name="09-business-areas-grants-permission.png" descr="The Manage grants dialog with the Permission list open." title="The Manage grants dialog with the Permission list open."/>
@@ -3996,7 +3996,7 @@
         <w:pStyle w:val="Ttulo1"/>
         <w:pageBreakBefore/>
       </w:pPr>
-      <w:bookmarkStart w:id="5" w:name="_Toc241692451"/>
+      <w:bookmarkStart w:id="5" w:name="_Toc241696339"/>
       <w:r>
         <w:lastRenderedPageBreak/>
         <w:t>Folders, Items, Joins, Hierarchies</w:t>
@@ -4059,7 +4059,7 @@
           <w:noProof/>
         </w:rPr>
         <w:drawing>
-          <wp:inline distT="0" distB="0" distL="0" distR="0" wp14:anchorId="26D46E40" wp14:editId="3E9652A2">
+          <wp:inline distT="0" distB="0" distL="0" distR="0" wp14:anchorId="3551EF26" wp14:editId="2350605E">
             <wp:extent cx="2495550" cy="5905500"/>
             <wp:effectExtent l="0" t="0" r="0" b="0"/>
             <wp:docPr id="162" name="14-folders-discovered.png" descr="The New Folder dialog after Discover Tables, listing the tables found." title="The New Folder dialog after Discover Tables, listing the tables found."/>
@@ -4629,7 +4629,7 @@
         <w:pStyle w:val="Ttulo1"/>
         <w:pageBreakBefore/>
       </w:pPr>
-      <w:bookmarkStart w:id="6" w:name="_Toc241692452"/>
+      <w:bookmarkStart w:id="6" w:name="_Toc241696340"/>
       <w:r>
         <w:lastRenderedPageBreak/>
         <w:t>Custom Functions and Data Sources</w:t>
@@ -4672,7 +4672,7 @@
           <w:noProof/>
         </w:rPr>
         <w:drawing>
-          <wp:inline distT="0" distB="0" distL="0" distR="0" wp14:anchorId="27ECF256" wp14:editId="48198CC8">
+          <wp:inline distT="0" distB="0" distL="0" distR="0" wp14:anchorId="5D8DCEA3" wp14:editId="243D30E9">
             <wp:extent cx="5715000" cy="3571875"/>
             <wp:effectExtent l="0" t="0" r="0" b="0"/>
             <wp:docPr id="163" name="30-data-sources.png" descr="The Data Sources page with a table of connections and five row icons." title="The Data Sources page with a table of connections and five row icons."/>
@@ -5232,7 +5232,7 @@
         <w:pStyle w:val="Ttulo1"/>
         <w:pageBreakBefore/>
       </w:pPr>
-      <w:bookmarkStart w:id="7" w:name="_Toc241692453"/>
+      <w:bookmarkStart w:id="7" w:name="_Toc241696341"/>
       <w:r>
         <w:lastRenderedPageBreak/>
         <w:t>Users</w:t>
@@ -5255,7 +5255,7 @@
           <w:noProof/>
         </w:rPr>
         <w:drawing>
-          <wp:inline distT="0" distB="0" distL="0" distR="0" wp14:anchorId="173AAFB2" wp14:editId="41730DBD">
+          <wp:inline distT="0" distB="0" distL="0" distR="0" wp14:anchorId="5A8A317C" wp14:editId="02994FE5">
             <wp:extent cx="5715000" cy="3571875"/>
             <wp:effectExtent l="0" t="0" r="0" b="0"/>
             <wp:docPr id="164" name="35-users.png" descr="The Users page with the Credentials file and New User buttons and row icons." title="The Users page with the Credentials file and New User buttons and row icons."/>
@@ -5684,7 +5684,7 @@
               <w:spacing w:after="0"/>
             </w:pPr>
             <w:r>
-              <w:t>Sees, runs, exports, schedules and shares every map. Never changes the data model.</w:t>
+              <w:t>Sees, runs, exports, schedules and shares every map. Edits MANAGER, USER and VIEWER accounts. Never changes the data model, custom functions or data sources.</w:t>
             </w:r>
           </w:p>
         </w:tc>
@@ -5951,7 +5951,7 @@
         <w:pStyle w:val="Ttulo1"/>
         <w:pageBreakBefore/>
       </w:pPr>
-      <w:bookmarkStart w:id="8" w:name="_Toc241692454"/>
+      <w:bookmarkStart w:id="8" w:name="_Toc241696342"/>
       <w:r>
         <w:lastRenderedPageBreak/>
         <w:t>Security Policies and Audit Log</w:t>
@@ -5994,7 +5994,7 @@
           <w:noProof/>
         </w:rPr>
         <w:drawing>
-          <wp:inline distT="0" distB="0" distL="0" distR="0" wp14:anchorId="75E2EFD6" wp14:editId="1E17DF54">
+          <wp:inline distT="0" distB="0" distL="0" distR="0" wp14:anchorId="4E9AC29B" wp14:editId="222899EA">
             <wp:extent cx="3324225" cy="4638675"/>
             <wp:effectExtent l="0" t="0" r="0" b="0"/>
             <wp:docPr id="165" name="44-security-new-dialog.png" descr="The New Policy dialog with a name, description and one rule." title="The New Policy dialog with a name, description and one rule."/>
@@ -6358,7 +6358,7 @@
         <w:pStyle w:val="Ttulo1"/>
         <w:pageBreakBefore/>
       </w:pPr>
-      <w:bookmarkStart w:id="9" w:name="_Toc241692455"/>
+      <w:bookmarkStart w:id="9" w:name="_Toc241696343"/>
       <w:r>
         <w:lastRenderedPageBreak/>
         <w:t>Migration</w:t>
@@ -6388,7 +6388,7 @@
           <w:noProof/>
         </w:rPr>
         <w:drawing>
-          <wp:inline distT="0" distB="0" distL="0" distR="0" wp14:anchorId="14DF534A" wp14:editId="568AF315">
+          <wp:inline distT="0" distB="0" distL="0" distR="0" wp14:anchorId="0AA57C2E" wp14:editId="09999FD8">
             <wp:extent cx="5715000" cy="3571875"/>
             <wp:effectExtent l="0" t="0" r="0" b="0"/>
             <wp:docPr id="166" name="50-migration.png" descr="The Migration page with the Source card, its buttons and help text." title="The Migration page with the Source card, its buttons and help text."/>
@@ -7081,7 +7081,7 @@
         <w:sz w:val="16"/>
         <w:szCs w:val="16"/>
       </w:rPr>
-      <w:t>Discoverer Neo 2.0.1 · Quick guide · ADMIN</w:t>
+      <w:t>Discoverer Neo 2.1.0 · Quick guide · ADMIN</w:t>
     </w:r>
   </w:p>
 </w:hdr>
@@ -7090,10 +7090,96 @@
 <file path=word/numbering.xml><?xml version="1.0" encoding="utf-8"?>
 <w:numbering xmlns:wpc="http://schemas.microsoft.com/office/word/2010/wordprocessingCanvas" xmlns:cx="http://schemas.microsoft.com/office/drawing/2014/chartex" xmlns:cx1="http://schemas.microsoft.com/office/drawing/2015/9/8/chartex" xmlns:cx2="http://schemas.microsoft.com/office/drawing/2015/10/21/chartex" xmlns:cx3="http://schemas.microsoft.com/office/drawing/2016/5/9/chartex" xmlns:cx4="http://schemas.microsoft.com/office/drawing/2016/5/10/chartex" xmlns:cx5="http://schemas.microsoft.com/office/drawing/2016/5/11/chartex" xmlns:cx6="http://schemas.microsoft.com/office/drawing/2016/5/12/chartex" xmlns:cx7="http://schemas.microsoft.com/office/drawing/2016/5/13/chartex" xmlns:cx8="http://schemas.microsoft.com/office/drawing/2016/5/14/chartex" xmlns:mc="http://schemas.openxmlformats.org/markup-compatibility/2006" xmlns:aink="http://schemas.microsoft.com/office/drawing/2016/ink" xmlns:am3d="http://schemas.microsoft.com/office/drawing/2017/model3d" xmlns:o="urn:schemas-microsoft-com:office:office" xmlns:oel="http://schemas.microsoft.com/office/2019/extlst" xmlns:r="http://schemas.openxmlformats.org/officeDocument/2006/relationships" xmlns:m="http://schemas.openxmlformats.org/officeDocument/2006/math" xmlns:v="urn:schemas-microsoft-com:vml" xmlns:wp14="http://schemas.microsoft.com/office/word/2010/wordprocessingDrawing" xmlns:wp="http://schemas.openxmlformats.org/drawingml/2006/wordprocessingDrawing" xmlns:w10="urn:schemas-microsoft-com:office:word" xmlns:w="http://schemas.openxmlformats.org/wordprocessingml/2006/main" xmlns:w14="http://schemas.microsoft.com/office/word/2010/wordml" xmlns:w15="http://schemas.microsoft.com/office/word/2012/wordml" xmlns:w16cex="http://schemas.microsoft.com/office/word/2018/wordml/cex" xmlns:w16cid="http://schemas.microsoft.com/office/word/2016/wordml/cid" xmlns:w16="http://schemas.microsoft.com/office/word/2018/wordml" xmlns:w16sdtdh="http://schemas.microsoft.com/office/word/2020/wordml/sdtdatahash" xmlns:w16se="http://schemas.microsoft.com/office/word/2015/wordml/symex" xmlns:wpg="http://schemas.microsoft.com/office/word/2010/wordprocessingGroup" xmlns:wpi="http://schemas.microsoft.com/office/word/2010/wordprocessingInk" xmlns:wne="http://schemas.microsoft.com/office/word/2006/wordml" xmlns:wps="http://schemas.microsoft.com/office/word/2010/wordprocessingShape" mc:Ignorable="w14 w15 w16se w16cid w16 w16cex w16sdtdh wp14">
   <w:abstractNum w:abstractNumId="0" w15:restartNumberingAfterBreak="0">
-    <w:nsid w:val="02F364BF"/>
+    <w:nsid w:val="0B2F37ED"/>
     <w:multiLevelType w:val="hybridMultilevel"/>
-    <w:tmpl w:val="81D64DB2"/>
-    <w:lvl w:ilvl="0" w:tplc="1E9A69F4">
+    <w:tmpl w:val="7A164384"/>
+    <w:lvl w:ilvl="0" w:tplc="7E7E23B8" w:tentative="1">
+      <w:start w:val="1"/>
+      <w:numFmt w:val="bullet"/>
+      <w:lvlText w:val="●"/>
+      <w:lvlJc w:val="left"/>
+      <w:pPr>
+        <w:ind w:left="720" w:hanging="360"/>
+      </w:pPr>
+    </w:lvl>
+    <w:lvl w:ilvl="1" w:tplc="C21C2394" w:tentative="1">
+      <w:start w:val="1"/>
+      <w:numFmt w:val="bullet"/>
+      <w:lvlText w:val="○"/>
+      <w:lvlJc w:val="left"/>
+      <w:pPr>
+        <w:ind w:left="1440" w:hanging="360"/>
+      </w:pPr>
+    </w:lvl>
+    <w:lvl w:ilvl="2" w:tplc="62EEDC20" w:tentative="1">
+      <w:start w:val="1"/>
+      <w:numFmt w:val="bullet"/>
+      <w:lvlText w:val="■"/>
+      <w:lvlJc w:val="left"/>
+      <w:pPr>
+        <w:ind w:left="2160" w:hanging="360"/>
+      </w:pPr>
+    </w:lvl>
+    <w:lvl w:ilvl="3" w:tplc="7AAC8ED8" w:tentative="1">
+      <w:start w:val="1"/>
+      <w:numFmt w:val="bullet"/>
+      <w:lvlText w:val="●"/>
+      <w:lvlJc w:val="left"/>
+      <w:pPr>
+        <w:ind w:left="2880" w:hanging="360"/>
+      </w:pPr>
+    </w:lvl>
+    <w:lvl w:ilvl="4" w:tplc="8964643C" w:tentative="1">
+      <w:start w:val="1"/>
+      <w:numFmt w:val="bullet"/>
+      <w:lvlText w:val="○"/>
+      <w:lvlJc w:val="left"/>
+      <w:pPr>
+        <w:ind w:left="3600" w:hanging="360"/>
+      </w:pPr>
+    </w:lvl>
+    <w:lvl w:ilvl="5" w:tplc="B89CE800" w:tentative="1">
+      <w:start w:val="1"/>
+      <w:numFmt w:val="bullet"/>
+      <w:lvlText w:val="■"/>
+      <w:lvlJc w:val="left"/>
+      <w:pPr>
+        <w:ind w:left="4320" w:hanging="360"/>
+      </w:pPr>
+    </w:lvl>
+    <w:lvl w:ilvl="6" w:tplc="C5700200" w:tentative="1">
+      <w:start w:val="1"/>
+      <w:numFmt w:val="bullet"/>
+      <w:lvlText w:val="●"/>
+      <w:lvlJc w:val="left"/>
+      <w:pPr>
+        <w:ind w:left="5040" w:hanging="360"/>
+      </w:pPr>
+    </w:lvl>
+    <w:lvl w:ilvl="7" w:tplc="0B5E5898" w:tentative="1">
+      <w:start w:val="1"/>
+      <w:numFmt w:val="bullet"/>
+      <w:lvlText w:val="●"/>
+      <w:lvlJc w:val="left"/>
+      <w:pPr>
+        <w:ind w:left="5760" w:hanging="360"/>
+      </w:pPr>
+    </w:lvl>
+    <w:lvl w:ilvl="8" w:tplc="2C18FEA4" w:tentative="1">
+      <w:start w:val="1"/>
+      <w:numFmt w:val="bullet"/>
+      <w:lvlText w:val="●"/>
+      <w:lvlJc w:val="left"/>
+      <w:pPr>
+        <w:ind w:left="6480" w:hanging="360"/>
+      </w:pPr>
+    </w:lvl>
+  </w:abstractNum>
+  <w:abstractNum w:abstractNumId="1" w15:restartNumberingAfterBreak="0">
+    <w:nsid w:val="1137236B"/>
+    <w:multiLevelType w:val="hybridMultilevel"/>
+    <w:tmpl w:val="DFD0BB6C"/>
+    <w:lvl w:ilvl="0" w:tplc="96A48674">
       <w:start w:val="1"/>
       <w:numFmt w:val="decimal"/>
       <w:lvlText w:val="%1."/>
@@ -7102,7 +7188,7 @@
         <w:ind w:left="360" w:hanging="300"/>
       </w:pPr>
     </w:lvl>
-    <w:lvl w:ilvl="1" w:tplc="0BFC1A0A" w:tentative="1">
+    <w:lvl w:ilvl="1" w:tplc="7A4AD444" w:tentative="1">
       <w:start w:val="1"/>
       <w:numFmt w:val="lowerLetter"/>
       <w:lvlText w:val="%2."/>
@@ -7111,133 +7197,47 @@
         <w:ind w:left="720" w:hanging="300"/>
       </w:pPr>
     </w:lvl>
-    <w:lvl w:ilvl="2" w:tplc="48A658C0">
+    <w:lvl w:ilvl="2" w:tplc="E446D1BA">
       <w:numFmt w:val="decimal"/>
       <w:lvlText w:val=""/>
       <w:lvlJc w:val="left"/>
     </w:lvl>
-    <w:lvl w:ilvl="3" w:tplc="390AC10C">
+    <w:lvl w:ilvl="3" w:tplc="82AC898C">
       <w:numFmt w:val="decimal"/>
       <w:lvlText w:val=""/>
       <w:lvlJc w:val="left"/>
     </w:lvl>
-    <w:lvl w:ilvl="4" w:tplc="930A7078">
+    <w:lvl w:ilvl="4" w:tplc="45B0FB6C">
       <w:numFmt w:val="decimal"/>
       <w:lvlText w:val=""/>
       <w:lvlJc w:val="left"/>
     </w:lvl>
-    <w:lvl w:ilvl="5" w:tplc="499A036A">
+    <w:lvl w:ilvl="5" w:tplc="15664EE2">
       <w:numFmt w:val="decimal"/>
       <w:lvlText w:val=""/>
       <w:lvlJc w:val="left"/>
     </w:lvl>
-    <w:lvl w:ilvl="6" w:tplc="51E8AA18">
+    <w:lvl w:ilvl="6" w:tplc="99B67A04">
       <w:numFmt w:val="decimal"/>
       <w:lvlText w:val=""/>
       <w:lvlJc w:val="left"/>
     </w:lvl>
-    <w:lvl w:ilvl="7" w:tplc="03542EA0">
+    <w:lvl w:ilvl="7" w:tplc="76285C2A">
       <w:numFmt w:val="decimal"/>
       <w:lvlText w:val=""/>
       <w:lvlJc w:val="left"/>
     </w:lvl>
-    <w:lvl w:ilvl="8" w:tplc="2A487FB2">
+    <w:lvl w:ilvl="8" w:tplc="160E571E">
       <w:numFmt w:val="decimal"/>
       <w:lvlText w:val=""/>
       <w:lvlJc w:val="left"/>
     </w:lvl>
   </w:abstractNum>
-  <w:abstractNum w:abstractNumId="1" w15:restartNumberingAfterBreak="0">
-    <w:nsid w:val="0660354F"/>
+  <w:abstractNum w:abstractNumId="2" w15:restartNumberingAfterBreak="0">
+    <w:nsid w:val="1A474449"/>
     <w:multiLevelType w:val="hybridMultilevel"/>
-    <w:tmpl w:val="BD7E10DC"/>
-    <w:lvl w:ilvl="0" w:tplc="3BA6AABA" w:tentative="1">
-      <w:start w:val="1"/>
-      <w:numFmt w:val="bullet"/>
-      <w:lvlText w:val="●"/>
-      <w:lvlJc w:val="left"/>
-      <w:pPr>
-        <w:ind w:left="720" w:hanging="360"/>
-      </w:pPr>
-    </w:lvl>
-    <w:lvl w:ilvl="1" w:tplc="10FE629C" w:tentative="1">
-      <w:start w:val="1"/>
-      <w:numFmt w:val="bullet"/>
-      <w:lvlText w:val="○"/>
-      <w:lvlJc w:val="left"/>
-      <w:pPr>
-        <w:ind w:left="1440" w:hanging="360"/>
-      </w:pPr>
-    </w:lvl>
-    <w:lvl w:ilvl="2" w:tplc="62468612" w:tentative="1">
-      <w:start w:val="1"/>
-      <w:numFmt w:val="bullet"/>
-      <w:lvlText w:val="■"/>
-      <w:lvlJc w:val="left"/>
-      <w:pPr>
-        <w:ind w:left="2160" w:hanging="360"/>
-      </w:pPr>
-    </w:lvl>
-    <w:lvl w:ilvl="3" w:tplc="C19276CE" w:tentative="1">
-      <w:start w:val="1"/>
-      <w:numFmt w:val="bullet"/>
-      <w:lvlText w:val="●"/>
-      <w:lvlJc w:val="left"/>
-      <w:pPr>
-        <w:ind w:left="2880" w:hanging="360"/>
-      </w:pPr>
-    </w:lvl>
-    <w:lvl w:ilvl="4" w:tplc="24565A1C" w:tentative="1">
-      <w:start w:val="1"/>
-      <w:numFmt w:val="bullet"/>
-      <w:lvlText w:val="○"/>
-      <w:lvlJc w:val="left"/>
-      <w:pPr>
-        <w:ind w:left="3600" w:hanging="360"/>
-      </w:pPr>
-    </w:lvl>
-    <w:lvl w:ilvl="5" w:tplc="54C22082" w:tentative="1">
-      <w:start w:val="1"/>
-      <w:numFmt w:val="bullet"/>
-      <w:lvlText w:val="■"/>
-      <w:lvlJc w:val="left"/>
-      <w:pPr>
-        <w:ind w:left="4320" w:hanging="360"/>
-      </w:pPr>
-    </w:lvl>
-    <w:lvl w:ilvl="6" w:tplc="6840F3AA" w:tentative="1">
-      <w:start w:val="1"/>
-      <w:numFmt w:val="bullet"/>
-      <w:lvlText w:val="●"/>
-      <w:lvlJc w:val="left"/>
-      <w:pPr>
-        <w:ind w:left="5040" w:hanging="360"/>
-      </w:pPr>
-    </w:lvl>
-    <w:lvl w:ilvl="7" w:tplc="6D747C62" w:tentative="1">
-      <w:start w:val="1"/>
-      <w:numFmt w:val="bullet"/>
-      <w:lvlText w:val="●"/>
-      <w:lvlJc w:val="left"/>
-      <w:pPr>
-        <w:ind w:left="5760" w:hanging="360"/>
-      </w:pPr>
-    </w:lvl>
-    <w:lvl w:ilvl="8" w:tplc="4CE2F836" w:tentative="1">
-      <w:start w:val="1"/>
-      <w:numFmt w:val="bullet"/>
-      <w:lvlText w:val="●"/>
-      <w:lvlJc w:val="left"/>
-      <w:pPr>
-        <w:ind w:left="6480" w:hanging="360"/>
-      </w:pPr>
-    </w:lvl>
-  </w:abstractNum>
-  <w:abstractNum w:abstractNumId="2" w15:restartNumberingAfterBreak="0">
-    <w:nsid w:val="109E25EB"/>
-    <w:multiLevelType w:val="hybridMultilevel"/>
-    <w:tmpl w:val="CC381226"/>
-    <w:lvl w:ilvl="0" w:tplc="8222B988">
+    <w:tmpl w:val="DDFC9528"/>
+    <w:lvl w:ilvl="0" w:tplc="AFAA8DC6">
       <w:start w:val="1"/>
       <w:numFmt w:val="decimal"/>
       <w:lvlText w:val="%1."/>
@@ -7246,7 +7246,7 @@
         <w:ind w:left="360" w:hanging="300"/>
       </w:pPr>
     </w:lvl>
-    <w:lvl w:ilvl="1" w:tplc="0EFC25E2" w:tentative="1">
+    <w:lvl w:ilvl="1" w:tplc="6C28D7B6" w:tentative="1">
       <w:start w:val="1"/>
       <w:numFmt w:val="lowerLetter"/>
       <w:lvlText w:val="%2."/>
@@ -7255,47 +7255,47 @@
         <w:ind w:left="720" w:hanging="300"/>
       </w:pPr>
     </w:lvl>
-    <w:lvl w:ilvl="2" w:tplc="B4A6C62E">
+    <w:lvl w:ilvl="2" w:tplc="21F88A06">
       <w:numFmt w:val="decimal"/>
       <w:lvlText w:val=""/>
       <w:lvlJc w:val="left"/>
     </w:lvl>
-    <w:lvl w:ilvl="3" w:tplc="8A5C5302">
+    <w:lvl w:ilvl="3" w:tplc="85766F8A">
       <w:numFmt w:val="decimal"/>
       <w:lvlText w:val=""/>
       <w:lvlJc w:val="left"/>
     </w:lvl>
-    <w:lvl w:ilvl="4" w:tplc="D3A87120">
+    <w:lvl w:ilvl="4" w:tplc="7C3A6282">
       <w:numFmt w:val="decimal"/>
       <w:lvlText w:val=""/>
       <w:lvlJc w:val="left"/>
     </w:lvl>
-    <w:lvl w:ilvl="5" w:tplc="3A3A2FDE">
+    <w:lvl w:ilvl="5" w:tplc="82742F56">
       <w:numFmt w:val="decimal"/>
       <w:lvlText w:val=""/>
       <w:lvlJc w:val="left"/>
     </w:lvl>
-    <w:lvl w:ilvl="6" w:tplc="DD909998">
+    <w:lvl w:ilvl="6" w:tplc="544AF7A6">
       <w:numFmt w:val="decimal"/>
       <w:lvlText w:val=""/>
       <w:lvlJc w:val="left"/>
     </w:lvl>
-    <w:lvl w:ilvl="7" w:tplc="0B3E967E">
+    <w:lvl w:ilvl="7" w:tplc="261AFD3C">
       <w:numFmt w:val="decimal"/>
       <w:lvlText w:val=""/>
       <w:lvlJc w:val="left"/>
     </w:lvl>
-    <w:lvl w:ilvl="8" w:tplc="C730305E">
+    <w:lvl w:ilvl="8" w:tplc="A57871E4">
       <w:numFmt w:val="decimal"/>
       <w:lvlText w:val=""/>
       <w:lvlJc w:val="left"/>
     </w:lvl>
   </w:abstractNum>
   <w:abstractNum w:abstractNumId="3" w15:restartNumberingAfterBreak="0">
-    <w:nsid w:val="10F952F5"/>
+    <w:nsid w:val="1CC44967"/>
     <w:multiLevelType w:val="hybridMultilevel"/>
-    <w:tmpl w:val="70B6744E"/>
-    <w:lvl w:ilvl="0" w:tplc="331C10F6">
+    <w:tmpl w:val="8144754A"/>
+    <w:lvl w:ilvl="0" w:tplc="F42615FE">
       <w:start w:val="1"/>
       <w:numFmt w:val="decimal"/>
       <w:lvlText w:val="%1."/>
@@ -7304,7 +7304,7 @@
         <w:ind w:left="360" w:hanging="300"/>
       </w:pPr>
     </w:lvl>
-    <w:lvl w:ilvl="1" w:tplc="05DE7990" w:tentative="1">
+    <w:lvl w:ilvl="1" w:tplc="F272B3DA" w:tentative="1">
       <w:start w:val="1"/>
       <w:numFmt w:val="lowerLetter"/>
       <w:lvlText w:val="%2."/>
@@ -7313,47 +7313,47 @@
         <w:ind w:left="720" w:hanging="300"/>
       </w:pPr>
     </w:lvl>
-    <w:lvl w:ilvl="2" w:tplc="0472FEAE">
+    <w:lvl w:ilvl="2" w:tplc="248EBCCC">
       <w:numFmt w:val="decimal"/>
       <w:lvlText w:val=""/>
       <w:lvlJc w:val="left"/>
     </w:lvl>
-    <w:lvl w:ilvl="3" w:tplc="DCF42B1E">
+    <w:lvl w:ilvl="3" w:tplc="8A707046">
       <w:numFmt w:val="decimal"/>
       <w:lvlText w:val=""/>
       <w:lvlJc w:val="left"/>
     </w:lvl>
-    <w:lvl w:ilvl="4" w:tplc="7E727320">
+    <w:lvl w:ilvl="4" w:tplc="909C42A2">
       <w:numFmt w:val="decimal"/>
       <w:lvlText w:val=""/>
       <w:lvlJc w:val="left"/>
     </w:lvl>
-    <w:lvl w:ilvl="5" w:tplc="2F1A5C86">
+    <w:lvl w:ilvl="5" w:tplc="A16897E2">
       <w:numFmt w:val="decimal"/>
       <w:lvlText w:val=""/>
       <w:lvlJc w:val="left"/>
     </w:lvl>
-    <w:lvl w:ilvl="6" w:tplc="0DEC89D4">
+    <w:lvl w:ilvl="6" w:tplc="645A5A40">
       <w:numFmt w:val="decimal"/>
       <w:lvlText w:val=""/>
       <w:lvlJc w:val="left"/>
     </w:lvl>
-    <w:lvl w:ilvl="7" w:tplc="1F2A1166">
+    <w:lvl w:ilvl="7" w:tplc="C722E950">
       <w:numFmt w:val="decimal"/>
       <w:lvlText w:val=""/>
       <w:lvlJc w:val="left"/>
     </w:lvl>
-    <w:lvl w:ilvl="8" w:tplc="F2CABA90">
+    <w:lvl w:ilvl="8" w:tplc="548CE05A">
       <w:numFmt w:val="decimal"/>
       <w:lvlText w:val=""/>
       <w:lvlJc w:val="left"/>
     </w:lvl>
   </w:abstractNum>
   <w:abstractNum w:abstractNumId="4" w15:restartNumberingAfterBreak="0">
-    <w:nsid w:val="15896AD4"/>
+    <w:nsid w:val="21450FF5"/>
     <w:multiLevelType w:val="hybridMultilevel"/>
-    <w:tmpl w:val="22EE82C2"/>
-    <w:lvl w:ilvl="0" w:tplc="B3684CFC">
+    <w:tmpl w:val="A71A3B00"/>
+    <w:lvl w:ilvl="0" w:tplc="C79640B4">
       <w:start w:val="1"/>
       <w:numFmt w:val="decimal"/>
       <w:lvlText w:val="%1."/>
@@ -7362,7 +7362,7 @@
         <w:ind w:left="360" w:hanging="300"/>
       </w:pPr>
     </w:lvl>
-    <w:lvl w:ilvl="1" w:tplc="E3EC592E" w:tentative="1">
+    <w:lvl w:ilvl="1" w:tplc="B3C06FFE" w:tentative="1">
       <w:start w:val="1"/>
       <w:numFmt w:val="lowerLetter"/>
       <w:lvlText w:val="%2."/>
@@ -7371,47 +7371,47 @@
         <w:ind w:left="720" w:hanging="300"/>
       </w:pPr>
     </w:lvl>
-    <w:lvl w:ilvl="2" w:tplc="9482C28C">
+    <w:lvl w:ilvl="2" w:tplc="FA262F60">
       <w:numFmt w:val="decimal"/>
       <w:lvlText w:val=""/>
       <w:lvlJc w:val="left"/>
     </w:lvl>
-    <w:lvl w:ilvl="3" w:tplc="EE245D0A">
+    <w:lvl w:ilvl="3" w:tplc="F42E525A">
       <w:numFmt w:val="decimal"/>
       <w:lvlText w:val=""/>
       <w:lvlJc w:val="left"/>
     </w:lvl>
-    <w:lvl w:ilvl="4" w:tplc="BDD6495A">
+    <w:lvl w:ilvl="4" w:tplc="D4A4348A">
       <w:numFmt w:val="decimal"/>
       <w:lvlText w:val=""/>
       <w:lvlJc w:val="left"/>
     </w:lvl>
-    <w:lvl w:ilvl="5" w:tplc="98462658">
+    <w:lvl w:ilvl="5" w:tplc="D82819FA">
       <w:numFmt w:val="decimal"/>
       <w:lvlText w:val=""/>
       <w:lvlJc w:val="left"/>
     </w:lvl>
-    <w:lvl w:ilvl="6" w:tplc="453A363E">
+    <w:lvl w:ilvl="6" w:tplc="DAD24B94">
       <w:numFmt w:val="decimal"/>
       <w:lvlText w:val=""/>
       <w:lvlJc w:val="left"/>
     </w:lvl>
-    <w:lvl w:ilvl="7" w:tplc="6608A4F0">
+    <w:lvl w:ilvl="7" w:tplc="EC16AC38">
       <w:numFmt w:val="decimal"/>
       <w:lvlText w:val=""/>
       <w:lvlJc w:val="left"/>
     </w:lvl>
-    <w:lvl w:ilvl="8" w:tplc="F9782140">
+    <w:lvl w:ilvl="8" w:tplc="6B6693A6">
       <w:numFmt w:val="decimal"/>
       <w:lvlText w:val=""/>
       <w:lvlJc w:val="left"/>
     </w:lvl>
   </w:abstractNum>
   <w:abstractNum w:abstractNumId="5" w15:restartNumberingAfterBreak="0">
-    <w:nsid w:val="45896E92"/>
+    <w:nsid w:val="24A807EE"/>
     <w:multiLevelType w:val="hybridMultilevel"/>
-    <w:tmpl w:val="71927792"/>
-    <w:lvl w:ilvl="0" w:tplc="BF4EBCBE">
+    <w:tmpl w:val="D556BE82"/>
+    <w:lvl w:ilvl="0" w:tplc="129A0D9E">
       <w:start w:val="1"/>
       <w:numFmt w:val="decimal"/>
       <w:lvlText w:val="%1."/>
@@ -7420,7 +7420,7 @@
         <w:ind w:left="360" w:hanging="300"/>
       </w:pPr>
     </w:lvl>
-    <w:lvl w:ilvl="1" w:tplc="72E8AD84" w:tentative="1">
+    <w:lvl w:ilvl="1" w:tplc="CD8E3BB8" w:tentative="1">
       <w:start w:val="1"/>
       <w:numFmt w:val="lowerLetter"/>
       <w:lvlText w:val="%2."/>
@@ -7429,47 +7429,47 @@
         <w:ind w:left="720" w:hanging="300"/>
       </w:pPr>
     </w:lvl>
-    <w:lvl w:ilvl="2" w:tplc="544AF79A">
+    <w:lvl w:ilvl="2" w:tplc="576C4DD4">
       <w:numFmt w:val="decimal"/>
       <w:lvlText w:val=""/>
       <w:lvlJc w:val="left"/>
     </w:lvl>
-    <w:lvl w:ilvl="3" w:tplc="7188F72A">
+    <w:lvl w:ilvl="3" w:tplc="175EC7A4">
       <w:numFmt w:val="decimal"/>
       <w:lvlText w:val=""/>
       <w:lvlJc w:val="left"/>
     </w:lvl>
-    <w:lvl w:ilvl="4" w:tplc="BF62C61E">
+    <w:lvl w:ilvl="4" w:tplc="8CFC4358">
       <w:numFmt w:val="decimal"/>
       <w:lvlText w:val=""/>
       <w:lvlJc w:val="left"/>
     </w:lvl>
-    <w:lvl w:ilvl="5" w:tplc="293A0126">
+    <w:lvl w:ilvl="5" w:tplc="F05696C6">
       <w:numFmt w:val="decimal"/>
       <w:lvlText w:val=""/>
       <w:lvlJc w:val="left"/>
     </w:lvl>
-    <w:lvl w:ilvl="6" w:tplc="55D40316">
+    <w:lvl w:ilvl="6" w:tplc="9AB21DF0">
       <w:numFmt w:val="decimal"/>
       <w:lvlText w:val=""/>
       <w:lvlJc w:val="left"/>
     </w:lvl>
-    <w:lvl w:ilvl="7" w:tplc="A12CA804">
+    <w:lvl w:ilvl="7" w:tplc="008C4F48">
       <w:numFmt w:val="decimal"/>
       <w:lvlText w:val=""/>
       <w:lvlJc w:val="left"/>
     </w:lvl>
-    <w:lvl w:ilvl="8" w:tplc="137251DE">
+    <w:lvl w:ilvl="8" w:tplc="E0EA36CA">
       <w:numFmt w:val="decimal"/>
       <w:lvlText w:val=""/>
       <w:lvlJc w:val="left"/>
     </w:lvl>
   </w:abstractNum>
   <w:abstractNum w:abstractNumId="6" w15:restartNumberingAfterBreak="0">
-    <w:nsid w:val="60531B27"/>
+    <w:nsid w:val="26AC5539"/>
     <w:multiLevelType w:val="hybridMultilevel"/>
-    <w:tmpl w:val="9E7CA8C6"/>
-    <w:lvl w:ilvl="0" w:tplc="1FFEC952">
+    <w:tmpl w:val="5692B08C"/>
+    <w:lvl w:ilvl="0" w:tplc="95E62BA4">
       <w:start w:val="1"/>
       <w:numFmt w:val="decimal"/>
       <w:lvlText w:val="%1."/>
@@ -7478,7 +7478,7 @@
         <w:ind w:left="360" w:hanging="300"/>
       </w:pPr>
     </w:lvl>
-    <w:lvl w:ilvl="1" w:tplc="09324534" w:tentative="1">
+    <w:lvl w:ilvl="1" w:tplc="817878DC" w:tentative="1">
       <w:start w:val="1"/>
       <w:numFmt w:val="lowerLetter"/>
       <w:lvlText w:val="%2."/>
@@ -7487,47 +7487,47 @@
         <w:ind w:left="720" w:hanging="300"/>
       </w:pPr>
     </w:lvl>
-    <w:lvl w:ilvl="2" w:tplc="58DEA9E6">
+    <w:lvl w:ilvl="2" w:tplc="0A6AD936">
       <w:numFmt w:val="decimal"/>
       <w:lvlText w:val=""/>
       <w:lvlJc w:val="left"/>
     </w:lvl>
-    <w:lvl w:ilvl="3" w:tplc="90ACA122">
+    <w:lvl w:ilvl="3" w:tplc="9A80957A">
       <w:numFmt w:val="decimal"/>
       <w:lvlText w:val=""/>
       <w:lvlJc w:val="left"/>
     </w:lvl>
-    <w:lvl w:ilvl="4" w:tplc="FDCE7B46">
+    <w:lvl w:ilvl="4" w:tplc="EB4093AA">
       <w:numFmt w:val="decimal"/>
       <w:lvlText w:val=""/>
       <w:lvlJc w:val="left"/>
     </w:lvl>
-    <w:lvl w:ilvl="5" w:tplc="9C56025A">
+    <w:lvl w:ilvl="5" w:tplc="48F8CF10">
       <w:numFmt w:val="decimal"/>
       <w:lvlText w:val=""/>
       <w:lvlJc w:val="left"/>
     </w:lvl>
-    <w:lvl w:ilvl="6" w:tplc="748CB614">
+    <w:lvl w:ilvl="6" w:tplc="1A74334A">
       <w:numFmt w:val="decimal"/>
       <w:lvlText w:val=""/>
       <w:lvlJc w:val="left"/>
     </w:lvl>
-    <w:lvl w:ilvl="7" w:tplc="C5BAFBFE">
+    <w:lvl w:ilvl="7" w:tplc="EA487D86">
       <w:numFmt w:val="decimal"/>
       <w:lvlText w:val=""/>
       <w:lvlJc w:val="left"/>
     </w:lvl>
-    <w:lvl w:ilvl="8" w:tplc="E488DFEA">
+    <w:lvl w:ilvl="8" w:tplc="F4EED2B6">
       <w:numFmt w:val="decimal"/>
       <w:lvlText w:val=""/>
       <w:lvlJc w:val="left"/>
     </w:lvl>
   </w:abstractNum>
   <w:abstractNum w:abstractNumId="7" w15:restartNumberingAfterBreak="0">
-    <w:nsid w:val="61373E46"/>
+    <w:nsid w:val="2BA04967"/>
     <w:multiLevelType w:val="hybridMultilevel"/>
-    <w:tmpl w:val="98C0AE26"/>
-    <w:lvl w:ilvl="0" w:tplc="6BFAE24A">
+    <w:tmpl w:val="7C509B82"/>
+    <w:lvl w:ilvl="0" w:tplc="3ED0099E">
       <w:start w:val="1"/>
       <w:numFmt w:val="decimal"/>
       <w:lvlText w:val="%1."/>
@@ -7536,7 +7536,7 @@
         <w:ind w:left="360" w:hanging="300"/>
       </w:pPr>
     </w:lvl>
-    <w:lvl w:ilvl="1" w:tplc="D43453D4" w:tentative="1">
+    <w:lvl w:ilvl="1" w:tplc="4C0E2F42" w:tentative="1">
       <w:start w:val="1"/>
       <w:numFmt w:val="lowerLetter"/>
       <w:lvlText w:val="%2."/>
@@ -7545,47 +7545,47 @@
         <w:ind w:left="720" w:hanging="300"/>
       </w:pPr>
     </w:lvl>
-    <w:lvl w:ilvl="2" w:tplc="5F7A382E">
+    <w:lvl w:ilvl="2" w:tplc="76181628">
       <w:numFmt w:val="decimal"/>
       <w:lvlText w:val=""/>
       <w:lvlJc w:val="left"/>
     </w:lvl>
-    <w:lvl w:ilvl="3" w:tplc="9C24B506">
+    <w:lvl w:ilvl="3" w:tplc="69901840">
       <w:numFmt w:val="decimal"/>
       <w:lvlText w:val=""/>
       <w:lvlJc w:val="left"/>
     </w:lvl>
-    <w:lvl w:ilvl="4" w:tplc="507AB6DE">
+    <w:lvl w:ilvl="4" w:tplc="B314A09A">
       <w:numFmt w:val="decimal"/>
       <w:lvlText w:val=""/>
       <w:lvlJc w:val="left"/>
     </w:lvl>
-    <w:lvl w:ilvl="5" w:tplc="0DE679D0">
+    <w:lvl w:ilvl="5" w:tplc="C896B5E4">
       <w:numFmt w:val="decimal"/>
       <w:lvlText w:val=""/>
       <w:lvlJc w:val="left"/>
     </w:lvl>
-    <w:lvl w:ilvl="6" w:tplc="B71AD422">
+    <w:lvl w:ilvl="6" w:tplc="77D476E4">
       <w:numFmt w:val="decimal"/>
       <w:lvlText w:val=""/>
       <w:lvlJc w:val="left"/>
     </w:lvl>
-    <w:lvl w:ilvl="7" w:tplc="D24647AA">
+    <w:lvl w:ilvl="7" w:tplc="AF18DD84">
       <w:numFmt w:val="decimal"/>
       <w:lvlText w:val=""/>
       <w:lvlJc w:val="left"/>
     </w:lvl>
-    <w:lvl w:ilvl="8" w:tplc="B90EE3A0">
+    <w:lvl w:ilvl="8" w:tplc="9AB49830">
       <w:numFmt w:val="decimal"/>
       <w:lvlText w:val=""/>
       <w:lvlJc w:val="left"/>
     </w:lvl>
   </w:abstractNum>
   <w:abstractNum w:abstractNumId="8" w15:restartNumberingAfterBreak="0">
-    <w:nsid w:val="6BA1579C"/>
+    <w:nsid w:val="4AA31EF7"/>
     <w:multiLevelType w:val="hybridMultilevel"/>
-    <w:tmpl w:val="A7388B7C"/>
-    <w:lvl w:ilvl="0" w:tplc="7FB6FDF2">
+    <w:tmpl w:val="49C09EDA"/>
+    <w:lvl w:ilvl="0" w:tplc="8D2401CC">
       <w:start w:val="1"/>
       <w:numFmt w:val="decimal"/>
       <w:lvlText w:val="%1."/>
@@ -7594,7 +7594,7 @@
         <w:ind w:left="360" w:hanging="300"/>
       </w:pPr>
     </w:lvl>
-    <w:lvl w:ilvl="1" w:tplc="DA88318A" w:tentative="1">
+    <w:lvl w:ilvl="1" w:tplc="5A083E86" w:tentative="1">
       <w:start w:val="1"/>
       <w:numFmt w:val="lowerLetter"/>
       <w:lvlText w:val="%2."/>
@@ -7603,47 +7603,47 @@
         <w:ind w:left="720" w:hanging="300"/>
       </w:pPr>
     </w:lvl>
-    <w:lvl w:ilvl="2" w:tplc="C42448B4">
+    <w:lvl w:ilvl="2" w:tplc="FF8ADC18">
       <w:numFmt w:val="decimal"/>
       <w:lvlText w:val=""/>
       <w:lvlJc w:val="left"/>
     </w:lvl>
-    <w:lvl w:ilvl="3" w:tplc="B51C9E3C">
+    <w:lvl w:ilvl="3" w:tplc="028065B4">
       <w:numFmt w:val="decimal"/>
       <w:lvlText w:val=""/>
       <w:lvlJc w:val="left"/>
     </w:lvl>
-    <w:lvl w:ilvl="4" w:tplc="03C05E16">
+    <w:lvl w:ilvl="4" w:tplc="2DB62904">
       <w:numFmt w:val="decimal"/>
       <w:lvlText w:val=""/>
       <w:lvlJc w:val="left"/>
     </w:lvl>
-    <w:lvl w:ilvl="5" w:tplc="0112779C">
+    <w:lvl w:ilvl="5" w:tplc="0D8CF548">
       <w:numFmt w:val="decimal"/>
       <w:lvlText w:val=""/>
       <w:lvlJc w:val="left"/>
     </w:lvl>
-    <w:lvl w:ilvl="6" w:tplc="08DAFBC0">
+    <w:lvl w:ilvl="6" w:tplc="7306283E">
       <w:numFmt w:val="decimal"/>
       <w:lvlText w:val=""/>
       <w:lvlJc w:val="left"/>
     </w:lvl>
-    <w:lvl w:ilvl="7" w:tplc="A7F25A68">
+    <w:lvl w:ilvl="7" w:tplc="200E0076">
       <w:numFmt w:val="decimal"/>
       <w:lvlText w:val=""/>
       <w:lvlJc w:val="left"/>
     </w:lvl>
-    <w:lvl w:ilvl="8" w:tplc="DFB22F72">
+    <w:lvl w:ilvl="8" w:tplc="EBD03648">
       <w:numFmt w:val="decimal"/>
       <w:lvlText w:val=""/>
       <w:lvlJc w:val="left"/>
     </w:lvl>
   </w:abstractNum>
   <w:abstractNum w:abstractNumId="9" w15:restartNumberingAfterBreak="0">
-    <w:nsid w:val="6CC753D1"/>
+    <w:nsid w:val="4C995A87"/>
     <w:multiLevelType w:val="hybridMultilevel"/>
-    <w:tmpl w:val="8102D1FA"/>
-    <w:lvl w:ilvl="0" w:tplc="E0D4D7CA" w:tentative="1">
+    <w:tmpl w:val="568EF31C"/>
+    <w:lvl w:ilvl="0" w:tplc="0B6ECA4C" w:tentative="1">
       <w:start w:val="1"/>
       <w:numFmt w:val="bullet"/>
       <w:lvlText w:val="•"/>
@@ -7652,7 +7652,7 @@
         <w:ind w:left="360" w:hanging="260"/>
       </w:pPr>
     </w:lvl>
-    <w:lvl w:ilvl="1" w:tplc="DD6C1E3E" w:tentative="1">
+    <w:lvl w:ilvl="1" w:tplc="3B628B9A" w:tentative="1">
       <w:start w:val="1"/>
       <w:numFmt w:val="bullet"/>
       <w:lvlText w:val="–"/>
@@ -7661,47 +7661,47 @@
         <w:ind w:left="720" w:hanging="260"/>
       </w:pPr>
     </w:lvl>
-    <w:lvl w:ilvl="2" w:tplc="B7CEE69E">
+    <w:lvl w:ilvl="2" w:tplc="FA38C78C">
       <w:numFmt w:val="decimal"/>
       <w:lvlText w:val=""/>
       <w:lvlJc w:val="left"/>
     </w:lvl>
-    <w:lvl w:ilvl="3" w:tplc="FF142F6E">
+    <w:lvl w:ilvl="3" w:tplc="CA82612C">
       <w:numFmt w:val="decimal"/>
       <w:lvlText w:val=""/>
       <w:lvlJc w:val="left"/>
     </w:lvl>
-    <w:lvl w:ilvl="4" w:tplc="0B7286F6">
+    <w:lvl w:ilvl="4" w:tplc="67825CE0">
       <w:numFmt w:val="decimal"/>
       <w:lvlText w:val=""/>
       <w:lvlJc w:val="left"/>
     </w:lvl>
-    <w:lvl w:ilvl="5" w:tplc="3568280A">
+    <w:lvl w:ilvl="5" w:tplc="77765C34">
       <w:numFmt w:val="decimal"/>
       <w:lvlText w:val=""/>
       <w:lvlJc w:val="left"/>
     </w:lvl>
-    <w:lvl w:ilvl="6" w:tplc="75D85BD4">
+    <w:lvl w:ilvl="6" w:tplc="9E9898E0">
       <w:numFmt w:val="decimal"/>
       <w:lvlText w:val=""/>
       <w:lvlJc w:val="left"/>
     </w:lvl>
-    <w:lvl w:ilvl="7" w:tplc="64F2F9A4">
+    <w:lvl w:ilvl="7" w:tplc="3DE86750">
       <w:numFmt w:val="decimal"/>
       <w:lvlText w:val=""/>
       <w:lvlJc w:val="left"/>
     </w:lvl>
-    <w:lvl w:ilvl="8" w:tplc="9B7EC252">
+    <w:lvl w:ilvl="8" w:tplc="F6DA9C62">
       <w:numFmt w:val="decimal"/>
       <w:lvlText w:val=""/>
       <w:lvlJc w:val="left"/>
     </w:lvl>
   </w:abstractNum>
   <w:abstractNum w:abstractNumId="10" w15:restartNumberingAfterBreak="0">
-    <w:nsid w:val="76503B05"/>
+    <w:nsid w:val="68D57C2B"/>
     <w:multiLevelType w:val="hybridMultilevel"/>
-    <w:tmpl w:val="B9A0A4CA"/>
-    <w:lvl w:ilvl="0" w:tplc="8AA8E67C">
+    <w:tmpl w:val="B5586774"/>
+    <w:lvl w:ilvl="0" w:tplc="3C9EF422">
       <w:start w:val="1"/>
       <w:numFmt w:val="decimal"/>
       <w:lvlText w:val="%1."/>
@@ -7710,7 +7710,7 @@
         <w:ind w:left="360" w:hanging="300"/>
       </w:pPr>
     </w:lvl>
-    <w:lvl w:ilvl="1" w:tplc="D63E8EE0" w:tentative="1">
+    <w:lvl w:ilvl="1" w:tplc="6452F510" w:tentative="1">
       <w:start w:val="1"/>
       <w:numFmt w:val="lowerLetter"/>
       <w:lvlText w:val="%2."/>
@@ -7719,98 +7719,98 @@
         <w:ind w:left="720" w:hanging="300"/>
       </w:pPr>
     </w:lvl>
-    <w:lvl w:ilvl="2" w:tplc="B74A4802">
+    <w:lvl w:ilvl="2" w:tplc="053C39D4">
       <w:numFmt w:val="decimal"/>
       <w:lvlText w:val=""/>
       <w:lvlJc w:val="left"/>
     </w:lvl>
-    <w:lvl w:ilvl="3" w:tplc="DFD0BDB2">
+    <w:lvl w:ilvl="3" w:tplc="EFF637A8">
       <w:numFmt w:val="decimal"/>
       <w:lvlText w:val=""/>
       <w:lvlJc w:val="left"/>
     </w:lvl>
-    <w:lvl w:ilvl="4" w:tplc="0B18020E">
+    <w:lvl w:ilvl="4" w:tplc="B7B4F1CC">
       <w:numFmt w:val="decimal"/>
       <w:lvlText w:val=""/>
       <w:lvlJc w:val="left"/>
     </w:lvl>
-    <w:lvl w:ilvl="5" w:tplc="3C4A45C0">
+    <w:lvl w:ilvl="5" w:tplc="C62AE550">
       <w:numFmt w:val="decimal"/>
       <w:lvlText w:val=""/>
       <w:lvlJc w:val="left"/>
     </w:lvl>
-    <w:lvl w:ilvl="6" w:tplc="62CEE07E">
+    <w:lvl w:ilvl="6" w:tplc="C58AEF96">
       <w:numFmt w:val="decimal"/>
       <w:lvlText w:val=""/>
       <w:lvlJc w:val="left"/>
     </w:lvl>
-    <w:lvl w:ilvl="7" w:tplc="E40A19DE">
+    <w:lvl w:ilvl="7" w:tplc="17A448B8">
       <w:numFmt w:val="decimal"/>
       <w:lvlText w:val=""/>
       <w:lvlJc w:val="left"/>
     </w:lvl>
-    <w:lvl w:ilvl="8" w:tplc="B846DD24">
+    <w:lvl w:ilvl="8" w:tplc="2F94AB9A">
       <w:numFmt w:val="decimal"/>
       <w:lvlText w:val=""/>
       <w:lvlJc w:val="left"/>
     </w:lvl>
   </w:abstractNum>
-  <w:num w:numId="1" w16cid:durableId="905071855">
+  <w:num w:numId="1" w16cid:durableId="415245931">
+    <w:abstractNumId w:val="0"/>
+    <w:lvlOverride w:ilvl="0">
+      <w:startOverride w:val="1"/>
+    </w:lvlOverride>
+  </w:num>
+  <w:num w:numId="2" w16cid:durableId="1792439109">
     <w:abstractNumId w:val="1"/>
     <w:lvlOverride w:ilvl="0">
       <w:startOverride w:val="1"/>
     </w:lvlOverride>
   </w:num>
-  <w:num w:numId="2" w16cid:durableId="613634173">
+  <w:num w:numId="3" w16cid:durableId="743913263">
     <w:abstractNumId w:val="3"/>
     <w:lvlOverride w:ilvl="0">
       <w:startOverride w:val="1"/>
     </w:lvlOverride>
   </w:num>
-  <w:num w:numId="3" w16cid:durableId="2000645576">
+  <w:num w:numId="4" w16cid:durableId="351105992">
+    <w:abstractNumId w:val="5"/>
+    <w:lvlOverride w:ilvl="0">
+      <w:startOverride w:val="1"/>
+    </w:lvlOverride>
+  </w:num>
+  <w:num w:numId="5" w16cid:durableId="1734616519">
+    <w:abstractNumId w:val="10"/>
+    <w:lvlOverride w:ilvl="0">
+      <w:startOverride w:val="1"/>
+    </w:lvlOverride>
+  </w:num>
+  <w:num w:numId="6" w16cid:durableId="682244092">
+    <w:abstractNumId w:val="7"/>
+    <w:lvlOverride w:ilvl="0">
+      <w:startOverride w:val="1"/>
+    </w:lvlOverride>
+  </w:num>
+  <w:num w:numId="7" w16cid:durableId="1653287687">
     <w:abstractNumId w:val="2"/>
     <w:lvlOverride w:ilvl="0">
       <w:startOverride w:val="1"/>
     </w:lvlOverride>
   </w:num>
-  <w:num w:numId="4" w16cid:durableId="1034040342">
-    <w:abstractNumId w:val="6"/>
-    <w:lvlOverride w:ilvl="0">
-      <w:startOverride w:val="1"/>
-    </w:lvlOverride>
-  </w:num>
-  <w:num w:numId="5" w16cid:durableId="297151079">
+  <w:num w:numId="8" w16cid:durableId="1781102220">
     <w:abstractNumId w:val="4"/>
     <w:lvlOverride w:ilvl="0">
       <w:startOverride w:val="1"/>
     </w:lvlOverride>
   </w:num>
-  <w:num w:numId="6" w16cid:durableId="2135170822">
-    <w:abstractNumId w:val="7"/>
-    <w:lvlOverride w:ilvl="0">
-      <w:startOverride w:val="1"/>
-    </w:lvlOverride>
-  </w:num>
-  <w:num w:numId="7" w16cid:durableId="1632518170">
+  <w:num w:numId="9" w16cid:durableId="867908604">
     <w:abstractNumId w:val="8"/>
     <w:lvlOverride w:ilvl="0">
       <w:startOverride w:val="1"/>
     </w:lvlOverride>
   </w:num>
-  <w:num w:numId="8" w16cid:durableId="1165363662">
-    <w:abstractNumId w:val="5"/>
-    <w:lvlOverride w:ilvl="0">
-      <w:startOverride w:val="1"/>
-    </w:lvlOverride>
-  </w:num>
-  <w:num w:numId="9" w16cid:durableId="2069910320">
-    <w:abstractNumId w:val="10"/>
-    <w:lvlOverride w:ilvl="0">
-      <w:startOverride w:val="1"/>
-    </w:lvlOverride>
-  </w:num>
-  <w:num w:numId="10" w16cid:durableId="1568342758">
-    <w:abstractNumId w:val="0"/>
+  <w:num w:numId="10" w16cid:durableId="1266033840">
+    <w:abstractNumId w:val="6"/>
     <w:lvlOverride w:ilvl="0">
       <w:startOverride w:val="1"/>
     </w:lvlOverride>
@@ -8491,7 +8491,7 @@
     <w:autoRedefine/>
     <w:uiPriority w:val="39"/>
     <w:unhideWhenUsed/>
-    <w:rsid w:val="00A97A70"/>
+    <w:rsid w:val="00CE6987"/>
     <w:pPr>
       <w:spacing w:after="100"/>
     </w:pPr>

--- a/discoverer-neo/docs/user-guide/manual/Discoverer-Neo-ADMIN-Guide-Quick-en.docx
+++ b/discoverer-neo/docs/user-guide/manual/Discoverer-Neo-ADMIN-Guide-Quick-en.docx
@@ -74,7 +74,7 @@
     <w:sdt>
       <w:sdtPr>
         <w:alias w:val="Contents"/>
-        <w:id w:val="-513620829"/>
+        <w:id w:val="-559402850"/>
       </w:sdtPr>
       <w:sdtEndPr/>
       <w:sdtContent>
@@ -102,7 +102,7 @@
           <w:r>
             <w:fldChar w:fldCharType="separate"/>
           </w:r>
-          <w:hyperlink w:anchor="_Toc241696334" w:history="1">
+          <w:hyperlink w:anchor="_Toc241745206" w:history="1">
             <w:r>
               <w:rPr>
                 <w:rStyle w:val="Hiperligao"/>
@@ -126,7 +126,7 @@
               <w:rPr>
                 <w:noProof/>
               </w:rPr>
-              <w:instrText xml:space="preserve"> PAGEREF _Toc241696334 \h </w:instrText>
+              <w:instrText xml:space="preserve"> PAGEREF _Toc241745206 \h </w:instrText>
             </w:r>
             <w:r>
               <w:rPr>
@@ -168,7 +168,7 @@
               <w14:ligatures w14:val="standardContextual"/>
             </w:rPr>
           </w:pPr>
-          <w:hyperlink w:anchor="_Toc241696335" w:history="1">
+          <w:hyperlink w:anchor="_Toc241745207" w:history="1">
             <w:r>
               <w:rPr>
                 <w:rStyle w:val="Hiperligao"/>
@@ -192,7 +192,7 @@
               <w:rPr>
                 <w:noProof/>
               </w:rPr>
-              <w:instrText xml:space="preserve"> PAGEREF _Toc241696335 \h </w:instrText>
+              <w:instrText xml:space="preserve"> PAGEREF _Toc241745207 \h </w:instrText>
             </w:r>
             <w:r>
               <w:rPr>
@@ -234,7 +234,7 @@
               <w14:ligatures w14:val="standardContextual"/>
             </w:rPr>
           </w:pPr>
-          <w:hyperlink w:anchor="_Toc241696336" w:history="1">
+          <w:hyperlink w:anchor="_Toc241745208" w:history="1">
             <w:r>
               <w:rPr>
                 <w:rStyle w:val="Hiperligao"/>
@@ -258,7 +258,7 @@
               <w:rPr>
                 <w:noProof/>
               </w:rPr>
-              <w:instrText xml:space="preserve"> PAGEREF _Toc241696336 \h </w:instrText>
+              <w:instrText xml:space="preserve"> PAGEREF _Toc241745208 \h </w:instrText>
             </w:r>
             <w:r>
               <w:rPr>
@@ -300,7 +300,7 @@
               <w14:ligatures w14:val="standardContextual"/>
             </w:rPr>
           </w:pPr>
-          <w:hyperlink w:anchor="_Toc241696337" w:history="1">
+          <w:hyperlink w:anchor="_Toc241745209" w:history="1">
             <w:r>
               <w:rPr>
                 <w:rStyle w:val="Hiperligao"/>
@@ -324,7 +324,7 @@
               <w:rPr>
                 <w:noProof/>
               </w:rPr>
-              <w:instrText xml:space="preserve"> PAGEREF _Toc241696337 \h </w:instrText>
+              <w:instrText xml:space="preserve"> PAGEREF _Toc241745209 \h </w:instrText>
             </w:r>
             <w:r>
               <w:rPr>
@@ -366,7 +366,7 @@
               <w14:ligatures w14:val="standardContextual"/>
             </w:rPr>
           </w:pPr>
-          <w:hyperlink w:anchor="_Toc241696338" w:history="1">
+          <w:hyperlink w:anchor="_Toc241745210" w:history="1">
             <w:r>
               <w:rPr>
                 <w:rStyle w:val="Hiperligao"/>
@@ -390,7 +390,7 @@
               <w:rPr>
                 <w:noProof/>
               </w:rPr>
-              <w:instrText xml:space="preserve"> PAGEREF _Toc241696338 \h </w:instrText>
+              <w:instrText xml:space="preserve"> PAGEREF _Toc241745210 \h </w:instrText>
             </w:r>
             <w:r>
               <w:rPr>
@@ -432,7 +432,7 @@
               <w14:ligatures w14:val="standardContextual"/>
             </w:rPr>
           </w:pPr>
-          <w:hyperlink w:anchor="_Toc241696339" w:history="1">
+          <w:hyperlink w:anchor="_Toc241745211" w:history="1">
             <w:r>
               <w:rPr>
                 <w:rStyle w:val="Hiperligao"/>
@@ -456,7 +456,7 @@
               <w:rPr>
                 <w:noProof/>
               </w:rPr>
-              <w:instrText xml:space="preserve"> PAGEREF _Toc241696339 \h </w:instrText>
+              <w:instrText xml:space="preserve"> PAGEREF _Toc241745211 \h </w:instrText>
             </w:r>
             <w:r>
               <w:rPr>
@@ -498,7 +498,7 @@
               <w14:ligatures w14:val="standardContextual"/>
             </w:rPr>
           </w:pPr>
-          <w:hyperlink w:anchor="_Toc241696340" w:history="1">
+          <w:hyperlink w:anchor="_Toc241745212" w:history="1">
             <w:r>
               <w:rPr>
                 <w:rStyle w:val="Hiperligao"/>
@@ -522,7 +522,7 @@
               <w:rPr>
                 <w:noProof/>
               </w:rPr>
-              <w:instrText xml:space="preserve"> PAGEREF _Toc241696340 \h </w:instrText>
+              <w:instrText xml:space="preserve"> PAGEREF _Toc241745212 \h </w:instrText>
             </w:r>
             <w:r>
               <w:rPr>
@@ -564,7 +564,7 @@
               <w14:ligatures w14:val="standardContextual"/>
             </w:rPr>
           </w:pPr>
-          <w:hyperlink w:anchor="_Toc241696341" w:history="1">
+          <w:hyperlink w:anchor="_Toc241745213" w:history="1">
             <w:r>
               <w:rPr>
                 <w:rStyle w:val="Hiperligao"/>
@@ -588,7 +588,7 @@
               <w:rPr>
                 <w:noProof/>
               </w:rPr>
-              <w:instrText xml:space="preserve"> PAGEREF _Toc241696341 \h </w:instrText>
+              <w:instrText xml:space="preserve"> PAGEREF _Toc241745213 \h </w:instrText>
             </w:r>
             <w:r>
               <w:rPr>
@@ -630,7 +630,7 @@
               <w14:ligatures w14:val="standardContextual"/>
             </w:rPr>
           </w:pPr>
-          <w:hyperlink w:anchor="_Toc241696342" w:history="1">
+          <w:hyperlink w:anchor="_Toc241745214" w:history="1">
             <w:r>
               <w:rPr>
                 <w:rStyle w:val="Hiperligao"/>
@@ -654,7 +654,7 @@
               <w:rPr>
                 <w:noProof/>
               </w:rPr>
-              <w:instrText xml:space="preserve"> PAGEREF _Toc241696342 \h </w:instrText>
+              <w:instrText xml:space="preserve"> PAGEREF _Toc241745214 \h </w:instrText>
             </w:r>
             <w:r>
               <w:rPr>
@@ -696,7 +696,7 @@
               <w14:ligatures w14:val="standardContextual"/>
             </w:rPr>
           </w:pPr>
-          <w:hyperlink w:anchor="_Toc241696343" w:history="1">
+          <w:hyperlink w:anchor="_Toc241745215" w:history="1">
             <w:r>
               <w:rPr>
                 <w:rStyle w:val="Hiperligao"/>
@@ -720,7 +720,7 @@
               <w:rPr>
                 <w:noProof/>
               </w:rPr>
-              <w:instrText xml:space="preserve"> PAGEREF _Toc241696343 \h </w:instrText>
+              <w:instrText xml:space="preserve"> PAGEREF _Toc241745215 \h </w:instrText>
             </w:r>
             <w:r>
               <w:rPr>
@@ -768,7 +768,7 @@
       <w:pPr>
         <w:pStyle w:val="Ttulo1"/>
       </w:pPr>
-      <w:bookmarkStart w:id="0" w:name="_Toc241696334"/>
+      <w:bookmarkStart w:id="0" w:name="_Toc241745206"/>
       <w:r>
         <w:lastRenderedPageBreak/>
         <w:t>Your role in one page</w:t>
@@ -1415,7 +1415,7 @@
           <w:noProof/>
         </w:rPr>
         <w:drawing>
-          <wp:inline distT="0" distB="0" distL="0" distR="0" wp14:anchorId="0CBAE06F" wp14:editId="7840BF50">
+          <wp:inline distT="0" distB="0" distL="0" distR="0" wp14:anchorId="56C0F865" wp14:editId="440627A3">
             <wp:extent cx="5715000" cy="3571875"/>
             <wp:effectExtent l="0" t="0" r="0" b="0"/>
             <wp:docPr id="157" name="01-login.png" descr="The sign-in page with Email, Password, Remember me and the Sign in button." title="The sign-in page with Email, Password, Remember me and the Sign in button."/>
@@ -1468,7 +1468,7 @@
         <w:pStyle w:val="Ttulo1"/>
         <w:pageBreakBefore/>
       </w:pPr>
-      <w:bookmarkStart w:id="1" w:name="_Toc241696335"/>
+      <w:bookmarkStart w:id="1" w:name="_Toc241745207"/>
       <w:r>
         <w:lastRenderedPageBreak/>
         <w:t>Dashboard and Maps</w:t>
@@ -1511,7 +1511,7 @@
           <w:noProof/>
         </w:rPr>
         <w:drawing>
-          <wp:inline distT="0" distB="0" distL="0" distR="0" wp14:anchorId="66F85AB8" wp14:editId="60BD2C05">
+          <wp:inline distT="0" distB="0" distL="0" distR="0" wp14:anchorId="3B2B761A" wp14:editId="0D5E8DC7">
             <wp:extent cx="5715000" cy="3429000"/>
             <wp:effectExtent l="0" t="0" r="0" b="0"/>
             <wp:docPr id="158" name="02-maps-all.png" descr="The Maps list, All tab, with every row icon and the Workbooks section above." title="The Maps list, All tab, with every row icon and the Workbooks section above."/>
@@ -2040,7 +2040,7 @@
         <w:pStyle w:val="Ttulo1"/>
         <w:pageBreakBefore/>
       </w:pPr>
-      <w:bookmarkStart w:id="2" w:name="_Toc241696336"/>
+      <w:bookmarkStart w:id="2" w:name="_Toc241745208"/>
       <w:r>
         <w:lastRenderedPageBreak/>
         <w:t>Map builder and viewer</w:t>
@@ -2063,7 +2063,7 @@
           <w:noProof/>
         </w:rPr>
         <w:drawing>
-          <wp:inline distT="0" distB="0" distL="0" distR="0" wp14:anchorId="544E9A3A" wp14:editId="667F77D0">
+          <wp:inline distT="0" distB="0" distL="0" distR="0" wp14:anchorId="7F71C5F5" wp14:editId="4AC450D3">
             <wp:extent cx="5715000" cy="3571875"/>
             <wp:effectExtent l="0" t="0" r="0" b="0"/>
             <wp:docPr id="159" name="03-viewer-results.png" descr="Run results with the SQL and Plan buttons beside the Excel, CSV and PDF buttons." title="Run results with the SQL and Plan buttons beside the Excel, CSV and PDF buttons."/>
@@ -2695,7 +2695,7 @@
         <w:pStyle w:val="Ttulo1"/>
         <w:pageBreakBefore/>
       </w:pPr>
-      <w:bookmarkStart w:id="3" w:name="_Toc241696337"/>
+      <w:bookmarkStart w:id="3" w:name="_Toc241745209"/>
       <w:r>
         <w:lastRenderedPageBreak/>
         <w:t>Runs, Exports and Schedules</w:t>
@@ -2748,7 +2748,7 @@
           <w:noProof/>
         </w:rPr>
         <w:drawing>
-          <wp:inline distT="0" distB="0" distL="0" distR="0" wp14:anchorId="4324511C" wp14:editId="63488440">
+          <wp:inline distT="0" distB="0" distL="0" distR="0" wp14:anchorId="685D7C33" wp14:editId="6572B0A7">
             <wp:extent cx="5715000" cy="3571875"/>
             <wp:effectExtent l="0" t="0" r="0" b="0"/>
             <wp:docPr id="160" name="04-runs-every-user.png" descr="The Runs page with every user's runs shown." title="The Runs page with every user's runs shown."/>
@@ -3358,7 +3358,7 @@
         <w:pStyle w:val="Ttulo1"/>
         <w:pageBreakBefore/>
       </w:pPr>
-      <w:bookmarkStart w:id="4" w:name="_Toc241696338"/>
+      <w:bookmarkStart w:id="4" w:name="_Toc241745210"/>
       <w:r>
         <w:lastRenderedPageBreak/>
         <w:t>Business Areas and Grants</w:t>
@@ -3391,7 +3391,7 @@
           <w:noProof/>
         </w:rPr>
         <w:drawing>
-          <wp:inline distT="0" distB="0" distL="0" distR="0" wp14:anchorId="7006665C" wp14:editId="4091D2D4">
+          <wp:inline distT="0" distB="0" distL="0" distR="0" wp14:anchorId="7BEFE7BB" wp14:editId="3D99F4CF">
             <wp:extent cx="5715000" cy="3571875"/>
             <wp:effectExtent l="0" t="0" r="0" b="0"/>
             <wp:docPr id="161" name="09-business-areas-grants-permission.png" descr="The Manage grants dialog with the Permission list open." title="The Manage grants dialog with the Permission list open."/>
@@ -3996,7 +3996,7 @@
         <w:pStyle w:val="Ttulo1"/>
         <w:pageBreakBefore/>
       </w:pPr>
-      <w:bookmarkStart w:id="5" w:name="_Toc241696339"/>
+      <w:bookmarkStart w:id="5" w:name="_Toc241745211"/>
       <w:r>
         <w:lastRenderedPageBreak/>
         <w:t>Folders, Items, Joins, Hierarchies</w:t>
@@ -4059,7 +4059,7 @@
           <w:noProof/>
         </w:rPr>
         <w:drawing>
-          <wp:inline distT="0" distB="0" distL="0" distR="0" wp14:anchorId="3551EF26" wp14:editId="2350605E">
+          <wp:inline distT="0" distB="0" distL="0" distR="0" wp14:anchorId="5651770C" wp14:editId="0E50FD00">
             <wp:extent cx="2495550" cy="5905500"/>
             <wp:effectExtent l="0" t="0" r="0" b="0"/>
             <wp:docPr id="162" name="14-folders-discovered.png" descr="The New Folder dialog after Discover Tables, listing the tables found." title="The New Folder dialog after Discover Tables, listing the tables found."/>
@@ -4629,7 +4629,7 @@
         <w:pStyle w:val="Ttulo1"/>
         <w:pageBreakBefore/>
       </w:pPr>
-      <w:bookmarkStart w:id="6" w:name="_Toc241696340"/>
+      <w:bookmarkStart w:id="6" w:name="_Toc241745212"/>
       <w:r>
         <w:lastRenderedPageBreak/>
         <w:t>Custom Functions and Data Sources</w:t>
@@ -4672,7 +4672,7 @@
           <w:noProof/>
         </w:rPr>
         <w:drawing>
-          <wp:inline distT="0" distB="0" distL="0" distR="0" wp14:anchorId="5D8DCEA3" wp14:editId="243D30E9">
+          <wp:inline distT="0" distB="0" distL="0" distR="0" wp14:anchorId="5406A338" wp14:editId="1DB07A5B">
             <wp:extent cx="5715000" cy="3571875"/>
             <wp:effectExtent l="0" t="0" r="0" b="0"/>
             <wp:docPr id="163" name="30-data-sources.png" descr="The Data Sources page with a table of connections and five row icons." title="The Data Sources page with a table of connections and five row icons."/>
@@ -5232,7 +5232,7 @@
         <w:pStyle w:val="Ttulo1"/>
         <w:pageBreakBefore/>
       </w:pPr>
-      <w:bookmarkStart w:id="7" w:name="_Toc241696341"/>
+      <w:bookmarkStart w:id="7" w:name="_Toc241745213"/>
       <w:r>
         <w:lastRenderedPageBreak/>
         <w:t>Users</w:t>
@@ -5255,7 +5255,7 @@
           <w:noProof/>
         </w:rPr>
         <w:drawing>
-          <wp:inline distT="0" distB="0" distL="0" distR="0" wp14:anchorId="5A8A317C" wp14:editId="02994FE5">
+          <wp:inline distT="0" distB="0" distL="0" distR="0" wp14:anchorId="1652B4D3" wp14:editId="7DEFCC3A">
             <wp:extent cx="5715000" cy="3571875"/>
             <wp:effectExtent l="0" t="0" r="0" b="0"/>
             <wp:docPr id="164" name="35-users.png" descr="The Users page with the Credentials file and New User buttons and row icons." title="The Users page with the Credentials file and New User buttons and row icons."/>
@@ -5951,7 +5951,7 @@
         <w:pStyle w:val="Ttulo1"/>
         <w:pageBreakBefore/>
       </w:pPr>
-      <w:bookmarkStart w:id="8" w:name="_Toc241696342"/>
+      <w:bookmarkStart w:id="8" w:name="_Toc241745214"/>
       <w:r>
         <w:lastRenderedPageBreak/>
         <w:t>Security Policies and Audit Log</w:t>
@@ -5994,7 +5994,7 @@
           <w:noProof/>
         </w:rPr>
         <w:drawing>
-          <wp:inline distT="0" distB="0" distL="0" distR="0" wp14:anchorId="4E9AC29B" wp14:editId="222899EA">
+          <wp:inline distT="0" distB="0" distL="0" distR="0" wp14:anchorId="737ADB82" wp14:editId="4B43EF9B">
             <wp:extent cx="3324225" cy="4638675"/>
             <wp:effectExtent l="0" t="0" r="0" b="0"/>
             <wp:docPr id="165" name="44-security-new-dialog.png" descr="The New Policy dialog with a name, description and one rule." title="The New Policy dialog with a name, description and one rule."/>
@@ -6358,7 +6358,7 @@
         <w:pStyle w:val="Ttulo1"/>
         <w:pageBreakBefore/>
       </w:pPr>
-      <w:bookmarkStart w:id="9" w:name="_Toc241696343"/>
+      <w:bookmarkStart w:id="9" w:name="_Toc241745215"/>
       <w:r>
         <w:lastRenderedPageBreak/>
         <w:t>Migration</w:t>
@@ -6388,7 +6388,7 @@
           <w:noProof/>
         </w:rPr>
         <w:drawing>
-          <wp:inline distT="0" distB="0" distL="0" distR="0" wp14:anchorId="0AA57C2E" wp14:editId="09999FD8">
+          <wp:inline distT="0" distB="0" distL="0" distR="0" wp14:anchorId="084BDE03" wp14:editId="6190BE41">
             <wp:extent cx="5715000" cy="3571875"/>
             <wp:effectExtent l="0" t="0" r="0" b="0"/>
             <wp:docPr id="166" name="50-migration.png" descr="The Migration page with the Source card, its buttons and help text." title="The Migration page with the Source card, its buttons and help text."/>
@@ -7090,10 +7090,126 @@
 <file path=word/numbering.xml><?xml version="1.0" encoding="utf-8"?>
 <w:numbering xmlns:wpc="http://schemas.microsoft.com/office/word/2010/wordprocessingCanvas" xmlns:cx="http://schemas.microsoft.com/office/drawing/2014/chartex" xmlns:cx1="http://schemas.microsoft.com/office/drawing/2015/9/8/chartex" xmlns:cx2="http://schemas.microsoft.com/office/drawing/2015/10/21/chartex" xmlns:cx3="http://schemas.microsoft.com/office/drawing/2016/5/9/chartex" xmlns:cx4="http://schemas.microsoft.com/office/drawing/2016/5/10/chartex" xmlns:cx5="http://schemas.microsoft.com/office/drawing/2016/5/11/chartex" xmlns:cx6="http://schemas.microsoft.com/office/drawing/2016/5/12/chartex" xmlns:cx7="http://schemas.microsoft.com/office/drawing/2016/5/13/chartex" xmlns:cx8="http://schemas.microsoft.com/office/drawing/2016/5/14/chartex" xmlns:mc="http://schemas.openxmlformats.org/markup-compatibility/2006" xmlns:aink="http://schemas.microsoft.com/office/drawing/2016/ink" xmlns:am3d="http://schemas.microsoft.com/office/drawing/2017/model3d" xmlns:o="urn:schemas-microsoft-com:office:office" xmlns:oel="http://schemas.microsoft.com/office/2019/extlst" xmlns:r="http://schemas.openxmlformats.org/officeDocument/2006/relationships" xmlns:m="http://schemas.openxmlformats.org/officeDocument/2006/math" xmlns:v="urn:schemas-microsoft-com:vml" xmlns:wp14="http://schemas.microsoft.com/office/word/2010/wordprocessingDrawing" xmlns:wp="http://schemas.openxmlformats.org/drawingml/2006/wordprocessingDrawing" xmlns:w10="urn:schemas-microsoft-com:office:word" xmlns:w="http://schemas.openxmlformats.org/wordprocessingml/2006/main" xmlns:w14="http://schemas.microsoft.com/office/word/2010/wordml" xmlns:w15="http://schemas.microsoft.com/office/word/2012/wordml" xmlns:w16cex="http://schemas.microsoft.com/office/word/2018/wordml/cex" xmlns:w16cid="http://schemas.microsoft.com/office/word/2016/wordml/cid" xmlns:w16="http://schemas.microsoft.com/office/word/2018/wordml" xmlns:w16sdtdh="http://schemas.microsoft.com/office/word/2020/wordml/sdtdatahash" xmlns:w16se="http://schemas.microsoft.com/office/word/2015/wordml/symex" xmlns:wpg="http://schemas.microsoft.com/office/word/2010/wordprocessingGroup" xmlns:wpi="http://schemas.microsoft.com/office/word/2010/wordprocessingInk" xmlns:wne="http://schemas.microsoft.com/office/word/2006/wordml" xmlns:wps="http://schemas.microsoft.com/office/word/2010/wordprocessingShape" mc:Ignorable="w14 w15 w16se w16cid w16 w16cex w16sdtdh wp14">
   <w:abstractNum w:abstractNumId="0" w15:restartNumberingAfterBreak="0">
-    <w:nsid w:val="0B2F37ED"/>
+    <w:nsid w:val="0B4871DC"/>
     <w:multiLevelType w:val="hybridMultilevel"/>
-    <w:tmpl w:val="7A164384"/>
-    <w:lvl w:ilvl="0" w:tplc="7E7E23B8" w:tentative="1">
+    <w:tmpl w:val="A8FA1676"/>
+    <w:lvl w:ilvl="0" w:tplc="13E804B4">
+      <w:start w:val="1"/>
+      <w:numFmt w:val="decimal"/>
+      <w:lvlText w:val="%1."/>
+      <w:lvlJc w:val="left"/>
+      <w:pPr>
+        <w:ind w:left="360" w:hanging="300"/>
+      </w:pPr>
+    </w:lvl>
+    <w:lvl w:ilvl="1" w:tplc="E18440C0" w:tentative="1">
+      <w:start w:val="1"/>
+      <w:numFmt w:val="lowerLetter"/>
+      <w:lvlText w:val="%2."/>
+      <w:lvlJc w:val="left"/>
+      <w:pPr>
+        <w:ind w:left="720" w:hanging="300"/>
+      </w:pPr>
+    </w:lvl>
+    <w:lvl w:ilvl="2" w:tplc="5322ACC4">
+      <w:numFmt w:val="decimal"/>
+      <w:lvlText w:val=""/>
+      <w:lvlJc w:val="left"/>
+    </w:lvl>
+    <w:lvl w:ilvl="3" w:tplc="90128C34">
+      <w:numFmt w:val="decimal"/>
+      <w:lvlText w:val=""/>
+      <w:lvlJc w:val="left"/>
+    </w:lvl>
+    <w:lvl w:ilvl="4" w:tplc="3B963B84">
+      <w:numFmt w:val="decimal"/>
+      <w:lvlText w:val=""/>
+      <w:lvlJc w:val="left"/>
+    </w:lvl>
+    <w:lvl w:ilvl="5" w:tplc="B0D2FEC0">
+      <w:numFmt w:val="decimal"/>
+      <w:lvlText w:val=""/>
+      <w:lvlJc w:val="left"/>
+    </w:lvl>
+    <w:lvl w:ilvl="6" w:tplc="9AFADCCC">
+      <w:numFmt w:val="decimal"/>
+      <w:lvlText w:val=""/>
+      <w:lvlJc w:val="left"/>
+    </w:lvl>
+    <w:lvl w:ilvl="7" w:tplc="3F923AF6">
+      <w:numFmt w:val="decimal"/>
+      <w:lvlText w:val=""/>
+      <w:lvlJc w:val="left"/>
+    </w:lvl>
+    <w:lvl w:ilvl="8" w:tplc="5D1A203E">
+      <w:numFmt w:val="decimal"/>
+      <w:lvlText w:val=""/>
+      <w:lvlJc w:val="left"/>
+    </w:lvl>
+  </w:abstractNum>
+  <w:abstractNum w:abstractNumId="1" w15:restartNumberingAfterBreak="0">
+    <w:nsid w:val="0E9063CB"/>
+    <w:multiLevelType w:val="hybridMultilevel"/>
+    <w:tmpl w:val="558688B4"/>
+    <w:lvl w:ilvl="0" w:tplc="D7F67EF6">
+      <w:start w:val="1"/>
+      <w:numFmt w:val="decimal"/>
+      <w:lvlText w:val="%1."/>
+      <w:lvlJc w:val="left"/>
+      <w:pPr>
+        <w:ind w:left="360" w:hanging="300"/>
+      </w:pPr>
+    </w:lvl>
+    <w:lvl w:ilvl="1" w:tplc="1DA6DADA" w:tentative="1">
+      <w:start w:val="1"/>
+      <w:numFmt w:val="lowerLetter"/>
+      <w:lvlText w:val="%2."/>
+      <w:lvlJc w:val="left"/>
+      <w:pPr>
+        <w:ind w:left="720" w:hanging="300"/>
+      </w:pPr>
+    </w:lvl>
+    <w:lvl w:ilvl="2" w:tplc="611E3630">
+      <w:numFmt w:val="decimal"/>
+      <w:lvlText w:val=""/>
+      <w:lvlJc w:val="left"/>
+    </w:lvl>
+    <w:lvl w:ilvl="3" w:tplc="3A762B88">
+      <w:numFmt w:val="decimal"/>
+      <w:lvlText w:val=""/>
+      <w:lvlJc w:val="left"/>
+    </w:lvl>
+    <w:lvl w:ilvl="4" w:tplc="7C8ED982">
+      <w:numFmt w:val="decimal"/>
+      <w:lvlText w:val=""/>
+      <w:lvlJc w:val="left"/>
+    </w:lvl>
+    <w:lvl w:ilvl="5" w:tplc="064E3A02">
+      <w:numFmt w:val="decimal"/>
+      <w:lvlText w:val=""/>
+      <w:lvlJc w:val="left"/>
+    </w:lvl>
+    <w:lvl w:ilvl="6" w:tplc="EA3C9FC4">
+      <w:numFmt w:val="decimal"/>
+      <w:lvlText w:val=""/>
+      <w:lvlJc w:val="left"/>
+    </w:lvl>
+    <w:lvl w:ilvl="7" w:tplc="C10A52CA">
+      <w:numFmt w:val="decimal"/>
+      <w:lvlText w:val=""/>
+      <w:lvlJc w:val="left"/>
+    </w:lvl>
+    <w:lvl w:ilvl="8" w:tplc="6ED43F40">
+      <w:numFmt w:val="decimal"/>
+      <w:lvlText w:val=""/>
+      <w:lvlJc w:val="left"/>
+    </w:lvl>
+  </w:abstractNum>
+  <w:abstractNum w:abstractNumId="2" w15:restartNumberingAfterBreak="0">
+    <w:nsid w:val="24B02407"/>
+    <w:multiLevelType w:val="hybridMultilevel"/>
+    <w:tmpl w:val="BEB0E282"/>
+    <w:lvl w:ilvl="0" w:tplc="15A0EB34" w:tentative="1">
       <w:start w:val="1"/>
       <w:numFmt w:val="bullet"/>
       <w:lvlText w:val="●"/>
@@ -7102,7 +7218,7 @@
         <w:ind w:left="720" w:hanging="360"/>
       </w:pPr>
     </w:lvl>
-    <w:lvl w:ilvl="1" w:tplc="C21C2394" w:tentative="1">
+    <w:lvl w:ilvl="1" w:tplc="EB187E50" w:tentative="1">
       <w:start w:val="1"/>
       <w:numFmt w:val="bullet"/>
       <w:lvlText w:val="○"/>
@@ -7111,7 +7227,7 @@
         <w:ind w:left="1440" w:hanging="360"/>
       </w:pPr>
     </w:lvl>
-    <w:lvl w:ilvl="2" w:tplc="62EEDC20" w:tentative="1">
+    <w:lvl w:ilvl="2" w:tplc="25BE5456" w:tentative="1">
       <w:start w:val="1"/>
       <w:numFmt w:val="bullet"/>
       <w:lvlText w:val="■"/>
@@ -7120,7 +7236,7 @@
         <w:ind w:left="2160" w:hanging="360"/>
       </w:pPr>
     </w:lvl>
-    <w:lvl w:ilvl="3" w:tplc="7AAC8ED8" w:tentative="1">
+    <w:lvl w:ilvl="3" w:tplc="BCB87168" w:tentative="1">
       <w:start w:val="1"/>
       <w:numFmt w:val="bullet"/>
       <w:lvlText w:val="●"/>
@@ -7129,7 +7245,7 @@
         <w:ind w:left="2880" w:hanging="360"/>
       </w:pPr>
     </w:lvl>
-    <w:lvl w:ilvl="4" w:tplc="8964643C" w:tentative="1">
+    <w:lvl w:ilvl="4" w:tplc="33D83198" w:tentative="1">
       <w:start w:val="1"/>
       <w:numFmt w:val="bullet"/>
       <w:lvlText w:val="○"/>
@@ -7138,7 +7254,7 @@
         <w:ind w:left="3600" w:hanging="360"/>
       </w:pPr>
     </w:lvl>
-    <w:lvl w:ilvl="5" w:tplc="B89CE800" w:tentative="1">
+    <w:lvl w:ilvl="5" w:tplc="E578B2F6" w:tentative="1">
       <w:start w:val="1"/>
       <w:numFmt w:val="bullet"/>
       <w:lvlText w:val="■"/>
@@ -7147,7 +7263,7 @@
         <w:ind w:left="4320" w:hanging="360"/>
       </w:pPr>
     </w:lvl>
-    <w:lvl w:ilvl="6" w:tplc="C5700200" w:tentative="1">
+    <w:lvl w:ilvl="6" w:tplc="F4F6466E" w:tentative="1">
       <w:start w:val="1"/>
       <w:numFmt w:val="bullet"/>
       <w:lvlText w:val="●"/>
@@ -7156,7 +7272,7 @@
         <w:ind w:left="5040" w:hanging="360"/>
       </w:pPr>
     </w:lvl>
-    <w:lvl w:ilvl="7" w:tplc="0B5E5898" w:tentative="1">
+    <w:lvl w:ilvl="7" w:tplc="78721DF6" w:tentative="1">
       <w:start w:val="1"/>
       <w:numFmt w:val="bullet"/>
       <w:lvlText w:val="●"/>
@@ -7165,7 +7281,7 @@
         <w:ind w:left="5760" w:hanging="360"/>
       </w:pPr>
     </w:lvl>
-    <w:lvl w:ilvl="8" w:tplc="2C18FEA4" w:tentative="1">
+    <w:lvl w:ilvl="8" w:tplc="F1DAC638" w:tentative="1">
       <w:start w:val="1"/>
       <w:numFmt w:val="bullet"/>
       <w:lvlText w:val="●"/>
@@ -7175,11 +7291,11 @@
       </w:pPr>
     </w:lvl>
   </w:abstractNum>
-  <w:abstractNum w:abstractNumId="1" w15:restartNumberingAfterBreak="0">
-    <w:nsid w:val="1137236B"/>
+  <w:abstractNum w:abstractNumId="3" w15:restartNumberingAfterBreak="0">
+    <w:nsid w:val="38E442B2"/>
     <w:multiLevelType w:val="hybridMultilevel"/>
-    <w:tmpl w:val="DFD0BB6C"/>
-    <w:lvl w:ilvl="0" w:tplc="96A48674">
+    <w:tmpl w:val="E196FC92"/>
+    <w:lvl w:ilvl="0" w:tplc="25A0E36A">
       <w:start w:val="1"/>
       <w:numFmt w:val="decimal"/>
       <w:lvlText w:val="%1."/>
@@ -7188,7 +7304,7 @@
         <w:ind w:left="360" w:hanging="300"/>
       </w:pPr>
     </w:lvl>
-    <w:lvl w:ilvl="1" w:tplc="7A4AD444" w:tentative="1">
+    <w:lvl w:ilvl="1" w:tplc="E0302122" w:tentative="1">
       <w:start w:val="1"/>
       <w:numFmt w:val="lowerLetter"/>
       <w:lvlText w:val="%2."/>
@@ -7197,47 +7313,47 @@
         <w:ind w:left="720" w:hanging="300"/>
       </w:pPr>
     </w:lvl>
-    <w:lvl w:ilvl="2" w:tplc="E446D1BA">
+    <w:lvl w:ilvl="2" w:tplc="630655EA">
       <w:numFmt w:val="decimal"/>
       <w:lvlText w:val=""/>
       <w:lvlJc w:val="left"/>
     </w:lvl>
-    <w:lvl w:ilvl="3" w:tplc="82AC898C">
+    <w:lvl w:ilvl="3" w:tplc="6468626C">
       <w:numFmt w:val="decimal"/>
       <w:lvlText w:val=""/>
       <w:lvlJc w:val="left"/>
     </w:lvl>
-    <w:lvl w:ilvl="4" w:tplc="45B0FB6C">
+    <w:lvl w:ilvl="4" w:tplc="2FFC3A04">
       <w:numFmt w:val="decimal"/>
       <w:lvlText w:val=""/>
       <w:lvlJc w:val="left"/>
     </w:lvl>
-    <w:lvl w:ilvl="5" w:tplc="15664EE2">
+    <w:lvl w:ilvl="5" w:tplc="FA0E875C">
       <w:numFmt w:val="decimal"/>
       <w:lvlText w:val=""/>
       <w:lvlJc w:val="left"/>
     </w:lvl>
-    <w:lvl w:ilvl="6" w:tplc="99B67A04">
+    <w:lvl w:ilvl="6" w:tplc="4B3463BE">
       <w:numFmt w:val="decimal"/>
       <w:lvlText w:val=""/>
       <w:lvlJc w:val="left"/>
     </w:lvl>
-    <w:lvl w:ilvl="7" w:tplc="76285C2A">
+    <w:lvl w:ilvl="7" w:tplc="0958EC5E">
       <w:numFmt w:val="decimal"/>
       <w:lvlText w:val=""/>
       <w:lvlJc w:val="left"/>
     </w:lvl>
-    <w:lvl w:ilvl="8" w:tplc="160E571E">
+    <w:lvl w:ilvl="8" w:tplc="8EC23270">
       <w:numFmt w:val="decimal"/>
       <w:lvlText w:val=""/>
       <w:lvlJc w:val="left"/>
     </w:lvl>
   </w:abstractNum>
-  <w:abstractNum w:abstractNumId="2" w15:restartNumberingAfterBreak="0">
-    <w:nsid w:val="1A474449"/>
+  <w:abstractNum w:abstractNumId="4" w15:restartNumberingAfterBreak="0">
+    <w:nsid w:val="445C30E1"/>
     <w:multiLevelType w:val="hybridMultilevel"/>
-    <w:tmpl w:val="DDFC9528"/>
-    <w:lvl w:ilvl="0" w:tplc="AFAA8DC6">
+    <w:tmpl w:val="B9AA2B9E"/>
+    <w:lvl w:ilvl="0" w:tplc="CA407518">
       <w:start w:val="1"/>
       <w:numFmt w:val="decimal"/>
       <w:lvlText w:val="%1."/>
@@ -7246,7 +7362,7 @@
         <w:ind w:left="360" w:hanging="300"/>
       </w:pPr>
     </w:lvl>
-    <w:lvl w:ilvl="1" w:tplc="6C28D7B6" w:tentative="1">
+    <w:lvl w:ilvl="1" w:tplc="B986E192" w:tentative="1">
       <w:start w:val="1"/>
       <w:numFmt w:val="lowerLetter"/>
       <w:lvlText w:val="%2."/>
@@ -7255,47 +7371,47 @@
         <w:ind w:left="720" w:hanging="300"/>
       </w:pPr>
     </w:lvl>
-    <w:lvl w:ilvl="2" w:tplc="21F88A06">
+    <w:lvl w:ilvl="2" w:tplc="3982A3A2">
       <w:numFmt w:val="decimal"/>
       <w:lvlText w:val=""/>
       <w:lvlJc w:val="left"/>
     </w:lvl>
-    <w:lvl w:ilvl="3" w:tplc="85766F8A">
+    <w:lvl w:ilvl="3" w:tplc="F2D0D6C8">
       <w:numFmt w:val="decimal"/>
       <w:lvlText w:val=""/>
       <w:lvlJc w:val="left"/>
     </w:lvl>
-    <w:lvl w:ilvl="4" w:tplc="7C3A6282">
+    <w:lvl w:ilvl="4" w:tplc="4CA6F802">
       <w:numFmt w:val="decimal"/>
       <w:lvlText w:val=""/>
       <w:lvlJc w:val="left"/>
     </w:lvl>
-    <w:lvl w:ilvl="5" w:tplc="82742F56">
+    <w:lvl w:ilvl="5" w:tplc="2EF4ADB6">
       <w:numFmt w:val="decimal"/>
       <w:lvlText w:val=""/>
       <w:lvlJc w:val="left"/>
     </w:lvl>
-    <w:lvl w:ilvl="6" w:tplc="544AF7A6">
+    <w:lvl w:ilvl="6" w:tplc="C97073C6">
       <w:numFmt w:val="decimal"/>
       <w:lvlText w:val=""/>
       <w:lvlJc w:val="left"/>
     </w:lvl>
-    <w:lvl w:ilvl="7" w:tplc="261AFD3C">
+    <w:lvl w:ilvl="7" w:tplc="E758C788">
       <w:numFmt w:val="decimal"/>
       <w:lvlText w:val=""/>
       <w:lvlJc w:val="left"/>
     </w:lvl>
-    <w:lvl w:ilvl="8" w:tplc="A57871E4">
+    <w:lvl w:ilvl="8" w:tplc="1EAE5518">
       <w:numFmt w:val="decimal"/>
       <w:lvlText w:val=""/>
       <w:lvlJc w:val="left"/>
     </w:lvl>
   </w:abstractNum>
-  <w:abstractNum w:abstractNumId="3" w15:restartNumberingAfterBreak="0">
-    <w:nsid w:val="1CC44967"/>
+  <w:abstractNum w:abstractNumId="5" w15:restartNumberingAfterBreak="0">
+    <w:nsid w:val="4564591C"/>
     <w:multiLevelType w:val="hybridMultilevel"/>
-    <w:tmpl w:val="8144754A"/>
-    <w:lvl w:ilvl="0" w:tplc="F42615FE">
+    <w:tmpl w:val="7BF6F7F6"/>
+    <w:lvl w:ilvl="0" w:tplc="53B48492">
       <w:start w:val="1"/>
       <w:numFmt w:val="decimal"/>
       <w:lvlText w:val="%1."/>
@@ -7304,7 +7420,7 @@
         <w:ind w:left="360" w:hanging="300"/>
       </w:pPr>
     </w:lvl>
-    <w:lvl w:ilvl="1" w:tplc="F272B3DA" w:tentative="1">
+    <w:lvl w:ilvl="1" w:tplc="7A90510A" w:tentative="1">
       <w:start w:val="1"/>
       <w:numFmt w:val="lowerLetter"/>
       <w:lvlText w:val="%2."/>
@@ -7313,47 +7429,105 @@
         <w:ind w:left="720" w:hanging="300"/>
       </w:pPr>
     </w:lvl>
-    <w:lvl w:ilvl="2" w:tplc="248EBCCC">
+    <w:lvl w:ilvl="2" w:tplc="42180A40">
       <w:numFmt w:val="decimal"/>
       <w:lvlText w:val=""/>
       <w:lvlJc w:val="left"/>
     </w:lvl>
-    <w:lvl w:ilvl="3" w:tplc="8A707046">
+    <w:lvl w:ilvl="3" w:tplc="B226D6E6">
       <w:numFmt w:val="decimal"/>
       <w:lvlText w:val=""/>
       <w:lvlJc w:val="left"/>
     </w:lvl>
-    <w:lvl w:ilvl="4" w:tplc="909C42A2">
+    <w:lvl w:ilvl="4" w:tplc="D908BBA4">
       <w:numFmt w:val="decimal"/>
       <w:lvlText w:val=""/>
       <w:lvlJc w:val="left"/>
     </w:lvl>
-    <w:lvl w:ilvl="5" w:tplc="A16897E2">
+    <w:lvl w:ilvl="5" w:tplc="16D40D6A">
       <w:numFmt w:val="decimal"/>
       <w:lvlText w:val=""/>
       <w:lvlJc w:val="left"/>
     </w:lvl>
-    <w:lvl w:ilvl="6" w:tplc="645A5A40">
+    <w:lvl w:ilvl="6" w:tplc="DFEC1F64">
       <w:numFmt w:val="decimal"/>
       <w:lvlText w:val=""/>
       <w:lvlJc w:val="left"/>
     </w:lvl>
-    <w:lvl w:ilvl="7" w:tplc="C722E950">
+    <w:lvl w:ilvl="7" w:tplc="89F4CD40">
       <w:numFmt w:val="decimal"/>
       <w:lvlText w:val=""/>
       <w:lvlJc w:val="left"/>
     </w:lvl>
-    <w:lvl w:ilvl="8" w:tplc="548CE05A">
+    <w:lvl w:ilvl="8" w:tplc="B58C2CB4">
       <w:numFmt w:val="decimal"/>
       <w:lvlText w:val=""/>
       <w:lvlJc w:val="left"/>
     </w:lvl>
   </w:abstractNum>
-  <w:abstractNum w:abstractNumId="4" w15:restartNumberingAfterBreak="0">
-    <w:nsid w:val="21450FF5"/>
+  <w:abstractNum w:abstractNumId="6" w15:restartNumberingAfterBreak="0">
+    <w:nsid w:val="4B68288A"/>
     <w:multiLevelType w:val="hybridMultilevel"/>
-    <w:tmpl w:val="A71A3B00"/>
-    <w:lvl w:ilvl="0" w:tplc="C79640B4">
+    <w:tmpl w:val="FC329BCA"/>
+    <w:lvl w:ilvl="0" w:tplc="1BCA6732" w:tentative="1">
+      <w:start w:val="1"/>
+      <w:numFmt w:val="bullet"/>
+      <w:lvlText w:val="•"/>
+      <w:lvlJc w:val="left"/>
+      <w:pPr>
+        <w:ind w:left="360" w:hanging="260"/>
+      </w:pPr>
+    </w:lvl>
+    <w:lvl w:ilvl="1" w:tplc="6E900716" w:tentative="1">
+      <w:start w:val="1"/>
+      <w:numFmt w:val="bullet"/>
+      <w:lvlText w:val="–"/>
+      <w:lvlJc w:val="left"/>
+      <w:pPr>
+        <w:ind w:left="720" w:hanging="260"/>
+      </w:pPr>
+    </w:lvl>
+    <w:lvl w:ilvl="2" w:tplc="2D5C77DA">
+      <w:numFmt w:val="decimal"/>
+      <w:lvlText w:val=""/>
+      <w:lvlJc w:val="left"/>
+    </w:lvl>
+    <w:lvl w:ilvl="3" w:tplc="464A0BB0">
+      <w:numFmt w:val="decimal"/>
+      <w:lvlText w:val=""/>
+      <w:lvlJc w:val="left"/>
+    </w:lvl>
+    <w:lvl w:ilvl="4" w:tplc="ADC84CC6">
+      <w:numFmt w:val="decimal"/>
+      <w:lvlText w:val=""/>
+      <w:lvlJc w:val="left"/>
+    </w:lvl>
+    <w:lvl w:ilvl="5" w:tplc="9796C2DA">
+      <w:numFmt w:val="decimal"/>
+      <w:lvlText w:val=""/>
+      <w:lvlJc w:val="left"/>
+    </w:lvl>
+    <w:lvl w:ilvl="6" w:tplc="9F807372">
+      <w:numFmt w:val="decimal"/>
+      <w:lvlText w:val=""/>
+      <w:lvlJc w:val="left"/>
+    </w:lvl>
+    <w:lvl w:ilvl="7" w:tplc="5CBE4994">
+      <w:numFmt w:val="decimal"/>
+      <w:lvlText w:val=""/>
+      <w:lvlJc w:val="left"/>
+    </w:lvl>
+    <w:lvl w:ilvl="8" w:tplc="19B0B45A">
+      <w:numFmt w:val="decimal"/>
+      <w:lvlText w:val=""/>
+      <w:lvlJc w:val="left"/>
+    </w:lvl>
+  </w:abstractNum>
+  <w:abstractNum w:abstractNumId="7" w15:restartNumberingAfterBreak="0">
+    <w:nsid w:val="52CE6539"/>
+    <w:multiLevelType w:val="hybridMultilevel"/>
+    <w:tmpl w:val="179411F0"/>
+    <w:lvl w:ilvl="0" w:tplc="94562DCE">
       <w:start w:val="1"/>
       <w:numFmt w:val="decimal"/>
       <w:lvlText w:val="%1."/>
@@ -7362,7 +7536,7 @@
         <w:ind w:left="360" w:hanging="300"/>
       </w:pPr>
     </w:lvl>
-    <w:lvl w:ilvl="1" w:tplc="B3C06FFE" w:tentative="1">
+    <w:lvl w:ilvl="1" w:tplc="96CC7972" w:tentative="1">
       <w:start w:val="1"/>
       <w:numFmt w:val="lowerLetter"/>
       <w:lvlText w:val="%2."/>
@@ -7371,47 +7545,47 @@
         <w:ind w:left="720" w:hanging="300"/>
       </w:pPr>
     </w:lvl>
-    <w:lvl w:ilvl="2" w:tplc="FA262F60">
+    <w:lvl w:ilvl="2" w:tplc="972E5C4C">
       <w:numFmt w:val="decimal"/>
       <w:lvlText w:val=""/>
       <w:lvlJc w:val="left"/>
     </w:lvl>
-    <w:lvl w:ilvl="3" w:tplc="F42E525A">
+    <w:lvl w:ilvl="3" w:tplc="63063284">
       <w:numFmt w:val="decimal"/>
       <w:lvlText w:val=""/>
       <w:lvlJc w:val="left"/>
     </w:lvl>
-    <w:lvl w:ilvl="4" w:tplc="D4A4348A">
+    <w:lvl w:ilvl="4" w:tplc="615ED95A">
       <w:numFmt w:val="decimal"/>
       <w:lvlText w:val=""/>
       <w:lvlJc w:val="left"/>
     </w:lvl>
-    <w:lvl w:ilvl="5" w:tplc="D82819FA">
+    <w:lvl w:ilvl="5" w:tplc="10AC11EC">
       <w:numFmt w:val="decimal"/>
       <w:lvlText w:val=""/>
       <w:lvlJc w:val="left"/>
     </w:lvl>
-    <w:lvl w:ilvl="6" w:tplc="DAD24B94">
+    <w:lvl w:ilvl="6" w:tplc="D34CB2F0">
       <w:numFmt w:val="decimal"/>
       <w:lvlText w:val=""/>
       <w:lvlJc w:val="left"/>
     </w:lvl>
-    <w:lvl w:ilvl="7" w:tplc="EC16AC38">
+    <w:lvl w:ilvl="7" w:tplc="5532F562">
       <w:numFmt w:val="decimal"/>
       <w:lvlText w:val=""/>
       <w:lvlJc w:val="left"/>
     </w:lvl>
-    <w:lvl w:ilvl="8" w:tplc="6B6693A6">
+    <w:lvl w:ilvl="8" w:tplc="419EB228">
       <w:numFmt w:val="decimal"/>
       <w:lvlText w:val=""/>
       <w:lvlJc w:val="left"/>
     </w:lvl>
   </w:abstractNum>
-  <w:abstractNum w:abstractNumId="5" w15:restartNumberingAfterBreak="0">
-    <w:nsid w:val="24A807EE"/>
+  <w:abstractNum w:abstractNumId="8" w15:restartNumberingAfterBreak="0">
+    <w:nsid w:val="5FAB659D"/>
     <w:multiLevelType w:val="hybridMultilevel"/>
-    <w:tmpl w:val="D556BE82"/>
-    <w:lvl w:ilvl="0" w:tplc="129A0D9E">
+    <w:tmpl w:val="0404607A"/>
+    <w:lvl w:ilvl="0" w:tplc="B90ECC3E">
       <w:start w:val="1"/>
       <w:numFmt w:val="decimal"/>
       <w:lvlText w:val="%1."/>
@@ -7420,7 +7594,7 @@
         <w:ind w:left="360" w:hanging="300"/>
       </w:pPr>
     </w:lvl>
-    <w:lvl w:ilvl="1" w:tplc="CD8E3BB8" w:tentative="1">
+    <w:lvl w:ilvl="1" w:tplc="0AB89D4C" w:tentative="1">
       <w:start w:val="1"/>
       <w:numFmt w:val="lowerLetter"/>
       <w:lvlText w:val="%2."/>
@@ -7429,47 +7603,47 @@
         <w:ind w:left="720" w:hanging="300"/>
       </w:pPr>
     </w:lvl>
-    <w:lvl w:ilvl="2" w:tplc="576C4DD4">
+    <w:lvl w:ilvl="2" w:tplc="02EC76C6">
       <w:numFmt w:val="decimal"/>
       <w:lvlText w:val=""/>
       <w:lvlJc w:val="left"/>
     </w:lvl>
-    <w:lvl w:ilvl="3" w:tplc="175EC7A4">
+    <w:lvl w:ilvl="3" w:tplc="247E798A">
       <w:numFmt w:val="decimal"/>
       <w:lvlText w:val=""/>
       <w:lvlJc w:val="left"/>
     </w:lvl>
-    <w:lvl w:ilvl="4" w:tplc="8CFC4358">
+    <w:lvl w:ilvl="4" w:tplc="3FC8466C">
       <w:numFmt w:val="decimal"/>
       <w:lvlText w:val=""/>
       <w:lvlJc w:val="left"/>
     </w:lvl>
-    <w:lvl w:ilvl="5" w:tplc="F05696C6">
+    <w:lvl w:ilvl="5" w:tplc="2AAED53A">
       <w:numFmt w:val="decimal"/>
       <w:lvlText w:val=""/>
       <w:lvlJc w:val="left"/>
     </w:lvl>
-    <w:lvl w:ilvl="6" w:tplc="9AB21DF0">
+    <w:lvl w:ilvl="6" w:tplc="A408426A">
       <w:numFmt w:val="decimal"/>
       <w:lvlText w:val=""/>
       <w:lvlJc w:val="left"/>
     </w:lvl>
-    <w:lvl w:ilvl="7" w:tplc="008C4F48">
+    <w:lvl w:ilvl="7" w:tplc="331AE6C8">
       <w:numFmt w:val="decimal"/>
       <w:lvlText w:val=""/>
       <w:lvlJc w:val="left"/>
     </w:lvl>
-    <w:lvl w:ilvl="8" w:tplc="E0EA36CA">
+    <w:lvl w:ilvl="8" w:tplc="0C6A9944">
       <w:numFmt w:val="decimal"/>
       <w:lvlText w:val=""/>
       <w:lvlJc w:val="left"/>
     </w:lvl>
   </w:abstractNum>
-  <w:abstractNum w:abstractNumId="6" w15:restartNumberingAfterBreak="0">
-    <w:nsid w:val="26AC5539"/>
+  <w:abstractNum w:abstractNumId="9" w15:restartNumberingAfterBreak="0">
+    <w:nsid w:val="6E5A437C"/>
     <w:multiLevelType w:val="hybridMultilevel"/>
-    <w:tmpl w:val="5692B08C"/>
-    <w:lvl w:ilvl="0" w:tplc="95E62BA4">
+    <w:tmpl w:val="7CBCCD14"/>
+    <w:lvl w:ilvl="0" w:tplc="F180829E">
       <w:start w:val="1"/>
       <w:numFmt w:val="decimal"/>
       <w:lvlText w:val="%1."/>
@@ -7478,7 +7652,7 @@
         <w:ind w:left="360" w:hanging="300"/>
       </w:pPr>
     </w:lvl>
-    <w:lvl w:ilvl="1" w:tplc="817878DC" w:tentative="1">
+    <w:lvl w:ilvl="1" w:tplc="73A4C09E" w:tentative="1">
       <w:start w:val="1"/>
       <w:numFmt w:val="lowerLetter"/>
       <w:lvlText w:val="%2."/>
@@ -7487,47 +7661,47 @@
         <w:ind w:left="720" w:hanging="300"/>
       </w:pPr>
     </w:lvl>
-    <w:lvl w:ilvl="2" w:tplc="0A6AD936">
+    <w:lvl w:ilvl="2" w:tplc="26B0907C">
       <w:numFmt w:val="decimal"/>
       <w:lvlText w:val=""/>
       <w:lvlJc w:val="left"/>
     </w:lvl>
-    <w:lvl w:ilvl="3" w:tplc="9A80957A">
+    <w:lvl w:ilvl="3" w:tplc="8A5A3870">
       <w:numFmt w:val="decimal"/>
       <w:lvlText w:val=""/>
       <w:lvlJc w:val="left"/>
     </w:lvl>
-    <w:lvl w:ilvl="4" w:tplc="EB4093AA">
+    <w:lvl w:ilvl="4" w:tplc="A7A4ED7A">
       <w:numFmt w:val="decimal"/>
       <w:lvlText w:val=""/>
       <w:lvlJc w:val="left"/>
     </w:lvl>
-    <w:lvl w:ilvl="5" w:tplc="48F8CF10">
+    <w:lvl w:ilvl="5" w:tplc="23086D4E">
       <w:numFmt w:val="decimal"/>
       <w:lvlText w:val=""/>
       <w:lvlJc w:val="left"/>
     </w:lvl>
-    <w:lvl w:ilvl="6" w:tplc="1A74334A">
+    <w:lvl w:ilvl="6" w:tplc="E6120138">
       <w:numFmt w:val="decimal"/>
       <w:lvlText w:val=""/>
       <w:lvlJc w:val="left"/>
     </w:lvl>
-    <w:lvl w:ilvl="7" w:tplc="EA487D86">
+    <w:lvl w:ilvl="7" w:tplc="0852A39E">
       <w:numFmt w:val="decimal"/>
       <w:lvlText w:val=""/>
       <w:lvlJc w:val="left"/>
     </w:lvl>
-    <w:lvl w:ilvl="8" w:tplc="F4EED2B6">
+    <w:lvl w:ilvl="8" w:tplc="5D309424">
       <w:numFmt w:val="decimal"/>
       <w:lvlText w:val=""/>
       <w:lvlJc w:val="left"/>
     </w:lvl>
   </w:abstractNum>
-  <w:abstractNum w:abstractNumId="7" w15:restartNumberingAfterBreak="0">
-    <w:nsid w:val="2BA04967"/>
+  <w:abstractNum w:abstractNumId="10" w15:restartNumberingAfterBreak="0">
+    <w:nsid w:val="7C1806FD"/>
     <w:multiLevelType w:val="hybridMultilevel"/>
-    <w:tmpl w:val="7C509B82"/>
-    <w:lvl w:ilvl="0" w:tplc="3ED0099E">
+    <w:tmpl w:val="B6BC02B4"/>
+    <w:lvl w:ilvl="0" w:tplc="21F40452">
       <w:start w:val="1"/>
       <w:numFmt w:val="decimal"/>
       <w:lvlText w:val="%1."/>
@@ -7536,7 +7710,7 @@
         <w:ind w:left="360" w:hanging="300"/>
       </w:pPr>
     </w:lvl>
-    <w:lvl w:ilvl="1" w:tplc="4C0E2F42" w:tentative="1">
+    <w:lvl w:ilvl="1" w:tplc="3850E4A2" w:tentative="1">
       <w:start w:val="1"/>
       <w:numFmt w:val="lowerLetter"/>
       <w:lvlText w:val="%2."/>
@@ -7545,272 +7719,98 @@
         <w:ind w:left="720" w:hanging="300"/>
       </w:pPr>
     </w:lvl>
-    <w:lvl w:ilvl="2" w:tplc="76181628">
+    <w:lvl w:ilvl="2" w:tplc="95AA1D48">
       <w:numFmt w:val="decimal"/>
       <w:lvlText w:val=""/>
       <w:lvlJc w:val="left"/>
     </w:lvl>
-    <w:lvl w:ilvl="3" w:tplc="69901840">
+    <w:lvl w:ilvl="3" w:tplc="98CA194E">
       <w:numFmt w:val="decimal"/>
       <w:lvlText w:val=""/>
       <w:lvlJc w:val="left"/>
     </w:lvl>
-    <w:lvl w:ilvl="4" w:tplc="B314A09A">
+    <w:lvl w:ilvl="4" w:tplc="1B8E7288">
       <w:numFmt w:val="decimal"/>
       <w:lvlText w:val=""/>
       <w:lvlJc w:val="left"/>
     </w:lvl>
-    <w:lvl w:ilvl="5" w:tplc="C896B5E4">
+    <w:lvl w:ilvl="5" w:tplc="66C04C22">
       <w:numFmt w:val="decimal"/>
       <w:lvlText w:val=""/>
       <w:lvlJc w:val="left"/>
     </w:lvl>
-    <w:lvl w:ilvl="6" w:tplc="77D476E4">
+    <w:lvl w:ilvl="6" w:tplc="29A0563E">
       <w:numFmt w:val="decimal"/>
       <w:lvlText w:val=""/>
       <w:lvlJc w:val="left"/>
     </w:lvl>
-    <w:lvl w:ilvl="7" w:tplc="AF18DD84">
+    <w:lvl w:ilvl="7" w:tplc="DB8E57CA">
       <w:numFmt w:val="decimal"/>
       <w:lvlText w:val=""/>
       <w:lvlJc w:val="left"/>
     </w:lvl>
-    <w:lvl w:ilvl="8" w:tplc="9AB49830">
+    <w:lvl w:ilvl="8" w:tplc="5E6CB1D6">
       <w:numFmt w:val="decimal"/>
       <w:lvlText w:val=""/>
       <w:lvlJc w:val="left"/>
     </w:lvl>
   </w:abstractNum>
-  <w:abstractNum w:abstractNumId="8" w15:restartNumberingAfterBreak="0">
-    <w:nsid w:val="4AA31EF7"/>
-    <w:multiLevelType w:val="hybridMultilevel"/>
-    <w:tmpl w:val="49C09EDA"/>
-    <w:lvl w:ilvl="0" w:tplc="8D2401CC">
-      <w:start w:val="1"/>
-      <w:numFmt w:val="decimal"/>
-      <w:lvlText w:val="%1."/>
-      <w:lvlJc w:val="left"/>
-      <w:pPr>
-        <w:ind w:left="360" w:hanging="300"/>
-      </w:pPr>
-    </w:lvl>
-    <w:lvl w:ilvl="1" w:tplc="5A083E86" w:tentative="1">
-      <w:start w:val="1"/>
-      <w:numFmt w:val="lowerLetter"/>
-      <w:lvlText w:val="%2."/>
-      <w:lvlJc w:val="left"/>
-      <w:pPr>
-        <w:ind w:left="720" w:hanging="300"/>
-      </w:pPr>
-    </w:lvl>
-    <w:lvl w:ilvl="2" w:tplc="FF8ADC18">
-      <w:numFmt w:val="decimal"/>
-      <w:lvlText w:val=""/>
-      <w:lvlJc w:val="left"/>
-    </w:lvl>
-    <w:lvl w:ilvl="3" w:tplc="028065B4">
-      <w:numFmt w:val="decimal"/>
-      <w:lvlText w:val=""/>
-      <w:lvlJc w:val="left"/>
-    </w:lvl>
-    <w:lvl w:ilvl="4" w:tplc="2DB62904">
-      <w:numFmt w:val="decimal"/>
-      <w:lvlText w:val=""/>
-      <w:lvlJc w:val="left"/>
-    </w:lvl>
-    <w:lvl w:ilvl="5" w:tplc="0D8CF548">
-      <w:numFmt w:val="decimal"/>
-      <w:lvlText w:val=""/>
-      <w:lvlJc w:val="left"/>
-    </w:lvl>
-    <w:lvl w:ilvl="6" w:tplc="7306283E">
-      <w:numFmt w:val="decimal"/>
-      <w:lvlText w:val=""/>
-      <w:lvlJc w:val="left"/>
-    </w:lvl>
-    <w:lvl w:ilvl="7" w:tplc="200E0076">
-      <w:numFmt w:val="decimal"/>
-      <w:lvlText w:val=""/>
-      <w:lvlJc w:val="left"/>
-    </w:lvl>
-    <w:lvl w:ilvl="8" w:tplc="EBD03648">
-      <w:numFmt w:val="decimal"/>
-      <w:lvlText w:val=""/>
-      <w:lvlJc w:val="left"/>
-    </w:lvl>
-  </w:abstractNum>
-  <w:abstractNum w:abstractNumId="9" w15:restartNumberingAfterBreak="0">
-    <w:nsid w:val="4C995A87"/>
-    <w:multiLevelType w:val="hybridMultilevel"/>
-    <w:tmpl w:val="568EF31C"/>
-    <w:lvl w:ilvl="0" w:tplc="0B6ECA4C" w:tentative="1">
-      <w:start w:val="1"/>
-      <w:numFmt w:val="bullet"/>
-      <w:lvlText w:val="•"/>
-      <w:lvlJc w:val="left"/>
-      <w:pPr>
-        <w:ind w:left="360" w:hanging="260"/>
-      </w:pPr>
-    </w:lvl>
-    <w:lvl w:ilvl="1" w:tplc="3B628B9A" w:tentative="1">
-      <w:start w:val="1"/>
-      <w:numFmt w:val="bullet"/>
-      <w:lvlText w:val="–"/>
-      <w:lvlJc w:val="left"/>
-      <w:pPr>
-        <w:ind w:left="720" w:hanging="260"/>
-      </w:pPr>
-    </w:lvl>
-    <w:lvl w:ilvl="2" w:tplc="FA38C78C">
-      <w:numFmt w:val="decimal"/>
-      <w:lvlText w:val=""/>
-      <w:lvlJc w:val="left"/>
-    </w:lvl>
-    <w:lvl w:ilvl="3" w:tplc="CA82612C">
-      <w:numFmt w:val="decimal"/>
-      <w:lvlText w:val=""/>
-      <w:lvlJc w:val="left"/>
-    </w:lvl>
-    <w:lvl w:ilvl="4" w:tplc="67825CE0">
-      <w:numFmt w:val="decimal"/>
-      <w:lvlText w:val=""/>
-      <w:lvlJc w:val="left"/>
-    </w:lvl>
-    <w:lvl w:ilvl="5" w:tplc="77765C34">
-      <w:numFmt w:val="decimal"/>
-      <w:lvlText w:val=""/>
-      <w:lvlJc w:val="left"/>
-    </w:lvl>
-    <w:lvl w:ilvl="6" w:tplc="9E9898E0">
-      <w:numFmt w:val="decimal"/>
-      <w:lvlText w:val=""/>
-      <w:lvlJc w:val="left"/>
-    </w:lvl>
-    <w:lvl w:ilvl="7" w:tplc="3DE86750">
-      <w:numFmt w:val="decimal"/>
-      <w:lvlText w:val=""/>
-      <w:lvlJc w:val="left"/>
-    </w:lvl>
-    <w:lvl w:ilvl="8" w:tplc="F6DA9C62">
-      <w:numFmt w:val="decimal"/>
-      <w:lvlText w:val=""/>
-      <w:lvlJc w:val="left"/>
-    </w:lvl>
-  </w:abstractNum>
-  <w:abstractNum w:abstractNumId="10" w15:restartNumberingAfterBreak="0">
-    <w:nsid w:val="68D57C2B"/>
-    <w:multiLevelType w:val="hybridMultilevel"/>
-    <w:tmpl w:val="B5586774"/>
-    <w:lvl w:ilvl="0" w:tplc="3C9EF422">
-      <w:start w:val="1"/>
-      <w:numFmt w:val="decimal"/>
-      <w:lvlText w:val="%1."/>
-      <w:lvlJc w:val="left"/>
-      <w:pPr>
-        <w:ind w:left="360" w:hanging="300"/>
-      </w:pPr>
-    </w:lvl>
-    <w:lvl w:ilvl="1" w:tplc="6452F510" w:tentative="1">
-      <w:start w:val="1"/>
-      <w:numFmt w:val="lowerLetter"/>
-      <w:lvlText w:val="%2."/>
-      <w:lvlJc w:val="left"/>
-      <w:pPr>
-        <w:ind w:left="720" w:hanging="300"/>
-      </w:pPr>
-    </w:lvl>
-    <w:lvl w:ilvl="2" w:tplc="053C39D4">
-      <w:numFmt w:val="decimal"/>
-      <w:lvlText w:val=""/>
-      <w:lvlJc w:val="left"/>
-    </w:lvl>
-    <w:lvl w:ilvl="3" w:tplc="EFF637A8">
-      <w:numFmt w:val="decimal"/>
-      <w:lvlText w:val=""/>
-      <w:lvlJc w:val="left"/>
-    </w:lvl>
-    <w:lvl w:ilvl="4" w:tplc="B7B4F1CC">
-      <w:numFmt w:val="decimal"/>
-      <w:lvlText w:val=""/>
-      <w:lvlJc w:val="left"/>
-    </w:lvl>
-    <w:lvl w:ilvl="5" w:tplc="C62AE550">
-      <w:numFmt w:val="decimal"/>
-      <w:lvlText w:val=""/>
-      <w:lvlJc w:val="left"/>
-    </w:lvl>
-    <w:lvl w:ilvl="6" w:tplc="C58AEF96">
-      <w:numFmt w:val="decimal"/>
-      <w:lvlText w:val=""/>
-      <w:lvlJc w:val="left"/>
-    </w:lvl>
-    <w:lvl w:ilvl="7" w:tplc="17A448B8">
-      <w:numFmt w:val="decimal"/>
-      <w:lvlText w:val=""/>
-      <w:lvlJc w:val="left"/>
-    </w:lvl>
-    <w:lvl w:ilvl="8" w:tplc="2F94AB9A">
-      <w:numFmt w:val="decimal"/>
-      <w:lvlText w:val=""/>
-      <w:lvlJc w:val="left"/>
-    </w:lvl>
-  </w:abstractNum>
-  <w:num w:numId="1" w16cid:durableId="415245931">
+  <w:num w:numId="1" w16cid:durableId="2077899012">
+    <w:abstractNumId w:val="2"/>
+    <w:lvlOverride w:ilvl="0">
+      <w:startOverride w:val="1"/>
+    </w:lvlOverride>
+  </w:num>
+  <w:num w:numId="2" w16cid:durableId="1223833897">
+    <w:abstractNumId w:val="9"/>
+    <w:lvlOverride w:ilvl="0">
+      <w:startOverride w:val="1"/>
+    </w:lvlOverride>
+  </w:num>
+  <w:num w:numId="3" w16cid:durableId="1075250468">
+    <w:abstractNumId w:val="3"/>
+    <w:lvlOverride w:ilvl="0">
+      <w:startOverride w:val="1"/>
+    </w:lvlOverride>
+  </w:num>
+  <w:num w:numId="4" w16cid:durableId="648510752">
+    <w:abstractNumId w:val="4"/>
+    <w:lvlOverride w:ilvl="0">
+      <w:startOverride w:val="1"/>
+    </w:lvlOverride>
+  </w:num>
+  <w:num w:numId="5" w16cid:durableId="2003003924">
+    <w:abstractNumId w:val="1"/>
+    <w:lvlOverride w:ilvl="0">
+      <w:startOverride w:val="1"/>
+    </w:lvlOverride>
+  </w:num>
+  <w:num w:numId="6" w16cid:durableId="621810576">
+    <w:abstractNumId w:val="10"/>
+    <w:lvlOverride w:ilvl="0">
+      <w:startOverride w:val="1"/>
+    </w:lvlOverride>
+  </w:num>
+  <w:num w:numId="7" w16cid:durableId="1142893065">
+    <w:abstractNumId w:val="5"/>
+    <w:lvlOverride w:ilvl="0">
+      <w:startOverride w:val="1"/>
+    </w:lvlOverride>
+  </w:num>
+  <w:num w:numId="8" w16cid:durableId="481048215">
     <w:abstractNumId w:val="0"/>
     <w:lvlOverride w:ilvl="0">
       <w:startOverride w:val="1"/>
     </w:lvlOverride>
   </w:num>
-  <w:num w:numId="2" w16cid:durableId="1792439109">
-    <w:abstractNumId w:val="1"/>
-    <w:lvlOverride w:ilvl="0">
-      <w:startOverride w:val="1"/>
-    </w:lvlOverride>
-  </w:num>
-  <w:num w:numId="3" w16cid:durableId="743913263">
-    <w:abstractNumId w:val="3"/>
-    <w:lvlOverride w:ilvl="0">
-      <w:startOverride w:val="1"/>
-    </w:lvlOverride>
-  </w:num>
-  <w:num w:numId="4" w16cid:durableId="351105992">
-    <w:abstractNumId w:val="5"/>
-    <w:lvlOverride w:ilvl="0">
-      <w:startOverride w:val="1"/>
-    </w:lvlOverride>
-  </w:num>
-  <w:num w:numId="5" w16cid:durableId="1734616519">
-    <w:abstractNumId w:val="10"/>
-    <w:lvlOverride w:ilvl="0">
-      <w:startOverride w:val="1"/>
-    </w:lvlOverride>
-  </w:num>
-  <w:num w:numId="6" w16cid:durableId="682244092">
-    <w:abstractNumId w:val="7"/>
-    <w:lvlOverride w:ilvl="0">
-      <w:startOverride w:val="1"/>
-    </w:lvlOverride>
-  </w:num>
-  <w:num w:numId="7" w16cid:durableId="1653287687">
-    <w:abstractNumId w:val="2"/>
-    <w:lvlOverride w:ilvl="0">
-      <w:startOverride w:val="1"/>
-    </w:lvlOverride>
-  </w:num>
-  <w:num w:numId="8" w16cid:durableId="1781102220">
-    <w:abstractNumId w:val="4"/>
-    <w:lvlOverride w:ilvl="0">
-      <w:startOverride w:val="1"/>
-    </w:lvlOverride>
-  </w:num>
-  <w:num w:numId="9" w16cid:durableId="867908604">
+  <w:num w:numId="9" w16cid:durableId="2065791131">
     <w:abstractNumId w:val="8"/>
     <w:lvlOverride w:ilvl="0">
       <w:startOverride w:val="1"/>
     </w:lvlOverride>
   </w:num>
-  <w:num w:numId="10" w16cid:durableId="1266033840">
-    <w:abstractNumId w:val="6"/>
+  <w:num w:numId="10" w16cid:durableId="1294364108">
+    <w:abstractNumId w:val="7"/>
     <w:lvlOverride w:ilvl="0">
       <w:startOverride w:val="1"/>
     </w:lvlOverride>
@@ -8491,7 +8491,7 @@
     <w:autoRedefine/>
     <w:uiPriority w:val="39"/>
     <w:unhideWhenUsed/>
-    <w:rsid w:val="00CE6987"/>
+    <w:rsid w:val="00512C23"/>
     <w:pPr>
       <w:spacing w:after="100"/>
     </w:pPr>

--- a/discoverer-neo/docs/user-guide/manual/Discoverer-Neo-ADMIN-Guide-Quick-en.docx
+++ b/discoverer-neo/docs/user-guide/manual/Discoverer-Neo-ADMIN-Guide-Quick-en.docx
@@ -54,7 +54,7 @@
           <w:sz w:val="22"/>
           <w:szCs w:val="22"/>
         </w:rPr>
-        <w:t>Version 2.1.0</w:t>
+        <w:t>Version 2.1.1</w:t>
       </w:r>
     </w:p>
     <w:p>
@@ -74,7 +74,7 @@
     <w:sdt>
       <w:sdtPr>
         <w:alias w:val="Contents"/>
-        <w:id w:val="-559402850"/>
+        <w:id w:val="-1581450329"/>
       </w:sdtPr>
       <w:sdtEndPr/>
       <w:sdtContent>
@@ -102,7 +102,7 @@
           <w:r>
             <w:fldChar w:fldCharType="separate"/>
           </w:r>
-          <w:hyperlink w:anchor="_Toc241745206" w:history="1">
+          <w:hyperlink w:anchor="_Toc241748046" w:history="1">
             <w:r>
               <w:rPr>
                 <w:rStyle w:val="Hiperligao"/>
@@ -126,7 +126,7 @@
               <w:rPr>
                 <w:noProof/>
               </w:rPr>
-              <w:instrText xml:space="preserve"> PAGEREF _Toc241745206 \h </w:instrText>
+              <w:instrText xml:space="preserve"> PAGEREF _Toc241748046 \h </w:instrText>
             </w:r>
             <w:r>
               <w:rPr>
@@ -168,7 +168,7 @@
               <w14:ligatures w14:val="standardContextual"/>
             </w:rPr>
           </w:pPr>
-          <w:hyperlink w:anchor="_Toc241745207" w:history="1">
+          <w:hyperlink w:anchor="_Toc241748047" w:history="1">
             <w:r>
               <w:rPr>
                 <w:rStyle w:val="Hiperligao"/>
@@ -192,7 +192,7 @@
               <w:rPr>
                 <w:noProof/>
               </w:rPr>
-              <w:instrText xml:space="preserve"> PAGEREF _Toc241745207 \h </w:instrText>
+              <w:instrText xml:space="preserve"> PAGEREF _Toc241748047 \h </w:instrText>
             </w:r>
             <w:r>
               <w:rPr>
@@ -234,7 +234,7 @@
               <w14:ligatures w14:val="standardContextual"/>
             </w:rPr>
           </w:pPr>
-          <w:hyperlink w:anchor="_Toc241745208" w:history="1">
+          <w:hyperlink w:anchor="_Toc241748048" w:history="1">
             <w:r>
               <w:rPr>
                 <w:rStyle w:val="Hiperligao"/>
@@ -258,7 +258,7 @@
               <w:rPr>
                 <w:noProof/>
               </w:rPr>
-              <w:instrText xml:space="preserve"> PAGEREF _Toc241745208 \h </w:instrText>
+              <w:instrText xml:space="preserve"> PAGEREF _Toc241748048 \h </w:instrText>
             </w:r>
             <w:r>
               <w:rPr>
@@ -300,7 +300,7 @@
               <w14:ligatures w14:val="standardContextual"/>
             </w:rPr>
           </w:pPr>
-          <w:hyperlink w:anchor="_Toc241745209" w:history="1">
+          <w:hyperlink w:anchor="_Toc241748049" w:history="1">
             <w:r>
               <w:rPr>
                 <w:rStyle w:val="Hiperligao"/>
@@ -324,7 +324,7 @@
               <w:rPr>
                 <w:noProof/>
               </w:rPr>
-              <w:instrText xml:space="preserve"> PAGEREF _Toc241745209 \h </w:instrText>
+              <w:instrText xml:space="preserve"> PAGEREF _Toc241748049 \h </w:instrText>
             </w:r>
             <w:r>
               <w:rPr>
@@ -366,7 +366,7 @@
               <w14:ligatures w14:val="standardContextual"/>
             </w:rPr>
           </w:pPr>
-          <w:hyperlink w:anchor="_Toc241745210" w:history="1">
+          <w:hyperlink w:anchor="_Toc241748050" w:history="1">
             <w:r>
               <w:rPr>
                 <w:rStyle w:val="Hiperligao"/>
@@ -390,7 +390,7 @@
               <w:rPr>
                 <w:noProof/>
               </w:rPr>
-              <w:instrText xml:space="preserve"> PAGEREF _Toc241745210 \h </w:instrText>
+              <w:instrText xml:space="preserve"> PAGEREF _Toc241748050 \h </w:instrText>
             </w:r>
             <w:r>
               <w:rPr>
@@ -432,7 +432,7 @@
               <w14:ligatures w14:val="standardContextual"/>
             </w:rPr>
           </w:pPr>
-          <w:hyperlink w:anchor="_Toc241745211" w:history="1">
+          <w:hyperlink w:anchor="_Toc241748051" w:history="1">
             <w:r>
               <w:rPr>
                 <w:rStyle w:val="Hiperligao"/>
@@ -456,7 +456,7 @@
               <w:rPr>
                 <w:noProof/>
               </w:rPr>
-              <w:instrText xml:space="preserve"> PAGEREF _Toc241745211 \h </w:instrText>
+              <w:instrText xml:space="preserve"> PAGEREF _Toc241748051 \h </w:instrText>
             </w:r>
             <w:r>
               <w:rPr>
@@ -498,7 +498,7 @@
               <w14:ligatures w14:val="standardContextual"/>
             </w:rPr>
           </w:pPr>
-          <w:hyperlink w:anchor="_Toc241745212" w:history="1">
+          <w:hyperlink w:anchor="_Toc241748052" w:history="1">
             <w:r>
               <w:rPr>
                 <w:rStyle w:val="Hiperligao"/>
@@ -522,7 +522,7 @@
               <w:rPr>
                 <w:noProof/>
               </w:rPr>
-              <w:instrText xml:space="preserve"> PAGEREF _Toc241745212 \h </w:instrText>
+              <w:instrText xml:space="preserve"> PAGEREF _Toc241748052 \h </w:instrText>
             </w:r>
             <w:r>
               <w:rPr>
@@ -564,7 +564,7 @@
               <w14:ligatures w14:val="standardContextual"/>
             </w:rPr>
           </w:pPr>
-          <w:hyperlink w:anchor="_Toc241745213" w:history="1">
+          <w:hyperlink w:anchor="_Toc241748053" w:history="1">
             <w:r>
               <w:rPr>
                 <w:rStyle w:val="Hiperligao"/>
@@ -588,7 +588,7 @@
               <w:rPr>
                 <w:noProof/>
               </w:rPr>
-              <w:instrText xml:space="preserve"> PAGEREF _Toc241745213 \h </w:instrText>
+              <w:instrText xml:space="preserve"> PAGEREF _Toc241748053 \h </w:instrText>
             </w:r>
             <w:r>
               <w:rPr>
@@ -630,7 +630,7 @@
               <w14:ligatures w14:val="standardContextual"/>
             </w:rPr>
           </w:pPr>
-          <w:hyperlink w:anchor="_Toc241745214" w:history="1">
+          <w:hyperlink w:anchor="_Toc241748054" w:history="1">
             <w:r>
               <w:rPr>
                 <w:rStyle w:val="Hiperligao"/>
@@ -654,7 +654,7 @@
               <w:rPr>
                 <w:noProof/>
               </w:rPr>
-              <w:instrText xml:space="preserve"> PAGEREF _Toc241745214 \h </w:instrText>
+              <w:instrText xml:space="preserve"> PAGEREF _Toc241748054 \h </w:instrText>
             </w:r>
             <w:r>
               <w:rPr>
@@ -696,7 +696,7 @@
               <w14:ligatures w14:val="standardContextual"/>
             </w:rPr>
           </w:pPr>
-          <w:hyperlink w:anchor="_Toc241745215" w:history="1">
+          <w:hyperlink w:anchor="_Toc241748055" w:history="1">
             <w:r>
               <w:rPr>
                 <w:rStyle w:val="Hiperligao"/>
@@ -720,7 +720,7 @@
               <w:rPr>
                 <w:noProof/>
               </w:rPr>
-              <w:instrText xml:space="preserve"> PAGEREF _Toc241745215 \h </w:instrText>
+              <w:instrText xml:space="preserve"> PAGEREF _Toc241748055 \h </w:instrText>
             </w:r>
             <w:r>
               <w:rPr>
@@ -768,7 +768,7 @@
       <w:pPr>
         <w:pStyle w:val="Ttulo1"/>
       </w:pPr>
-      <w:bookmarkStart w:id="0" w:name="_Toc241745206"/>
+      <w:bookmarkStart w:id="0" w:name="_Toc241748046"/>
       <w:r>
         <w:lastRenderedPageBreak/>
         <w:t>Your role in one page</w:t>
@@ -825,7 +825,7 @@
           <w:left w:w="10" w:type="dxa"/>
           <w:right w:w="10" w:type="dxa"/>
         </w:tblCellMar>
-        <w:tblLook w:val="0000" w:firstRow="0" w:lastRow="0" w:firstColumn="0" w:lastColumn="0" w:noHBand="0" w:noVBand="0"/>
+        <w:tblLook w:val="04A0" w:firstRow="1" w:lastRow="0" w:firstColumn="1" w:lastColumn="0" w:noHBand="0" w:noVBand="1"/>
       </w:tblPr>
       <w:tblGrid>
         <w:gridCol w:w="4513"/>
@@ -1415,7 +1415,7 @@
           <w:noProof/>
         </w:rPr>
         <w:drawing>
-          <wp:inline distT="0" distB="0" distL="0" distR="0" wp14:anchorId="56C0F865" wp14:editId="440627A3">
+          <wp:inline distT="0" distB="0" distL="0" distR="0" wp14:anchorId="61CF9D3F" wp14:editId="74D05585">
             <wp:extent cx="5715000" cy="3571875"/>
             <wp:effectExtent l="0" t="0" r="0" b="0"/>
             <wp:docPr id="157" name="01-login.png" descr="The sign-in page with Email, Password, Remember me and the Sign in button." title="The sign-in page with Email, Password, Remember me and the Sign in button."/>
@@ -1468,7 +1468,7 @@
         <w:pStyle w:val="Ttulo1"/>
         <w:pageBreakBefore/>
       </w:pPr>
-      <w:bookmarkStart w:id="1" w:name="_Toc241745207"/>
+      <w:bookmarkStart w:id="1" w:name="_Toc241748047"/>
       <w:r>
         <w:lastRenderedPageBreak/>
         <w:t>Dashboard and Maps</w:t>
@@ -1511,7 +1511,7 @@
           <w:noProof/>
         </w:rPr>
         <w:drawing>
-          <wp:inline distT="0" distB="0" distL="0" distR="0" wp14:anchorId="3B2B761A" wp14:editId="0D5E8DC7">
+          <wp:inline distT="0" distB="0" distL="0" distR="0" wp14:anchorId="776DD523" wp14:editId="4B968970">
             <wp:extent cx="5715000" cy="3429000"/>
             <wp:effectExtent l="0" t="0" r="0" b="0"/>
             <wp:docPr id="158" name="02-maps-all.png" descr="The Maps list, All tab, with every row icon and the Workbooks section above." title="The Maps list, All tab, with every row icon and the Workbooks section above."/>
@@ -1694,7 +1694,7 @@
           <w:left w:w="10" w:type="dxa"/>
           <w:right w:w="10" w:type="dxa"/>
         </w:tblCellMar>
-        <w:tblLook w:val="0000" w:firstRow="0" w:lastRow="0" w:firstColumn="0" w:lastColumn="0" w:noHBand="0" w:noVBand="0"/>
+        <w:tblLook w:val="04A0" w:firstRow="1" w:lastRow="0" w:firstColumn="1" w:lastColumn="0" w:noHBand="0" w:noVBand="1"/>
       </w:tblPr>
       <w:tblGrid>
         <w:gridCol w:w="4513"/>
@@ -2040,7 +2040,7 @@
         <w:pStyle w:val="Ttulo1"/>
         <w:pageBreakBefore/>
       </w:pPr>
-      <w:bookmarkStart w:id="2" w:name="_Toc241745208"/>
+      <w:bookmarkStart w:id="2" w:name="_Toc241748048"/>
       <w:r>
         <w:lastRenderedPageBreak/>
         <w:t>Map builder and viewer</w:t>
@@ -2063,7 +2063,7 @@
           <w:noProof/>
         </w:rPr>
         <w:drawing>
-          <wp:inline distT="0" distB="0" distL="0" distR="0" wp14:anchorId="7F71C5F5" wp14:editId="4AC450D3">
+          <wp:inline distT="0" distB="0" distL="0" distR="0" wp14:anchorId="692372EA" wp14:editId="0FFC640F">
             <wp:extent cx="5715000" cy="3571875"/>
             <wp:effectExtent l="0" t="0" r="0" b="0"/>
             <wp:docPr id="159" name="03-viewer-results.png" descr="Run results with the SQL and Plan buttons beside the Excel, CSV and PDF buttons." title="Run results with the SQL and Plan buttons beside the Excel, CSV and PDF buttons."/>
@@ -2339,7 +2339,7 @@
           <w:left w:w="10" w:type="dxa"/>
           <w:right w:w="10" w:type="dxa"/>
         </w:tblCellMar>
-        <w:tblLook w:val="0000" w:firstRow="0" w:lastRow="0" w:firstColumn="0" w:lastColumn="0" w:noHBand="0" w:noVBand="0"/>
+        <w:tblLook w:val="04A0" w:firstRow="1" w:lastRow="0" w:firstColumn="1" w:lastColumn="0" w:noHBand="0" w:noVBand="1"/>
       </w:tblPr>
       <w:tblGrid>
         <w:gridCol w:w="4513"/>
@@ -2695,7 +2695,7 @@
         <w:pStyle w:val="Ttulo1"/>
         <w:pageBreakBefore/>
       </w:pPr>
-      <w:bookmarkStart w:id="3" w:name="_Toc241745209"/>
+      <w:bookmarkStart w:id="3" w:name="_Toc241748049"/>
       <w:r>
         <w:lastRenderedPageBreak/>
         <w:t>Runs, Exports and Schedules</w:t>
@@ -2748,7 +2748,7 @@
           <w:noProof/>
         </w:rPr>
         <w:drawing>
-          <wp:inline distT="0" distB="0" distL="0" distR="0" wp14:anchorId="685D7C33" wp14:editId="6572B0A7">
+          <wp:inline distT="0" distB="0" distL="0" distR="0" wp14:anchorId="60976040" wp14:editId="2A54580F">
             <wp:extent cx="5715000" cy="3571875"/>
             <wp:effectExtent l="0" t="0" r="0" b="0"/>
             <wp:docPr id="160" name="04-runs-every-user.png" descr="The Runs page with every user's runs shown." title="The Runs page with every user's runs shown."/>
@@ -3021,7 +3021,7 @@
           <w:left w:w="10" w:type="dxa"/>
           <w:right w:w="10" w:type="dxa"/>
         </w:tblCellMar>
-        <w:tblLook w:val="0000" w:firstRow="0" w:lastRow="0" w:firstColumn="0" w:lastColumn="0" w:noHBand="0" w:noVBand="0"/>
+        <w:tblLook w:val="04A0" w:firstRow="1" w:lastRow="0" w:firstColumn="1" w:lastColumn="0" w:noHBand="0" w:noVBand="1"/>
       </w:tblPr>
       <w:tblGrid>
         <w:gridCol w:w="4513"/>
@@ -3358,7 +3358,7 @@
         <w:pStyle w:val="Ttulo1"/>
         <w:pageBreakBefore/>
       </w:pPr>
-      <w:bookmarkStart w:id="4" w:name="_Toc241745210"/>
+      <w:bookmarkStart w:id="4" w:name="_Toc241748050"/>
       <w:r>
         <w:lastRenderedPageBreak/>
         <w:t>Business Areas and Grants</w:t>
@@ -3391,7 +3391,7 @@
           <w:noProof/>
         </w:rPr>
         <w:drawing>
-          <wp:inline distT="0" distB="0" distL="0" distR="0" wp14:anchorId="7BEFE7BB" wp14:editId="3D99F4CF">
+          <wp:inline distT="0" distB="0" distL="0" distR="0" wp14:anchorId="00C30501" wp14:editId="54A3AAC3">
             <wp:extent cx="5715000" cy="3571875"/>
             <wp:effectExtent l="0" t="0" r="0" b="0"/>
             <wp:docPr id="161" name="09-business-areas-grants-permission.png" descr="The Manage grants dialog with the Permission list open." title="The Manage grants dialog with the Permission list open."/>
@@ -3591,7 +3591,7 @@
           <w:left w:w="10" w:type="dxa"/>
           <w:right w:w="10" w:type="dxa"/>
         </w:tblCellMar>
-        <w:tblLook w:val="0000" w:firstRow="0" w:lastRow="0" w:firstColumn="0" w:lastColumn="0" w:noHBand="0" w:noVBand="0"/>
+        <w:tblLook w:val="04A0" w:firstRow="1" w:lastRow="0" w:firstColumn="1" w:lastColumn="0" w:noHBand="0" w:noVBand="1"/>
       </w:tblPr>
       <w:tblGrid>
         <w:gridCol w:w="4513"/>
@@ -3996,7 +3996,7 @@
         <w:pStyle w:val="Ttulo1"/>
         <w:pageBreakBefore/>
       </w:pPr>
-      <w:bookmarkStart w:id="5" w:name="_Toc241745211"/>
+      <w:bookmarkStart w:id="5" w:name="_Toc241748051"/>
       <w:r>
         <w:lastRenderedPageBreak/>
         <w:t>Folders, Items, Joins, Hierarchies</w:t>
@@ -4059,7 +4059,7 @@
           <w:noProof/>
         </w:rPr>
         <w:drawing>
-          <wp:inline distT="0" distB="0" distL="0" distR="0" wp14:anchorId="5651770C" wp14:editId="0E50FD00">
+          <wp:inline distT="0" distB="0" distL="0" distR="0" wp14:anchorId="25DAEBE9" wp14:editId="5A990C41">
             <wp:extent cx="2495550" cy="5905500"/>
             <wp:effectExtent l="0" t="0" r="0" b="0"/>
             <wp:docPr id="162" name="14-folders-discovered.png" descr="The New Folder dialog after Discover Tables, listing the tables found." title="The New Folder dialog after Discover Tables, listing the tables found."/>
@@ -4345,7 +4345,7 @@
           <w:left w:w="10" w:type="dxa"/>
           <w:right w:w="10" w:type="dxa"/>
         </w:tblCellMar>
-        <w:tblLook w:val="0000" w:firstRow="0" w:lastRow="0" w:firstColumn="0" w:lastColumn="0" w:noHBand="0" w:noVBand="0"/>
+        <w:tblLook w:val="04A0" w:firstRow="1" w:lastRow="0" w:firstColumn="1" w:lastColumn="0" w:noHBand="0" w:noVBand="1"/>
       </w:tblPr>
       <w:tblGrid>
         <w:gridCol w:w="4513"/>
@@ -4629,7 +4629,7 @@
         <w:pStyle w:val="Ttulo1"/>
         <w:pageBreakBefore/>
       </w:pPr>
-      <w:bookmarkStart w:id="6" w:name="_Toc241745212"/>
+      <w:bookmarkStart w:id="6" w:name="_Toc241748052"/>
       <w:r>
         <w:lastRenderedPageBreak/>
         <w:t>Custom Functions and Data Sources</w:t>
@@ -4672,7 +4672,7 @@
           <w:noProof/>
         </w:rPr>
         <w:drawing>
-          <wp:inline distT="0" distB="0" distL="0" distR="0" wp14:anchorId="5406A338" wp14:editId="1DB07A5B">
+          <wp:inline distT="0" distB="0" distL="0" distR="0" wp14:anchorId="3C7805CF" wp14:editId="6383BB20">
             <wp:extent cx="5715000" cy="3571875"/>
             <wp:effectExtent l="0" t="0" r="0" b="0"/>
             <wp:docPr id="163" name="30-data-sources.png" descr="The Data Sources page with a table of connections and five row icons." title="The Data Sources page with a table of connections and five row icons."/>
@@ -4932,7 +4932,7 @@
           <w:left w:w="10" w:type="dxa"/>
           <w:right w:w="10" w:type="dxa"/>
         </w:tblCellMar>
-        <w:tblLook w:val="0000" w:firstRow="0" w:lastRow="0" w:firstColumn="0" w:lastColumn="0" w:noHBand="0" w:noVBand="0"/>
+        <w:tblLook w:val="04A0" w:firstRow="1" w:lastRow="0" w:firstColumn="1" w:lastColumn="0" w:noHBand="0" w:noVBand="1"/>
       </w:tblPr>
       <w:tblGrid>
         <w:gridCol w:w="4513"/>
@@ -5232,7 +5232,7 @@
         <w:pStyle w:val="Ttulo1"/>
         <w:pageBreakBefore/>
       </w:pPr>
-      <w:bookmarkStart w:id="7" w:name="_Toc241745213"/>
+      <w:bookmarkStart w:id="7" w:name="_Toc241748053"/>
       <w:r>
         <w:lastRenderedPageBreak/>
         <w:t>Users</w:t>
@@ -5255,7 +5255,7 @@
           <w:noProof/>
         </w:rPr>
         <w:drawing>
-          <wp:inline distT="0" distB="0" distL="0" distR="0" wp14:anchorId="1652B4D3" wp14:editId="7DEFCC3A">
+          <wp:inline distT="0" distB="0" distL="0" distR="0" wp14:anchorId="4FAEAE2A" wp14:editId="7B5C5E8A">
             <wp:extent cx="5715000" cy="3571875"/>
             <wp:effectExtent l="0" t="0" r="0" b="0"/>
             <wp:docPr id="164" name="35-users.png" descr="The Users page with the Credentials file and New User buttons and row icons." title="The Users page with the Credentials file and New User buttons and row icons."/>
@@ -5485,7 +5485,7 @@
           <w:left w:w="10" w:type="dxa"/>
           <w:right w:w="10" w:type="dxa"/>
         </w:tblCellMar>
-        <w:tblLook w:val="0000" w:firstRow="0" w:lastRow="0" w:firstColumn="0" w:lastColumn="0" w:noHBand="0" w:noVBand="0"/>
+        <w:tblLook w:val="04A0" w:firstRow="1" w:lastRow="0" w:firstColumn="1" w:lastColumn="0" w:noHBand="0" w:noVBand="1"/>
       </w:tblPr>
       <w:tblGrid>
         <w:gridCol w:w="4513"/>
@@ -5951,7 +5951,7 @@
         <w:pStyle w:val="Ttulo1"/>
         <w:pageBreakBefore/>
       </w:pPr>
-      <w:bookmarkStart w:id="8" w:name="_Toc241745214"/>
+      <w:bookmarkStart w:id="8" w:name="_Toc241748054"/>
       <w:r>
         <w:lastRenderedPageBreak/>
         <w:t>Security Policies and Audit Log</w:t>
@@ -5994,7 +5994,7 @@
           <w:noProof/>
         </w:rPr>
         <w:drawing>
-          <wp:inline distT="0" distB="0" distL="0" distR="0" wp14:anchorId="737ADB82" wp14:editId="4B43EF9B">
+          <wp:inline distT="0" distB="0" distL="0" distR="0" wp14:anchorId="21A3D9CF" wp14:editId="25E78F7A">
             <wp:extent cx="3324225" cy="4638675"/>
             <wp:effectExtent l="0" t="0" r="0" b="0"/>
             <wp:docPr id="165" name="44-security-new-dialog.png" descr="The New Policy dialog with a name, description and one rule." title="The New Policy dialog with a name, description and one rule."/>
@@ -6358,7 +6358,7 @@
         <w:pStyle w:val="Ttulo1"/>
         <w:pageBreakBefore/>
       </w:pPr>
-      <w:bookmarkStart w:id="9" w:name="_Toc241745215"/>
+      <w:bookmarkStart w:id="9" w:name="_Toc241748055"/>
       <w:r>
         <w:lastRenderedPageBreak/>
         <w:t>Migration</w:t>
@@ -6388,7 +6388,7 @@
           <w:noProof/>
         </w:rPr>
         <w:drawing>
-          <wp:inline distT="0" distB="0" distL="0" distR="0" wp14:anchorId="084BDE03" wp14:editId="6190BE41">
+          <wp:inline distT="0" distB="0" distL="0" distR="0" wp14:anchorId="3F77F46B" wp14:editId="77E87014">
             <wp:extent cx="5715000" cy="3571875"/>
             <wp:effectExtent l="0" t="0" r="0" b="0"/>
             <wp:docPr id="166" name="50-migration.png" descr="The Migration page with the Source card, its buttons and help text." title="The Migration page with the Source card, its buttons and help text."/>
@@ -6644,7 +6644,7 @@
           <w:left w:w="10" w:type="dxa"/>
           <w:right w:w="10" w:type="dxa"/>
         </w:tblCellMar>
-        <w:tblLook w:val="0000" w:firstRow="0" w:lastRow="0" w:firstColumn="0" w:lastColumn="0" w:noHBand="0" w:noVBand="0"/>
+        <w:tblLook w:val="04A0" w:firstRow="1" w:lastRow="0" w:firstColumn="1" w:lastColumn="0" w:noHBand="0" w:noVBand="1"/>
       </w:tblPr>
       <w:tblGrid>
         <w:gridCol w:w="4513"/>
@@ -7081,7 +7081,7 @@
         <w:sz w:val="16"/>
         <w:szCs w:val="16"/>
       </w:rPr>
-      <w:t>Discoverer Neo 2.1.0 · Quick guide · ADMIN</w:t>
+      <w:t>Discoverer Neo 2.1.1 · Quick guide · ADMIN</w:t>
     </w:r>
   </w:p>
 </w:hdr>
@@ -7090,10 +7090,10 @@
 <file path=word/numbering.xml><?xml version="1.0" encoding="utf-8"?>
 <w:numbering xmlns:wpc="http://schemas.microsoft.com/office/word/2010/wordprocessingCanvas" xmlns:cx="http://schemas.microsoft.com/office/drawing/2014/chartex" xmlns:cx1="http://schemas.microsoft.com/office/drawing/2015/9/8/chartex" xmlns:cx2="http://schemas.microsoft.com/office/drawing/2015/10/21/chartex" xmlns:cx3="http://schemas.microsoft.com/office/drawing/2016/5/9/chartex" xmlns:cx4="http://schemas.microsoft.com/office/drawing/2016/5/10/chartex" xmlns:cx5="http://schemas.microsoft.com/office/drawing/2016/5/11/chartex" xmlns:cx6="http://schemas.microsoft.com/office/drawing/2016/5/12/chartex" xmlns:cx7="http://schemas.microsoft.com/office/drawing/2016/5/13/chartex" xmlns:cx8="http://schemas.microsoft.com/office/drawing/2016/5/14/chartex" xmlns:mc="http://schemas.openxmlformats.org/markup-compatibility/2006" xmlns:aink="http://schemas.microsoft.com/office/drawing/2016/ink" xmlns:am3d="http://schemas.microsoft.com/office/drawing/2017/model3d" xmlns:o="urn:schemas-microsoft-com:office:office" xmlns:oel="http://schemas.microsoft.com/office/2019/extlst" xmlns:r="http://schemas.openxmlformats.org/officeDocument/2006/relationships" xmlns:m="http://schemas.openxmlformats.org/officeDocument/2006/math" xmlns:v="urn:schemas-microsoft-com:vml" xmlns:wp14="http://schemas.microsoft.com/office/word/2010/wordprocessingDrawing" xmlns:wp="http://schemas.openxmlformats.org/drawingml/2006/wordprocessingDrawing" xmlns:w10="urn:schemas-microsoft-com:office:word" xmlns:w="http://schemas.openxmlformats.org/wordprocessingml/2006/main" xmlns:w14="http://schemas.microsoft.com/office/word/2010/wordml" xmlns:w15="http://schemas.microsoft.com/office/word/2012/wordml" xmlns:w16cex="http://schemas.microsoft.com/office/word/2018/wordml/cex" xmlns:w16cid="http://schemas.microsoft.com/office/word/2016/wordml/cid" xmlns:w16="http://schemas.microsoft.com/office/word/2018/wordml" xmlns:w16sdtdh="http://schemas.microsoft.com/office/word/2020/wordml/sdtdatahash" xmlns:w16se="http://schemas.microsoft.com/office/word/2015/wordml/symex" xmlns:wpg="http://schemas.microsoft.com/office/word/2010/wordprocessingGroup" xmlns:wpi="http://schemas.microsoft.com/office/word/2010/wordprocessingInk" xmlns:wne="http://schemas.microsoft.com/office/word/2006/wordml" xmlns:wps="http://schemas.microsoft.com/office/word/2010/wordprocessingShape" mc:Ignorable="w14 w15 w16se w16cid w16 w16cex w16sdtdh wp14">
   <w:abstractNum w:abstractNumId="0" w15:restartNumberingAfterBreak="0">
-    <w:nsid w:val="0B4871DC"/>
+    <w:nsid w:val="074B7089"/>
     <w:multiLevelType w:val="hybridMultilevel"/>
-    <w:tmpl w:val="A8FA1676"/>
-    <w:lvl w:ilvl="0" w:tplc="13E804B4">
+    <w:tmpl w:val="1CCC0A04"/>
+    <w:lvl w:ilvl="0" w:tplc="A0DED7C6">
       <w:start w:val="1"/>
       <w:numFmt w:val="decimal"/>
       <w:lvlText w:val="%1."/>
@@ -7102,7 +7102,7 @@
         <w:ind w:left="360" w:hanging="300"/>
       </w:pPr>
     </w:lvl>
-    <w:lvl w:ilvl="1" w:tplc="E18440C0" w:tentative="1">
+    <w:lvl w:ilvl="1" w:tplc="8250C2B6" w:tentative="1">
       <w:start w:val="1"/>
       <w:numFmt w:val="lowerLetter"/>
       <w:lvlText w:val="%2."/>
@@ -7111,47 +7111,191 @@
         <w:ind w:left="720" w:hanging="300"/>
       </w:pPr>
     </w:lvl>
-    <w:lvl w:ilvl="2" w:tplc="5322ACC4">
+    <w:lvl w:ilvl="2" w:tplc="495258DE">
       <w:numFmt w:val="decimal"/>
       <w:lvlText w:val=""/>
       <w:lvlJc w:val="left"/>
     </w:lvl>
-    <w:lvl w:ilvl="3" w:tplc="90128C34">
+    <w:lvl w:ilvl="3" w:tplc="BA98DDCC">
       <w:numFmt w:val="decimal"/>
       <w:lvlText w:val=""/>
       <w:lvlJc w:val="left"/>
     </w:lvl>
-    <w:lvl w:ilvl="4" w:tplc="3B963B84">
+    <w:lvl w:ilvl="4" w:tplc="5B96FE3E">
       <w:numFmt w:val="decimal"/>
       <w:lvlText w:val=""/>
       <w:lvlJc w:val="left"/>
     </w:lvl>
-    <w:lvl w:ilvl="5" w:tplc="B0D2FEC0">
+    <w:lvl w:ilvl="5" w:tplc="54D4B18C">
       <w:numFmt w:val="decimal"/>
       <w:lvlText w:val=""/>
       <w:lvlJc w:val="left"/>
     </w:lvl>
-    <w:lvl w:ilvl="6" w:tplc="9AFADCCC">
+    <w:lvl w:ilvl="6" w:tplc="F3E2B436">
       <w:numFmt w:val="decimal"/>
       <w:lvlText w:val=""/>
       <w:lvlJc w:val="left"/>
     </w:lvl>
-    <w:lvl w:ilvl="7" w:tplc="3F923AF6">
+    <w:lvl w:ilvl="7" w:tplc="2990F4A6">
       <w:numFmt w:val="decimal"/>
       <w:lvlText w:val=""/>
       <w:lvlJc w:val="left"/>
     </w:lvl>
-    <w:lvl w:ilvl="8" w:tplc="5D1A203E">
+    <w:lvl w:ilvl="8" w:tplc="09FA12B6">
       <w:numFmt w:val="decimal"/>
       <w:lvlText w:val=""/>
       <w:lvlJc w:val="left"/>
     </w:lvl>
   </w:abstractNum>
   <w:abstractNum w:abstractNumId="1" w15:restartNumberingAfterBreak="0">
-    <w:nsid w:val="0E9063CB"/>
+    <w:nsid w:val="08E31214"/>
     <w:multiLevelType w:val="hybridMultilevel"/>
-    <w:tmpl w:val="558688B4"/>
-    <w:lvl w:ilvl="0" w:tplc="D7F67EF6">
+    <w:tmpl w:val="9962F3E8"/>
+    <w:lvl w:ilvl="0" w:tplc="8DFEEC8A" w:tentative="1">
+      <w:start w:val="1"/>
+      <w:numFmt w:val="bullet"/>
+      <w:lvlText w:val="●"/>
+      <w:lvlJc w:val="left"/>
+      <w:pPr>
+        <w:ind w:left="720" w:hanging="360"/>
+      </w:pPr>
+    </w:lvl>
+    <w:lvl w:ilvl="1" w:tplc="2A1E17E0" w:tentative="1">
+      <w:start w:val="1"/>
+      <w:numFmt w:val="bullet"/>
+      <w:lvlText w:val="○"/>
+      <w:lvlJc w:val="left"/>
+      <w:pPr>
+        <w:ind w:left="1440" w:hanging="360"/>
+      </w:pPr>
+    </w:lvl>
+    <w:lvl w:ilvl="2" w:tplc="54E07120" w:tentative="1">
+      <w:start w:val="1"/>
+      <w:numFmt w:val="bullet"/>
+      <w:lvlText w:val="■"/>
+      <w:lvlJc w:val="left"/>
+      <w:pPr>
+        <w:ind w:left="2160" w:hanging="360"/>
+      </w:pPr>
+    </w:lvl>
+    <w:lvl w:ilvl="3" w:tplc="5B10FD50" w:tentative="1">
+      <w:start w:val="1"/>
+      <w:numFmt w:val="bullet"/>
+      <w:lvlText w:val="●"/>
+      <w:lvlJc w:val="left"/>
+      <w:pPr>
+        <w:ind w:left="2880" w:hanging="360"/>
+      </w:pPr>
+    </w:lvl>
+    <w:lvl w:ilvl="4" w:tplc="8A2C1B78" w:tentative="1">
+      <w:start w:val="1"/>
+      <w:numFmt w:val="bullet"/>
+      <w:lvlText w:val="○"/>
+      <w:lvlJc w:val="left"/>
+      <w:pPr>
+        <w:ind w:left="3600" w:hanging="360"/>
+      </w:pPr>
+    </w:lvl>
+    <w:lvl w:ilvl="5" w:tplc="4F221FDC" w:tentative="1">
+      <w:start w:val="1"/>
+      <w:numFmt w:val="bullet"/>
+      <w:lvlText w:val="■"/>
+      <w:lvlJc w:val="left"/>
+      <w:pPr>
+        <w:ind w:left="4320" w:hanging="360"/>
+      </w:pPr>
+    </w:lvl>
+    <w:lvl w:ilvl="6" w:tplc="9C0CED74" w:tentative="1">
+      <w:start w:val="1"/>
+      <w:numFmt w:val="bullet"/>
+      <w:lvlText w:val="●"/>
+      <w:lvlJc w:val="left"/>
+      <w:pPr>
+        <w:ind w:left="5040" w:hanging="360"/>
+      </w:pPr>
+    </w:lvl>
+    <w:lvl w:ilvl="7" w:tplc="256E6058" w:tentative="1">
+      <w:start w:val="1"/>
+      <w:numFmt w:val="bullet"/>
+      <w:lvlText w:val="●"/>
+      <w:lvlJc w:val="left"/>
+      <w:pPr>
+        <w:ind w:left="5760" w:hanging="360"/>
+      </w:pPr>
+    </w:lvl>
+    <w:lvl w:ilvl="8" w:tplc="AE34AEE6" w:tentative="1">
+      <w:start w:val="1"/>
+      <w:numFmt w:val="bullet"/>
+      <w:lvlText w:val="●"/>
+      <w:lvlJc w:val="left"/>
+      <w:pPr>
+        <w:ind w:left="6480" w:hanging="360"/>
+      </w:pPr>
+    </w:lvl>
+  </w:abstractNum>
+  <w:abstractNum w:abstractNumId="2" w15:restartNumberingAfterBreak="0">
+    <w:nsid w:val="0DF81E9D"/>
+    <w:multiLevelType w:val="hybridMultilevel"/>
+    <w:tmpl w:val="46D60ED6"/>
+    <w:lvl w:ilvl="0" w:tplc="934AE1D8" w:tentative="1">
+      <w:start w:val="1"/>
+      <w:numFmt w:val="bullet"/>
+      <w:lvlText w:val="•"/>
+      <w:lvlJc w:val="left"/>
+      <w:pPr>
+        <w:ind w:left="360" w:hanging="260"/>
+      </w:pPr>
+    </w:lvl>
+    <w:lvl w:ilvl="1" w:tplc="D1DA1228" w:tentative="1">
+      <w:start w:val="1"/>
+      <w:numFmt w:val="bullet"/>
+      <w:lvlText w:val="–"/>
+      <w:lvlJc w:val="left"/>
+      <w:pPr>
+        <w:ind w:left="720" w:hanging="260"/>
+      </w:pPr>
+    </w:lvl>
+    <w:lvl w:ilvl="2" w:tplc="EE0E15CC">
+      <w:numFmt w:val="decimal"/>
+      <w:lvlText w:val=""/>
+      <w:lvlJc w:val="left"/>
+    </w:lvl>
+    <w:lvl w:ilvl="3" w:tplc="7368D154">
+      <w:numFmt w:val="decimal"/>
+      <w:lvlText w:val=""/>
+      <w:lvlJc w:val="left"/>
+    </w:lvl>
+    <w:lvl w:ilvl="4" w:tplc="2F50696C">
+      <w:numFmt w:val="decimal"/>
+      <w:lvlText w:val=""/>
+      <w:lvlJc w:val="left"/>
+    </w:lvl>
+    <w:lvl w:ilvl="5" w:tplc="E668B9C2">
+      <w:numFmt w:val="decimal"/>
+      <w:lvlText w:val=""/>
+      <w:lvlJc w:val="left"/>
+    </w:lvl>
+    <w:lvl w:ilvl="6" w:tplc="BEE0488E">
+      <w:numFmt w:val="decimal"/>
+      <w:lvlText w:val=""/>
+      <w:lvlJc w:val="left"/>
+    </w:lvl>
+    <w:lvl w:ilvl="7" w:tplc="F080F28C">
+      <w:numFmt w:val="decimal"/>
+      <w:lvlText w:val=""/>
+      <w:lvlJc w:val="left"/>
+    </w:lvl>
+    <w:lvl w:ilvl="8" w:tplc="70C0F5D2">
+      <w:numFmt w:val="decimal"/>
+      <w:lvlText w:val=""/>
+      <w:lvlJc w:val="left"/>
+    </w:lvl>
+  </w:abstractNum>
+  <w:abstractNum w:abstractNumId="3" w15:restartNumberingAfterBreak="0">
+    <w:nsid w:val="161C5EA9"/>
+    <w:multiLevelType w:val="hybridMultilevel"/>
+    <w:tmpl w:val="A912C4AC"/>
+    <w:lvl w:ilvl="0" w:tplc="7F9AA26A">
       <w:start w:val="1"/>
       <w:numFmt w:val="decimal"/>
       <w:lvlText w:val="%1."/>
@@ -7160,7 +7304,7 @@
         <w:ind w:left="360" w:hanging="300"/>
       </w:pPr>
     </w:lvl>
-    <w:lvl w:ilvl="1" w:tplc="1DA6DADA" w:tentative="1">
+    <w:lvl w:ilvl="1" w:tplc="3B28D044" w:tentative="1">
       <w:start w:val="1"/>
       <w:numFmt w:val="lowerLetter"/>
       <w:lvlText w:val="%2."/>
@@ -7169,133 +7313,47 @@
         <w:ind w:left="720" w:hanging="300"/>
       </w:pPr>
     </w:lvl>
-    <w:lvl w:ilvl="2" w:tplc="611E3630">
+    <w:lvl w:ilvl="2" w:tplc="44C48C42">
       <w:numFmt w:val="decimal"/>
       <w:lvlText w:val=""/>
       <w:lvlJc w:val="left"/>
     </w:lvl>
-    <w:lvl w:ilvl="3" w:tplc="3A762B88">
+    <w:lvl w:ilvl="3" w:tplc="4E408148">
       <w:numFmt w:val="decimal"/>
       <w:lvlText w:val=""/>
       <w:lvlJc w:val="left"/>
     </w:lvl>
-    <w:lvl w:ilvl="4" w:tplc="7C8ED982">
+    <w:lvl w:ilvl="4" w:tplc="49F0E440">
       <w:numFmt w:val="decimal"/>
       <w:lvlText w:val=""/>
       <w:lvlJc w:val="left"/>
     </w:lvl>
-    <w:lvl w:ilvl="5" w:tplc="064E3A02">
+    <w:lvl w:ilvl="5" w:tplc="0E24C83A">
       <w:numFmt w:val="decimal"/>
       <w:lvlText w:val=""/>
       <w:lvlJc w:val="left"/>
     </w:lvl>
-    <w:lvl w:ilvl="6" w:tplc="EA3C9FC4">
+    <w:lvl w:ilvl="6" w:tplc="0AACD054">
       <w:numFmt w:val="decimal"/>
       <w:lvlText w:val=""/>
       <w:lvlJc w:val="left"/>
     </w:lvl>
-    <w:lvl w:ilvl="7" w:tplc="C10A52CA">
+    <w:lvl w:ilvl="7" w:tplc="AFD653F2">
       <w:numFmt w:val="decimal"/>
       <w:lvlText w:val=""/>
       <w:lvlJc w:val="left"/>
     </w:lvl>
-    <w:lvl w:ilvl="8" w:tplc="6ED43F40">
+    <w:lvl w:ilvl="8" w:tplc="C46AA5D6">
       <w:numFmt w:val="decimal"/>
       <w:lvlText w:val=""/>
       <w:lvlJc w:val="left"/>
     </w:lvl>
   </w:abstractNum>
-  <w:abstractNum w:abstractNumId="2" w15:restartNumberingAfterBreak="0">
-    <w:nsid w:val="24B02407"/>
+  <w:abstractNum w:abstractNumId="4" w15:restartNumberingAfterBreak="0">
+    <w:nsid w:val="1C7435B9"/>
     <w:multiLevelType w:val="hybridMultilevel"/>
-    <w:tmpl w:val="BEB0E282"/>
-    <w:lvl w:ilvl="0" w:tplc="15A0EB34" w:tentative="1">
-      <w:start w:val="1"/>
-      <w:numFmt w:val="bullet"/>
-      <w:lvlText w:val="●"/>
-      <w:lvlJc w:val="left"/>
-      <w:pPr>
-        <w:ind w:left="720" w:hanging="360"/>
-      </w:pPr>
-    </w:lvl>
-    <w:lvl w:ilvl="1" w:tplc="EB187E50" w:tentative="1">
-      <w:start w:val="1"/>
-      <w:numFmt w:val="bullet"/>
-      <w:lvlText w:val="○"/>
-      <w:lvlJc w:val="left"/>
-      <w:pPr>
-        <w:ind w:left="1440" w:hanging="360"/>
-      </w:pPr>
-    </w:lvl>
-    <w:lvl w:ilvl="2" w:tplc="25BE5456" w:tentative="1">
-      <w:start w:val="1"/>
-      <w:numFmt w:val="bullet"/>
-      <w:lvlText w:val="■"/>
-      <w:lvlJc w:val="left"/>
-      <w:pPr>
-        <w:ind w:left="2160" w:hanging="360"/>
-      </w:pPr>
-    </w:lvl>
-    <w:lvl w:ilvl="3" w:tplc="BCB87168" w:tentative="1">
-      <w:start w:val="1"/>
-      <w:numFmt w:val="bullet"/>
-      <w:lvlText w:val="●"/>
-      <w:lvlJc w:val="left"/>
-      <w:pPr>
-        <w:ind w:left="2880" w:hanging="360"/>
-      </w:pPr>
-    </w:lvl>
-    <w:lvl w:ilvl="4" w:tplc="33D83198" w:tentative="1">
-      <w:start w:val="1"/>
-      <w:numFmt w:val="bullet"/>
-      <w:lvlText w:val="○"/>
-      <w:lvlJc w:val="left"/>
-      <w:pPr>
-        <w:ind w:left="3600" w:hanging="360"/>
-      </w:pPr>
-    </w:lvl>
-    <w:lvl w:ilvl="5" w:tplc="E578B2F6" w:tentative="1">
-      <w:start w:val="1"/>
-      <w:numFmt w:val="bullet"/>
-      <w:lvlText w:val="■"/>
-      <w:lvlJc w:val="left"/>
-      <w:pPr>
-        <w:ind w:left="4320" w:hanging="360"/>
-      </w:pPr>
-    </w:lvl>
-    <w:lvl w:ilvl="6" w:tplc="F4F6466E" w:tentative="1">
-      <w:start w:val="1"/>
-      <w:numFmt w:val="bullet"/>
-      <w:lvlText w:val="●"/>
-      <w:lvlJc w:val="left"/>
-      <w:pPr>
-        <w:ind w:left="5040" w:hanging="360"/>
-      </w:pPr>
-    </w:lvl>
-    <w:lvl w:ilvl="7" w:tplc="78721DF6" w:tentative="1">
-      <w:start w:val="1"/>
-      <w:numFmt w:val="bullet"/>
-      <w:lvlText w:val="●"/>
-      <w:lvlJc w:val="left"/>
-      <w:pPr>
-        <w:ind w:left="5760" w:hanging="360"/>
-      </w:pPr>
-    </w:lvl>
-    <w:lvl w:ilvl="8" w:tplc="F1DAC638" w:tentative="1">
-      <w:start w:val="1"/>
-      <w:numFmt w:val="bullet"/>
-      <w:lvlText w:val="●"/>
-      <w:lvlJc w:val="left"/>
-      <w:pPr>
-        <w:ind w:left="6480" w:hanging="360"/>
-      </w:pPr>
-    </w:lvl>
-  </w:abstractNum>
-  <w:abstractNum w:abstractNumId="3" w15:restartNumberingAfterBreak="0">
-    <w:nsid w:val="38E442B2"/>
-    <w:multiLevelType w:val="hybridMultilevel"/>
-    <w:tmpl w:val="E196FC92"/>
-    <w:lvl w:ilvl="0" w:tplc="25A0E36A">
+    <w:tmpl w:val="771AAE88"/>
+    <w:lvl w:ilvl="0" w:tplc="4672F1BE">
       <w:start w:val="1"/>
       <w:numFmt w:val="decimal"/>
       <w:lvlText w:val="%1."/>
@@ -7304,7 +7362,7 @@
         <w:ind w:left="360" w:hanging="300"/>
       </w:pPr>
     </w:lvl>
-    <w:lvl w:ilvl="1" w:tplc="E0302122" w:tentative="1">
+    <w:lvl w:ilvl="1" w:tplc="B4363212" w:tentative="1">
       <w:start w:val="1"/>
       <w:numFmt w:val="lowerLetter"/>
       <w:lvlText w:val="%2."/>
@@ -7313,47 +7371,47 @@
         <w:ind w:left="720" w:hanging="300"/>
       </w:pPr>
     </w:lvl>
-    <w:lvl w:ilvl="2" w:tplc="630655EA">
+    <w:lvl w:ilvl="2" w:tplc="520AE432">
       <w:numFmt w:val="decimal"/>
       <w:lvlText w:val=""/>
       <w:lvlJc w:val="left"/>
     </w:lvl>
-    <w:lvl w:ilvl="3" w:tplc="6468626C">
+    <w:lvl w:ilvl="3" w:tplc="D6F645FA">
       <w:numFmt w:val="decimal"/>
       <w:lvlText w:val=""/>
       <w:lvlJc w:val="left"/>
     </w:lvl>
-    <w:lvl w:ilvl="4" w:tplc="2FFC3A04">
+    <w:lvl w:ilvl="4" w:tplc="0434893E">
       <w:numFmt w:val="decimal"/>
       <w:lvlText w:val=""/>
       <w:lvlJc w:val="left"/>
     </w:lvl>
-    <w:lvl w:ilvl="5" w:tplc="FA0E875C">
+    <w:lvl w:ilvl="5" w:tplc="73EA546E">
       <w:numFmt w:val="decimal"/>
       <w:lvlText w:val=""/>
       <w:lvlJc w:val="left"/>
     </w:lvl>
-    <w:lvl w:ilvl="6" w:tplc="4B3463BE">
+    <w:lvl w:ilvl="6" w:tplc="7728B9A2">
       <w:numFmt w:val="decimal"/>
       <w:lvlText w:val=""/>
       <w:lvlJc w:val="left"/>
     </w:lvl>
-    <w:lvl w:ilvl="7" w:tplc="0958EC5E">
+    <w:lvl w:ilvl="7" w:tplc="04D23EDA">
       <w:numFmt w:val="decimal"/>
       <w:lvlText w:val=""/>
       <w:lvlJc w:val="left"/>
     </w:lvl>
-    <w:lvl w:ilvl="8" w:tplc="8EC23270">
+    <w:lvl w:ilvl="8" w:tplc="C484B59C">
       <w:numFmt w:val="decimal"/>
       <w:lvlText w:val=""/>
       <w:lvlJc w:val="left"/>
     </w:lvl>
   </w:abstractNum>
-  <w:abstractNum w:abstractNumId="4" w15:restartNumberingAfterBreak="0">
-    <w:nsid w:val="445C30E1"/>
+  <w:abstractNum w:abstractNumId="5" w15:restartNumberingAfterBreak="0">
+    <w:nsid w:val="1F081AC3"/>
     <w:multiLevelType w:val="hybridMultilevel"/>
-    <w:tmpl w:val="B9AA2B9E"/>
-    <w:lvl w:ilvl="0" w:tplc="CA407518">
+    <w:tmpl w:val="C5D2870A"/>
+    <w:lvl w:ilvl="0" w:tplc="ED5EBBFE">
       <w:start w:val="1"/>
       <w:numFmt w:val="decimal"/>
       <w:lvlText w:val="%1."/>
@@ -7362,7 +7420,7 @@
         <w:ind w:left="360" w:hanging="300"/>
       </w:pPr>
     </w:lvl>
-    <w:lvl w:ilvl="1" w:tplc="B986E192" w:tentative="1">
+    <w:lvl w:ilvl="1" w:tplc="72C442E0" w:tentative="1">
       <w:start w:val="1"/>
       <w:numFmt w:val="lowerLetter"/>
       <w:lvlText w:val="%2."/>
@@ -7371,47 +7429,47 @@
         <w:ind w:left="720" w:hanging="300"/>
       </w:pPr>
     </w:lvl>
-    <w:lvl w:ilvl="2" w:tplc="3982A3A2">
+    <w:lvl w:ilvl="2" w:tplc="F8D47B62">
       <w:numFmt w:val="decimal"/>
       <w:lvlText w:val=""/>
       <w:lvlJc w:val="left"/>
     </w:lvl>
-    <w:lvl w:ilvl="3" w:tplc="F2D0D6C8">
+    <w:lvl w:ilvl="3" w:tplc="D52EC126">
       <w:numFmt w:val="decimal"/>
       <w:lvlText w:val=""/>
       <w:lvlJc w:val="left"/>
     </w:lvl>
-    <w:lvl w:ilvl="4" w:tplc="4CA6F802">
+    <w:lvl w:ilvl="4" w:tplc="715C39C2">
       <w:numFmt w:val="decimal"/>
       <w:lvlText w:val=""/>
       <w:lvlJc w:val="left"/>
     </w:lvl>
-    <w:lvl w:ilvl="5" w:tplc="2EF4ADB6">
+    <w:lvl w:ilvl="5" w:tplc="504CD8D2">
       <w:numFmt w:val="decimal"/>
       <w:lvlText w:val=""/>
       <w:lvlJc w:val="left"/>
     </w:lvl>
-    <w:lvl w:ilvl="6" w:tplc="C97073C6">
+    <w:lvl w:ilvl="6" w:tplc="8392F268">
       <w:numFmt w:val="decimal"/>
       <w:lvlText w:val=""/>
       <w:lvlJc w:val="left"/>
     </w:lvl>
-    <w:lvl w:ilvl="7" w:tplc="E758C788">
+    <w:lvl w:ilvl="7" w:tplc="1FDA3616">
       <w:numFmt w:val="decimal"/>
       <w:lvlText w:val=""/>
       <w:lvlJc w:val="left"/>
     </w:lvl>
-    <w:lvl w:ilvl="8" w:tplc="1EAE5518">
+    <w:lvl w:ilvl="8" w:tplc="7B2A7AFC">
       <w:numFmt w:val="decimal"/>
       <w:lvlText w:val=""/>
       <w:lvlJc w:val="left"/>
     </w:lvl>
   </w:abstractNum>
-  <w:abstractNum w:abstractNumId="5" w15:restartNumberingAfterBreak="0">
-    <w:nsid w:val="4564591C"/>
+  <w:abstractNum w:abstractNumId="6" w15:restartNumberingAfterBreak="0">
+    <w:nsid w:val="33D23A62"/>
     <w:multiLevelType w:val="hybridMultilevel"/>
-    <w:tmpl w:val="7BF6F7F6"/>
-    <w:lvl w:ilvl="0" w:tplc="53B48492">
+    <w:tmpl w:val="116002BE"/>
+    <w:lvl w:ilvl="0" w:tplc="7A708516">
       <w:start w:val="1"/>
       <w:numFmt w:val="decimal"/>
       <w:lvlText w:val="%1."/>
@@ -7420,7 +7478,7 @@
         <w:ind w:left="360" w:hanging="300"/>
       </w:pPr>
     </w:lvl>
-    <w:lvl w:ilvl="1" w:tplc="7A90510A" w:tentative="1">
+    <w:lvl w:ilvl="1" w:tplc="469A17AE" w:tentative="1">
       <w:start w:val="1"/>
       <w:numFmt w:val="lowerLetter"/>
       <w:lvlText w:val="%2."/>
@@ -7429,105 +7487,47 @@
         <w:ind w:left="720" w:hanging="300"/>
       </w:pPr>
     </w:lvl>
-    <w:lvl w:ilvl="2" w:tplc="42180A40">
+    <w:lvl w:ilvl="2" w:tplc="AD926C7C">
       <w:numFmt w:val="decimal"/>
       <w:lvlText w:val=""/>
       <w:lvlJc w:val="left"/>
     </w:lvl>
-    <w:lvl w:ilvl="3" w:tplc="B226D6E6">
+    <w:lvl w:ilvl="3" w:tplc="418ADFCE">
       <w:numFmt w:val="decimal"/>
       <w:lvlText w:val=""/>
       <w:lvlJc w:val="left"/>
     </w:lvl>
-    <w:lvl w:ilvl="4" w:tplc="D908BBA4">
+    <w:lvl w:ilvl="4" w:tplc="83106522">
       <w:numFmt w:val="decimal"/>
       <w:lvlText w:val=""/>
       <w:lvlJc w:val="left"/>
     </w:lvl>
-    <w:lvl w:ilvl="5" w:tplc="16D40D6A">
+    <w:lvl w:ilvl="5" w:tplc="69C05C34">
       <w:numFmt w:val="decimal"/>
       <w:lvlText w:val=""/>
       <w:lvlJc w:val="left"/>
     </w:lvl>
-    <w:lvl w:ilvl="6" w:tplc="DFEC1F64">
+    <w:lvl w:ilvl="6" w:tplc="CDAE12F8">
       <w:numFmt w:val="decimal"/>
       <w:lvlText w:val=""/>
       <w:lvlJc w:val="left"/>
     </w:lvl>
-    <w:lvl w:ilvl="7" w:tplc="89F4CD40">
+    <w:lvl w:ilvl="7" w:tplc="10F8485C">
       <w:numFmt w:val="decimal"/>
       <w:lvlText w:val=""/>
       <w:lvlJc w:val="left"/>
     </w:lvl>
-    <w:lvl w:ilvl="8" w:tplc="B58C2CB4">
+    <w:lvl w:ilvl="8" w:tplc="40CC580E">
       <w:numFmt w:val="decimal"/>
       <w:lvlText w:val=""/>
       <w:lvlJc w:val="left"/>
     </w:lvl>
   </w:abstractNum>
-  <w:abstractNum w:abstractNumId="6" w15:restartNumberingAfterBreak="0">
-    <w:nsid w:val="4B68288A"/>
+  <w:abstractNum w:abstractNumId="7" w15:restartNumberingAfterBreak="0">
+    <w:nsid w:val="37382DF5"/>
     <w:multiLevelType w:val="hybridMultilevel"/>
-    <w:tmpl w:val="FC329BCA"/>
-    <w:lvl w:ilvl="0" w:tplc="1BCA6732" w:tentative="1">
-      <w:start w:val="1"/>
-      <w:numFmt w:val="bullet"/>
-      <w:lvlText w:val="•"/>
-      <w:lvlJc w:val="left"/>
-      <w:pPr>
-        <w:ind w:left="360" w:hanging="260"/>
-      </w:pPr>
-    </w:lvl>
-    <w:lvl w:ilvl="1" w:tplc="6E900716" w:tentative="1">
-      <w:start w:val="1"/>
-      <w:numFmt w:val="bullet"/>
-      <w:lvlText w:val="–"/>
-      <w:lvlJc w:val="left"/>
-      <w:pPr>
-        <w:ind w:left="720" w:hanging="260"/>
-      </w:pPr>
-    </w:lvl>
-    <w:lvl w:ilvl="2" w:tplc="2D5C77DA">
-      <w:numFmt w:val="decimal"/>
-      <w:lvlText w:val=""/>
-      <w:lvlJc w:val="left"/>
-    </w:lvl>
-    <w:lvl w:ilvl="3" w:tplc="464A0BB0">
-      <w:numFmt w:val="decimal"/>
-      <w:lvlText w:val=""/>
-      <w:lvlJc w:val="left"/>
-    </w:lvl>
-    <w:lvl w:ilvl="4" w:tplc="ADC84CC6">
-      <w:numFmt w:val="decimal"/>
-      <w:lvlText w:val=""/>
-      <w:lvlJc w:val="left"/>
-    </w:lvl>
-    <w:lvl w:ilvl="5" w:tplc="9796C2DA">
-      <w:numFmt w:val="decimal"/>
-      <w:lvlText w:val=""/>
-      <w:lvlJc w:val="left"/>
-    </w:lvl>
-    <w:lvl w:ilvl="6" w:tplc="9F807372">
-      <w:numFmt w:val="decimal"/>
-      <w:lvlText w:val=""/>
-      <w:lvlJc w:val="left"/>
-    </w:lvl>
-    <w:lvl w:ilvl="7" w:tplc="5CBE4994">
-      <w:numFmt w:val="decimal"/>
-      <w:lvlText w:val=""/>
-      <w:lvlJc w:val="left"/>
-    </w:lvl>
-    <w:lvl w:ilvl="8" w:tplc="19B0B45A">
-      <w:numFmt w:val="decimal"/>
-      <w:lvlText w:val=""/>
-      <w:lvlJc w:val="left"/>
-    </w:lvl>
-  </w:abstractNum>
-  <w:abstractNum w:abstractNumId="7" w15:restartNumberingAfterBreak="0">
-    <w:nsid w:val="52CE6539"/>
-    <w:multiLevelType w:val="hybridMultilevel"/>
-    <w:tmpl w:val="179411F0"/>
-    <w:lvl w:ilvl="0" w:tplc="94562DCE">
+    <w:tmpl w:val="BD8AE54A"/>
+    <w:lvl w:ilvl="0" w:tplc="0874AACA">
       <w:start w:val="1"/>
       <w:numFmt w:val="decimal"/>
       <w:lvlText w:val="%1."/>
@@ -7536,7 +7536,7 @@
         <w:ind w:left="360" w:hanging="300"/>
       </w:pPr>
     </w:lvl>
-    <w:lvl w:ilvl="1" w:tplc="96CC7972" w:tentative="1">
+    <w:lvl w:ilvl="1" w:tplc="AFC4637E" w:tentative="1">
       <w:start w:val="1"/>
       <w:numFmt w:val="lowerLetter"/>
       <w:lvlText w:val="%2."/>
@@ -7545,47 +7545,47 @@
         <w:ind w:left="720" w:hanging="300"/>
       </w:pPr>
     </w:lvl>
-    <w:lvl w:ilvl="2" w:tplc="972E5C4C">
+    <w:lvl w:ilvl="2" w:tplc="38D48ED6">
       <w:numFmt w:val="decimal"/>
       <w:lvlText w:val=""/>
       <w:lvlJc w:val="left"/>
     </w:lvl>
-    <w:lvl w:ilvl="3" w:tplc="63063284">
+    <w:lvl w:ilvl="3" w:tplc="54B86DF8">
       <w:numFmt w:val="decimal"/>
       <w:lvlText w:val=""/>
       <w:lvlJc w:val="left"/>
     </w:lvl>
-    <w:lvl w:ilvl="4" w:tplc="615ED95A">
+    <w:lvl w:ilvl="4" w:tplc="32C03BC8">
       <w:numFmt w:val="decimal"/>
       <w:lvlText w:val=""/>
       <w:lvlJc w:val="left"/>
     </w:lvl>
-    <w:lvl w:ilvl="5" w:tplc="10AC11EC">
+    <w:lvl w:ilvl="5" w:tplc="F1249124">
       <w:numFmt w:val="decimal"/>
       <w:lvlText w:val=""/>
       <w:lvlJc w:val="left"/>
     </w:lvl>
-    <w:lvl w:ilvl="6" w:tplc="D34CB2F0">
+    <w:lvl w:ilvl="6" w:tplc="87C03B7A">
       <w:numFmt w:val="decimal"/>
       <w:lvlText w:val=""/>
       <w:lvlJc w:val="left"/>
     </w:lvl>
-    <w:lvl w:ilvl="7" w:tplc="5532F562">
+    <w:lvl w:ilvl="7" w:tplc="275AFAF6">
       <w:numFmt w:val="decimal"/>
       <w:lvlText w:val=""/>
       <w:lvlJc w:val="left"/>
     </w:lvl>
-    <w:lvl w:ilvl="8" w:tplc="419EB228">
+    <w:lvl w:ilvl="8" w:tplc="41A48EDE">
       <w:numFmt w:val="decimal"/>
       <w:lvlText w:val=""/>
       <w:lvlJc w:val="left"/>
     </w:lvl>
   </w:abstractNum>
   <w:abstractNum w:abstractNumId="8" w15:restartNumberingAfterBreak="0">
-    <w:nsid w:val="5FAB659D"/>
+    <w:nsid w:val="51BE1AD4"/>
     <w:multiLevelType w:val="hybridMultilevel"/>
-    <w:tmpl w:val="0404607A"/>
-    <w:lvl w:ilvl="0" w:tplc="B90ECC3E">
+    <w:tmpl w:val="F648D374"/>
+    <w:lvl w:ilvl="0" w:tplc="8CC61B1C">
       <w:start w:val="1"/>
       <w:numFmt w:val="decimal"/>
       <w:lvlText w:val="%1."/>
@@ -7594,7 +7594,7 @@
         <w:ind w:left="360" w:hanging="300"/>
       </w:pPr>
     </w:lvl>
-    <w:lvl w:ilvl="1" w:tplc="0AB89D4C" w:tentative="1">
+    <w:lvl w:ilvl="1" w:tplc="49CC8B92" w:tentative="1">
       <w:start w:val="1"/>
       <w:numFmt w:val="lowerLetter"/>
       <w:lvlText w:val="%2."/>
@@ -7603,47 +7603,47 @@
         <w:ind w:left="720" w:hanging="300"/>
       </w:pPr>
     </w:lvl>
-    <w:lvl w:ilvl="2" w:tplc="02EC76C6">
+    <w:lvl w:ilvl="2" w:tplc="EC72863A">
       <w:numFmt w:val="decimal"/>
       <w:lvlText w:val=""/>
       <w:lvlJc w:val="left"/>
     </w:lvl>
-    <w:lvl w:ilvl="3" w:tplc="247E798A">
+    <w:lvl w:ilvl="3" w:tplc="CA441F30">
       <w:numFmt w:val="decimal"/>
       <w:lvlText w:val=""/>
       <w:lvlJc w:val="left"/>
     </w:lvl>
-    <w:lvl w:ilvl="4" w:tplc="3FC8466C">
+    <w:lvl w:ilvl="4" w:tplc="C1F8C0BE">
       <w:numFmt w:val="decimal"/>
       <w:lvlText w:val=""/>
       <w:lvlJc w:val="left"/>
     </w:lvl>
-    <w:lvl w:ilvl="5" w:tplc="2AAED53A">
+    <w:lvl w:ilvl="5" w:tplc="C23AE0BC">
       <w:numFmt w:val="decimal"/>
       <w:lvlText w:val=""/>
       <w:lvlJc w:val="left"/>
     </w:lvl>
-    <w:lvl w:ilvl="6" w:tplc="A408426A">
+    <w:lvl w:ilvl="6" w:tplc="28827D8C">
       <w:numFmt w:val="decimal"/>
       <w:lvlText w:val=""/>
       <w:lvlJc w:val="left"/>
     </w:lvl>
-    <w:lvl w:ilvl="7" w:tplc="331AE6C8">
+    <w:lvl w:ilvl="7" w:tplc="EC040848">
       <w:numFmt w:val="decimal"/>
       <w:lvlText w:val=""/>
       <w:lvlJc w:val="left"/>
     </w:lvl>
-    <w:lvl w:ilvl="8" w:tplc="0C6A9944">
+    <w:lvl w:ilvl="8" w:tplc="12B4C476">
       <w:numFmt w:val="decimal"/>
       <w:lvlText w:val=""/>
       <w:lvlJc w:val="left"/>
     </w:lvl>
   </w:abstractNum>
   <w:abstractNum w:abstractNumId="9" w15:restartNumberingAfterBreak="0">
-    <w:nsid w:val="6E5A437C"/>
+    <w:nsid w:val="6EF90C5B"/>
     <w:multiLevelType w:val="hybridMultilevel"/>
-    <w:tmpl w:val="7CBCCD14"/>
-    <w:lvl w:ilvl="0" w:tplc="F180829E">
+    <w:tmpl w:val="7C2C3464"/>
+    <w:lvl w:ilvl="0" w:tplc="49688F1C">
       <w:start w:val="1"/>
       <w:numFmt w:val="decimal"/>
       <w:lvlText w:val="%1."/>
@@ -7652,7 +7652,7 @@
         <w:ind w:left="360" w:hanging="300"/>
       </w:pPr>
     </w:lvl>
-    <w:lvl w:ilvl="1" w:tplc="73A4C09E" w:tentative="1">
+    <w:lvl w:ilvl="1" w:tplc="C2560F5E" w:tentative="1">
       <w:start w:val="1"/>
       <w:numFmt w:val="lowerLetter"/>
       <w:lvlText w:val="%2."/>
@@ -7661,47 +7661,47 @@
         <w:ind w:left="720" w:hanging="300"/>
       </w:pPr>
     </w:lvl>
-    <w:lvl w:ilvl="2" w:tplc="26B0907C">
+    <w:lvl w:ilvl="2" w:tplc="E50A43B8">
       <w:numFmt w:val="decimal"/>
       <w:lvlText w:val=""/>
       <w:lvlJc w:val="left"/>
     </w:lvl>
-    <w:lvl w:ilvl="3" w:tplc="8A5A3870">
+    <w:lvl w:ilvl="3" w:tplc="50683060">
       <w:numFmt w:val="decimal"/>
       <w:lvlText w:val=""/>
       <w:lvlJc w:val="left"/>
     </w:lvl>
-    <w:lvl w:ilvl="4" w:tplc="A7A4ED7A">
+    <w:lvl w:ilvl="4" w:tplc="4B3221FA">
       <w:numFmt w:val="decimal"/>
       <w:lvlText w:val=""/>
       <w:lvlJc w:val="left"/>
     </w:lvl>
-    <w:lvl w:ilvl="5" w:tplc="23086D4E">
+    <w:lvl w:ilvl="5" w:tplc="BF12AE4C">
       <w:numFmt w:val="decimal"/>
       <w:lvlText w:val=""/>
       <w:lvlJc w:val="left"/>
     </w:lvl>
-    <w:lvl w:ilvl="6" w:tplc="E6120138">
+    <w:lvl w:ilvl="6" w:tplc="25F458A6">
       <w:numFmt w:val="decimal"/>
       <w:lvlText w:val=""/>
       <w:lvlJc w:val="left"/>
     </w:lvl>
-    <w:lvl w:ilvl="7" w:tplc="0852A39E">
+    <w:lvl w:ilvl="7" w:tplc="2A0C68CE">
       <w:numFmt w:val="decimal"/>
       <w:lvlText w:val=""/>
       <w:lvlJc w:val="left"/>
     </w:lvl>
-    <w:lvl w:ilvl="8" w:tplc="5D309424">
+    <w:lvl w:ilvl="8" w:tplc="147881D8">
       <w:numFmt w:val="decimal"/>
       <w:lvlText w:val=""/>
       <w:lvlJc w:val="left"/>
     </w:lvl>
   </w:abstractNum>
   <w:abstractNum w:abstractNumId="10" w15:restartNumberingAfterBreak="0">
-    <w:nsid w:val="7C1806FD"/>
+    <w:nsid w:val="6F526E6F"/>
     <w:multiLevelType w:val="hybridMultilevel"/>
-    <w:tmpl w:val="B6BC02B4"/>
-    <w:lvl w:ilvl="0" w:tplc="21F40452">
+    <w:tmpl w:val="AACAA2E6"/>
+    <w:lvl w:ilvl="0" w:tplc="CBD0A1E0">
       <w:start w:val="1"/>
       <w:numFmt w:val="decimal"/>
       <w:lvlText w:val="%1."/>
@@ -7710,7 +7710,7 @@
         <w:ind w:left="360" w:hanging="300"/>
       </w:pPr>
     </w:lvl>
-    <w:lvl w:ilvl="1" w:tplc="3850E4A2" w:tentative="1">
+    <w:lvl w:ilvl="1" w:tplc="B764107C" w:tentative="1">
       <w:start w:val="1"/>
       <w:numFmt w:val="lowerLetter"/>
       <w:lvlText w:val="%2."/>
@@ -7719,98 +7719,98 @@
         <w:ind w:left="720" w:hanging="300"/>
       </w:pPr>
     </w:lvl>
-    <w:lvl w:ilvl="2" w:tplc="95AA1D48">
+    <w:lvl w:ilvl="2" w:tplc="DBEC96C2">
       <w:numFmt w:val="decimal"/>
       <w:lvlText w:val=""/>
       <w:lvlJc w:val="left"/>
     </w:lvl>
-    <w:lvl w:ilvl="3" w:tplc="98CA194E">
+    <w:lvl w:ilvl="3" w:tplc="F8AA2174">
       <w:numFmt w:val="decimal"/>
       <w:lvlText w:val=""/>
       <w:lvlJc w:val="left"/>
     </w:lvl>
-    <w:lvl w:ilvl="4" w:tplc="1B8E7288">
+    <w:lvl w:ilvl="4" w:tplc="CE1CC420">
       <w:numFmt w:val="decimal"/>
       <w:lvlText w:val=""/>
       <w:lvlJc w:val="left"/>
     </w:lvl>
-    <w:lvl w:ilvl="5" w:tplc="66C04C22">
+    <w:lvl w:ilvl="5" w:tplc="88B87576">
       <w:numFmt w:val="decimal"/>
       <w:lvlText w:val=""/>
       <w:lvlJc w:val="left"/>
     </w:lvl>
-    <w:lvl w:ilvl="6" w:tplc="29A0563E">
+    <w:lvl w:ilvl="6" w:tplc="91F2753C">
       <w:numFmt w:val="decimal"/>
       <w:lvlText w:val=""/>
       <w:lvlJc w:val="left"/>
     </w:lvl>
-    <w:lvl w:ilvl="7" w:tplc="DB8E57CA">
+    <w:lvl w:ilvl="7" w:tplc="EC8EC55A">
       <w:numFmt w:val="decimal"/>
       <w:lvlText w:val=""/>
       <w:lvlJc w:val="left"/>
     </w:lvl>
-    <w:lvl w:ilvl="8" w:tplc="5E6CB1D6">
+    <w:lvl w:ilvl="8" w:tplc="C88AD000">
       <w:numFmt w:val="decimal"/>
       <w:lvlText w:val=""/>
       <w:lvlJc w:val="left"/>
     </w:lvl>
   </w:abstractNum>
-  <w:num w:numId="1" w16cid:durableId="2077899012">
-    <w:abstractNumId w:val="2"/>
+  <w:num w:numId="1" w16cid:durableId="1398475247">
+    <w:abstractNumId w:val="1"/>
     <w:lvlOverride w:ilvl="0">
       <w:startOverride w:val="1"/>
     </w:lvlOverride>
   </w:num>
-  <w:num w:numId="2" w16cid:durableId="1223833897">
+  <w:num w:numId="2" w16cid:durableId="2015565839">
+    <w:abstractNumId w:val="7"/>
+    <w:lvlOverride w:ilvl="0">
+      <w:startOverride w:val="1"/>
+    </w:lvlOverride>
+  </w:num>
+  <w:num w:numId="3" w16cid:durableId="700977837">
+    <w:abstractNumId w:val="8"/>
+    <w:lvlOverride w:ilvl="0">
+      <w:startOverride w:val="1"/>
+    </w:lvlOverride>
+  </w:num>
+  <w:num w:numId="4" w16cid:durableId="144274258">
     <w:abstractNumId w:val="9"/>
     <w:lvlOverride w:ilvl="0">
       <w:startOverride w:val="1"/>
     </w:lvlOverride>
   </w:num>
-  <w:num w:numId="3" w16cid:durableId="1075250468">
+  <w:num w:numId="5" w16cid:durableId="2074423927">
     <w:abstractNumId w:val="3"/>
     <w:lvlOverride w:ilvl="0">
       <w:startOverride w:val="1"/>
     </w:lvlOverride>
   </w:num>
-  <w:num w:numId="4" w16cid:durableId="648510752">
+  <w:num w:numId="6" w16cid:durableId="2101556256">
     <w:abstractNumId w:val="4"/>
     <w:lvlOverride w:ilvl="0">
       <w:startOverride w:val="1"/>
     </w:lvlOverride>
   </w:num>
-  <w:num w:numId="5" w16cid:durableId="2003003924">
-    <w:abstractNumId w:val="1"/>
-    <w:lvlOverride w:ilvl="0">
-      <w:startOverride w:val="1"/>
-    </w:lvlOverride>
-  </w:num>
-  <w:num w:numId="6" w16cid:durableId="621810576">
-    <w:abstractNumId w:val="10"/>
-    <w:lvlOverride w:ilvl="0">
-      <w:startOverride w:val="1"/>
-    </w:lvlOverride>
-  </w:num>
-  <w:num w:numId="7" w16cid:durableId="1142893065">
+  <w:num w:numId="7" w16cid:durableId="446585486">
     <w:abstractNumId w:val="5"/>
     <w:lvlOverride w:ilvl="0">
       <w:startOverride w:val="1"/>
     </w:lvlOverride>
   </w:num>
-  <w:num w:numId="8" w16cid:durableId="481048215">
+  <w:num w:numId="8" w16cid:durableId="1130441762">
     <w:abstractNumId w:val="0"/>
     <w:lvlOverride w:ilvl="0">
       <w:startOverride w:val="1"/>
     </w:lvlOverride>
   </w:num>
-  <w:num w:numId="9" w16cid:durableId="2065791131">
-    <w:abstractNumId w:val="8"/>
+  <w:num w:numId="9" w16cid:durableId="153497118">
+    <w:abstractNumId w:val="6"/>
     <w:lvlOverride w:ilvl="0">
       <w:startOverride w:val="1"/>
     </w:lvlOverride>
   </w:num>
-  <w:num w:numId="10" w16cid:durableId="1294364108">
-    <w:abstractNumId w:val="7"/>
+  <w:num w:numId="10" w16cid:durableId="648948536">
+    <w:abstractNumId w:val="10"/>
     <w:lvlOverride w:ilvl="0">
       <w:startOverride w:val="1"/>
     </w:lvlOverride>
@@ -8491,7 +8491,7 @@
     <w:autoRedefine/>
     <w:uiPriority w:val="39"/>
     <w:unhideWhenUsed/>
-    <w:rsid w:val="00512C23"/>
+    <w:rsid w:val="00914D3E"/>
     <w:pPr>
       <w:spacing w:after="100"/>
     </w:pPr>

--- a/discoverer-neo/docs/user-guide/manual/Discoverer-Neo-ADMIN-Guide-Quick-en.docx
+++ b/discoverer-neo/docs/user-guide/manual/Discoverer-Neo-ADMIN-Guide-Quick-en.docx
@@ -54,7 +54,7 @@
           <w:sz w:val="22"/>
           <w:szCs w:val="22"/>
         </w:rPr>
-        <w:t>Version 2.1.1</w:t>
+        <w:t>Version 2.2.0</w:t>
       </w:r>
     </w:p>
     <w:p>
@@ -74,7 +74,7 @@
     <w:sdt>
       <w:sdtPr>
         <w:alias w:val="Contents"/>
-        <w:id w:val="-1581450329"/>
+        <w:id w:val="-1142187266"/>
       </w:sdtPr>
       <w:sdtEndPr/>
       <w:sdtContent>
@@ -102,7 +102,7 @@
           <w:r>
             <w:fldChar w:fldCharType="separate"/>
           </w:r>
-          <w:hyperlink w:anchor="_Toc241748046" w:history="1">
+          <w:hyperlink w:anchor="_Toc241848278" w:history="1">
             <w:r>
               <w:rPr>
                 <w:rStyle w:val="Hiperligao"/>
@@ -126,7 +126,7 @@
               <w:rPr>
                 <w:noProof/>
               </w:rPr>
-              <w:instrText xml:space="preserve"> PAGEREF _Toc241748046 \h </w:instrText>
+              <w:instrText xml:space="preserve"> PAGEREF _Toc241848278 \h </w:instrText>
             </w:r>
             <w:r>
               <w:rPr>
@@ -168,7 +168,7 @@
               <w14:ligatures w14:val="standardContextual"/>
             </w:rPr>
           </w:pPr>
-          <w:hyperlink w:anchor="_Toc241748047" w:history="1">
+          <w:hyperlink w:anchor="_Toc241848279" w:history="1">
             <w:r>
               <w:rPr>
                 <w:rStyle w:val="Hiperligao"/>
@@ -192,7 +192,7 @@
               <w:rPr>
                 <w:noProof/>
               </w:rPr>
-              <w:instrText xml:space="preserve"> PAGEREF _Toc241748047 \h </w:instrText>
+              <w:instrText xml:space="preserve"> PAGEREF _Toc241848279 \h </w:instrText>
             </w:r>
             <w:r>
               <w:rPr>
@@ -234,7 +234,7 @@
               <w14:ligatures w14:val="standardContextual"/>
             </w:rPr>
           </w:pPr>
-          <w:hyperlink w:anchor="_Toc241748048" w:history="1">
+          <w:hyperlink w:anchor="_Toc241848280" w:history="1">
             <w:r>
               <w:rPr>
                 <w:rStyle w:val="Hiperligao"/>
@@ -258,7 +258,7 @@
               <w:rPr>
                 <w:noProof/>
               </w:rPr>
-              <w:instrText xml:space="preserve"> PAGEREF _Toc241748048 \h </w:instrText>
+              <w:instrText xml:space="preserve"> PAGEREF _Toc241848280 \h </w:instrText>
             </w:r>
             <w:r>
               <w:rPr>
@@ -300,7 +300,7 @@
               <w14:ligatures w14:val="standardContextual"/>
             </w:rPr>
           </w:pPr>
-          <w:hyperlink w:anchor="_Toc241748049" w:history="1">
+          <w:hyperlink w:anchor="_Toc241848281" w:history="1">
             <w:r>
               <w:rPr>
                 <w:rStyle w:val="Hiperligao"/>
@@ -324,7 +324,7 @@
               <w:rPr>
                 <w:noProof/>
               </w:rPr>
-              <w:instrText xml:space="preserve"> PAGEREF _Toc241748049 \h </w:instrText>
+              <w:instrText xml:space="preserve"> PAGEREF _Toc241848281 \h </w:instrText>
             </w:r>
             <w:r>
               <w:rPr>
@@ -366,7 +366,7 @@
               <w14:ligatures w14:val="standardContextual"/>
             </w:rPr>
           </w:pPr>
-          <w:hyperlink w:anchor="_Toc241748050" w:history="1">
+          <w:hyperlink w:anchor="_Toc241848282" w:history="1">
             <w:r>
               <w:rPr>
                 <w:rStyle w:val="Hiperligao"/>
@@ -390,7 +390,7 @@
               <w:rPr>
                 <w:noProof/>
               </w:rPr>
-              <w:instrText xml:space="preserve"> PAGEREF _Toc241748050 \h </w:instrText>
+              <w:instrText xml:space="preserve"> PAGEREF _Toc241848282 \h </w:instrText>
             </w:r>
             <w:r>
               <w:rPr>
@@ -432,7 +432,7 @@
               <w14:ligatures w14:val="standardContextual"/>
             </w:rPr>
           </w:pPr>
-          <w:hyperlink w:anchor="_Toc241748051" w:history="1">
+          <w:hyperlink w:anchor="_Toc241848283" w:history="1">
             <w:r>
               <w:rPr>
                 <w:rStyle w:val="Hiperligao"/>
@@ -456,7 +456,7 @@
               <w:rPr>
                 <w:noProof/>
               </w:rPr>
-              <w:instrText xml:space="preserve"> PAGEREF _Toc241748051 \h </w:instrText>
+              <w:instrText xml:space="preserve"> PAGEREF _Toc241848283 \h </w:instrText>
             </w:r>
             <w:r>
               <w:rPr>
@@ -498,7 +498,7 @@
               <w14:ligatures w14:val="standardContextual"/>
             </w:rPr>
           </w:pPr>
-          <w:hyperlink w:anchor="_Toc241748052" w:history="1">
+          <w:hyperlink w:anchor="_Toc241848284" w:history="1">
             <w:r>
               <w:rPr>
                 <w:rStyle w:val="Hiperligao"/>
@@ -522,7 +522,7 @@
               <w:rPr>
                 <w:noProof/>
               </w:rPr>
-              <w:instrText xml:space="preserve"> PAGEREF _Toc241748052 \h </w:instrText>
+              <w:instrText xml:space="preserve"> PAGEREF _Toc241848284 \h </w:instrText>
             </w:r>
             <w:r>
               <w:rPr>
@@ -564,7 +564,7 @@
               <w14:ligatures w14:val="standardContextual"/>
             </w:rPr>
           </w:pPr>
-          <w:hyperlink w:anchor="_Toc241748053" w:history="1">
+          <w:hyperlink w:anchor="_Toc241848285" w:history="1">
             <w:r>
               <w:rPr>
                 <w:rStyle w:val="Hiperligao"/>
@@ -588,7 +588,7 @@
               <w:rPr>
                 <w:noProof/>
               </w:rPr>
-              <w:instrText xml:space="preserve"> PAGEREF _Toc241748053 \h </w:instrText>
+              <w:instrText xml:space="preserve"> PAGEREF _Toc241848285 \h </w:instrText>
             </w:r>
             <w:r>
               <w:rPr>
@@ -630,7 +630,7 @@
               <w14:ligatures w14:val="standardContextual"/>
             </w:rPr>
           </w:pPr>
-          <w:hyperlink w:anchor="_Toc241748054" w:history="1">
+          <w:hyperlink w:anchor="_Toc241848286" w:history="1">
             <w:r>
               <w:rPr>
                 <w:rStyle w:val="Hiperligao"/>
@@ -654,7 +654,7 @@
               <w:rPr>
                 <w:noProof/>
               </w:rPr>
-              <w:instrText xml:space="preserve"> PAGEREF _Toc241748054 \h </w:instrText>
+              <w:instrText xml:space="preserve"> PAGEREF _Toc241848286 \h </w:instrText>
             </w:r>
             <w:r>
               <w:rPr>
@@ -696,7 +696,7 @@
               <w14:ligatures w14:val="standardContextual"/>
             </w:rPr>
           </w:pPr>
-          <w:hyperlink w:anchor="_Toc241748055" w:history="1">
+          <w:hyperlink w:anchor="_Toc241848287" w:history="1">
             <w:r>
               <w:rPr>
                 <w:rStyle w:val="Hiperligao"/>
@@ -720,7 +720,7 @@
               <w:rPr>
                 <w:noProof/>
               </w:rPr>
-              <w:instrText xml:space="preserve"> PAGEREF _Toc241748055 \h </w:instrText>
+              <w:instrText xml:space="preserve"> PAGEREF _Toc241848287 \h </w:instrText>
             </w:r>
             <w:r>
               <w:rPr>
@@ -768,7 +768,7 @@
       <w:pPr>
         <w:pStyle w:val="Ttulo1"/>
       </w:pPr>
-      <w:bookmarkStart w:id="0" w:name="_Toc241748046"/>
+      <w:bookmarkStart w:id="0" w:name="_Toc241848278"/>
       <w:r>
         <w:lastRenderedPageBreak/>
         <w:t>Your role in one page</w:t>
@@ -825,7 +825,7 @@
           <w:left w:w="10" w:type="dxa"/>
           <w:right w:w="10" w:type="dxa"/>
         </w:tblCellMar>
-        <w:tblLook w:val="04A0" w:firstRow="1" w:lastRow="0" w:firstColumn="1" w:lastColumn="0" w:noHBand="0" w:noVBand="1"/>
+        <w:tblLook w:val="0000" w:firstRow="0" w:lastRow="0" w:firstColumn="0" w:lastColumn="0" w:noHBand="0" w:noVBand="0"/>
       </w:tblPr>
       <w:tblGrid>
         <w:gridCol w:w="4513"/>
@@ -1415,10 +1415,10 @@
           <w:noProof/>
         </w:rPr>
         <w:drawing>
-          <wp:inline distT="0" distB="0" distL="0" distR="0" wp14:anchorId="61CF9D3F" wp14:editId="74D05585">
+          <wp:inline distT="0" distB="0" distL="0" distR="0" wp14:anchorId="32D151DD" wp14:editId="233E6CD8">
             <wp:extent cx="5715000" cy="3571875"/>
             <wp:effectExtent l="0" t="0" r="0" b="0"/>
-            <wp:docPr id="157" name="01-login.png" descr="The sign-in page with Email, Password, Remember me and the Sign in button." title="The sign-in page with Email, Password, Remember me and the Sign in button."/>
+            <wp:docPr id="161" name="01-login.png" descr="The sign-in page with Email, Password, Remember me and the Sign in button." title="The sign-in page with Email, Password, Remember me and the Sign in button."/>
             <wp:cNvGraphicFramePr>
               <a:graphicFrameLocks xmlns:a="http://schemas.openxmlformats.org/drawingml/2006/main" noChangeAspect="1"/>
             </wp:cNvGraphicFramePr>
@@ -1468,7 +1468,7 @@
         <w:pStyle w:val="Ttulo1"/>
         <w:pageBreakBefore/>
       </w:pPr>
-      <w:bookmarkStart w:id="1" w:name="_Toc241748047"/>
+      <w:bookmarkStart w:id="1" w:name="_Toc241848279"/>
       <w:r>
         <w:lastRenderedPageBreak/>
         <w:t>Dashboard and Maps</w:t>
@@ -1511,10 +1511,10 @@
           <w:noProof/>
         </w:rPr>
         <w:drawing>
-          <wp:inline distT="0" distB="0" distL="0" distR="0" wp14:anchorId="776DD523" wp14:editId="4B968970">
+          <wp:inline distT="0" distB="0" distL="0" distR="0" wp14:anchorId="2CE260FA" wp14:editId="03AF2DBE">
             <wp:extent cx="5715000" cy="3429000"/>
             <wp:effectExtent l="0" t="0" r="0" b="0"/>
-            <wp:docPr id="158" name="02-maps-all.png" descr="The Maps list, All tab, with every row icon and the Workbooks section above." title="The Maps list, All tab, with every row icon and the Workbooks section above."/>
+            <wp:docPr id="162" name="02-maps-all.png" descr="The Maps list, All tab, with every row icon and the Workbooks section above." title="The Maps list, All tab, with every row icon and the Workbooks section above."/>
             <wp:cNvGraphicFramePr>
               <a:graphicFrameLocks xmlns:a="http://schemas.openxmlformats.org/drawingml/2006/main" noChangeAspect="1"/>
             </wp:cNvGraphicFramePr>
@@ -1694,7 +1694,7 @@
           <w:left w:w="10" w:type="dxa"/>
           <w:right w:w="10" w:type="dxa"/>
         </w:tblCellMar>
-        <w:tblLook w:val="04A0" w:firstRow="1" w:lastRow="0" w:firstColumn="1" w:lastColumn="0" w:noHBand="0" w:noVBand="1"/>
+        <w:tblLook w:val="0000" w:firstRow="0" w:lastRow="0" w:firstColumn="0" w:lastColumn="0" w:noHBand="0" w:noVBand="0"/>
       </w:tblPr>
       <w:tblGrid>
         <w:gridCol w:w="4513"/>
@@ -2040,7 +2040,7 @@
         <w:pStyle w:val="Ttulo1"/>
         <w:pageBreakBefore/>
       </w:pPr>
-      <w:bookmarkStart w:id="2" w:name="_Toc241748048"/>
+      <w:bookmarkStart w:id="2" w:name="_Toc241848280"/>
       <w:r>
         <w:lastRenderedPageBreak/>
         <w:t>Map builder and viewer</w:t>
@@ -2063,10 +2063,10 @@
           <w:noProof/>
         </w:rPr>
         <w:drawing>
-          <wp:inline distT="0" distB="0" distL="0" distR="0" wp14:anchorId="692372EA" wp14:editId="0FFC640F">
+          <wp:inline distT="0" distB="0" distL="0" distR="0" wp14:anchorId="727A7A1B" wp14:editId="5FAB64D4">
             <wp:extent cx="5715000" cy="3571875"/>
             <wp:effectExtent l="0" t="0" r="0" b="0"/>
-            <wp:docPr id="159" name="03-viewer-results.png" descr="Run results with the SQL and Plan buttons beside the Excel, CSV and PDF buttons." title="Run results with the SQL and Plan buttons beside the Excel, CSV and PDF buttons."/>
+            <wp:docPr id="163" name="03-viewer-results.png" descr="Run results with the SQL and Plan buttons beside the Excel, CSV and PDF buttons." title="Run results with the SQL and Plan buttons beside the Excel, CSV and PDF buttons."/>
             <wp:cNvGraphicFramePr>
               <a:graphicFrameLocks xmlns:a="http://schemas.openxmlformats.org/drawingml/2006/main" noChangeAspect="1"/>
             </wp:cNvGraphicFramePr>
@@ -2339,7 +2339,7 @@
           <w:left w:w="10" w:type="dxa"/>
           <w:right w:w="10" w:type="dxa"/>
         </w:tblCellMar>
-        <w:tblLook w:val="04A0" w:firstRow="1" w:lastRow="0" w:firstColumn="1" w:lastColumn="0" w:noHBand="0" w:noVBand="1"/>
+        <w:tblLook w:val="0000" w:firstRow="0" w:lastRow="0" w:firstColumn="0" w:lastColumn="0" w:noHBand="0" w:noVBand="0"/>
       </w:tblPr>
       <w:tblGrid>
         <w:gridCol w:w="4513"/>
@@ -2695,7 +2695,7 @@
         <w:pStyle w:val="Ttulo1"/>
         <w:pageBreakBefore/>
       </w:pPr>
-      <w:bookmarkStart w:id="3" w:name="_Toc241748049"/>
+      <w:bookmarkStart w:id="3" w:name="_Toc241848281"/>
       <w:r>
         <w:lastRenderedPageBreak/>
         <w:t>Runs, Exports and Schedules</w:t>
@@ -2748,10 +2748,10 @@
           <w:noProof/>
         </w:rPr>
         <w:drawing>
-          <wp:inline distT="0" distB="0" distL="0" distR="0" wp14:anchorId="60976040" wp14:editId="2A54580F">
+          <wp:inline distT="0" distB="0" distL="0" distR="0" wp14:anchorId="4D47FF24" wp14:editId="5E13F805">
             <wp:extent cx="5715000" cy="3571875"/>
             <wp:effectExtent l="0" t="0" r="0" b="0"/>
-            <wp:docPr id="160" name="04-runs-every-user.png" descr="The Runs page with every user's runs shown." title="The Runs page with every user's runs shown."/>
+            <wp:docPr id="164" name="04-runs-every-user.png" descr="The Runs page with every user's runs shown." title="The Runs page with every user's runs shown."/>
             <wp:cNvGraphicFramePr>
               <a:graphicFrameLocks xmlns:a="http://schemas.openxmlformats.org/drawingml/2006/main" noChangeAspect="1"/>
             </wp:cNvGraphicFramePr>
@@ -3021,7 +3021,7 @@
           <w:left w:w="10" w:type="dxa"/>
           <w:right w:w="10" w:type="dxa"/>
         </w:tblCellMar>
-        <w:tblLook w:val="04A0" w:firstRow="1" w:lastRow="0" w:firstColumn="1" w:lastColumn="0" w:noHBand="0" w:noVBand="1"/>
+        <w:tblLook w:val="0000" w:firstRow="0" w:lastRow="0" w:firstColumn="0" w:lastColumn="0" w:noHBand="0" w:noVBand="0"/>
       </w:tblPr>
       <w:tblGrid>
         <w:gridCol w:w="4513"/>
@@ -3165,7 +3165,7 @@
                 <w:b/>
                 <w:bCs/>
               </w:rPr>
-              <w:t>Daily (midnight)</w:t>
+              <w:t>Daily</w:t>
             </w:r>
             <w:r>
               <w:t xml:space="preserve">, </w:t>
@@ -3175,7 +3175,7 @@
                 <w:b/>
                 <w:bCs/>
               </w:rPr>
-              <w:t>Weekly (Sunday, midnight)</w:t>
+              <w:t>Weekly</w:t>
             </w:r>
             <w:r>
               <w:t xml:space="preserve">, </w:t>
@@ -3185,7 +3185,7 @@
                 <w:b/>
                 <w:bCs/>
               </w:rPr>
-              <w:t>Monthly (1st, midnight)</w:t>
+              <w:t>Fortnightly</w:t>
             </w:r>
             <w:r>
               <w:t xml:space="preserve">, </w:t>
@@ -3195,10 +3195,40 @@
                 <w:b/>
                 <w:bCs/>
               </w:rPr>
-              <w:t>Custom</w:t>
-            </w:r>
-            <w:r>
-              <w:t xml:space="preserve"> (cron).</w:t>
+              <w:t>Monthly</w:t>
+            </w:r>
+            <w:r>
+              <w:t xml:space="preserve">, every 2, 3, 4 or 6 months, </w:t>
+            </w:r>
+            <w:r>
+              <w:rPr>
+                <w:b/>
+                <w:bCs/>
+              </w:rPr>
+              <w:t>Yearly</w:t>
+            </w:r>
+            <w:r>
+              <w:t xml:space="preserve">, </w:t>
+            </w:r>
+            <w:r>
+              <w:rPr>
+                <w:b/>
+                <w:bCs/>
+              </w:rPr>
+              <w:t>Custom (cron)</w:t>
+            </w:r>
+            <w:r>
+              <w:t xml:space="preserve">. Then a </w:t>
+            </w:r>
+            <w:r>
+              <w:rPr>
+                <w:b/>
+                <w:bCs/>
+              </w:rPr>
+              <w:t>Time</w:t>
+            </w:r>
+            <w:r>
+              <w:t xml:space="preserve"> and a day.</w:t>
             </w:r>
           </w:p>
         </w:tc>
@@ -3239,7 +3269,7 @@
                 <w:b/>
                 <w:bCs/>
               </w:rPr>
-              <w:t>Output Format</w:t>
+              <w:t>Parameter presets</w:t>
             </w:r>
           </w:p>
         </w:tc>
@@ -3269,20 +3299,40 @@
                 <w:b/>
                 <w:bCs/>
               </w:rPr>
-              <w:t>Excel (.xlsx)</w:t>
-            </w:r>
-            <w:r>
-              <w:t xml:space="preserve"> or </w:t>
+              <w:t>Fixed value</w:t>
+            </w:r>
+            <w:r>
+              <w:t xml:space="preserve">, or </w:t>
             </w:r>
             <w:r>
               <w:rPr>
                 <w:b/>
                 <w:bCs/>
               </w:rPr>
-              <w:t>CSV</w:t>
-            </w:r>
-            <w:r>
-              <w:t>.</w:t>
+              <w:t>Relative to the run date</w:t>
+            </w:r>
+            <w:r>
+              <w:t xml:space="preserve"> (for example -1 </w:t>
+            </w:r>
+            <w:r>
+              <w:rPr>
+                <w:b/>
+                <w:bCs/>
+              </w:rPr>
+              <w:t>months</w:t>
+            </w:r>
+            <w:r>
+              <w:t xml:space="preserve">, </w:t>
+            </w:r>
+            <w:r>
+              <w:rPr>
+                <w:b/>
+                <w:bCs/>
+              </w:rPr>
+              <w:t>last day of that month</w:t>
+            </w:r>
+            <w:r>
+              <w:t>).</w:t>
             </w:r>
           </w:p>
         </w:tc>
@@ -3322,6 +3372,89 @@
                 <w:b/>
                 <w:bCs/>
               </w:rPr>
+              <w:t>Output Format</w:t>
+            </w:r>
+          </w:p>
+        </w:tc>
+        <w:tc>
+          <w:tcPr>
+            <w:tcW w:w="4513" w:type="dxa"/>
+            <w:tcBorders>
+              <w:top w:val="single" w:sz="4" w:space="0" w:color="BFC7D1"/>
+              <w:left w:val="single" w:sz="4" w:space="0" w:color="BFC7D1"/>
+              <w:bottom w:val="single" w:sz="4" w:space="0" w:color="BFC7D1"/>
+              <w:right w:val="single" w:sz="4" w:space="0" w:color="BFC7D1"/>
+            </w:tcBorders>
+            <w:tcMar>
+              <w:top w:w="60" w:type="dxa"/>
+              <w:left w:w="100" w:type="dxa"/>
+              <w:bottom w:w="60" w:type="dxa"/>
+              <w:right w:w="100" w:type="dxa"/>
+            </w:tcMar>
+          </w:tcPr>
+          <w:p>
+            <w:pPr>
+              <w:spacing w:after="0"/>
+            </w:pPr>
+            <w:r>
+              <w:rPr>
+                <w:b/>
+                <w:bCs/>
+              </w:rPr>
+              <w:t>Excel (.xlsx)</w:t>
+            </w:r>
+            <w:r>
+              <w:t xml:space="preserve"> or </w:t>
+            </w:r>
+            <w:r>
+              <w:rPr>
+                <w:b/>
+                <w:bCs/>
+              </w:rPr>
+              <w:t>CSV</w:t>
+            </w:r>
+            <w:r>
+              <w:t>.</w:t>
+            </w:r>
+          </w:p>
+        </w:tc>
+      </w:tr>
+      <w:tr>
+        <w:tblPrEx>
+          <w:tblCellMar>
+            <w:top w:w="0" w:type="dxa"/>
+            <w:bottom w:w="0" w:type="dxa"/>
+          </w:tblCellMar>
+        </w:tblPrEx>
+        <w:trPr>
+          <w:cantSplit/>
+        </w:trPr>
+        <w:tc>
+          <w:tcPr>
+            <w:tcW w:w="4513" w:type="dxa"/>
+            <w:tcBorders>
+              <w:top w:val="single" w:sz="4" w:space="0" w:color="BFC7D1"/>
+              <w:left w:val="single" w:sz="4" w:space="0" w:color="BFC7D1"/>
+              <w:bottom w:val="single" w:sz="4" w:space="0" w:color="BFC7D1"/>
+              <w:right w:val="single" w:sz="4" w:space="0" w:color="BFC7D1"/>
+            </w:tcBorders>
+            <w:shd w:val="clear" w:color="auto" w:fill="F3F6F9"/>
+            <w:tcMar>
+              <w:top w:w="60" w:type="dxa"/>
+              <w:left w:w="100" w:type="dxa"/>
+              <w:bottom w:w="60" w:type="dxa"/>
+              <w:right w:w="100" w:type="dxa"/>
+            </w:tcMar>
+          </w:tcPr>
+          <w:p>
+            <w:pPr>
+              <w:spacing w:after="0"/>
+            </w:pPr>
+            <w:r>
+              <w:rPr>
+                <w:b/>
+                <w:bCs/>
+              </w:rPr>
               <w:t>Run now</w:t>
             </w:r>
           </w:p>
@@ -3335,6 +3468,7 @@
               <w:bottom w:val="single" w:sz="4" w:space="0" w:color="BFC7D1"/>
               <w:right w:val="single" w:sz="4" w:space="0" w:color="BFC7D1"/>
             </w:tcBorders>
+            <w:shd w:val="clear" w:color="auto" w:fill="F3F6F9"/>
             <w:tcMar>
               <w:top w:w="60" w:type="dxa"/>
               <w:left w:w="100" w:type="dxa"/>
@@ -3358,7 +3492,7 @@
         <w:pStyle w:val="Ttulo1"/>
         <w:pageBreakBefore/>
       </w:pPr>
-      <w:bookmarkStart w:id="4" w:name="_Toc241748050"/>
+      <w:bookmarkStart w:id="4" w:name="_Toc241848282"/>
       <w:r>
         <w:lastRenderedPageBreak/>
         <w:t>Business Areas and Grants</w:t>
@@ -3391,10 +3525,10 @@
           <w:noProof/>
         </w:rPr>
         <w:drawing>
-          <wp:inline distT="0" distB="0" distL="0" distR="0" wp14:anchorId="00C30501" wp14:editId="54A3AAC3">
+          <wp:inline distT="0" distB="0" distL="0" distR="0" wp14:anchorId="3F1EBFE4" wp14:editId="19B47322">
             <wp:extent cx="5715000" cy="3571875"/>
             <wp:effectExtent l="0" t="0" r="0" b="0"/>
-            <wp:docPr id="161" name="09-business-areas-grants-permission.png" descr="The Manage grants dialog with the Permission list open." title="The Manage grants dialog with the Permission list open."/>
+            <wp:docPr id="165" name="09-business-areas-grants-permission.png" descr="The Manage grants dialog with the Permission list open." title="The Manage grants dialog with the Permission list open."/>
             <wp:cNvGraphicFramePr>
               <a:graphicFrameLocks xmlns:a="http://schemas.openxmlformats.org/drawingml/2006/main" noChangeAspect="1"/>
             </wp:cNvGraphicFramePr>
@@ -3591,7 +3725,7 @@
           <w:left w:w="10" w:type="dxa"/>
           <w:right w:w="10" w:type="dxa"/>
         </w:tblCellMar>
-        <w:tblLook w:val="04A0" w:firstRow="1" w:lastRow="0" w:firstColumn="1" w:lastColumn="0" w:noHBand="0" w:noVBand="1"/>
+        <w:tblLook w:val="0000" w:firstRow="0" w:lastRow="0" w:firstColumn="0" w:lastColumn="0" w:noHBand="0" w:noVBand="0"/>
       </w:tblPr>
       <w:tblGrid>
         <w:gridCol w:w="4513"/>
@@ -3996,7 +4130,7 @@
         <w:pStyle w:val="Ttulo1"/>
         <w:pageBreakBefore/>
       </w:pPr>
-      <w:bookmarkStart w:id="5" w:name="_Toc241748051"/>
+      <w:bookmarkStart w:id="5" w:name="_Toc241848283"/>
       <w:r>
         <w:lastRenderedPageBreak/>
         <w:t>Folders, Items, Joins, Hierarchies</w:t>
@@ -4059,10 +4193,10 @@
           <w:noProof/>
         </w:rPr>
         <w:drawing>
-          <wp:inline distT="0" distB="0" distL="0" distR="0" wp14:anchorId="25DAEBE9" wp14:editId="5A990C41">
+          <wp:inline distT="0" distB="0" distL="0" distR="0" wp14:anchorId="3AB1A902" wp14:editId="4CAD7A68">
             <wp:extent cx="2495550" cy="5905500"/>
             <wp:effectExtent l="0" t="0" r="0" b="0"/>
-            <wp:docPr id="162" name="14-folders-discovered.png" descr="The New Folder dialog after Discover Tables, listing the tables found." title="The New Folder dialog after Discover Tables, listing the tables found."/>
+            <wp:docPr id="166" name="14-folders-discovered.png" descr="The New Folder dialog after Discover Tables, listing the tables found." title="The New Folder dialog after Discover Tables, listing the tables found."/>
             <wp:cNvGraphicFramePr>
               <a:graphicFrameLocks xmlns:a="http://schemas.openxmlformats.org/drawingml/2006/main" noChangeAspect="1"/>
             </wp:cNvGraphicFramePr>
@@ -4345,7 +4479,7 @@
           <w:left w:w="10" w:type="dxa"/>
           <w:right w:w="10" w:type="dxa"/>
         </w:tblCellMar>
-        <w:tblLook w:val="04A0" w:firstRow="1" w:lastRow="0" w:firstColumn="1" w:lastColumn="0" w:noHBand="0" w:noVBand="1"/>
+        <w:tblLook w:val="0000" w:firstRow="0" w:lastRow="0" w:firstColumn="0" w:lastColumn="0" w:noHBand="0" w:noVBand="0"/>
       </w:tblPr>
       <w:tblGrid>
         <w:gridCol w:w="4513"/>
@@ -4629,7 +4763,7 @@
         <w:pStyle w:val="Ttulo1"/>
         <w:pageBreakBefore/>
       </w:pPr>
-      <w:bookmarkStart w:id="6" w:name="_Toc241748052"/>
+      <w:bookmarkStart w:id="6" w:name="_Toc241848284"/>
       <w:r>
         <w:lastRenderedPageBreak/>
         <w:t>Custom Functions and Data Sources</w:t>
@@ -4672,10 +4806,10 @@
           <w:noProof/>
         </w:rPr>
         <w:drawing>
-          <wp:inline distT="0" distB="0" distL="0" distR="0" wp14:anchorId="3C7805CF" wp14:editId="6383BB20">
+          <wp:inline distT="0" distB="0" distL="0" distR="0" wp14:anchorId="363DC8F7" wp14:editId="7B5375C2">
             <wp:extent cx="5715000" cy="3571875"/>
             <wp:effectExtent l="0" t="0" r="0" b="0"/>
-            <wp:docPr id="163" name="30-data-sources.png" descr="The Data Sources page with a table of connections and five row icons." title="The Data Sources page with a table of connections and five row icons."/>
+            <wp:docPr id="167" name="30-data-sources.png" descr="The Data Sources page with a table of connections and five row icons." title="The Data Sources page with a table of connections and five row icons."/>
             <wp:cNvGraphicFramePr>
               <a:graphicFrameLocks xmlns:a="http://schemas.openxmlformats.org/drawingml/2006/main" noChangeAspect="1"/>
             </wp:cNvGraphicFramePr>
@@ -4932,7 +5066,7 @@
           <w:left w:w="10" w:type="dxa"/>
           <w:right w:w="10" w:type="dxa"/>
         </w:tblCellMar>
-        <w:tblLook w:val="04A0" w:firstRow="1" w:lastRow="0" w:firstColumn="1" w:lastColumn="0" w:noHBand="0" w:noVBand="1"/>
+        <w:tblLook w:val="0000" w:firstRow="0" w:lastRow="0" w:firstColumn="0" w:lastColumn="0" w:noHBand="0" w:noVBand="0"/>
       </w:tblPr>
       <w:tblGrid>
         <w:gridCol w:w="4513"/>
@@ -5232,7 +5366,7 @@
         <w:pStyle w:val="Ttulo1"/>
         <w:pageBreakBefore/>
       </w:pPr>
-      <w:bookmarkStart w:id="7" w:name="_Toc241748053"/>
+      <w:bookmarkStart w:id="7" w:name="_Toc241848285"/>
       <w:r>
         <w:lastRenderedPageBreak/>
         <w:t>Users</w:t>
@@ -5255,10 +5389,10 @@
           <w:noProof/>
         </w:rPr>
         <w:drawing>
-          <wp:inline distT="0" distB="0" distL="0" distR="0" wp14:anchorId="4FAEAE2A" wp14:editId="7B5C5E8A">
+          <wp:inline distT="0" distB="0" distL="0" distR="0" wp14:anchorId="4BD97F00" wp14:editId="71E9EFA6">
             <wp:extent cx="5715000" cy="3571875"/>
             <wp:effectExtent l="0" t="0" r="0" b="0"/>
-            <wp:docPr id="164" name="35-users.png" descr="The Users page with the Credentials file and New User buttons and row icons." title="The Users page with the Credentials file and New User buttons and row icons."/>
+            <wp:docPr id="168" name="35-users.png" descr="The Users page with the Credentials file and New User buttons and row icons." title="The Users page with the Credentials file and New User buttons and row icons."/>
             <wp:cNvGraphicFramePr>
               <a:graphicFrameLocks xmlns:a="http://schemas.openxmlformats.org/drawingml/2006/main" noChangeAspect="1"/>
             </wp:cNvGraphicFramePr>
@@ -5485,7 +5619,7 @@
           <w:left w:w="10" w:type="dxa"/>
           <w:right w:w="10" w:type="dxa"/>
         </w:tblCellMar>
-        <w:tblLook w:val="04A0" w:firstRow="1" w:lastRow="0" w:firstColumn="1" w:lastColumn="0" w:noHBand="0" w:noVBand="1"/>
+        <w:tblLook w:val="0000" w:firstRow="0" w:lastRow="0" w:firstColumn="0" w:lastColumn="0" w:noHBand="0" w:noVBand="0"/>
       </w:tblPr>
       <w:tblGrid>
         <w:gridCol w:w="4513"/>
@@ -5951,7 +6085,7 @@
         <w:pStyle w:val="Ttulo1"/>
         <w:pageBreakBefore/>
       </w:pPr>
-      <w:bookmarkStart w:id="8" w:name="_Toc241748054"/>
+      <w:bookmarkStart w:id="8" w:name="_Toc241848286"/>
       <w:r>
         <w:lastRenderedPageBreak/>
         <w:t>Security Policies and Audit Log</w:t>
@@ -5994,10 +6128,10 @@
           <w:noProof/>
         </w:rPr>
         <w:drawing>
-          <wp:inline distT="0" distB="0" distL="0" distR="0" wp14:anchorId="21A3D9CF" wp14:editId="25E78F7A">
+          <wp:inline distT="0" distB="0" distL="0" distR="0" wp14:anchorId="369BAC8A" wp14:editId="0D370014">
             <wp:extent cx="3324225" cy="4638675"/>
             <wp:effectExtent l="0" t="0" r="0" b="0"/>
-            <wp:docPr id="165" name="44-security-new-dialog.png" descr="The New Policy dialog with a name, description and one rule." title="The New Policy dialog with a name, description and one rule."/>
+            <wp:docPr id="169" name="44-security-new-dialog.png" descr="The New Policy dialog with a name, description and one rule." title="The New Policy dialog with a name, description and one rule."/>
             <wp:cNvGraphicFramePr>
               <a:graphicFrameLocks xmlns:a="http://schemas.openxmlformats.org/drawingml/2006/main" noChangeAspect="1"/>
             </wp:cNvGraphicFramePr>
@@ -6358,7 +6492,7 @@
         <w:pStyle w:val="Ttulo1"/>
         <w:pageBreakBefore/>
       </w:pPr>
-      <w:bookmarkStart w:id="9" w:name="_Toc241748055"/>
+      <w:bookmarkStart w:id="9" w:name="_Toc241848287"/>
       <w:r>
         <w:lastRenderedPageBreak/>
         <w:t>Migration</w:t>
@@ -6388,10 +6522,10 @@
           <w:noProof/>
         </w:rPr>
         <w:drawing>
-          <wp:inline distT="0" distB="0" distL="0" distR="0" wp14:anchorId="3F77F46B" wp14:editId="77E87014">
+          <wp:inline distT="0" distB="0" distL="0" distR="0" wp14:anchorId="120ABFDB" wp14:editId="416EFE10">
             <wp:extent cx="5715000" cy="3571875"/>
             <wp:effectExtent l="0" t="0" r="0" b="0"/>
-            <wp:docPr id="166" name="50-migration.png" descr="The Migration page with the Source card, its buttons and help text." title="The Migration page with the Source card, its buttons and help text."/>
+            <wp:docPr id="170" name="50-migration.png" descr="The Migration page with the Source card, its buttons and help text." title="The Migration page with the Source card, its buttons and help text."/>
             <wp:cNvGraphicFramePr>
               <a:graphicFrameLocks xmlns:a="http://schemas.openxmlformats.org/drawingml/2006/main" noChangeAspect="1"/>
             </wp:cNvGraphicFramePr>
@@ -6644,7 +6778,7 @@
           <w:left w:w="10" w:type="dxa"/>
           <w:right w:w="10" w:type="dxa"/>
         </w:tblCellMar>
-        <w:tblLook w:val="04A0" w:firstRow="1" w:lastRow="0" w:firstColumn="1" w:lastColumn="0" w:noHBand="0" w:noVBand="1"/>
+        <w:tblLook w:val="0000" w:firstRow="0" w:lastRow="0" w:firstColumn="0" w:lastColumn="0" w:noHBand="0" w:noVBand="0"/>
       </w:tblPr>
       <w:tblGrid>
         <w:gridCol w:w="4513"/>
@@ -7081,7 +7215,7 @@
         <w:sz w:val="16"/>
         <w:szCs w:val="16"/>
       </w:rPr>
-      <w:t>Discoverer Neo 2.1.1 · Quick guide · ADMIN</w:t>
+      <w:t>Discoverer Neo 2.2.0 · Quick guide · ADMIN</w:t>
     </w:r>
   </w:p>
 </w:hdr>
@@ -7090,10 +7224,68 @@
 <file path=word/numbering.xml><?xml version="1.0" encoding="utf-8"?>
 <w:numbering xmlns:wpc="http://schemas.microsoft.com/office/word/2010/wordprocessingCanvas" xmlns:cx="http://schemas.microsoft.com/office/drawing/2014/chartex" xmlns:cx1="http://schemas.microsoft.com/office/drawing/2015/9/8/chartex" xmlns:cx2="http://schemas.microsoft.com/office/drawing/2015/10/21/chartex" xmlns:cx3="http://schemas.microsoft.com/office/drawing/2016/5/9/chartex" xmlns:cx4="http://schemas.microsoft.com/office/drawing/2016/5/10/chartex" xmlns:cx5="http://schemas.microsoft.com/office/drawing/2016/5/11/chartex" xmlns:cx6="http://schemas.microsoft.com/office/drawing/2016/5/12/chartex" xmlns:cx7="http://schemas.microsoft.com/office/drawing/2016/5/13/chartex" xmlns:cx8="http://schemas.microsoft.com/office/drawing/2016/5/14/chartex" xmlns:mc="http://schemas.openxmlformats.org/markup-compatibility/2006" xmlns:aink="http://schemas.microsoft.com/office/drawing/2016/ink" xmlns:am3d="http://schemas.microsoft.com/office/drawing/2017/model3d" xmlns:o="urn:schemas-microsoft-com:office:office" xmlns:oel="http://schemas.microsoft.com/office/2019/extlst" xmlns:r="http://schemas.openxmlformats.org/officeDocument/2006/relationships" xmlns:m="http://schemas.openxmlformats.org/officeDocument/2006/math" xmlns:v="urn:schemas-microsoft-com:vml" xmlns:wp14="http://schemas.microsoft.com/office/word/2010/wordprocessingDrawing" xmlns:wp="http://schemas.openxmlformats.org/drawingml/2006/wordprocessingDrawing" xmlns:w10="urn:schemas-microsoft-com:office:word" xmlns:w="http://schemas.openxmlformats.org/wordprocessingml/2006/main" xmlns:w14="http://schemas.microsoft.com/office/word/2010/wordml" xmlns:w15="http://schemas.microsoft.com/office/word/2012/wordml" xmlns:w16cex="http://schemas.microsoft.com/office/word/2018/wordml/cex" xmlns:w16cid="http://schemas.microsoft.com/office/word/2016/wordml/cid" xmlns:w16="http://schemas.microsoft.com/office/word/2018/wordml" xmlns:w16sdtdh="http://schemas.microsoft.com/office/word/2020/wordml/sdtdatahash" xmlns:w16se="http://schemas.microsoft.com/office/word/2015/wordml/symex" xmlns:wpg="http://schemas.microsoft.com/office/word/2010/wordprocessingGroup" xmlns:wpi="http://schemas.microsoft.com/office/word/2010/wordprocessingInk" xmlns:wne="http://schemas.microsoft.com/office/word/2006/wordml" xmlns:wps="http://schemas.microsoft.com/office/word/2010/wordprocessingShape" mc:Ignorable="w14 w15 w16se w16cid w16 w16cex w16sdtdh wp14">
   <w:abstractNum w:abstractNumId="0" w15:restartNumberingAfterBreak="0">
-    <w:nsid w:val="074B7089"/>
+    <w:nsid w:val="0D4C47E7"/>
     <w:multiLevelType w:val="hybridMultilevel"/>
-    <w:tmpl w:val="1CCC0A04"/>
-    <w:lvl w:ilvl="0" w:tplc="A0DED7C6">
+    <w:tmpl w:val="5AC83BB8"/>
+    <w:lvl w:ilvl="0" w:tplc="53BCDDB8" w:tentative="1">
+      <w:start w:val="1"/>
+      <w:numFmt w:val="bullet"/>
+      <w:lvlText w:val="•"/>
+      <w:lvlJc w:val="left"/>
+      <w:pPr>
+        <w:ind w:left="360" w:hanging="260"/>
+      </w:pPr>
+    </w:lvl>
+    <w:lvl w:ilvl="1" w:tplc="798ED1C8" w:tentative="1">
+      <w:start w:val="1"/>
+      <w:numFmt w:val="bullet"/>
+      <w:lvlText w:val="–"/>
+      <w:lvlJc w:val="left"/>
+      <w:pPr>
+        <w:ind w:left="720" w:hanging="260"/>
+      </w:pPr>
+    </w:lvl>
+    <w:lvl w:ilvl="2" w:tplc="6E263988">
+      <w:numFmt w:val="decimal"/>
+      <w:lvlText w:val=""/>
+      <w:lvlJc w:val="left"/>
+    </w:lvl>
+    <w:lvl w:ilvl="3" w:tplc="9F5C2468">
+      <w:numFmt w:val="decimal"/>
+      <w:lvlText w:val=""/>
+      <w:lvlJc w:val="left"/>
+    </w:lvl>
+    <w:lvl w:ilvl="4" w:tplc="21843F6A">
+      <w:numFmt w:val="decimal"/>
+      <w:lvlText w:val=""/>
+      <w:lvlJc w:val="left"/>
+    </w:lvl>
+    <w:lvl w:ilvl="5" w:tplc="177C74EA">
+      <w:numFmt w:val="decimal"/>
+      <w:lvlText w:val=""/>
+      <w:lvlJc w:val="left"/>
+    </w:lvl>
+    <w:lvl w:ilvl="6" w:tplc="9A427124">
+      <w:numFmt w:val="decimal"/>
+      <w:lvlText w:val=""/>
+      <w:lvlJc w:val="left"/>
+    </w:lvl>
+    <w:lvl w:ilvl="7" w:tplc="E80CCCEC">
+      <w:numFmt w:val="decimal"/>
+      <w:lvlText w:val=""/>
+      <w:lvlJc w:val="left"/>
+    </w:lvl>
+    <w:lvl w:ilvl="8" w:tplc="12E67056">
+      <w:numFmt w:val="decimal"/>
+      <w:lvlText w:val=""/>
+      <w:lvlJc w:val="left"/>
+    </w:lvl>
+  </w:abstractNum>
+  <w:abstractNum w:abstractNumId="1" w15:restartNumberingAfterBreak="0">
+    <w:nsid w:val="18360AAB"/>
+    <w:multiLevelType w:val="hybridMultilevel"/>
+    <w:tmpl w:val="09102698"/>
+    <w:lvl w:ilvl="0" w:tplc="03400244">
       <w:start w:val="1"/>
       <w:numFmt w:val="decimal"/>
       <w:lvlText w:val="%1."/>
@@ -7102,7 +7294,7 @@
         <w:ind w:left="360" w:hanging="300"/>
       </w:pPr>
     </w:lvl>
-    <w:lvl w:ilvl="1" w:tplc="8250C2B6" w:tentative="1">
+    <w:lvl w:ilvl="1" w:tplc="4EFA5D1A" w:tentative="1">
       <w:start w:val="1"/>
       <w:numFmt w:val="lowerLetter"/>
       <w:lvlText w:val="%2."/>
@@ -7111,47 +7303,511 @@
         <w:ind w:left="720" w:hanging="300"/>
       </w:pPr>
     </w:lvl>
-    <w:lvl w:ilvl="2" w:tplc="495258DE">
+    <w:lvl w:ilvl="2" w:tplc="48FC7600">
       <w:numFmt w:val="decimal"/>
       <w:lvlText w:val=""/>
       <w:lvlJc w:val="left"/>
     </w:lvl>
-    <w:lvl w:ilvl="3" w:tplc="BA98DDCC">
+    <w:lvl w:ilvl="3" w:tplc="7952DF7A">
       <w:numFmt w:val="decimal"/>
       <w:lvlText w:val=""/>
       <w:lvlJc w:val="left"/>
     </w:lvl>
-    <w:lvl w:ilvl="4" w:tplc="5B96FE3E">
+    <w:lvl w:ilvl="4" w:tplc="CBD0985A">
       <w:numFmt w:val="decimal"/>
       <w:lvlText w:val=""/>
       <w:lvlJc w:val="left"/>
     </w:lvl>
-    <w:lvl w:ilvl="5" w:tplc="54D4B18C">
+    <w:lvl w:ilvl="5" w:tplc="5D5AB836">
       <w:numFmt w:val="decimal"/>
       <w:lvlText w:val=""/>
       <w:lvlJc w:val="left"/>
     </w:lvl>
-    <w:lvl w:ilvl="6" w:tplc="F3E2B436">
+    <w:lvl w:ilvl="6" w:tplc="A12E081A">
       <w:numFmt w:val="decimal"/>
       <w:lvlText w:val=""/>
       <w:lvlJc w:val="left"/>
     </w:lvl>
-    <w:lvl w:ilvl="7" w:tplc="2990F4A6">
+    <w:lvl w:ilvl="7" w:tplc="2E583C3E">
       <w:numFmt w:val="decimal"/>
       <w:lvlText w:val=""/>
       <w:lvlJc w:val="left"/>
     </w:lvl>
-    <w:lvl w:ilvl="8" w:tplc="09FA12B6">
+    <w:lvl w:ilvl="8" w:tplc="9A3C9688">
       <w:numFmt w:val="decimal"/>
       <w:lvlText w:val=""/>
       <w:lvlJc w:val="left"/>
     </w:lvl>
   </w:abstractNum>
-  <w:abstractNum w:abstractNumId="1" w15:restartNumberingAfterBreak="0">
-    <w:nsid w:val="08E31214"/>
+  <w:abstractNum w:abstractNumId="2" w15:restartNumberingAfterBreak="0">
+    <w:nsid w:val="1B664B62"/>
     <w:multiLevelType w:val="hybridMultilevel"/>
-    <w:tmpl w:val="9962F3E8"/>
-    <w:lvl w:ilvl="0" w:tplc="8DFEEC8A" w:tentative="1">
+    <w:tmpl w:val="591CD8A0"/>
+    <w:lvl w:ilvl="0" w:tplc="2CE4AD02">
+      <w:start w:val="1"/>
+      <w:numFmt w:val="decimal"/>
+      <w:lvlText w:val="%1."/>
+      <w:lvlJc w:val="left"/>
+      <w:pPr>
+        <w:ind w:left="360" w:hanging="300"/>
+      </w:pPr>
+    </w:lvl>
+    <w:lvl w:ilvl="1" w:tplc="A392B1A2" w:tentative="1">
+      <w:start w:val="1"/>
+      <w:numFmt w:val="lowerLetter"/>
+      <w:lvlText w:val="%2."/>
+      <w:lvlJc w:val="left"/>
+      <w:pPr>
+        <w:ind w:left="720" w:hanging="300"/>
+      </w:pPr>
+    </w:lvl>
+    <w:lvl w:ilvl="2" w:tplc="11A8D8F8">
+      <w:numFmt w:val="decimal"/>
+      <w:lvlText w:val=""/>
+      <w:lvlJc w:val="left"/>
+    </w:lvl>
+    <w:lvl w:ilvl="3" w:tplc="1E563F10">
+      <w:numFmt w:val="decimal"/>
+      <w:lvlText w:val=""/>
+      <w:lvlJc w:val="left"/>
+    </w:lvl>
+    <w:lvl w:ilvl="4" w:tplc="D0E0CE7A">
+      <w:numFmt w:val="decimal"/>
+      <w:lvlText w:val=""/>
+      <w:lvlJc w:val="left"/>
+    </w:lvl>
+    <w:lvl w:ilvl="5" w:tplc="AC2EE5AC">
+      <w:numFmt w:val="decimal"/>
+      <w:lvlText w:val=""/>
+      <w:lvlJc w:val="left"/>
+    </w:lvl>
+    <w:lvl w:ilvl="6" w:tplc="829E6A76">
+      <w:numFmt w:val="decimal"/>
+      <w:lvlText w:val=""/>
+      <w:lvlJc w:val="left"/>
+    </w:lvl>
+    <w:lvl w:ilvl="7" w:tplc="C8B454DE">
+      <w:numFmt w:val="decimal"/>
+      <w:lvlText w:val=""/>
+      <w:lvlJc w:val="left"/>
+    </w:lvl>
+    <w:lvl w:ilvl="8" w:tplc="5C0A476E">
+      <w:numFmt w:val="decimal"/>
+      <w:lvlText w:val=""/>
+      <w:lvlJc w:val="left"/>
+    </w:lvl>
+  </w:abstractNum>
+  <w:abstractNum w:abstractNumId="3" w15:restartNumberingAfterBreak="0">
+    <w:nsid w:val="256134F7"/>
+    <w:multiLevelType w:val="hybridMultilevel"/>
+    <w:tmpl w:val="5FA48F12"/>
+    <w:lvl w:ilvl="0" w:tplc="202CA2DC">
+      <w:start w:val="1"/>
+      <w:numFmt w:val="decimal"/>
+      <w:lvlText w:val="%1."/>
+      <w:lvlJc w:val="left"/>
+      <w:pPr>
+        <w:ind w:left="360" w:hanging="300"/>
+      </w:pPr>
+    </w:lvl>
+    <w:lvl w:ilvl="1" w:tplc="67827B90" w:tentative="1">
+      <w:start w:val="1"/>
+      <w:numFmt w:val="lowerLetter"/>
+      <w:lvlText w:val="%2."/>
+      <w:lvlJc w:val="left"/>
+      <w:pPr>
+        <w:ind w:left="720" w:hanging="300"/>
+      </w:pPr>
+    </w:lvl>
+    <w:lvl w:ilvl="2" w:tplc="E16A2382">
+      <w:numFmt w:val="decimal"/>
+      <w:lvlText w:val=""/>
+      <w:lvlJc w:val="left"/>
+    </w:lvl>
+    <w:lvl w:ilvl="3" w:tplc="74AA1214">
+      <w:numFmt w:val="decimal"/>
+      <w:lvlText w:val=""/>
+      <w:lvlJc w:val="left"/>
+    </w:lvl>
+    <w:lvl w:ilvl="4" w:tplc="DB7CBC3C">
+      <w:numFmt w:val="decimal"/>
+      <w:lvlText w:val=""/>
+      <w:lvlJc w:val="left"/>
+    </w:lvl>
+    <w:lvl w:ilvl="5" w:tplc="BD3408EE">
+      <w:numFmt w:val="decimal"/>
+      <w:lvlText w:val=""/>
+      <w:lvlJc w:val="left"/>
+    </w:lvl>
+    <w:lvl w:ilvl="6" w:tplc="F5F6A7DE">
+      <w:numFmt w:val="decimal"/>
+      <w:lvlText w:val=""/>
+      <w:lvlJc w:val="left"/>
+    </w:lvl>
+    <w:lvl w:ilvl="7" w:tplc="8892EB64">
+      <w:numFmt w:val="decimal"/>
+      <w:lvlText w:val=""/>
+      <w:lvlJc w:val="left"/>
+    </w:lvl>
+    <w:lvl w:ilvl="8" w:tplc="09544372">
+      <w:numFmt w:val="decimal"/>
+      <w:lvlText w:val=""/>
+      <w:lvlJc w:val="left"/>
+    </w:lvl>
+  </w:abstractNum>
+  <w:abstractNum w:abstractNumId="4" w15:restartNumberingAfterBreak="0">
+    <w:nsid w:val="2F033F4C"/>
+    <w:multiLevelType w:val="hybridMultilevel"/>
+    <w:tmpl w:val="28B03CA0"/>
+    <w:lvl w:ilvl="0" w:tplc="23643316">
+      <w:start w:val="1"/>
+      <w:numFmt w:val="decimal"/>
+      <w:lvlText w:val="%1."/>
+      <w:lvlJc w:val="left"/>
+      <w:pPr>
+        <w:ind w:left="360" w:hanging="300"/>
+      </w:pPr>
+    </w:lvl>
+    <w:lvl w:ilvl="1" w:tplc="3C3668AA" w:tentative="1">
+      <w:start w:val="1"/>
+      <w:numFmt w:val="lowerLetter"/>
+      <w:lvlText w:val="%2."/>
+      <w:lvlJc w:val="left"/>
+      <w:pPr>
+        <w:ind w:left="720" w:hanging="300"/>
+      </w:pPr>
+    </w:lvl>
+    <w:lvl w:ilvl="2" w:tplc="A01863D0">
+      <w:numFmt w:val="decimal"/>
+      <w:lvlText w:val=""/>
+      <w:lvlJc w:val="left"/>
+    </w:lvl>
+    <w:lvl w:ilvl="3" w:tplc="90ACB214">
+      <w:numFmt w:val="decimal"/>
+      <w:lvlText w:val=""/>
+      <w:lvlJc w:val="left"/>
+    </w:lvl>
+    <w:lvl w:ilvl="4" w:tplc="2F7AD6E2">
+      <w:numFmt w:val="decimal"/>
+      <w:lvlText w:val=""/>
+      <w:lvlJc w:val="left"/>
+    </w:lvl>
+    <w:lvl w:ilvl="5" w:tplc="5DC4A344">
+      <w:numFmt w:val="decimal"/>
+      <w:lvlText w:val=""/>
+      <w:lvlJc w:val="left"/>
+    </w:lvl>
+    <w:lvl w:ilvl="6" w:tplc="D7D0C554">
+      <w:numFmt w:val="decimal"/>
+      <w:lvlText w:val=""/>
+      <w:lvlJc w:val="left"/>
+    </w:lvl>
+    <w:lvl w:ilvl="7" w:tplc="B114CF52">
+      <w:numFmt w:val="decimal"/>
+      <w:lvlText w:val=""/>
+      <w:lvlJc w:val="left"/>
+    </w:lvl>
+    <w:lvl w:ilvl="8" w:tplc="18720EFC">
+      <w:numFmt w:val="decimal"/>
+      <w:lvlText w:val=""/>
+      <w:lvlJc w:val="left"/>
+    </w:lvl>
+  </w:abstractNum>
+  <w:abstractNum w:abstractNumId="5" w15:restartNumberingAfterBreak="0">
+    <w:nsid w:val="44EE20AF"/>
+    <w:multiLevelType w:val="hybridMultilevel"/>
+    <w:tmpl w:val="1A429DAC"/>
+    <w:lvl w:ilvl="0" w:tplc="3940963A">
+      <w:start w:val="1"/>
+      <w:numFmt w:val="decimal"/>
+      <w:lvlText w:val="%1."/>
+      <w:lvlJc w:val="left"/>
+      <w:pPr>
+        <w:ind w:left="360" w:hanging="300"/>
+      </w:pPr>
+    </w:lvl>
+    <w:lvl w:ilvl="1" w:tplc="DAD25614" w:tentative="1">
+      <w:start w:val="1"/>
+      <w:numFmt w:val="lowerLetter"/>
+      <w:lvlText w:val="%2."/>
+      <w:lvlJc w:val="left"/>
+      <w:pPr>
+        <w:ind w:left="720" w:hanging="300"/>
+      </w:pPr>
+    </w:lvl>
+    <w:lvl w:ilvl="2" w:tplc="D9286424">
+      <w:numFmt w:val="decimal"/>
+      <w:lvlText w:val=""/>
+      <w:lvlJc w:val="left"/>
+    </w:lvl>
+    <w:lvl w:ilvl="3" w:tplc="558094A4">
+      <w:numFmt w:val="decimal"/>
+      <w:lvlText w:val=""/>
+      <w:lvlJc w:val="left"/>
+    </w:lvl>
+    <w:lvl w:ilvl="4" w:tplc="D8689D0A">
+      <w:numFmt w:val="decimal"/>
+      <w:lvlText w:val=""/>
+      <w:lvlJc w:val="left"/>
+    </w:lvl>
+    <w:lvl w:ilvl="5" w:tplc="F55A0FE8">
+      <w:numFmt w:val="decimal"/>
+      <w:lvlText w:val=""/>
+      <w:lvlJc w:val="left"/>
+    </w:lvl>
+    <w:lvl w:ilvl="6" w:tplc="75A22988">
+      <w:numFmt w:val="decimal"/>
+      <w:lvlText w:val=""/>
+      <w:lvlJc w:val="left"/>
+    </w:lvl>
+    <w:lvl w:ilvl="7" w:tplc="A170DFE8">
+      <w:numFmt w:val="decimal"/>
+      <w:lvlText w:val=""/>
+      <w:lvlJc w:val="left"/>
+    </w:lvl>
+    <w:lvl w:ilvl="8" w:tplc="89D4F5B2">
+      <w:numFmt w:val="decimal"/>
+      <w:lvlText w:val=""/>
+      <w:lvlJc w:val="left"/>
+    </w:lvl>
+  </w:abstractNum>
+  <w:abstractNum w:abstractNumId="6" w15:restartNumberingAfterBreak="0">
+    <w:nsid w:val="4AFB45A7"/>
+    <w:multiLevelType w:val="hybridMultilevel"/>
+    <w:tmpl w:val="A7448094"/>
+    <w:lvl w:ilvl="0" w:tplc="447A831E">
+      <w:start w:val="1"/>
+      <w:numFmt w:val="decimal"/>
+      <w:lvlText w:val="%1."/>
+      <w:lvlJc w:val="left"/>
+      <w:pPr>
+        <w:ind w:left="360" w:hanging="300"/>
+      </w:pPr>
+    </w:lvl>
+    <w:lvl w:ilvl="1" w:tplc="AD00523C" w:tentative="1">
+      <w:start w:val="1"/>
+      <w:numFmt w:val="lowerLetter"/>
+      <w:lvlText w:val="%2."/>
+      <w:lvlJc w:val="left"/>
+      <w:pPr>
+        <w:ind w:left="720" w:hanging="300"/>
+      </w:pPr>
+    </w:lvl>
+    <w:lvl w:ilvl="2" w:tplc="4C22073C">
+      <w:numFmt w:val="decimal"/>
+      <w:lvlText w:val=""/>
+      <w:lvlJc w:val="left"/>
+    </w:lvl>
+    <w:lvl w:ilvl="3" w:tplc="E334C31E">
+      <w:numFmt w:val="decimal"/>
+      <w:lvlText w:val=""/>
+      <w:lvlJc w:val="left"/>
+    </w:lvl>
+    <w:lvl w:ilvl="4" w:tplc="0690069C">
+      <w:numFmt w:val="decimal"/>
+      <w:lvlText w:val=""/>
+      <w:lvlJc w:val="left"/>
+    </w:lvl>
+    <w:lvl w:ilvl="5" w:tplc="08341610">
+      <w:numFmt w:val="decimal"/>
+      <w:lvlText w:val=""/>
+      <w:lvlJc w:val="left"/>
+    </w:lvl>
+    <w:lvl w:ilvl="6" w:tplc="B68A7702">
+      <w:numFmt w:val="decimal"/>
+      <w:lvlText w:val=""/>
+      <w:lvlJc w:val="left"/>
+    </w:lvl>
+    <w:lvl w:ilvl="7" w:tplc="FF46C9B2">
+      <w:numFmt w:val="decimal"/>
+      <w:lvlText w:val=""/>
+      <w:lvlJc w:val="left"/>
+    </w:lvl>
+    <w:lvl w:ilvl="8" w:tplc="3348C220">
+      <w:numFmt w:val="decimal"/>
+      <w:lvlText w:val=""/>
+      <w:lvlJc w:val="left"/>
+    </w:lvl>
+  </w:abstractNum>
+  <w:abstractNum w:abstractNumId="7" w15:restartNumberingAfterBreak="0">
+    <w:nsid w:val="4EFF44CD"/>
+    <w:multiLevelType w:val="hybridMultilevel"/>
+    <w:tmpl w:val="46D4B6F8"/>
+    <w:lvl w:ilvl="0" w:tplc="E80EDF26">
+      <w:start w:val="1"/>
+      <w:numFmt w:val="decimal"/>
+      <w:lvlText w:val="%1."/>
+      <w:lvlJc w:val="left"/>
+      <w:pPr>
+        <w:ind w:left="360" w:hanging="300"/>
+      </w:pPr>
+    </w:lvl>
+    <w:lvl w:ilvl="1" w:tplc="68249546" w:tentative="1">
+      <w:start w:val="1"/>
+      <w:numFmt w:val="lowerLetter"/>
+      <w:lvlText w:val="%2."/>
+      <w:lvlJc w:val="left"/>
+      <w:pPr>
+        <w:ind w:left="720" w:hanging="300"/>
+      </w:pPr>
+    </w:lvl>
+    <w:lvl w:ilvl="2" w:tplc="36D4B1A2">
+      <w:numFmt w:val="decimal"/>
+      <w:lvlText w:val=""/>
+      <w:lvlJc w:val="left"/>
+    </w:lvl>
+    <w:lvl w:ilvl="3" w:tplc="27069B58">
+      <w:numFmt w:val="decimal"/>
+      <w:lvlText w:val=""/>
+      <w:lvlJc w:val="left"/>
+    </w:lvl>
+    <w:lvl w:ilvl="4" w:tplc="19ECB326">
+      <w:numFmt w:val="decimal"/>
+      <w:lvlText w:val=""/>
+      <w:lvlJc w:val="left"/>
+    </w:lvl>
+    <w:lvl w:ilvl="5" w:tplc="6C2075E4">
+      <w:numFmt w:val="decimal"/>
+      <w:lvlText w:val=""/>
+      <w:lvlJc w:val="left"/>
+    </w:lvl>
+    <w:lvl w:ilvl="6" w:tplc="2C74CE3C">
+      <w:numFmt w:val="decimal"/>
+      <w:lvlText w:val=""/>
+      <w:lvlJc w:val="left"/>
+    </w:lvl>
+    <w:lvl w:ilvl="7" w:tplc="898A16CE">
+      <w:numFmt w:val="decimal"/>
+      <w:lvlText w:val=""/>
+      <w:lvlJc w:val="left"/>
+    </w:lvl>
+    <w:lvl w:ilvl="8" w:tplc="232A6B42">
+      <w:numFmt w:val="decimal"/>
+      <w:lvlText w:val=""/>
+      <w:lvlJc w:val="left"/>
+    </w:lvl>
+  </w:abstractNum>
+  <w:abstractNum w:abstractNumId="8" w15:restartNumberingAfterBreak="0">
+    <w:nsid w:val="54C96A89"/>
+    <w:multiLevelType w:val="hybridMultilevel"/>
+    <w:tmpl w:val="A838F740"/>
+    <w:lvl w:ilvl="0" w:tplc="FFB20258">
+      <w:start w:val="1"/>
+      <w:numFmt w:val="decimal"/>
+      <w:lvlText w:val="%1."/>
+      <w:lvlJc w:val="left"/>
+      <w:pPr>
+        <w:ind w:left="360" w:hanging="300"/>
+      </w:pPr>
+    </w:lvl>
+    <w:lvl w:ilvl="1" w:tplc="6D420BB8" w:tentative="1">
+      <w:start w:val="1"/>
+      <w:numFmt w:val="lowerLetter"/>
+      <w:lvlText w:val="%2."/>
+      <w:lvlJc w:val="left"/>
+      <w:pPr>
+        <w:ind w:left="720" w:hanging="300"/>
+      </w:pPr>
+    </w:lvl>
+    <w:lvl w:ilvl="2" w:tplc="DDD002B8">
+      <w:numFmt w:val="decimal"/>
+      <w:lvlText w:val=""/>
+      <w:lvlJc w:val="left"/>
+    </w:lvl>
+    <w:lvl w:ilvl="3" w:tplc="B8588860">
+      <w:numFmt w:val="decimal"/>
+      <w:lvlText w:val=""/>
+      <w:lvlJc w:val="left"/>
+    </w:lvl>
+    <w:lvl w:ilvl="4" w:tplc="75128E6E">
+      <w:numFmt w:val="decimal"/>
+      <w:lvlText w:val=""/>
+      <w:lvlJc w:val="left"/>
+    </w:lvl>
+    <w:lvl w:ilvl="5" w:tplc="8ACAE282">
+      <w:numFmt w:val="decimal"/>
+      <w:lvlText w:val=""/>
+      <w:lvlJc w:val="left"/>
+    </w:lvl>
+    <w:lvl w:ilvl="6" w:tplc="3B42E350">
+      <w:numFmt w:val="decimal"/>
+      <w:lvlText w:val=""/>
+      <w:lvlJc w:val="left"/>
+    </w:lvl>
+    <w:lvl w:ilvl="7" w:tplc="0052A0C8">
+      <w:numFmt w:val="decimal"/>
+      <w:lvlText w:val=""/>
+      <w:lvlJc w:val="left"/>
+    </w:lvl>
+    <w:lvl w:ilvl="8" w:tplc="AC82A546">
+      <w:numFmt w:val="decimal"/>
+      <w:lvlText w:val=""/>
+      <w:lvlJc w:val="left"/>
+    </w:lvl>
+  </w:abstractNum>
+  <w:abstractNum w:abstractNumId="9" w15:restartNumberingAfterBreak="0">
+    <w:nsid w:val="60B66FE4"/>
+    <w:multiLevelType w:val="hybridMultilevel"/>
+    <w:tmpl w:val="B5029C74"/>
+    <w:lvl w:ilvl="0" w:tplc="9C5260DE">
+      <w:start w:val="1"/>
+      <w:numFmt w:val="decimal"/>
+      <w:lvlText w:val="%1."/>
+      <w:lvlJc w:val="left"/>
+      <w:pPr>
+        <w:ind w:left="360" w:hanging="300"/>
+      </w:pPr>
+    </w:lvl>
+    <w:lvl w:ilvl="1" w:tplc="A1B2D61A" w:tentative="1">
+      <w:start w:val="1"/>
+      <w:numFmt w:val="lowerLetter"/>
+      <w:lvlText w:val="%2."/>
+      <w:lvlJc w:val="left"/>
+      <w:pPr>
+        <w:ind w:left="720" w:hanging="300"/>
+      </w:pPr>
+    </w:lvl>
+    <w:lvl w:ilvl="2" w:tplc="3E38691A">
+      <w:numFmt w:val="decimal"/>
+      <w:lvlText w:val=""/>
+      <w:lvlJc w:val="left"/>
+    </w:lvl>
+    <w:lvl w:ilvl="3" w:tplc="748A3CEC">
+      <w:numFmt w:val="decimal"/>
+      <w:lvlText w:val=""/>
+      <w:lvlJc w:val="left"/>
+    </w:lvl>
+    <w:lvl w:ilvl="4" w:tplc="8A50B87E">
+      <w:numFmt w:val="decimal"/>
+      <w:lvlText w:val=""/>
+      <w:lvlJc w:val="left"/>
+    </w:lvl>
+    <w:lvl w:ilvl="5" w:tplc="643CE33E">
+      <w:numFmt w:val="decimal"/>
+      <w:lvlText w:val=""/>
+      <w:lvlJc w:val="left"/>
+    </w:lvl>
+    <w:lvl w:ilvl="6" w:tplc="7AB6FA76">
+      <w:numFmt w:val="decimal"/>
+      <w:lvlText w:val=""/>
+      <w:lvlJc w:val="left"/>
+    </w:lvl>
+    <w:lvl w:ilvl="7" w:tplc="050030FC">
+      <w:numFmt w:val="decimal"/>
+      <w:lvlText w:val=""/>
+      <w:lvlJc w:val="left"/>
+    </w:lvl>
+    <w:lvl w:ilvl="8" w:tplc="BA945454">
+      <w:numFmt w:val="decimal"/>
+      <w:lvlText w:val=""/>
+      <w:lvlJc w:val="left"/>
+    </w:lvl>
+  </w:abstractNum>
+  <w:abstractNum w:abstractNumId="10" w15:restartNumberingAfterBreak="0">
+    <w:nsid w:val="6748708B"/>
+    <w:multiLevelType w:val="hybridMultilevel"/>
+    <w:tmpl w:val="B72462BE"/>
+    <w:lvl w:ilvl="0" w:tplc="A8C4F9EA" w:tentative="1">
       <w:start w:val="1"/>
       <w:numFmt w:val="bullet"/>
       <w:lvlText w:val="●"/>
@@ -7160,7 +7816,7 @@
         <w:ind w:left="720" w:hanging="360"/>
       </w:pPr>
     </w:lvl>
-    <w:lvl w:ilvl="1" w:tplc="2A1E17E0" w:tentative="1">
+    <w:lvl w:ilvl="1" w:tplc="0A5A60A2" w:tentative="1">
       <w:start w:val="1"/>
       <w:numFmt w:val="bullet"/>
       <w:lvlText w:val="○"/>
@@ -7169,7 +7825,7 @@
         <w:ind w:left="1440" w:hanging="360"/>
       </w:pPr>
     </w:lvl>
-    <w:lvl w:ilvl="2" w:tplc="54E07120" w:tentative="1">
+    <w:lvl w:ilvl="2" w:tplc="79FC4142" w:tentative="1">
       <w:start w:val="1"/>
       <w:numFmt w:val="bullet"/>
       <w:lvlText w:val="■"/>
@@ -7178,7 +7834,7 @@
         <w:ind w:left="2160" w:hanging="360"/>
       </w:pPr>
     </w:lvl>
-    <w:lvl w:ilvl="3" w:tplc="5B10FD50" w:tentative="1">
+    <w:lvl w:ilvl="3" w:tplc="E3A2754C" w:tentative="1">
       <w:start w:val="1"/>
       <w:numFmt w:val="bullet"/>
       <w:lvlText w:val="●"/>
@@ -7187,7 +7843,7 @@
         <w:ind w:left="2880" w:hanging="360"/>
       </w:pPr>
     </w:lvl>
-    <w:lvl w:ilvl="4" w:tplc="8A2C1B78" w:tentative="1">
+    <w:lvl w:ilvl="4" w:tplc="52785DEA" w:tentative="1">
       <w:start w:val="1"/>
       <w:numFmt w:val="bullet"/>
       <w:lvlText w:val="○"/>
@@ -7196,7 +7852,7 @@
         <w:ind w:left="3600" w:hanging="360"/>
       </w:pPr>
     </w:lvl>
-    <w:lvl w:ilvl="5" w:tplc="4F221FDC" w:tentative="1">
+    <w:lvl w:ilvl="5" w:tplc="5AE22D34" w:tentative="1">
       <w:start w:val="1"/>
       <w:numFmt w:val="bullet"/>
       <w:lvlText w:val="■"/>
@@ -7205,7 +7861,7 @@
         <w:ind w:left="4320" w:hanging="360"/>
       </w:pPr>
     </w:lvl>
-    <w:lvl w:ilvl="6" w:tplc="9C0CED74" w:tentative="1">
+    <w:lvl w:ilvl="6" w:tplc="83C6A15A" w:tentative="1">
       <w:start w:val="1"/>
       <w:numFmt w:val="bullet"/>
       <w:lvlText w:val="●"/>
@@ -7214,7 +7870,7 @@
         <w:ind w:left="5040" w:hanging="360"/>
       </w:pPr>
     </w:lvl>
-    <w:lvl w:ilvl="7" w:tplc="256E6058" w:tentative="1">
+    <w:lvl w:ilvl="7" w:tplc="A9385740" w:tentative="1">
       <w:start w:val="1"/>
       <w:numFmt w:val="bullet"/>
       <w:lvlText w:val="●"/>
@@ -7223,7 +7879,7 @@
         <w:ind w:left="5760" w:hanging="360"/>
       </w:pPr>
     </w:lvl>
-    <w:lvl w:ilvl="8" w:tplc="AE34AEE6" w:tentative="1">
+    <w:lvl w:ilvl="8" w:tplc="8C4839B6" w:tentative="1">
       <w:start w:val="1"/>
       <w:numFmt w:val="bullet"/>
       <w:lvlText w:val="●"/>
@@ -7233,584 +7889,62 @@
       </w:pPr>
     </w:lvl>
   </w:abstractNum>
-  <w:abstractNum w:abstractNumId="2" w15:restartNumberingAfterBreak="0">
-    <w:nsid w:val="0DF81E9D"/>
-    <w:multiLevelType w:val="hybridMultilevel"/>
-    <w:tmpl w:val="46D60ED6"/>
-    <w:lvl w:ilvl="0" w:tplc="934AE1D8" w:tentative="1">
-      <w:start w:val="1"/>
-      <w:numFmt w:val="bullet"/>
-      <w:lvlText w:val="•"/>
-      <w:lvlJc w:val="left"/>
-      <w:pPr>
-        <w:ind w:left="360" w:hanging="260"/>
-      </w:pPr>
-    </w:lvl>
-    <w:lvl w:ilvl="1" w:tplc="D1DA1228" w:tentative="1">
-      <w:start w:val="1"/>
-      <w:numFmt w:val="bullet"/>
-      <w:lvlText w:val="–"/>
-      <w:lvlJc w:val="left"/>
-      <w:pPr>
-        <w:ind w:left="720" w:hanging="260"/>
-      </w:pPr>
-    </w:lvl>
-    <w:lvl w:ilvl="2" w:tplc="EE0E15CC">
-      <w:numFmt w:val="decimal"/>
-      <w:lvlText w:val=""/>
-      <w:lvlJc w:val="left"/>
-    </w:lvl>
-    <w:lvl w:ilvl="3" w:tplc="7368D154">
-      <w:numFmt w:val="decimal"/>
-      <w:lvlText w:val=""/>
-      <w:lvlJc w:val="left"/>
-    </w:lvl>
-    <w:lvl w:ilvl="4" w:tplc="2F50696C">
-      <w:numFmt w:val="decimal"/>
-      <w:lvlText w:val=""/>
-      <w:lvlJc w:val="left"/>
-    </w:lvl>
-    <w:lvl w:ilvl="5" w:tplc="E668B9C2">
-      <w:numFmt w:val="decimal"/>
-      <w:lvlText w:val=""/>
-      <w:lvlJc w:val="left"/>
-    </w:lvl>
-    <w:lvl w:ilvl="6" w:tplc="BEE0488E">
-      <w:numFmt w:val="decimal"/>
-      <w:lvlText w:val=""/>
-      <w:lvlJc w:val="left"/>
-    </w:lvl>
-    <w:lvl w:ilvl="7" w:tplc="F080F28C">
-      <w:numFmt w:val="decimal"/>
-      <w:lvlText w:val=""/>
-      <w:lvlJc w:val="left"/>
-    </w:lvl>
-    <w:lvl w:ilvl="8" w:tplc="70C0F5D2">
-      <w:numFmt w:val="decimal"/>
-      <w:lvlText w:val=""/>
-      <w:lvlJc w:val="left"/>
-    </w:lvl>
-  </w:abstractNum>
-  <w:abstractNum w:abstractNumId="3" w15:restartNumberingAfterBreak="0">
-    <w:nsid w:val="161C5EA9"/>
-    <w:multiLevelType w:val="hybridMultilevel"/>
-    <w:tmpl w:val="A912C4AC"/>
-    <w:lvl w:ilvl="0" w:tplc="7F9AA26A">
-      <w:start w:val="1"/>
-      <w:numFmt w:val="decimal"/>
-      <w:lvlText w:val="%1."/>
-      <w:lvlJc w:val="left"/>
-      <w:pPr>
-        <w:ind w:left="360" w:hanging="300"/>
-      </w:pPr>
-    </w:lvl>
-    <w:lvl w:ilvl="1" w:tplc="3B28D044" w:tentative="1">
-      <w:start w:val="1"/>
-      <w:numFmt w:val="lowerLetter"/>
-      <w:lvlText w:val="%2."/>
-      <w:lvlJc w:val="left"/>
-      <w:pPr>
-        <w:ind w:left="720" w:hanging="300"/>
-      </w:pPr>
-    </w:lvl>
-    <w:lvl w:ilvl="2" w:tplc="44C48C42">
-      <w:numFmt w:val="decimal"/>
-      <w:lvlText w:val=""/>
-      <w:lvlJc w:val="left"/>
-    </w:lvl>
-    <w:lvl w:ilvl="3" w:tplc="4E408148">
-      <w:numFmt w:val="decimal"/>
-      <w:lvlText w:val=""/>
-      <w:lvlJc w:val="left"/>
-    </w:lvl>
-    <w:lvl w:ilvl="4" w:tplc="49F0E440">
-      <w:numFmt w:val="decimal"/>
-      <w:lvlText w:val=""/>
-      <w:lvlJc w:val="left"/>
-    </w:lvl>
-    <w:lvl w:ilvl="5" w:tplc="0E24C83A">
-      <w:numFmt w:val="decimal"/>
-      <w:lvlText w:val=""/>
-      <w:lvlJc w:val="left"/>
-    </w:lvl>
-    <w:lvl w:ilvl="6" w:tplc="0AACD054">
-      <w:numFmt w:val="decimal"/>
-      <w:lvlText w:val=""/>
-      <w:lvlJc w:val="left"/>
-    </w:lvl>
-    <w:lvl w:ilvl="7" w:tplc="AFD653F2">
-      <w:numFmt w:val="decimal"/>
-      <w:lvlText w:val=""/>
-      <w:lvlJc w:val="left"/>
-    </w:lvl>
-    <w:lvl w:ilvl="8" w:tplc="C46AA5D6">
-      <w:numFmt w:val="decimal"/>
-      <w:lvlText w:val=""/>
-      <w:lvlJc w:val="left"/>
-    </w:lvl>
-  </w:abstractNum>
-  <w:abstractNum w:abstractNumId="4" w15:restartNumberingAfterBreak="0">
-    <w:nsid w:val="1C7435B9"/>
-    <w:multiLevelType w:val="hybridMultilevel"/>
-    <w:tmpl w:val="771AAE88"/>
-    <w:lvl w:ilvl="0" w:tplc="4672F1BE">
-      <w:start w:val="1"/>
-      <w:numFmt w:val="decimal"/>
-      <w:lvlText w:val="%1."/>
-      <w:lvlJc w:val="left"/>
-      <w:pPr>
-        <w:ind w:left="360" w:hanging="300"/>
-      </w:pPr>
-    </w:lvl>
-    <w:lvl w:ilvl="1" w:tplc="B4363212" w:tentative="1">
-      <w:start w:val="1"/>
-      <w:numFmt w:val="lowerLetter"/>
-      <w:lvlText w:val="%2."/>
-      <w:lvlJc w:val="left"/>
-      <w:pPr>
-        <w:ind w:left="720" w:hanging="300"/>
-      </w:pPr>
-    </w:lvl>
-    <w:lvl w:ilvl="2" w:tplc="520AE432">
-      <w:numFmt w:val="decimal"/>
-      <w:lvlText w:val=""/>
-      <w:lvlJc w:val="left"/>
-    </w:lvl>
-    <w:lvl w:ilvl="3" w:tplc="D6F645FA">
-      <w:numFmt w:val="decimal"/>
-      <w:lvlText w:val=""/>
-      <w:lvlJc w:val="left"/>
-    </w:lvl>
-    <w:lvl w:ilvl="4" w:tplc="0434893E">
-      <w:numFmt w:val="decimal"/>
-      <w:lvlText w:val=""/>
-      <w:lvlJc w:val="left"/>
-    </w:lvl>
-    <w:lvl w:ilvl="5" w:tplc="73EA546E">
-      <w:numFmt w:val="decimal"/>
-      <w:lvlText w:val=""/>
-      <w:lvlJc w:val="left"/>
-    </w:lvl>
-    <w:lvl w:ilvl="6" w:tplc="7728B9A2">
-      <w:numFmt w:val="decimal"/>
-      <w:lvlText w:val=""/>
-      <w:lvlJc w:val="left"/>
-    </w:lvl>
-    <w:lvl w:ilvl="7" w:tplc="04D23EDA">
-      <w:numFmt w:val="decimal"/>
-      <w:lvlText w:val=""/>
-      <w:lvlJc w:val="left"/>
-    </w:lvl>
-    <w:lvl w:ilvl="8" w:tplc="C484B59C">
-      <w:numFmt w:val="decimal"/>
-      <w:lvlText w:val=""/>
-      <w:lvlJc w:val="left"/>
-    </w:lvl>
-  </w:abstractNum>
-  <w:abstractNum w:abstractNumId="5" w15:restartNumberingAfterBreak="0">
-    <w:nsid w:val="1F081AC3"/>
-    <w:multiLevelType w:val="hybridMultilevel"/>
-    <w:tmpl w:val="C5D2870A"/>
-    <w:lvl w:ilvl="0" w:tplc="ED5EBBFE">
-      <w:start w:val="1"/>
-      <w:numFmt w:val="decimal"/>
-      <w:lvlText w:val="%1."/>
-      <w:lvlJc w:val="left"/>
-      <w:pPr>
-        <w:ind w:left="360" w:hanging="300"/>
-      </w:pPr>
-    </w:lvl>
-    <w:lvl w:ilvl="1" w:tplc="72C442E0" w:tentative="1">
-      <w:start w:val="1"/>
-      <w:numFmt w:val="lowerLetter"/>
-      <w:lvlText w:val="%2."/>
-      <w:lvlJc w:val="left"/>
-      <w:pPr>
-        <w:ind w:left="720" w:hanging="300"/>
-      </w:pPr>
-    </w:lvl>
-    <w:lvl w:ilvl="2" w:tplc="F8D47B62">
-      <w:numFmt w:val="decimal"/>
-      <w:lvlText w:val=""/>
-      <w:lvlJc w:val="left"/>
-    </w:lvl>
-    <w:lvl w:ilvl="3" w:tplc="D52EC126">
-      <w:numFmt w:val="decimal"/>
-      <w:lvlText w:val=""/>
-      <w:lvlJc w:val="left"/>
-    </w:lvl>
-    <w:lvl w:ilvl="4" w:tplc="715C39C2">
-      <w:numFmt w:val="decimal"/>
-      <w:lvlText w:val=""/>
-      <w:lvlJc w:val="left"/>
-    </w:lvl>
-    <w:lvl w:ilvl="5" w:tplc="504CD8D2">
-      <w:numFmt w:val="decimal"/>
-      <w:lvlText w:val=""/>
-      <w:lvlJc w:val="left"/>
-    </w:lvl>
-    <w:lvl w:ilvl="6" w:tplc="8392F268">
-      <w:numFmt w:val="decimal"/>
-      <w:lvlText w:val=""/>
-      <w:lvlJc w:val="left"/>
-    </w:lvl>
-    <w:lvl w:ilvl="7" w:tplc="1FDA3616">
-      <w:numFmt w:val="decimal"/>
-      <w:lvlText w:val=""/>
-      <w:lvlJc w:val="left"/>
-    </w:lvl>
-    <w:lvl w:ilvl="8" w:tplc="7B2A7AFC">
-      <w:numFmt w:val="decimal"/>
-      <w:lvlText w:val=""/>
-      <w:lvlJc w:val="left"/>
-    </w:lvl>
-  </w:abstractNum>
-  <w:abstractNum w:abstractNumId="6" w15:restartNumberingAfterBreak="0">
-    <w:nsid w:val="33D23A62"/>
-    <w:multiLevelType w:val="hybridMultilevel"/>
-    <w:tmpl w:val="116002BE"/>
-    <w:lvl w:ilvl="0" w:tplc="7A708516">
-      <w:start w:val="1"/>
-      <w:numFmt w:val="decimal"/>
-      <w:lvlText w:val="%1."/>
-      <w:lvlJc w:val="left"/>
-      <w:pPr>
-        <w:ind w:left="360" w:hanging="300"/>
-      </w:pPr>
-    </w:lvl>
-    <w:lvl w:ilvl="1" w:tplc="469A17AE" w:tentative="1">
-      <w:start w:val="1"/>
-      <w:numFmt w:val="lowerLetter"/>
-      <w:lvlText w:val="%2."/>
-      <w:lvlJc w:val="left"/>
-      <w:pPr>
-        <w:ind w:left="720" w:hanging="300"/>
-      </w:pPr>
-    </w:lvl>
-    <w:lvl w:ilvl="2" w:tplc="AD926C7C">
-      <w:numFmt w:val="decimal"/>
-      <w:lvlText w:val=""/>
-      <w:lvlJc w:val="left"/>
-    </w:lvl>
-    <w:lvl w:ilvl="3" w:tplc="418ADFCE">
-      <w:numFmt w:val="decimal"/>
-      <w:lvlText w:val=""/>
-      <w:lvlJc w:val="left"/>
-    </w:lvl>
-    <w:lvl w:ilvl="4" w:tplc="83106522">
-      <w:numFmt w:val="decimal"/>
-      <w:lvlText w:val=""/>
-      <w:lvlJc w:val="left"/>
-    </w:lvl>
-    <w:lvl w:ilvl="5" w:tplc="69C05C34">
-      <w:numFmt w:val="decimal"/>
-      <w:lvlText w:val=""/>
-      <w:lvlJc w:val="left"/>
-    </w:lvl>
-    <w:lvl w:ilvl="6" w:tplc="CDAE12F8">
-      <w:numFmt w:val="decimal"/>
-      <w:lvlText w:val=""/>
-      <w:lvlJc w:val="left"/>
-    </w:lvl>
-    <w:lvl w:ilvl="7" w:tplc="10F8485C">
-      <w:numFmt w:val="decimal"/>
-      <w:lvlText w:val=""/>
-      <w:lvlJc w:val="left"/>
-    </w:lvl>
-    <w:lvl w:ilvl="8" w:tplc="40CC580E">
-      <w:numFmt w:val="decimal"/>
-      <w:lvlText w:val=""/>
-      <w:lvlJc w:val="left"/>
-    </w:lvl>
-  </w:abstractNum>
-  <w:abstractNum w:abstractNumId="7" w15:restartNumberingAfterBreak="0">
-    <w:nsid w:val="37382DF5"/>
-    <w:multiLevelType w:val="hybridMultilevel"/>
-    <w:tmpl w:val="BD8AE54A"/>
-    <w:lvl w:ilvl="0" w:tplc="0874AACA">
-      <w:start w:val="1"/>
-      <w:numFmt w:val="decimal"/>
-      <w:lvlText w:val="%1."/>
-      <w:lvlJc w:val="left"/>
-      <w:pPr>
-        <w:ind w:left="360" w:hanging="300"/>
-      </w:pPr>
-    </w:lvl>
-    <w:lvl w:ilvl="1" w:tplc="AFC4637E" w:tentative="1">
-      <w:start w:val="1"/>
-      <w:numFmt w:val="lowerLetter"/>
-      <w:lvlText w:val="%2."/>
-      <w:lvlJc w:val="left"/>
-      <w:pPr>
-        <w:ind w:left="720" w:hanging="300"/>
-      </w:pPr>
-    </w:lvl>
-    <w:lvl w:ilvl="2" w:tplc="38D48ED6">
-      <w:numFmt w:val="decimal"/>
-      <w:lvlText w:val=""/>
-      <w:lvlJc w:val="left"/>
-    </w:lvl>
-    <w:lvl w:ilvl="3" w:tplc="54B86DF8">
-      <w:numFmt w:val="decimal"/>
-      <w:lvlText w:val=""/>
-      <w:lvlJc w:val="left"/>
-    </w:lvl>
-    <w:lvl w:ilvl="4" w:tplc="32C03BC8">
-      <w:numFmt w:val="decimal"/>
-      <w:lvlText w:val=""/>
-      <w:lvlJc w:val="left"/>
-    </w:lvl>
-    <w:lvl w:ilvl="5" w:tplc="F1249124">
-      <w:numFmt w:val="decimal"/>
-      <w:lvlText w:val=""/>
-      <w:lvlJc w:val="left"/>
-    </w:lvl>
-    <w:lvl w:ilvl="6" w:tplc="87C03B7A">
-      <w:numFmt w:val="decimal"/>
-      <w:lvlText w:val=""/>
-      <w:lvlJc w:val="left"/>
-    </w:lvl>
-    <w:lvl w:ilvl="7" w:tplc="275AFAF6">
-      <w:numFmt w:val="decimal"/>
-      <w:lvlText w:val=""/>
-      <w:lvlJc w:val="left"/>
-    </w:lvl>
-    <w:lvl w:ilvl="8" w:tplc="41A48EDE">
-      <w:numFmt w:val="decimal"/>
-      <w:lvlText w:val=""/>
-      <w:lvlJc w:val="left"/>
-    </w:lvl>
-  </w:abstractNum>
-  <w:abstractNum w:abstractNumId="8" w15:restartNumberingAfterBreak="0">
-    <w:nsid w:val="51BE1AD4"/>
-    <w:multiLevelType w:val="hybridMultilevel"/>
-    <w:tmpl w:val="F648D374"/>
-    <w:lvl w:ilvl="0" w:tplc="8CC61B1C">
-      <w:start w:val="1"/>
-      <w:numFmt w:val="decimal"/>
-      <w:lvlText w:val="%1."/>
-      <w:lvlJc w:val="left"/>
-      <w:pPr>
-        <w:ind w:left="360" w:hanging="300"/>
-      </w:pPr>
-    </w:lvl>
-    <w:lvl w:ilvl="1" w:tplc="49CC8B92" w:tentative="1">
-      <w:start w:val="1"/>
-      <w:numFmt w:val="lowerLetter"/>
-      <w:lvlText w:val="%2."/>
-      <w:lvlJc w:val="left"/>
-      <w:pPr>
-        <w:ind w:left="720" w:hanging="300"/>
-      </w:pPr>
-    </w:lvl>
-    <w:lvl w:ilvl="2" w:tplc="EC72863A">
-      <w:numFmt w:val="decimal"/>
-      <w:lvlText w:val=""/>
-      <w:lvlJc w:val="left"/>
-    </w:lvl>
-    <w:lvl w:ilvl="3" w:tplc="CA441F30">
-      <w:numFmt w:val="decimal"/>
-      <w:lvlText w:val=""/>
-      <w:lvlJc w:val="left"/>
-    </w:lvl>
-    <w:lvl w:ilvl="4" w:tplc="C1F8C0BE">
-      <w:numFmt w:val="decimal"/>
-      <w:lvlText w:val=""/>
-      <w:lvlJc w:val="left"/>
-    </w:lvl>
-    <w:lvl w:ilvl="5" w:tplc="C23AE0BC">
-      <w:numFmt w:val="decimal"/>
-      <w:lvlText w:val=""/>
-      <w:lvlJc w:val="left"/>
-    </w:lvl>
-    <w:lvl w:ilvl="6" w:tplc="28827D8C">
-      <w:numFmt w:val="decimal"/>
-      <w:lvlText w:val=""/>
-      <w:lvlJc w:val="left"/>
-    </w:lvl>
-    <w:lvl w:ilvl="7" w:tplc="EC040848">
-      <w:numFmt w:val="decimal"/>
-      <w:lvlText w:val=""/>
-      <w:lvlJc w:val="left"/>
-    </w:lvl>
-    <w:lvl w:ilvl="8" w:tplc="12B4C476">
-      <w:numFmt w:val="decimal"/>
-      <w:lvlText w:val=""/>
-      <w:lvlJc w:val="left"/>
-    </w:lvl>
-  </w:abstractNum>
-  <w:abstractNum w:abstractNumId="9" w15:restartNumberingAfterBreak="0">
-    <w:nsid w:val="6EF90C5B"/>
-    <w:multiLevelType w:val="hybridMultilevel"/>
-    <w:tmpl w:val="7C2C3464"/>
-    <w:lvl w:ilvl="0" w:tplc="49688F1C">
-      <w:start w:val="1"/>
-      <w:numFmt w:val="decimal"/>
-      <w:lvlText w:val="%1."/>
-      <w:lvlJc w:val="left"/>
-      <w:pPr>
-        <w:ind w:left="360" w:hanging="300"/>
-      </w:pPr>
-    </w:lvl>
-    <w:lvl w:ilvl="1" w:tplc="C2560F5E" w:tentative="1">
-      <w:start w:val="1"/>
-      <w:numFmt w:val="lowerLetter"/>
-      <w:lvlText w:val="%2."/>
-      <w:lvlJc w:val="left"/>
-      <w:pPr>
-        <w:ind w:left="720" w:hanging="300"/>
-      </w:pPr>
-    </w:lvl>
-    <w:lvl w:ilvl="2" w:tplc="E50A43B8">
-      <w:numFmt w:val="decimal"/>
-      <w:lvlText w:val=""/>
-      <w:lvlJc w:val="left"/>
-    </w:lvl>
-    <w:lvl w:ilvl="3" w:tplc="50683060">
-      <w:numFmt w:val="decimal"/>
-      <w:lvlText w:val=""/>
-      <w:lvlJc w:val="left"/>
-    </w:lvl>
-    <w:lvl w:ilvl="4" w:tplc="4B3221FA">
-      <w:numFmt w:val="decimal"/>
-      <w:lvlText w:val=""/>
-      <w:lvlJc w:val="left"/>
-    </w:lvl>
-    <w:lvl w:ilvl="5" w:tplc="BF12AE4C">
-      <w:numFmt w:val="decimal"/>
-      <w:lvlText w:val=""/>
-      <w:lvlJc w:val="left"/>
-    </w:lvl>
-    <w:lvl w:ilvl="6" w:tplc="25F458A6">
-      <w:numFmt w:val="decimal"/>
-      <w:lvlText w:val=""/>
-      <w:lvlJc w:val="left"/>
-    </w:lvl>
-    <w:lvl w:ilvl="7" w:tplc="2A0C68CE">
-      <w:numFmt w:val="decimal"/>
-      <w:lvlText w:val=""/>
-      <w:lvlJc w:val="left"/>
-    </w:lvl>
-    <w:lvl w:ilvl="8" w:tplc="147881D8">
-      <w:numFmt w:val="decimal"/>
-      <w:lvlText w:val=""/>
-      <w:lvlJc w:val="left"/>
-    </w:lvl>
-  </w:abstractNum>
-  <w:abstractNum w:abstractNumId="10" w15:restartNumberingAfterBreak="0">
-    <w:nsid w:val="6F526E6F"/>
-    <w:multiLevelType w:val="hybridMultilevel"/>
-    <w:tmpl w:val="AACAA2E6"/>
-    <w:lvl w:ilvl="0" w:tplc="CBD0A1E0">
-      <w:start w:val="1"/>
-      <w:numFmt w:val="decimal"/>
-      <w:lvlText w:val="%1."/>
-      <w:lvlJc w:val="left"/>
-      <w:pPr>
-        <w:ind w:left="360" w:hanging="300"/>
-      </w:pPr>
-    </w:lvl>
-    <w:lvl w:ilvl="1" w:tplc="B764107C" w:tentative="1">
-      <w:start w:val="1"/>
-      <w:numFmt w:val="lowerLetter"/>
-      <w:lvlText w:val="%2."/>
-      <w:lvlJc w:val="left"/>
-      <w:pPr>
-        <w:ind w:left="720" w:hanging="300"/>
-      </w:pPr>
-    </w:lvl>
-    <w:lvl w:ilvl="2" w:tplc="DBEC96C2">
-      <w:numFmt w:val="decimal"/>
-      <w:lvlText w:val=""/>
-      <w:lvlJc w:val="left"/>
-    </w:lvl>
-    <w:lvl w:ilvl="3" w:tplc="F8AA2174">
-      <w:numFmt w:val="decimal"/>
-      <w:lvlText w:val=""/>
-      <w:lvlJc w:val="left"/>
-    </w:lvl>
-    <w:lvl w:ilvl="4" w:tplc="CE1CC420">
-      <w:numFmt w:val="decimal"/>
-      <w:lvlText w:val=""/>
-      <w:lvlJc w:val="left"/>
-    </w:lvl>
-    <w:lvl w:ilvl="5" w:tplc="88B87576">
-      <w:numFmt w:val="decimal"/>
-      <w:lvlText w:val=""/>
-      <w:lvlJc w:val="left"/>
-    </w:lvl>
-    <w:lvl w:ilvl="6" w:tplc="91F2753C">
-      <w:numFmt w:val="decimal"/>
-      <w:lvlText w:val=""/>
-      <w:lvlJc w:val="left"/>
-    </w:lvl>
-    <w:lvl w:ilvl="7" w:tplc="EC8EC55A">
-      <w:numFmt w:val="decimal"/>
-      <w:lvlText w:val=""/>
-      <w:lvlJc w:val="left"/>
-    </w:lvl>
-    <w:lvl w:ilvl="8" w:tplc="C88AD000">
-      <w:numFmt w:val="decimal"/>
-      <w:lvlText w:val=""/>
-      <w:lvlJc w:val="left"/>
-    </w:lvl>
-  </w:abstractNum>
-  <w:num w:numId="1" w16cid:durableId="1398475247">
+  <w:num w:numId="1" w16cid:durableId="1371565123">
+    <w:abstractNumId w:val="10"/>
+    <w:lvlOverride w:ilvl="0">
+      <w:startOverride w:val="1"/>
+    </w:lvlOverride>
+  </w:num>
+  <w:num w:numId="2" w16cid:durableId="1149244766">
     <w:abstractNumId w:val="1"/>
     <w:lvlOverride w:ilvl="0">
       <w:startOverride w:val="1"/>
     </w:lvlOverride>
   </w:num>
-  <w:num w:numId="2" w16cid:durableId="2015565839">
+  <w:num w:numId="3" w16cid:durableId="138771646">
     <w:abstractNumId w:val="7"/>
     <w:lvlOverride w:ilvl="0">
       <w:startOverride w:val="1"/>
     </w:lvlOverride>
   </w:num>
-  <w:num w:numId="3" w16cid:durableId="700977837">
+  <w:num w:numId="4" w16cid:durableId="312367896">
+    <w:abstractNumId w:val="6"/>
+    <w:lvlOverride w:ilvl="0">
+      <w:startOverride w:val="1"/>
+    </w:lvlOverride>
+  </w:num>
+  <w:num w:numId="5" w16cid:durableId="1039866151">
+    <w:abstractNumId w:val="3"/>
+    <w:lvlOverride w:ilvl="0">
+      <w:startOverride w:val="1"/>
+    </w:lvlOverride>
+  </w:num>
+  <w:num w:numId="6" w16cid:durableId="767776468">
     <w:abstractNumId w:val="8"/>
     <w:lvlOverride w:ilvl="0">
       <w:startOverride w:val="1"/>
     </w:lvlOverride>
   </w:num>
-  <w:num w:numId="4" w16cid:durableId="144274258">
+  <w:num w:numId="7" w16cid:durableId="224340394">
     <w:abstractNumId w:val="9"/>
     <w:lvlOverride w:ilvl="0">
       <w:startOverride w:val="1"/>
     </w:lvlOverride>
   </w:num>
-  <w:num w:numId="5" w16cid:durableId="2074423927">
-    <w:abstractNumId w:val="3"/>
+  <w:num w:numId="8" w16cid:durableId="1881356340">
+    <w:abstractNumId w:val="2"/>
     <w:lvlOverride w:ilvl="0">
       <w:startOverride w:val="1"/>
     </w:lvlOverride>
   </w:num>
-  <w:num w:numId="6" w16cid:durableId="2101556256">
-    <w:abstractNumId w:val="4"/>
-    <w:lvlOverride w:ilvl="0">
-      <w:startOverride w:val="1"/>
-    </w:lvlOverride>
-  </w:num>
-  <w:num w:numId="7" w16cid:durableId="446585486">
+  <w:num w:numId="9" w16cid:durableId="1894997373">
     <w:abstractNumId w:val="5"/>
     <w:lvlOverride w:ilvl="0">
       <w:startOverride w:val="1"/>
     </w:lvlOverride>
   </w:num>
-  <w:num w:numId="8" w16cid:durableId="1130441762">
-    <w:abstractNumId w:val="0"/>
-    <w:lvlOverride w:ilvl="0">
-      <w:startOverride w:val="1"/>
-    </w:lvlOverride>
-  </w:num>
-  <w:num w:numId="9" w16cid:durableId="153497118">
-    <w:abstractNumId w:val="6"/>
-    <w:lvlOverride w:ilvl="0">
-      <w:startOverride w:val="1"/>
-    </w:lvlOverride>
-  </w:num>
-  <w:num w:numId="10" w16cid:durableId="648948536">
-    <w:abstractNumId w:val="10"/>
+  <w:num w:numId="10" w16cid:durableId="438910598">
+    <w:abstractNumId w:val="4"/>
     <w:lvlOverride w:ilvl="0">
       <w:startOverride w:val="1"/>
     </w:lvlOverride>
@@ -8491,7 +8625,7 @@
     <w:autoRedefine/>
     <w:uiPriority w:val="39"/>
     <w:unhideWhenUsed/>
-    <w:rsid w:val="00914D3E"/>
+    <w:rsid w:val="001855FF"/>
     <w:pPr>
       <w:spacing w:after="100"/>
     </w:pPr>
